--- a/public/templates/regular-order.docx
+++ b/public/templates/regular-order.docx
@@ -6,7 +6,7 @@
       <w:tblPr>
         <w:tblW w:w="10080" w:type="dxa"/>
         <w:tblLayout w:type="fixed"/>
-        <w:jc w:val="center"/>
+        <w:jc w:val="right"/>
         <w:tblCellMar>
           <w:top w:w="0" w:type="dxa"/>
           <w:right w:w="0" w:type="dxa"/>
@@ -97,7 +97,7 @@
       <w:tblPr>
         <w:tblW w:w="10080" w:type="dxa"/>
         <w:tblLayout w:type="fixed"/>
-        <w:jc w:val="center"/>
+        <w:jc w:val="right"/>
         <w:tblCellMar>
           <w:top w:w="0" w:type="dxa"/>
           <w:right w:w="0" w:type="dxa"/>
@@ -682,7 +682,7 @@
       <w:tblPr>
         <w:tblW w:w="10080" w:type="dxa"/>
         <w:tblLayout w:type="fixed"/>
-        <w:jc w:val="center"/>
+        <w:jc w:val="right"/>
         <w:tblCellMar>
           <w:top w:w="0" w:type="dxa"/>
           <w:right w:w="0" w:type="dxa"/>
@@ -738,7 +738,7 @@
       <w:tblPr>
         <w:tblW w:w="10080" w:type="dxa"/>
         <w:tblLayout w:type="fixed"/>
-        <w:jc w:val="center"/>
+        <w:jc w:val="right"/>
         <w:tblCellMar>
           <w:top w:w="0" w:type="dxa"/>
           <w:right w:w="0" w:type="dxa"/>
@@ -1183,7 +1183,7 @@
       <w:tblPr>
         <w:tblW w:w="10080" w:type="dxa"/>
         <w:tblLayout w:type="fixed"/>
-        <w:jc w:val="center"/>
+        <w:jc w:val="right"/>
         <w:tblCellMar>
           <w:top w:w="0" w:type="dxa"/>
           <w:right w:w="0" w:type="dxa"/>
@@ -1239,7 +1239,7 @@
       <w:tblPr>
         <w:tblW w:w="10080" w:type="dxa"/>
         <w:tblLayout w:type="fixed"/>
-        <w:jc w:val="center"/>
+        <w:jc w:val="right"/>
         <w:tblCellMar>
           <w:top w:w="0" w:type="dxa"/>
           <w:right w:w="0" w:type="dxa"/>
@@ -1684,7 +1684,7 @@
       <w:tblPr>
         <w:tblW w:w="10080" w:type="dxa"/>
         <w:tblLayout w:type="fixed"/>
-        <w:jc w:val="center"/>
+        <w:jc w:val="right"/>
         <w:tblCellMar>
           <w:top w:w="0" w:type="dxa"/>
           <w:right w:w="0" w:type="dxa"/>
@@ -1740,7 +1740,7 @@
       <w:tblPr>
         <w:tblW w:w="10080" w:type="dxa"/>
         <w:tblLayout w:type="fixed"/>
-        <w:jc w:val="center"/>
+        <w:jc w:val="right"/>
         <w:tblCellMar>
           <w:top w:w="0" w:type="dxa"/>
           <w:right w:w="0" w:type="dxa"/>
@@ -2142,7 +2142,7 @@
           </w:tcPr>
           <w:p>
             <w:pPr>
-              <w:jc w:val="center"/>
+              <w:jc w:val="right"/>
               <w:bidi/>
               <w:spacing w:before="0" w:after="0"/>
             </w:pPr>
@@ -2175,7 +2175,7 @@
           </w:tcPr>
           <w:p>
             <w:pPr>
-              <w:jc w:val="center"/>
+              <w:jc w:val="right"/>
               <w:bidi/>
               <w:spacing w:before="0" w:after="0"/>
             </w:pPr>
@@ -2208,7 +2208,7 @@
           </w:tcPr>
           <w:p>
             <w:pPr>
-              <w:jc w:val="center"/>
+              <w:jc w:val="right"/>
               <w:bidi/>
               <w:spacing w:before="0" w:after="0"/>
             </w:pPr>
@@ -2241,7 +2241,7 @@
           </w:tcPr>
           <w:p>
             <w:pPr>
-              <w:jc w:val="center"/>
+              <w:jc w:val="right"/>
               <w:bidi/>
               <w:spacing w:before="0" w:after="0"/>
             </w:pPr>
@@ -2274,7 +2274,7 @@
           </w:tcPr>
           <w:p>
             <w:pPr>
-              <w:jc w:val="center"/>
+              <w:jc w:val="right"/>
               <w:bidi/>
               <w:spacing w:before="0" w:after="0"/>
             </w:pPr>
@@ -2307,7 +2307,7 @@
           </w:tcPr>
           <w:p>
             <w:pPr>
-              <w:jc w:val="center"/>
+              <w:jc w:val="right"/>
               <w:bidi/>
               <w:spacing w:before="0" w:after="0"/>
             </w:pPr>
@@ -2340,7 +2340,7 @@
           </w:tcPr>
           <w:p>
             <w:pPr>
-              <w:jc w:val="center"/>
+              <w:jc w:val="right"/>
               <w:bidi/>
               <w:spacing w:before="0" w:after="0"/>
             </w:pPr>
@@ -2373,7 +2373,7 @@
           </w:tcPr>
           <w:p>
             <w:pPr>
-              <w:jc w:val="center"/>
+              <w:jc w:val="right"/>
               <w:bidi/>
               <w:spacing w:before="0" w:after="0"/>
             </w:pPr>
@@ -2406,7 +2406,7 @@
           </w:tcPr>
           <w:p>
             <w:pPr>
-              <w:jc w:val="center"/>
+              <w:jc w:val="right"/>
               <w:bidi/>
               <w:spacing w:before="0" w:after="0"/>
             </w:pPr>
@@ -2477,7 +2477,7 @@
           </w:tcPr>
           <w:p>
             <w:pPr>
-              <w:jc w:val="center"/>
+              <w:jc w:val="right"/>
               <w:bidi/>
               <w:spacing w:before="0" w:after="0"/>
             </w:pPr>
@@ -2510,7 +2510,7 @@
           </w:tcPr>
           <w:p>
             <w:pPr>
-              <w:jc w:val="center"/>
+              <w:jc w:val="right"/>
               <w:bidi/>
               <w:spacing w:before="0" w:after="0"/>
             </w:pPr>
@@ -2543,7 +2543,7 @@
           </w:tcPr>
           <w:p>
             <w:pPr>
-              <w:jc w:val="center"/>
+              <w:jc w:val="right"/>
               <w:bidi/>
               <w:spacing w:before="0" w:after="0"/>
             </w:pPr>
@@ -2576,7 +2576,7 @@
           </w:tcPr>
           <w:p>
             <w:pPr>
-              <w:jc w:val="center"/>
+              <w:jc w:val="right"/>
               <w:bidi/>
               <w:spacing w:before="0" w:after="0"/>
             </w:pPr>
@@ -2609,7 +2609,7 @@
           </w:tcPr>
           <w:p>
             <w:pPr>
-              <w:jc w:val="center"/>
+              <w:jc w:val="right"/>
               <w:bidi/>
               <w:spacing w:before="0" w:after="0"/>
             </w:pPr>
@@ -2642,7 +2642,7 @@
           </w:tcPr>
           <w:p>
             <w:pPr>
-              <w:jc w:val="center"/>
+              <w:jc w:val="right"/>
               <w:bidi/>
               <w:spacing w:before="0" w:after="0"/>
             </w:pPr>
@@ -2675,7 +2675,7 @@
           </w:tcPr>
           <w:p>
             <w:pPr>
-              <w:jc w:val="center"/>
+              <w:jc w:val="right"/>
               <w:bidi/>
               <w:spacing w:before="0" w:after="0"/>
             </w:pPr>
@@ -2708,7 +2708,7 @@
           </w:tcPr>
           <w:p>
             <w:pPr>
-              <w:jc w:val="center"/>
+              <w:jc w:val="right"/>
               <w:bidi/>
               <w:spacing w:before="0" w:after="0"/>
             </w:pPr>
@@ -2741,7 +2741,7 @@
           </w:tcPr>
           <w:p>
             <w:pPr>
-              <w:jc w:val="center"/>
+              <w:jc w:val="right"/>
               <w:bidi/>
               <w:spacing w:before="0" w:after="0"/>
             </w:pPr>
@@ -2803,7 +2803,7 @@
       <w:tblPr>
         <w:tblW w:w="10080" w:type="dxa"/>
         <w:tblLayout w:type="fixed"/>
-        <w:jc w:val="center"/>
+        <w:jc w:val="right"/>
         <w:tblCellMar>
           <w:top w:w="0" w:type="dxa"/>
           <w:right w:w="0" w:type="dxa"/>
@@ -2968,7 +2968,7 @@
       <w:tblPr>
         <w:tblW w:w="10080" w:type="dxa"/>
         <w:tblLayout w:type="fixed"/>
-        <w:jc w:val="center"/>
+        <w:jc w:val="right"/>
         <w:tblCellMar>
           <w:top w:w="0" w:type="dxa"/>
           <w:right w:w="0" w:type="dxa"/>
@@ -3024,7 +3024,7 @@
       <w:tblPr>
         <w:tblW w:w="10080" w:type="dxa"/>
         <w:tblLayout w:type="fixed"/>
-        <w:jc w:val="center"/>
+        <w:jc w:val="right"/>
         <w:tblCellMar>
           <w:top w:w="0" w:type="dxa"/>
           <w:right w:w="0" w:type="dxa"/>
@@ -3315,7 +3315,7 @@
           </w:tcPr>
           <w:p>
             <w:pPr>
-              <w:jc w:val="center"/>
+              <w:jc w:val="right"/>
               <w:bidi/>
               <w:spacing w:before="0" w:after="0"/>
             </w:pPr>
@@ -3348,7 +3348,7 @@
           </w:tcPr>
           <w:p>
             <w:pPr>
-              <w:jc w:val="center"/>
+              <w:jc w:val="right"/>
               <w:bidi/>
               <w:spacing w:before="0" w:after="0"/>
             </w:pPr>
@@ -3381,7 +3381,7 @@
           </w:tcPr>
           <w:p>
             <w:pPr>
-              <w:jc w:val="center"/>
+              <w:jc w:val="right"/>
               <w:bidi/>
               <w:spacing w:before="0" w:after="0"/>
             </w:pPr>
@@ -3414,7 +3414,7 @@
           </w:tcPr>
           <w:p>
             <w:pPr>
-              <w:jc w:val="center"/>
+              <w:jc w:val="right"/>
               <w:bidi/>
               <w:spacing w:before="0" w:after="0"/>
             </w:pPr>
@@ -3447,7 +3447,7 @@
           </w:tcPr>
           <w:p>
             <w:pPr>
-              <w:jc w:val="center"/>
+              <w:jc w:val="right"/>
               <w:bidi/>
               <w:spacing w:before="0" w:after="0"/>
             </w:pPr>
@@ -3480,7 +3480,7 @@
           </w:tcPr>
           <w:p>
             <w:pPr>
-              <w:jc w:val="center"/>
+              <w:jc w:val="right"/>
               <w:bidi/>
               <w:spacing w:before="0" w:after="0"/>
             </w:pPr>
@@ -3551,7 +3551,7 @@
           </w:tcPr>
           <w:p>
             <w:pPr>
-              <w:jc w:val="center"/>
+              <w:jc w:val="right"/>
               <w:bidi/>
               <w:spacing w:before="0" w:after="0"/>
             </w:pPr>
@@ -3584,7 +3584,7 @@
           </w:tcPr>
           <w:p>
             <w:pPr>
-              <w:jc w:val="center"/>
+              <w:jc w:val="right"/>
               <w:bidi/>
               <w:spacing w:before="0" w:after="0"/>
             </w:pPr>
@@ -3617,7 +3617,7 @@
           </w:tcPr>
           <w:p>
             <w:pPr>
-              <w:jc w:val="center"/>
+              <w:jc w:val="right"/>
               <w:bidi/>
               <w:spacing w:before="0" w:after="0"/>
             </w:pPr>
@@ -3650,7 +3650,7 @@
           </w:tcPr>
           <w:p>
             <w:pPr>
-              <w:jc w:val="center"/>
+              <w:jc w:val="right"/>
               <w:bidi/>
               <w:spacing w:before="0" w:after="0"/>
             </w:pPr>
@@ -3683,7 +3683,7 @@
           </w:tcPr>
           <w:p>
             <w:pPr>
-              <w:jc w:val="center"/>
+              <w:jc w:val="right"/>
               <w:bidi/>
               <w:spacing w:before="0" w:after="0"/>
             </w:pPr>
@@ -3716,7 +3716,7 @@
           </w:tcPr>
           <w:p>
             <w:pPr>
-              <w:jc w:val="center"/>
+              <w:jc w:val="right"/>
               <w:bidi/>
               <w:spacing w:before="0" w:after="0"/>
             </w:pPr>
@@ -3778,7 +3778,7 @@
       <w:tblPr>
         <w:tblW w:w="10080" w:type="dxa"/>
         <w:tblLayout w:type="fixed"/>
-        <w:jc w:val="center"/>
+        <w:jc w:val="right"/>
         <w:tblCellMar>
           <w:top w:w="0" w:type="dxa"/>
           <w:right w:w="0" w:type="dxa"/>
@@ -3834,7 +3834,7 @@
       <w:tblPr>
         <w:tblW w:w="10080" w:type="dxa"/>
         <w:tblLayout w:type="fixed"/>
-        <w:jc w:val="center"/>
+        <w:jc w:val="right"/>
         <w:tblCellMar>
           <w:top w:w="0" w:type="dxa"/>
           <w:right w:w="0" w:type="dxa"/>
@@ -4488,7 +4488,7 @@
       <w:tblPr>
         <w:tblW w:w="10080" w:type="dxa"/>
         <w:tblLayout w:type="fixed"/>
-        <w:jc w:val="center"/>
+        <w:jc w:val="right"/>
         <w:tblCellMar>
           <w:top w:w="0" w:type="dxa"/>
           <w:right w:w="0" w:type="dxa"/>
@@ -4544,7 +4544,7 @@
       <w:tblPr>
         <w:tblW w:w="10080" w:type="dxa"/>
         <w:tblLayout w:type="fixed"/>
-        <w:jc w:val="center"/>
+        <w:jc w:val="right"/>
         <w:tblCellMar>
           <w:top w:w="0" w:type="dxa"/>
           <w:right w:w="0" w:type="dxa"/>
@@ -4644,7 +4644,7 @@
       <w:tblPr>
         <w:tblW w:w="10080" w:type="dxa"/>
         <w:tblLayout w:type="fixed"/>
-        <w:jc w:val="center"/>
+        <w:jc w:val="right"/>
         <w:tblCellMar>
           <w:top w:w="0" w:type="dxa"/>
           <w:right w:w="0" w:type="dxa"/>
@@ -4700,7 +4700,7 @@
       <w:tblPr>
         <w:tblW w:w="10080" w:type="dxa"/>
         <w:tblLayout w:type="fixed"/>
-        <w:jc w:val="center"/>
+        <w:jc w:val="right"/>
         <w:tblCellMar>
           <w:top w:w="0" w:type="dxa"/>
           <w:right w:w="0" w:type="dxa"/>
@@ -4989,7 +4989,7 @@
       <w:tblPr>
         <w:tblW w:w="10080" w:type="dxa"/>
         <w:tblLayout w:type="fixed"/>
-        <w:jc w:val="center"/>
+        <w:jc w:val="right"/>
         <w:tblCellMar>
           <w:top w:w="0" w:type="dxa"/>
           <w:right w:w="0" w:type="dxa"/>
@@ -5045,7 +5045,7 @@
       <w:tblPr>
         <w:tblW w:w="10080" w:type="dxa"/>
         <w:tblLayout w:type="fixed"/>
-        <w:jc w:val="center"/>
+        <w:jc w:val="right"/>
         <w:tblCellMar>
           <w:top w:w="0" w:type="dxa"/>
           <w:right w:w="0" w:type="dxa"/>

--- a/public/templates/regular-order.docx
+++ b/public/templates/regular-order.docx
@@ -1,6 +1,6 @@
 
 <file path=word/document.xml><?xml version="1.0" encoding="utf-8"?>
-<w:document xmlns:w="http://schemas.openxmlformats.org/wordprocessingml/2006/main">
+<w:document xmlns:w="http://schemas.openxmlformats.org/wordprocessingml/2006/main" xmlns:wp="http://schemas.openxmlformats.org/drawingml/2006/wordprocessingDrawing" xmlns:r="http://schemas.openxmlformats.org/officeDocument/2006/relationships" xmlns:a="http://schemas.openxmlformats.org/drawingml/2006/main" xmlns:pic="http://schemas.openxmlformats.org/drawingml/2006/picture">
   <w:body>
     <w:tbl>
       <w:tblPr>
@@ -15,27 +15,73 @@
         </w:tblCellMar>
       </w:tblPr>
       <w:tblGrid>
-        <w:gridCol w:w="10080"/>
+        <w:gridCol w:w="3360"/>
+        <w:gridCol w:w="6720"/>
       </w:tblGrid>
       <w:tr>
-        <w:trPr>
-          <w:trHeight w:val="720"/>
-        </w:trPr>
-        <w:tc>
-          <w:tcPr>
-            <w:tcW w:w="10080" w:type="dxa"/>
-            <w:shd w:val="clear" w:color="auto" w:fill="244550"/>
-            <w:tcBorders>
-              <w:top w:val="single" w:sz="6" w:space="0" w:color="D3DCE3"/>
-              <w:right w:val="single" w:sz="6" w:space="0" w:color="D3DCE3"/>
-              <w:bottom w:val="single" w:sz="6" w:space="0" w:color="D3DCE3"/>
-              <w:left w:val="single" w:sz="6" w:space="0" w:color="D3DCE3"/>
-            </w:tcBorders>
-            <w:tcMar>
-              <w:top w:w="120" w:type="dxa"/>
-              <w:right w:w="120" w:type="dxa"/>
-              <w:bottom w:w="120" w:type="dxa"/>
-              <w:left w:w="120" w:type="dxa"/>
+        <w:tc>
+          <w:tcPr>
+            <w:tcW w:w="3360" w:type="dxa"/>
+            <w:tcMar>
+              <w:top w:w="0" w:type="dxa"/>
+              <w:right w:w="0" w:type="dxa"/>
+              <w:bottom w:w="0" w:type="dxa"/>
+              <w:left w:w="0" w:type="dxa"/>
+            </w:tcMar>
+            <w:vAlign w:val="center"/>
+          </w:tcPr>
+          <w:p>
+            <w:pPr>
+              <w:jc w:val="left"/>
+              <w:bidi/>
+              <w:spacing w:before="0" w:after="0"/>
+            </w:pPr>
+            <w:r>
+              <w:drawing>
+                <wp:inline distT="0" distB="0" distL="0" distR="0">
+                  <wp:extent cx="1000000" cy="1000000"/>
+                  <wp:docPr id="1" name="Picture 1"/>
+                  <wp:cNvGraphicFramePr>
+                    <a:graphicFrameLocks xmlns:a="http://schemas.openxmlformats.org/drawingml/2006/main" noChangeAspect="1"/>
+                  </wp:cNvGraphicFramePr>
+                  <a:graphic xmlns:a="http://schemas.openxmlformats.org/drawingml/2006/main">
+                    <a:graphicData uri="http://schemas.openxmlformats.org/drawingml/2006/picture">
+                      <pic:pic xmlns:pic="http://schemas.openxmlformats.org/drawingml/2006/picture">
+                        <pic:nvPicPr>
+                          <pic:cNvPr id="1" name="logo.png"/>
+                          <pic:cNvPicPr/>
+                        </pic:nvPicPr>
+                        <pic:blipFill>
+                          <a:blip xmlns:r="http://schemas.openxmlformats.org/officeDocument/2006/relationships" r:embed="rIdLogo"/>
+                          <a:stretch>
+                            <a:fillRect/>
+                          </a:stretch>
+                        </pic:blipFill>
+                        <pic:spPr>
+                          <a:xfrm>
+                            <a:off x="0" y="0"/>
+                            <a:ext cx="1000000" cy="1000000"/>
+                          </a:xfrm>
+                          <a:prstGeom prst="rect">
+                            <a:avLst/>
+                          </a:prstGeom>
+                        </pic:spPr>
+                      </pic:pic>
+                    </a:graphicData>
+                  </a:graphic>
+                </wp:inline>
+              </w:drawing>
+            </w:r>
+          </w:p>
+        </w:tc>
+        <w:tc>
+          <w:tcPr>
+            <w:tcW w:w="6720" w:type="dxa"/>
+            <w:tcMar>
+              <w:top w:w="0" w:type="dxa"/>
+              <w:right w:w="0" w:type="dxa"/>
+              <w:bottom w:w="0" w:type="dxa"/>
+              <w:left w:w="0" w:type="dxa"/>
             </w:tcMar>
             <w:vAlign w:val="center"/>
           </w:tcPr>
@@ -47,12 +93,13 @@
             </w:pPr>
             <w:r>
               <w:rPr>
-                <w:sz w:val="30"/>
-                <w:szCs w:val="30"/>
+                <w:rFonts w:ascii="Assistant" w:hAnsi="Assistant" w:cs="Assistant" w:eastAsia="Assistant"/>
+                <w:sz w:val="40"/>
+                <w:szCs w:val="40"/>
                 <w:rtl/>
                 <w:b/>
                 <w:bCs/>
-                <w:color w:val="FFFFFF"/>
+                <w:color w:val="18181B"/>
               </w:rPr>
               <w:t xml:space="preserve">הזמנה רגילה</w:t>
             </w:r>
@@ -65,21 +112,23 @@
             </w:pPr>
             <w:r>
               <w:rPr>
-                <w:sz w:val="20"/>
-                <w:szCs w:val="20"/>
+                <w:rFonts w:ascii="Assistant" w:hAnsi="Assistant" w:cs="Assistant" w:eastAsia="Assistant"/>
+                <w:sz w:val="24"/>
+                <w:szCs w:val="24"/>
                 <w:rtl/>
                 <w:b/>
                 <w:bCs/>
-                <w:color w:val="FFFFFF"/>
+                <w:color w:val="71717A"/>
               </w:rPr>
               <w:t xml:space="preserve">סניף: </w:t>
             </w:r>
             <w:r>
               <w:rPr>
-                <w:sz w:val="20"/>
-                <w:szCs w:val="20"/>
-                <w:rtl/>
-                <w:color w:val="FFFFFF"/>
+                <w:rFonts w:ascii="Assistant" w:hAnsi="Assistant" w:cs="Assistant" w:eastAsia="Assistant"/>
+                <w:sz w:val="24"/>
+                <w:szCs w:val="24"/>
+                <w:rtl/>
+                <w:color w:val="71717A"/>
               </w:rPr>
               <w:t>{clinic_name}</w:t>
             </w:r>
@@ -90,7 +139,7 @@
     <w:p>
       <w:pPr>
         <w:bidi/>
-        <w:spacing w:after="80"/>
+        <w:spacing w:after="240"/>
       </w:pPr>
     </w:p>
     <w:tbl>
@@ -98,6 +147,14 @@
         <w:tblW w:w="10080" w:type="dxa"/>
         <w:tblLayout w:type="fixed"/>
         <w:jc w:val="right"/>
+        <w:tblBorders>
+          <w:top w:val="single" w:sz="4" w:space="0" w:color="E4E4E7"/>
+          <w:left w:val="single" w:sz="4" w:space="0" w:color="E4E4E7"/>
+          <w:bottom w:val="single" w:sz="4" w:space="0" w:color="E4E4E7"/>
+          <w:right w:val="single" w:sz="4" w:space="0" w:color="E4E4E7"/>
+          <w:insideH w:val="single" w:sz="4" w:space="0" w:color="E4E4E7"/>
+          <w:insideV w:val="single" w:sz="4" w:space="0" w:color="E4E4E7"/>
+        </w:tblBorders>
         <w:tblCellMar>
           <w:top w:w="0" w:type="dxa"/>
           <w:right w:w="0" w:type="dxa"/>
@@ -119,28 +176,24 @@
         <w:tc>
           <w:tcPr>
             <w:tcW w:w="1320" w:type="dxa"/>
-            <w:tcBorders>
-              <w:top w:val="single" w:sz="6" w:space="0" w:color="D3DCE3"/>
-              <w:right w:val="single" w:sz="6" w:space="0" w:color="D3DCE3"/>
-              <w:bottom w:val="single" w:sz="6" w:space="0" w:color="D3DCE3"/>
-              <w:left w:val="single" w:sz="6" w:space="0" w:color="D3DCE3"/>
-            </w:tcBorders>
-            <w:tcMar>
-              <w:top w:w="90" w:type="dxa"/>
-              <w:right w:w="80" w:type="dxa"/>
-              <w:bottom w:w="90" w:type="dxa"/>
-              <w:left w:w="80" w:type="dxa"/>
-            </w:tcMar>
-            <w:vAlign w:val="center"/>
-          </w:tcPr>
-          <w:p>
-            <w:pPr>
-              <w:jc w:val="right"/>
-              <w:bidi/>
-              <w:spacing w:before="0" w:after="0"/>
-            </w:pPr>
-            <w:r>
-              <w:rPr>
+            <w:shd w:val="clear" w:color="auto" w:fill="FAFAFA"/>
+            <w:tcMar>
+              <w:top w:w="90" w:type="dxa"/>
+              <w:right w:w="120" w:type="dxa"/>
+              <w:bottom w:w="90" w:type="dxa"/>
+              <w:left w:w="120" w:type="dxa"/>
+            </w:tcMar>
+            <w:vAlign w:val="center"/>
+          </w:tcPr>
+          <w:p>
+            <w:pPr>
+              <w:jc w:val="right"/>
+              <w:bidi/>
+              <w:spacing w:before="0" w:after="0"/>
+            </w:pPr>
+            <w:r>
+              <w:rPr>
+                <w:rFonts w:ascii="Assistant" w:hAnsi="Assistant" w:cs="Assistant" w:eastAsia="Assistant"/>
                 <w:sz w:val="20"/>
                 <w:szCs w:val="20"/>
                 <w:rtl/>
@@ -152,34 +205,30 @@
         <w:tc>
           <w:tcPr>
             <w:tcW w:w="1200" w:type="dxa"/>
-            <w:shd w:val="clear" w:color="auto" w:fill="EAF1F5"/>
-            <w:tcBorders>
-              <w:top w:val="single" w:sz="6" w:space="0" w:color="D3DCE3"/>
-              <w:right w:val="single" w:sz="6" w:space="0" w:color="D3DCE3"/>
-              <w:bottom w:val="single" w:sz="6" w:space="0" w:color="D3DCE3"/>
-              <w:left w:val="single" w:sz="6" w:space="0" w:color="D3DCE3"/>
-            </w:tcBorders>
-            <w:tcMar>
-              <w:top w:w="90" w:type="dxa"/>
-              <w:right w:w="80" w:type="dxa"/>
-              <w:bottom w:w="90" w:type="dxa"/>
-              <w:left w:w="80" w:type="dxa"/>
-            </w:tcMar>
-            <w:vAlign w:val="center"/>
-          </w:tcPr>
-          <w:p>
-            <w:pPr>
-              <w:jc w:val="right"/>
-              <w:bidi/>
-              <w:spacing w:before="0" w:after="0"/>
-            </w:pPr>
-            <w:r>
-              <w:rPr>
-                <w:sz w:val="20"/>
-                <w:szCs w:val="20"/>
+            <w:shd w:val="clear" w:color="auto" w:fill="F4F4F5"/>
+            <w:tcMar>
+              <w:top w:w="90" w:type="dxa"/>
+              <w:right w:w="120" w:type="dxa"/>
+              <w:bottom w:w="90" w:type="dxa"/>
+              <w:left w:w="120" w:type="dxa"/>
+            </w:tcMar>
+            <w:vAlign w:val="center"/>
+          </w:tcPr>
+          <w:p>
+            <w:pPr>
+              <w:jc w:val="right"/>
+              <w:bidi/>
+              <w:spacing w:before="0" w:after="0"/>
+            </w:pPr>
+            <w:r>
+              <w:rPr>
+                <w:rFonts w:ascii="Assistant" w:hAnsi="Assistant" w:cs="Assistant" w:eastAsia="Assistant"/>
+                <w:sz w:val="18"/>
+                <w:szCs w:val="18"/>
                 <w:rtl/>
                 <w:b/>
                 <w:bCs/>
+                <w:color w:val="52525B"/>
               </w:rPr>
               <w:t xml:space="preserve">תאריך אישור</w:t>
             </w:r>
@@ -188,28 +237,24 @@
         <w:tc>
           <w:tcPr>
             <w:tcW w:w="1320" w:type="dxa"/>
-            <w:tcBorders>
-              <w:top w:val="single" w:sz="6" w:space="0" w:color="D3DCE3"/>
-              <w:right w:val="single" w:sz="6" w:space="0" w:color="D3DCE3"/>
-              <w:bottom w:val="single" w:sz="6" w:space="0" w:color="D3DCE3"/>
-              <w:left w:val="single" w:sz="6" w:space="0" w:color="D3DCE3"/>
-            </w:tcBorders>
-            <w:tcMar>
-              <w:top w:w="90" w:type="dxa"/>
-              <w:right w:w="80" w:type="dxa"/>
-              <w:bottom w:w="90" w:type="dxa"/>
-              <w:left w:w="80" w:type="dxa"/>
-            </w:tcMar>
-            <w:vAlign w:val="center"/>
-          </w:tcPr>
-          <w:p>
-            <w:pPr>
-              <w:jc w:val="right"/>
-              <w:bidi/>
-              <w:spacing w:before="0" w:after="0"/>
-            </w:pPr>
-            <w:r>
-              <w:rPr>
+            <w:shd w:val="clear" w:color="auto" w:fill="FAFAFA"/>
+            <w:tcMar>
+              <w:top w:w="90" w:type="dxa"/>
+              <w:right w:w="120" w:type="dxa"/>
+              <w:bottom w:w="90" w:type="dxa"/>
+              <w:left w:w="120" w:type="dxa"/>
+            </w:tcMar>
+            <w:vAlign w:val="center"/>
+          </w:tcPr>
+          <w:p>
+            <w:pPr>
+              <w:jc w:val="right"/>
+              <w:bidi/>
+              <w:spacing w:before="0" w:after="0"/>
+            </w:pPr>
+            <w:r>
+              <w:rPr>
+                <w:rFonts w:ascii="Assistant" w:hAnsi="Assistant" w:cs="Assistant" w:eastAsia="Assistant"/>
                 <w:sz w:val="20"/>
                 <w:szCs w:val="20"/>
                 <w:rtl/>
@@ -221,34 +266,30 @@
         <w:tc>
           <w:tcPr>
             <w:tcW w:w="1200" w:type="dxa"/>
-            <w:shd w:val="clear" w:color="auto" w:fill="EAF1F5"/>
-            <w:tcBorders>
-              <w:top w:val="single" w:sz="6" w:space="0" w:color="D3DCE3"/>
-              <w:right w:val="single" w:sz="6" w:space="0" w:color="D3DCE3"/>
-              <w:bottom w:val="single" w:sz="6" w:space="0" w:color="D3DCE3"/>
-              <w:left w:val="single" w:sz="6" w:space="0" w:color="D3DCE3"/>
-            </w:tcBorders>
-            <w:tcMar>
-              <w:top w:w="90" w:type="dxa"/>
-              <w:right w:w="80" w:type="dxa"/>
-              <w:bottom w:w="90" w:type="dxa"/>
-              <w:left w:w="80" w:type="dxa"/>
-            </w:tcMar>
-            <w:vAlign w:val="center"/>
-          </w:tcPr>
-          <w:p>
-            <w:pPr>
-              <w:jc w:val="right"/>
-              <w:bidi/>
-              <w:spacing w:before="0" w:after="0"/>
-            </w:pPr>
-            <w:r>
-              <w:rPr>
-                <w:sz w:val="20"/>
-                <w:szCs w:val="20"/>
+            <w:shd w:val="clear" w:color="auto" w:fill="F4F4F5"/>
+            <w:tcMar>
+              <w:top w:w="90" w:type="dxa"/>
+              <w:right w:w="120" w:type="dxa"/>
+              <w:bottom w:w="90" w:type="dxa"/>
+              <w:left w:w="120" w:type="dxa"/>
+            </w:tcMar>
+            <w:vAlign w:val="center"/>
+          </w:tcPr>
+          <w:p>
+            <w:pPr>
+              <w:jc w:val="right"/>
+              <w:bidi/>
+              <w:spacing w:before="0" w:after="0"/>
+            </w:pPr>
+            <w:r>
+              <w:rPr>
+                <w:rFonts w:ascii="Assistant" w:hAnsi="Assistant" w:cs="Assistant" w:eastAsia="Assistant"/>
+                <w:sz w:val="18"/>
+                <w:szCs w:val="18"/>
                 <w:rtl/>
                 <w:b/>
                 <w:bCs/>
+                <w:color w:val="52525B"/>
               </w:rPr>
               <w:t xml:space="preserve">תאריך הזמנה</w:t>
             </w:r>
@@ -257,28 +298,24 @@
         <w:tc>
           <w:tcPr>
             <w:tcW w:w="1320" w:type="dxa"/>
-            <w:tcBorders>
-              <w:top w:val="single" w:sz="6" w:space="0" w:color="D3DCE3"/>
-              <w:right w:val="single" w:sz="6" w:space="0" w:color="D3DCE3"/>
-              <w:bottom w:val="single" w:sz="6" w:space="0" w:color="D3DCE3"/>
-              <w:left w:val="single" w:sz="6" w:space="0" w:color="D3DCE3"/>
-            </w:tcBorders>
-            <w:tcMar>
-              <w:top w:w="90" w:type="dxa"/>
-              <w:right w:w="80" w:type="dxa"/>
-              <w:bottom w:w="90" w:type="dxa"/>
-              <w:left w:w="80" w:type="dxa"/>
-            </w:tcMar>
-            <w:vAlign w:val="center"/>
-          </w:tcPr>
-          <w:p>
-            <w:pPr>
-              <w:jc w:val="right"/>
-              <w:bidi/>
-              <w:spacing w:before="0" w:after="0"/>
-            </w:pPr>
-            <w:r>
-              <w:rPr>
+            <w:shd w:val="clear" w:color="auto" w:fill="FAFAFA"/>
+            <w:tcMar>
+              <w:top w:w="90" w:type="dxa"/>
+              <w:right w:w="120" w:type="dxa"/>
+              <w:bottom w:w="90" w:type="dxa"/>
+              <w:left w:w="120" w:type="dxa"/>
+            </w:tcMar>
+            <w:vAlign w:val="center"/>
+          </w:tcPr>
+          <w:p>
+            <w:pPr>
+              <w:jc w:val="right"/>
+              <w:bidi/>
+              <w:spacing w:before="0" w:after="0"/>
+            </w:pPr>
+            <w:r>
+              <w:rPr>
+                <w:rFonts w:ascii="Assistant" w:hAnsi="Assistant" w:cs="Assistant" w:eastAsia="Assistant"/>
                 <w:sz w:val="20"/>
                 <w:szCs w:val="20"/>
                 <w:rtl/>
@@ -290,34 +327,30 @@
         <w:tc>
           <w:tcPr>
             <w:tcW w:w="1200" w:type="dxa"/>
-            <w:shd w:val="clear" w:color="auto" w:fill="EAF1F5"/>
-            <w:tcBorders>
-              <w:top w:val="single" w:sz="6" w:space="0" w:color="D3DCE3"/>
-              <w:right w:val="single" w:sz="6" w:space="0" w:color="D3DCE3"/>
-              <w:bottom w:val="single" w:sz="6" w:space="0" w:color="D3DCE3"/>
-              <w:left w:val="single" w:sz="6" w:space="0" w:color="D3DCE3"/>
-            </w:tcBorders>
-            <w:tcMar>
-              <w:top w:w="90" w:type="dxa"/>
-              <w:right w:w="80" w:type="dxa"/>
-              <w:bottom w:w="90" w:type="dxa"/>
-              <w:left w:w="80" w:type="dxa"/>
-            </w:tcMar>
-            <w:vAlign w:val="center"/>
-          </w:tcPr>
-          <w:p>
-            <w:pPr>
-              <w:jc w:val="right"/>
-              <w:bidi/>
-              <w:spacing w:before="0" w:after="0"/>
-            </w:pPr>
-            <w:r>
-              <w:rPr>
-                <w:sz w:val="20"/>
-                <w:szCs w:val="20"/>
+            <w:shd w:val="clear" w:color="auto" w:fill="F4F4F5"/>
+            <w:tcMar>
+              <w:top w:w="90" w:type="dxa"/>
+              <w:right w:w="120" w:type="dxa"/>
+              <w:bottom w:w="90" w:type="dxa"/>
+              <w:left w:w="120" w:type="dxa"/>
+            </w:tcMar>
+            <w:vAlign w:val="center"/>
+          </w:tcPr>
+          <w:p>
+            <w:pPr>
+              <w:jc w:val="right"/>
+              <w:bidi/>
+              <w:spacing w:before="0" w:after="0"/>
+            </w:pPr>
+            <w:r>
+              <w:rPr>
+                <w:rFonts w:ascii="Assistant" w:hAnsi="Assistant" w:cs="Assistant" w:eastAsia="Assistant"/>
+                <w:sz w:val="18"/>
+                <w:szCs w:val="18"/>
                 <w:rtl/>
                 <w:b/>
                 <w:bCs/>
+                <w:color w:val="52525B"/>
               </w:rPr>
               <w:t xml:space="preserve">מס' שקית</w:t>
             </w:r>
@@ -326,28 +359,24 @@
         <w:tc>
           <w:tcPr>
             <w:tcW w:w="1320" w:type="dxa"/>
-            <w:tcBorders>
-              <w:top w:val="single" w:sz="6" w:space="0" w:color="D3DCE3"/>
-              <w:right w:val="single" w:sz="6" w:space="0" w:color="D3DCE3"/>
-              <w:bottom w:val="single" w:sz="6" w:space="0" w:color="D3DCE3"/>
-              <w:left w:val="single" w:sz="6" w:space="0" w:color="D3DCE3"/>
-            </w:tcBorders>
-            <w:tcMar>
-              <w:top w:w="90" w:type="dxa"/>
-              <w:right w:w="80" w:type="dxa"/>
-              <w:bottom w:w="90" w:type="dxa"/>
-              <w:left w:w="80" w:type="dxa"/>
-            </w:tcMar>
-            <w:vAlign w:val="center"/>
-          </w:tcPr>
-          <w:p>
-            <w:pPr>
-              <w:jc w:val="right"/>
-              <w:bidi/>
-              <w:spacing w:before="0" w:after="0"/>
-            </w:pPr>
-            <w:r>
-              <w:rPr>
+            <w:shd w:val="clear" w:color="auto" w:fill="FAFAFA"/>
+            <w:tcMar>
+              <w:top w:w="90" w:type="dxa"/>
+              <w:right w:w="120" w:type="dxa"/>
+              <w:bottom w:w="90" w:type="dxa"/>
+              <w:left w:w="120" w:type="dxa"/>
+            </w:tcMar>
+            <w:vAlign w:val="center"/>
+          </w:tcPr>
+          <w:p>
+            <w:pPr>
+              <w:jc w:val="right"/>
+              <w:bidi/>
+              <w:spacing w:before="0" w:after="0"/>
+            </w:pPr>
+            <w:r>
+              <w:rPr>
+                <w:rFonts w:ascii="Assistant" w:hAnsi="Assistant" w:cs="Assistant" w:eastAsia="Assistant"/>
                 <w:sz w:val="20"/>
                 <w:szCs w:val="20"/>
                 <w:rtl/>
@@ -359,34 +388,30 @@
         <w:tc>
           <w:tcPr>
             <w:tcW w:w="1200" w:type="dxa"/>
-            <w:shd w:val="clear" w:color="auto" w:fill="EAF1F5"/>
-            <w:tcBorders>
-              <w:top w:val="single" w:sz="6" w:space="0" w:color="D3DCE3"/>
-              <w:right w:val="single" w:sz="6" w:space="0" w:color="D3DCE3"/>
-              <w:bottom w:val="single" w:sz="6" w:space="0" w:color="D3DCE3"/>
-              <w:left w:val="single" w:sz="6" w:space="0" w:color="D3DCE3"/>
-            </w:tcBorders>
-            <w:tcMar>
-              <w:top w:w="90" w:type="dxa"/>
-              <w:right w:w="80" w:type="dxa"/>
-              <w:bottom w:w="90" w:type="dxa"/>
-              <w:left w:w="80" w:type="dxa"/>
-            </w:tcMar>
-            <w:vAlign w:val="center"/>
-          </w:tcPr>
-          <w:p>
-            <w:pPr>
-              <w:jc w:val="right"/>
-              <w:bidi/>
-              <w:spacing w:before="0" w:after="0"/>
-            </w:pPr>
-            <w:r>
-              <w:rPr>
-                <w:sz w:val="20"/>
-                <w:szCs w:val="20"/>
+            <w:shd w:val="clear" w:color="auto" w:fill="F4F4F5"/>
+            <w:tcMar>
+              <w:top w:w="90" w:type="dxa"/>
+              <w:right w:w="120" w:type="dxa"/>
+              <w:bottom w:w="90" w:type="dxa"/>
+              <w:left w:w="120" w:type="dxa"/>
+            </w:tcMar>
+            <w:vAlign w:val="center"/>
+          </w:tcPr>
+          <w:p>
+            <w:pPr>
+              <w:jc w:val="right"/>
+              <w:bidi/>
+              <w:spacing w:before="0" w:after="0"/>
+            </w:pPr>
+            <w:r>
+              <w:rPr>
+                <w:rFonts w:ascii="Assistant" w:hAnsi="Assistant" w:cs="Assistant" w:eastAsia="Assistant"/>
+                <w:sz w:val="18"/>
+                <w:szCs w:val="18"/>
                 <w:rtl/>
                 <w:b/>
                 <w:bCs/>
+                <w:color w:val="52525B"/>
               </w:rPr>
               <w:t xml:space="preserve">מס' הזמנה</w:t>
             </w:r>
@@ -397,28 +422,24 @@
         <w:tc>
           <w:tcPr>
             <w:tcW w:w="1320" w:type="dxa"/>
-            <w:tcBorders>
-              <w:top w:val="single" w:sz="6" w:space="0" w:color="D3DCE3"/>
-              <w:right w:val="single" w:sz="6" w:space="0" w:color="D3DCE3"/>
-              <w:bottom w:val="single" w:sz="6" w:space="0" w:color="D3DCE3"/>
-              <w:left w:val="single" w:sz="6" w:space="0" w:color="D3DCE3"/>
-            </w:tcBorders>
-            <w:tcMar>
-              <w:top w:w="90" w:type="dxa"/>
-              <w:right w:w="80" w:type="dxa"/>
-              <w:bottom w:w="90" w:type="dxa"/>
-              <w:left w:w="80" w:type="dxa"/>
-            </w:tcMar>
-            <w:vAlign w:val="center"/>
-          </w:tcPr>
-          <w:p>
-            <w:pPr>
-              <w:jc w:val="right"/>
-              <w:bidi/>
-              <w:spacing w:before="0" w:after="0"/>
-            </w:pPr>
-            <w:r>
-              <w:rPr>
+            <w:shd w:val="clear" w:color="auto" w:fill="FAFAFA"/>
+            <w:tcMar>
+              <w:top w:w="90" w:type="dxa"/>
+              <w:right w:w="120" w:type="dxa"/>
+              <w:bottom w:w="90" w:type="dxa"/>
+              <w:left w:w="120" w:type="dxa"/>
+            </w:tcMar>
+            <w:vAlign w:val="center"/>
+          </w:tcPr>
+          <w:p>
+            <w:pPr>
+              <w:jc w:val="right"/>
+              <w:bidi/>
+              <w:spacing w:before="0" w:after="0"/>
+            </w:pPr>
+            <w:r>
+              <w:rPr>
+                <w:rFonts w:ascii="Assistant" w:hAnsi="Assistant" w:cs="Assistant" w:eastAsia="Assistant"/>
                 <w:sz w:val="20"/>
                 <w:szCs w:val="20"/>
                 <w:rtl/>
@@ -430,34 +451,30 @@
         <w:tc>
           <w:tcPr>
             <w:tcW w:w="1200" w:type="dxa"/>
-            <w:shd w:val="clear" w:color="auto" w:fill="EAF1F5"/>
-            <w:tcBorders>
-              <w:top w:val="single" w:sz="6" w:space="0" w:color="D3DCE3"/>
-              <w:right w:val="single" w:sz="6" w:space="0" w:color="D3DCE3"/>
-              <w:bottom w:val="single" w:sz="6" w:space="0" w:color="D3DCE3"/>
-              <w:left w:val="single" w:sz="6" w:space="0" w:color="D3DCE3"/>
-            </w:tcBorders>
-            <w:tcMar>
-              <w:top w:w="90" w:type="dxa"/>
-              <w:right w:w="80" w:type="dxa"/>
-              <w:bottom w:w="90" w:type="dxa"/>
-              <w:left w:w="80" w:type="dxa"/>
-            </w:tcMar>
-            <w:vAlign w:val="center"/>
-          </w:tcPr>
-          <w:p>
-            <w:pPr>
-              <w:jc w:val="right"/>
-              <w:bidi/>
-              <w:spacing w:before="0" w:after="0"/>
-            </w:pPr>
-            <w:r>
-              <w:rPr>
-                <w:sz w:val="20"/>
-                <w:szCs w:val="20"/>
+            <w:shd w:val="clear" w:color="auto" w:fill="F4F4F5"/>
+            <w:tcMar>
+              <w:top w:w="90" w:type="dxa"/>
+              <w:right w:w="120" w:type="dxa"/>
+              <w:bottom w:w="90" w:type="dxa"/>
+              <w:left w:w="120" w:type="dxa"/>
+            </w:tcMar>
+            <w:vAlign w:val="center"/>
+          </w:tcPr>
+          <w:p>
+            <w:pPr>
+              <w:jc w:val="right"/>
+              <w:bidi/>
+              <w:spacing w:before="0" w:after="0"/>
+            </w:pPr>
+            <w:r>
+              <w:rPr>
+                <w:rFonts w:ascii="Assistant" w:hAnsi="Assistant" w:cs="Assistant" w:eastAsia="Assistant"/>
+                <w:sz w:val="18"/>
+                <w:szCs w:val="18"/>
                 <w:rtl/>
                 <w:b/>
                 <w:bCs/>
+                <w:color w:val="52525B"/>
               </w:rPr>
               <w:t xml:space="preserve">הובטח</w:t>
             </w:r>
@@ -466,28 +483,24 @@
         <w:tc>
           <w:tcPr>
             <w:tcW w:w="1320" w:type="dxa"/>
-            <w:tcBorders>
-              <w:top w:val="single" w:sz="6" w:space="0" w:color="D3DCE3"/>
-              <w:right w:val="single" w:sz="6" w:space="0" w:color="D3DCE3"/>
-              <w:bottom w:val="single" w:sz="6" w:space="0" w:color="D3DCE3"/>
-              <w:left w:val="single" w:sz="6" w:space="0" w:color="D3DCE3"/>
-            </w:tcBorders>
-            <w:tcMar>
-              <w:top w:w="90" w:type="dxa"/>
-              <w:right w:w="80" w:type="dxa"/>
-              <w:bottom w:w="90" w:type="dxa"/>
-              <w:left w:w="80" w:type="dxa"/>
-            </w:tcMar>
-            <w:vAlign w:val="center"/>
-          </w:tcPr>
-          <w:p>
-            <w:pPr>
-              <w:jc w:val="right"/>
-              <w:bidi/>
-              <w:spacing w:before="0" w:after="0"/>
-            </w:pPr>
-            <w:r>
-              <w:rPr>
+            <w:shd w:val="clear" w:color="auto" w:fill="FAFAFA"/>
+            <w:tcMar>
+              <w:top w:w="90" w:type="dxa"/>
+              <w:right w:w="120" w:type="dxa"/>
+              <w:bottom w:w="90" w:type="dxa"/>
+              <w:left w:w="120" w:type="dxa"/>
+            </w:tcMar>
+            <w:vAlign w:val="center"/>
+          </w:tcPr>
+          <w:p>
+            <w:pPr>
+              <w:jc w:val="right"/>
+              <w:bidi/>
+              <w:spacing w:before="0" w:after="0"/>
+            </w:pPr>
+            <w:r>
+              <w:rPr>
+                <w:rFonts w:ascii="Assistant" w:hAnsi="Assistant" w:cs="Assistant" w:eastAsia="Assistant"/>
                 <w:sz w:val="20"/>
                 <w:szCs w:val="20"/>
                 <w:rtl/>
@@ -499,34 +512,30 @@
         <w:tc>
           <w:tcPr>
             <w:tcW w:w="1200" w:type="dxa"/>
-            <w:shd w:val="clear" w:color="auto" w:fill="EAF1F5"/>
-            <w:tcBorders>
-              <w:top w:val="single" w:sz="6" w:space="0" w:color="D3DCE3"/>
-              <w:right w:val="single" w:sz="6" w:space="0" w:color="D3DCE3"/>
-              <w:bottom w:val="single" w:sz="6" w:space="0" w:color="D3DCE3"/>
-              <w:left w:val="single" w:sz="6" w:space="0" w:color="D3DCE3"/>
-            </w:tcBorders>
-            <w:tcMar>
-              <w:top w:w="90" w:type="dxa"/>
-              <w:right w:w="80" w:type="dxa"/>
-              <w:bottom w:w="90" w:type="dxa"/>
-              <w:left w:w="80" w:type="dxa"/>
-            </w:tcMar>
-            <w:vAlign w:val="center"/>
-          </w:tcPr>
-          <w:p>
-            <w:pPr>
-              <w:jc w:val="right"/>
-              <w:bidi/>
-              <w:spacing w:before="0" w:after="0"/>
-            </w:pPr>
-            <w:r>
-              <w:rPr>
-                <w:sz w:val="20"/>
-                <w:szCs w:val="20"/>
+            <w:shd w:val="clear" w:color="auto" w:fill="F4F4F5"/>
+            <w:tcMar>
+              <w:top w:w="90" w:type="dxa"/>
+              <w:right w:w="120" w:type="dxa"/>
+              <w:bottom w:w="90" w:type="dxa"/>
+              <w:left w:w="120" w:type="dxa"/>
+            </w:tcMar>
+            <w:vAlign w:val="center"/>
+          </w:tcPr>
+          <w:p>
+            <w:pPr>
+              <w:jc w:val="right"/>
+              <w:bidi/>
+              <w:spacing w:before="0" w:after="0"/>
+            </w:pPr>
+            <w:r>
+              <w:rPr>
+                <w:rFonts w:ascii="Assistant" w:hAnsi="Assistant" w:cs="Assistant" w:eastAsia="Assistant"/>
+                <w:sz w:val="18"/>
+                <w:szCs w:val="18"/>
                 <w:rtl/>
                 <w:b/>
                 <w:bCs/>
+                <w:color w:val="52525B"/>
               </w:rPr>
               <w:t xml:space="preserve">אספקה</w:t>
             </w:r>
@@ -535,28 +544,24 @@
         <w:tc>
           <w:tcPr>
             <w:tcW w:w="1320" w:type="dxa"/>
-            <w:tcBorders>
-              <w:top w:val="single" w:sz="6" w:space="0" w:color="D3DCE3"/>
-              <w:right w:val="single" w:sz="6" w:space="0" w:color="D3DCE3"/>
-              <w:bottom w:val="single" w:sz="6" w:space="0" w:color="D3DCE3"/>
-              <w:left w:val="single" w:sz="6" w:space="0" w:color="D3DCE3"/>
-            </w:tcBorders>
-            <w:tcMar>
-              <w:top w:w="90" w:type="dxa"/>
-              <w:right w:w="80" w:type="dxa"/>
-              <w:bottom w:w="90" w:type="dxa"/>
-              <w:left w:w="80" w:type="dxa"/>
-            </w:tcMar>
-            <w:vAlign w:val="center"/>
-          </w:tcPr>
-          <w:p>
-            <w:pPr>
-              <w:jc w:val="right"/>
-              <w:bidi/>
-              <w:spacing w:before="0" w:after="0"/>
-            </w:pPr>
-            <w:r>
-              <w:rPr>
+            <w:shd w:val="clear" w:color="auto" w:fill="FAFAFA"/>
+            <w:tcMar>
+              <w:top w:w="90" w:type="dxa"/>
+              <w:right w:w="120" w:type="dxa"/>
+              <w:bottom w:w="90" w:type="dxa"/>
+              <w:left w:w="120" w:type="dxa"/>
+            </w:tcMar>
+            <w:vAlign w:val="center"/>
+          </w:tcPr>
+          <w:p>
+            <w:pPr>
+              <w:jc w:val="right"/>
+              <w:bidi/>
+              <w:spacing w:before="0" w:after="0"/>
+            </w:pPr>
+            <w:r>
+              <w:rPr>
+                <w:rFonts w:ascii="Assistant" w:hAnsi="Assistant" w:cs="Assistant" w:eastAsia="Assistant"/>
                 <w:sz w:val="20"/>
                 <w:szCs w:val="20"/>
                 <w:rtl/>
@@ -568,34 +573,30 @@
         <w:tc>
           <w:tcPr>
             <w:tcW w:w="1200" w:type="dxa"/>
-            <w:shd w:val="clear" w:color="auto" w:fill="EAF1F5"/>
-            <w:tcBorders>
-              <w:top w:val="single" w:sz="6" w:space="0" w:color="D3DCE3"/>
-              <w:right w:val="single" w:sz="6" w:space="0" w:color="D3DCE3"/>
-              <w:bottom w:val="single" w:sz="6" w:space="0" w:color="D3DCE3"/>
-              <w:left w:val="single" w:sz="6" w:space="0" w:color="D3DCE3"/>
-            </w:tcBorders>
-            <w:tcMar>
-              <w:top w:w="90" w:type="dxa"/>
-              <w:right w:w="80" w:type="dxa"/>
-              <w:bottom w:w="90" w:type="dxa"/>
-              <w:left w:w="80" w:type="dxa"/>
-            </w:tcMar>
-            <w:vAlign w:val="center"/>
-          </w:tcPr>
-          <w:p>
-            <w:pPr>
-              <w:jc w:val="right"/>
-              <w:bidi/>
-              <w:spacing w:before="0" w:after="0"/>
-            </w:pPr>
-            <w:r>
-              <w:rPr>
-                <w:sz w:val="20"/>
-                <w:szCs w:val="20"/>
+            <w:shd w:val="clear" w:color="auto" w:fill="F4F4F5"/>
+            <w:tcMar>
+              <w:top w:w="90" w:type="dxa"/>
+              <w:right w:w="120" w:type="dxa"/>
+              <w:bottom w:w="90" w:type="dxa"/>
+              <w:left w:w="120" w:type="dxa"/>
+            </w:tcMar>
+            <w:vAlign w:val="center"/>
+          </w:tcPr>
+          <w:p>
+            <w:pPr>
+              <w:jc w:val="right"/>
+              <w:bidi/>
+              <w:spacing w:before="0" w:after="0"/>
+            </w:pPr>
+            <w:r>
+              <w:rPr>
+                <w:rFonts w:ascii="Assistant" w:hAnsi="Assistant" w:cs="Assistant" w:eastAsia="Assistant"/>
+                <w:sz w:val="18"/>
+                <w:szCs w:val="18"/>
                 <w:rtl/>
                 <w:b/>
                 <w:bCs/>
+                <w:color w:val="52525B"/>
               </w:rPr>
               <w:t xml:space="preserve">עדיפות</w:t>
             </w:r>
@@ -604,28 +605,24 @@
         <w:tc>
           <w:tcPr>
             <w:tcW w:w="1320" w:type="dxa"/>
-            <w:tcBorders>
-              <w:top w:val="single" w:sz="6" w:space="0" w:color="D3DCE3"/>
-              <w:right w:val="single" w:sz="6" w:space="0" w:color="D3DCE3"/>
-              <w:bottom w:val="single" w:sz="6" w:space="0" w:color="D3DCE3"/>
-              <w:left w:val="single" w:sz="6" w:space="0" w:color="D3DCE3"/>
-            </w:tcBorders>
-            <w:tcMar>
-              <w:top w:w="90" w:type="dxa"/>
-              <w:right w:w="80" w:type="dxa"/>
-              <w:bottom w:w="90" w:type="dxa"/>
-              <w:left w:w="80" w:type="dxa"/>
-            </w:tcMar>
-            <w:vAlign w:val="center"/>
-          </w:tcPr>
-          <w:p>
-            <w:pPr>
-              <w:jc w:val="right"/>
-              <w:bidi/>
-              <w:spacing w:before="0" w:after="0"/>
-            </w:pPr>
-            <w:r>
-              <w:rPr>
+            <w:shd w:val="clear" w:color="auto" w:fill="FAFAFA"/>
+            <w:tcMar>
+              <w:top w:w="90" w:type="dxa"/>
+              <w:right w:w="120" w:type="dxa"/>
+              <w:bottom w:w="90" w:type="dxa"/>
+              <w:left w:w="120" w:type="dxa"/>
+            </w:tcMar>
+            <w:vAlign w:val="center"/>
+          </w:tcPr>
+          <w:p>
+            <w:pPr>
+              <w:jc w:val="right"/>
+              <w:bidi/>
+              <w:spacing w:before="0" w:after="0"/>
+            </w:pPr>
+            <w:r>
+              <w:rPr>
+                <w:rFonts w:ascii="Assistant" w:hAnsi="Assistant" w:cs="Assistant" w:eastAsia="Assistant"/>
                 <w:sz w:val="20"/>
                 <w:szCs w:val="20"/>
                 <w:rtl/>
@@ -637,34 +634,30 @@
         <w:tc>
           <w:tcPr>
             <w:tcW w:w="1200" w:type="dxa"/>
-            <w:shd w:val="clear" w:color="auto" w:fill="EAF1F5"/>
-            <w:tcBorders>
-              <w:top w:val="single" w:sz="6" w:space="0" w:color="D3DCE3"/>
-              <w:right w:val="single" w:sz="6" w:space="0" w:color="D3DCE3"/>
-              <w:bottom w:val="single" w:sz="6" w:space="0" w:color="D3DCE3"/>
-              <w:left w:val="single" w:sz="6" w:space="0" w:color="D3DCE3"/>
-            </w:tcBorders>
-            <w:tcMar>
-              <w:top w:w="90" w:type="dxa"/>
-              <w:right w:w="80" w:type="dxa"/>
-              <w:bottom w:w="90" w:type="dxa"/>
-              <w:left w:w="80" w:type="dxa"/>
-            </w:tcMar>
-            <w:vAlign w:val="center"/>
-          </w:tcPr>
-          <w:p>
-            <w:pPr>
-              <w:jc w:val="right"/>
-              <w:bidi/>
-              <w:spacing w:before="0" w:after="0"/>
-            </w:pPr>
-            <w:r>
-              <w:rPr>
-                <w:sz w:val="20"/>
-                <w:szCs w:val="20"/>
+            <w:shd w:val="clear" w:color="auto" w:fill="F4F4F5"/>
+            <w:tcMar>
+              <w:top w:w="90" w:type="dxa"/>
+              <w:right w:w="120" w:type="dxa"/>
+              <w:bottom w:w="90" w:type="dxa"/>
+              <w:left w:w="120" w:type="dxa"/>
+            </w:tcMar>
+            <w:vAlign w:val="center"/>
+          </w:tcPr>
+          <w:p>
+            <w:pPr>
+              <w:jc w:val="right"/>
+              <w:bidi/>
+              <w:spacing w:before="0" w:after="0"/>
+            </w:pPr>
+            <w:r>
+              <w:rPr>
+                <w:rFonts w:ascii="Assistant" w:hAnsi="Assistant" w:cs="Assistant" w:eastAsia="Assistant"/>
+                <w:sz w:val="18"/>
+                <w:szCs w:val="18"/>
                 <w:rtl/>
                 <w:b/>
                 <w:bCs/>
+                <w:color w:val="52525B"/>
               </w:rPr>
               <w:t xml:space="preserve">סטטוס</w:t>
             </w:r>
@@ -675,70 +668,42 @@
     <w:p>
       <w:pPr>
         <w:bidi/>
-        <w:spacing w:after="80"/>
+        <w:spacing w:after="180"/>
       </w:pPr>
+    </w:p>
+    <w:p>
+      <w:pPr>
+        <w:jc w:val="center"/>
+        <w:bidi/>
+        <w:spacing w:before="240" w:after="80"/>
+        <w:keepNext/>
+      </w:pPr>
+      <w:r>
+        <w:rPr>
+          <w:rFonts w:ascii="Assistant" w:hAnsi="Assistant" w:cs="Assistant" w:eastAsia="Assistant"/>
+          <w:sz w:val="28"/>
+          <w:szCs w:val="28"/>
+          <w:rtl/>
+          <w:b/>
+          <w:bCs/>
+          <w:color w:val="18181B"/>
+        </w:rPr>
+        <w:t xml:space="preserve">פרטי לקוח</w:t>
+      </w:r>
     </w:p>
     <w:tbl>
       <w:tblPr>
         <w:tblW w:w="10080" w:type="dxa"/>
         <w:tblLayout w:type="fixed"/>
         <w:jc w:val="right"/>
-        <w:tblCellMar>
-          <w:top w:w="0" w:type="dxa"/>
-          <w:right w:w="0" w:type="dxa"/>
-          <w:bottom w:w="0" w:type="dxa"/>
-          <w:left w:w="0" w:type="dxa"/>
-        </w:tblCellMar>
-      </w:tblPr>
-      <w:tblGrid>
-        <w:gridCol w:w="10080"/>
-      </w:tblGrid>
-      <w:tr>
-        <w:tc>
-          <w:tcPr>
-            <w:tcW w:w="10080" w:type="dxa"/>
-            <w:shd w:val="clear" w:color="auto" w:fill="D7E4EA"/>
-            <w:tcBorders>
-              <w:top w:val="single" w:sz="6" w:space="0" w:color="D3DCE3"/>
-              <w:right w:val="single" w:sz="6" w:space="0" w:color="D3DCE3"/>
-              <w:bottom w:val="single" w:sz="6" w:space="0" w:color="D3DCE3"/>
-              <w:left w:val="single" w:sz="6" w:space="0" w:color="D3DCE3"/>
-            </w:tcBorders>
-            <w:tcMar>
-              <w:top w:w="110" w:type="dxa"/>
-              <w:right w:w="180" w:type="dxa"/>
-              <w:bottom w:w="110" w:type="dxa"/>
-              <w:left w:w="180" w:type="dxa"/>
-            </w:tcMar>
-            <w:vAlign w:val="center"/>
-          </w:tcPr>
-          <w:p>
-            <w:pPr>
-              <w:jc w:val="right"/>
-              <w:bidi/>
-              <w:spacing w:before="0" w:after="0"/>
-              <w:keepNext/>
-            </w:pPr>
-            <w:r>
-              <w:rPr>
-                <w:sz w:val="24"/>
-                <w:szCs w:val="24"/>
-                <w:rtl/>
-                <w:b/>
-                <w:bCs/>
-                <w:color w:val="244550"/>
-              </w:rPr>
-              <w:t xml:space="preserve">פרטי לקוח</w:t>
-            </w:r>
-          </w:p>
-        </w:tc>
-      </w:tr>
-    </w:tbl>
-    <w:tbl>
-      <w:tblPr>
-        <w:tblW w:w="10080" w:type="dxa"/>
-        <w:tblLayout w:type="fixed"/>
-        <w:jc w:val="right"/>
+        <w:tblBorders>
+          <w:top w:val="single" w:sz="4" w:space="0" w:color="E4E4E7"/>
+          <w:left w:val="single" w:sz="4" w:space="0" w:color="E4E4E7"/>
+          <w:bottom w:val="single" w:sz="4" w:space="0" w:color="E4E4E7"/>
+          <w:right w:val="single" w:sz="4" w:space="0" w:color="E4E4E7"/>
+          <w:insideH w:val="single" w:sz="4" w:space="0" w:color="E4E4E7"/>
+          <w:insideV w:val="single" w:sz="4" w:space="0" w:color="E4E4E7"/>
+        </w:tblBorders>
         <w:tblCellMar>
           <w:top w:w="0" w:type="dxa"/>
           <w:right w:w="0" w:type="dxa"/>
@@ -758,28 +723,24 @@
         <w:tc>
           <w:tcPr>
             <w:tcW w:w="2160" w:type="dxa"/>
-            <w:tcBorders>
-              <w:top w:val="single" w:sz="6" w:space="0" w:color="D3DCE3"/>
-              <w:right w:val="single" w:sz="6" w:space="0" w:color="D3DCE3"/>
-              <w:bottom w:val="single" w:sz="6" w:space="0" w:color="D3DCE3"/>
-              <w:left w:val="single" w:sz="6" w:space="0" w:color="D3DCE3"/>
-            </w:tcBorders>
-            <w:tcMar>
-              <w:top w:w="90" w:type="dxa"/>
-              <w:right w:w="80" w:type="dxa"/>
-              <w:bottom w:w="90" w:type="dxa"/>
-              <w:left w:w="80" w:type="dxa"/>
-            </w:tcMar>
-            <w:vAlign w:val="center"/>
-          </w:tcPr>
-          <w:p>
-            <w:pPr>
-              <w:jc w:val="right"/>
-              <w:bidi/>
-              <w:spacing w:before="0" w:after="0"/>
-            </w:pPr>
-            <w:r>
-              <w:rPr>
+            <w:shd w:val="clear" w:color="auto" w:fill="FAFAFA"/>
+            <w:tcMar>
+              <w:top w:w="90" w:type="dxa"/>
+              <w:right w:w="120" w:type="dxa"/>
+              <w:bottom w:w="90" w:type="dxa"/>
+              <w:left w:w="120" w:type="dxa"/>
+            </w:tcMar>
+            <w:vAlign w:val="center"/>
+          </w:tcPr>
+          <w:p>
+            <w:pPr>
+              <w:jc w:val="right"/>
+              <w:bidi/>
+              <w:spacing w:before="0" w:after="0"/>
+            </w:pPr>
+            <w:r>
+              <w:rPr>
+                <w:rFonts w:ascii="Assistant" w:hAnsi="Assistant" w:cs="Assistant" w:eastAsia="Assistant"/>
                 <w:sz w:val="20"/>
                 <w:szCs w:val="20"/>
                 <w:rtl/>
@@ -791,34 +752,30 @@
         <w:tc>
           <w:tcPr>
             <w:tcW w:w="1200" w:type="dxa"/>
-            <w:shd w:val="clear" w:color="auto" w:fill="EAF1F5"/>
-            <w:tcBorders>
-              <w:top w:val="single" w:sz="6" w:space="0" w:color="D3DCE3"/>
-              <w:right w:val="single" w:sz="6" w:space="0" w:color="D3DCE3"/>
-              <w:bottom w:val="single" w:sz="6" w:space="0" w:color="D3DCE3"/>
-              <w:left w:val="single" w:sz="6" w:space="0" w:color="D3DCE3"/>
-            </w:tcBorders>
-            <w:tcMar>
-              <w:top w:w="90" w:type="dxa"/>
-              <w:right w:w="80" w:type="dxa"/>
-              <w:bottom w:w="90" w:type="dxa"/>
-              <w:left w:w="80" w:type="dxa"/>
-            </w:tcMar>
-            <w:vAlign w:val="center"/>
-          </w:tcPr>
-          <w:p>
-            <w:pPr>
-              <w:jc w:val="right"/>
-              <w:bidi/>
-              <w:spacing w:before="0" w:after="0"/>
-            </w:pPr>
-            <w:r>
-              <w:rPr>
-                <w:sz w:val="20"/>
-                <w:szCs w:val="20"/>
+            <w:shd w:val="clear" w:color="auto" w:fill="F4F4F5"/>
+            <w:tcMar>
+              <w:top w:w="90" w:type="dxa"/>
+              <w:right w:w="120" w:type="dxa"/>
+              <w:bottom w:w="90" w:type="dxa"/>
+              <w:left w:w="120" w:type="dxa"/>
+            </w:tcMar>
+            <w:vAlign w:val="center"/>
+          </w:tcPr>
+          <w:p>
+            <w:pPr>
+              <w:jc w:val="right"/>
+              <w:bidi/>
+              <w:spacing w:before="0" w:after="0"/>
+            </w:pPr>
+            <w:r>
+              <w:rPr>
+                <w:rFonts w:ascii="Assistant" w:hAnsi="Assistant" w:cs="Assistant" w:eastAsia="Assistant"/>
+                <w:sz w:val="18"/>
+                <w:szCs w:val="18"/>
                 <w:rtl/>
                 <w:b/>
                 <w:bCs/>
+                <w:color w:val="52525B"/>
               </w:rPr>
               <w:t xml:space="preserve">נייד</w:t>
             </w:r>
@@ -827,28 +784,24 @@
         <w:tc>
           <w:tcPr>
             <w:tcW w:w="2160" w:type="dxa"/>
-            <w:tcBorders>
-              <w:top w:val="single" w:sz="6" w:space="0" w:color="D3DCE3"/>
-              <w:right w:val="single" w:sz="6" w:space="0" w:color="D3DCE3"/>
-              <w:bottom w:val="single" w:sz="6" w:space="0" w:color="D3DCE3"/>
-              <w:left w:val="single" w:sz="6" w:space="0" w:color="D3DCE3"/>
-            </w:tcBorders>
-            <w:tcMar>
-              <w:top w:w="90" w:type="dxa"/>
-              <w:right w:w="80" w:type="dxa"/>
-              <w:bottom w:w="90" w:type="dxa"/>
-              <w:left w:w="80" w:type="dxa"/>
-            </w:tcMar>
-            <w:vAlign w:val="center"/>
-          </w:tcPr>
-          <w:p>
-            <w:pPr>
-              <w:jc w:val="right"/>
-              <w:bidi/>
-              <w:spacing w:before="0" w:after="0"/>
-            </w:pPr>
-            <w:r>
-              <w:rPr>
+            <w:shd w:val="clear" w:color="auto" w:fill="FAFAFA"/>
+            <w:tcMar>
+              <w:top w:w="90" w:type="dxa"/>
+              <w:right w:w="120" w:type="dxa"/>
+              <w:bottom w:w="90" w:type="dxa"/>
+              <w:left w:w="120" w:type="dxa"/>
+            </w:tcMar>
+            <w:vAlign w:val="center"/>
+          </w:tcPr>
+          <w:p>
+            <w:pPr>
+              <w:jc w:val="right"/>
+              <w:bidi/>
+              <w:spacing w:before="0" w:after="0"/>
+            </w:pPr>
+            <w:r>
+              <w:rPr>
+                <w:rFonts w:ascii="Assistant" w:hAnsi="Assistant" w:cs="Assistant" w:eastAsia="Assistant"/>
                 <w:sz w:val="20"/>
                 <w:szCs w:val="20"/>
                 <w:rtl/>
@@ -860,34 +813,30 @@
         <w:tc>
           <w:tcPr>
             <w:tcW w:w="1200" w:type="dxa"/>
-            <w:shd w:val="clear" w:color="auto" w:fill="EAF1F5"/>
-            <w:tcBorders>
-              <w:top w:val="single" w:sz="6" w:space="0" w:color="D3DCE3"/>
-              <w:right w:val="single" w:sz="6" w:space="0" w:color="D3DCE3"/>
-              <w:bottom w:val="single" w:sz="6" w:space="0" w:color="D3DCE3"/>
-              <w:left w:val="single" w:sz="6" w:space="0" w:color="D3DCE3"/>
-            </w:tcBorders>
-            <w:tcMar>
-              <w:top w:w="90" w:type="dxa"/>
-              <w:right w:w="80" w:type="dxa"/>
-              <w:bottom w:w="90" w:type="dxa"/>
-              <w:left w:w="80" w:type="dxa"/>
-            </w:tcMar>
-            <w:vAlign w:val="center"/>
-          </w:tcPr>
-          <w:p>
-            <w:pPr>
-              <w:jc w:val="right"/>
-              <w:bidi/>
-              <w:spacing w:before="0" w:after="0"/>
-            </w:pPr>
-            <w:r>
-              <w:rPr>
-                <w:sz w:val="20"/>
-                <w:szCs w:val="20"/>
+            <w:shd w:val="clear" w:color="auto" w:fill="F4F4F5"/>
+            <w:tcMar>
+              <w:top w:w="90" w:type="dxa"/>
+              <w:right w:w="120" w:type="dxa"/>
+              <w:bottom w:w="90" w:type="dxa"/>
+              <w:left w:w="120" w:type="dxa"/>
+            </w:tcMar>
+            <w:vAlign w:val="center"/>
+          </w:tcPr>
+          <w:p>
+            <w:pPr>
+              <w:jc w:val="right"/>
+              <w:bidi/>
+              <w:spacing w:before="0" w:after="0"/>
+            </w:pPr>
+            <w:r>
+              <w:rPr>
+                <w:rFonts w:ascii="Assistant" w:hAnsi="Assistant" w:cs="Assistant" w:eastAsia="Assistant"/>
+                <w:sz w:val="18"/>
+                <w:szCs w:val="18"/>
                 <w:rtl/>
                 <w:b/>
                 <w:bCs/>
+                <w:color w:val="52525B"/>
               </w:rPr>
               <w:t xml:space="preserve">מספר לקוח</w:t>
             </w:r>
@@ -896,28 +845,24 @@
         <w:tc>
           <w:tcPr>
             <w:tcW w:w="2160" w:type="dxa"/>
-            <w:tcBorders>
-              <w:top w:val="single" w:sz="6" w:space="0" w:color="D3DCE3"/>
-              <w:right w:val="single" w:sz="6" w:space="0" w:color="D3DCE3"/>
-              <w:bottom w:val="single" w:sz="6" w:space="0" w:color="D3DCE3"/>
-              <w:left w:val="single" w:sz="6" w:space="0" w:color="D3DCE3"/>
-            </w:tcBorders>
-            <w:tcMar>
-              <w:top w:w="90" w:type="dxa"/>
-              <w:right w:w="80" w:type="dxa"/>
-              <w:bottom w:w="90" w:type="dxa"/>
-              <w:left w:w="80" w:type="dxa"/>
-            </w:tcMar>
-            <w:vAlign w:val="center"/>
-          </w:tcPr>
-          <w:p>
-            <w:pPr>
-              <w:jc w:val="right"/>
-              <w:bidi/>
-              <w:spacing w:before="0" w:after="0"/>
-            </w:pPr>
-            <w:r>
-              <w:rPr>
+            <w:shd w:val="clear" w:color="auto" w:fill="FAFAFA"/>
+            <w:tcMar>
+              <w:top w:w="90" w:type="dxa"/>
+              <w:right w:w="120" w:type="dxa"/>
+              <w:bottom w:w="90" w:type="dxa"/>
+              <w:left w:w="120" w:type="dxa"/>
+            </w:tcMar>
+            <w:vAlign w:val="center"/>
+          </w:tcPr>
+          <w:p>
+            <w:pPr>
+              <w:jc w:val="right"/>
+              <w:bidi/>
+              <w:spacing w:before="0" w:after="0"/>
+            </w:pPr>
+            <w:r>
+              <w:rPr>
+                <w:rFonts w:ascii="Assistant" w:hAnsi="Assistant" w:cs="Assistant" w:eastAsia="Assistant"/>
                 <w:sz w:val="20"/>
                 <w:szCs w:val="20"/>
                 <w:rtl/>
@@ -929,34 +874,30 @@
         <w:tc>
           <w:tcPr>
             <w:tcW w:w="1200" w:type="dxa"/>
-            <w:shd w:val="clear" w:color="auto" w:fill="EAF1F5"/>
-            <w:tcBorders>
-              <w:top w:val="single" w:sz="6" w:space="0" w:color="D3DCE3"/>
-              <w:right w:val="single" w:sz="6" w:space="0" w:color="D3DCE3"/>
-              <w:bottom w:val="single" w:sz="6" w:space="0" w:color="D3DCE3"/>
-              <w:left w:val="single" w:sz="6" w:space="0" w:color="D3DCE3"/>
-            </w:tcBorders>
-            <w:tcMar>
-              <w:top w:w="90" w:type="dxa"/>
-              <w:right w:w="80" w:type="dxa"/>
-              <w:bottom w:w="90" w:type="dxa"/>
-              <w:left w:w="80" w:type="dxa"/>
-            </w:tcMar>
-            <w:vAlign w:val="center"/>
-          </w:tcPr>
-          <w:p>
-            <w:pPr>
-              <w:jc w:val="right"/>
-              <w:bidi/>
-              <w:spacing w:before="0" w:after="0"/>
-            </w:pPr>
-            <w:r>
-              <w:rPr>
-                <w:sz w:val="20"/>
-                <w:szCs w:val="20"/>
+            <w:shd w:val="clear" w:color="auto" w:fill="F4F4F5"/>
+            <w:tcMar>
+              <w:top w:w="90" w:type="dxa"/>
+              <w:right w:w="120" w:type="dxa"/>
+              <w:bottom w:w="90" w:type="dxa"/>
+              <w:left w:w="120" w:type="dxa"/>
+            </w:tcMar>
+            <w:vAlign w:val="center"/>
+          </w:tcPr>
+          <w:p>
+            <w:pPr>
+              <w:jc w:val="right"/>
+              <w:bidi/>
+              <w:spacing w:before="0" w:after="0"/>
+            </w:pPr>
+            <w:r>
+              <w:rPr>
+                <w:rFonts w:ascii="Assistant" w:hAnsi="Assistant" w:cs="Assistant" w:eastAsia="Assistant"/>
+                <w:sz w:val="18"/>
+                <w:szCs w:val="18"/>
                 <w:rtl/>
                 <w:b/>
                 <w:bCs/>
+                <w:color w:val="52525B"/>
               </w:rPr>
               <w:t xml:space="preserve">שם לקוח</w:t>
             </w:r>
@@ -967,28 +908,24 @@
         <w:tc>
           <w:tcPr>
             <w:tcW w:w="2160" w:type="dxa"/>
-            <w:tcBorders>
-              <w:top w:val="single" w:sz="6" w:space="0" w:color="D3DCE3"/>
-              <w:right w:val="single" w:sz="6" w:space="0" w:color="D3DCE3"/>
-              <w:bottom w:val="single" w:sz="6" w:space="0" w:color="D3DCE3"/>
-              <w:left w:val="single" w:sz="6" w:space="0" w:color="D3DCE3"/>
-            </w:tcBorders>
-            <w:tcMar>
-              <w:top w:w="90" w:type="dxa"/>
-              <w:right w:w="80" w:type="dxa"/>
-              <w:bottom w:w="90" w:type="dxa"/>
-              <w:left w:w="80" w:type="dxa"/>
-            </w:tcMar>
-            <w:vAlign w:val="center"/>
-          </w:tcPr>
-          <w:p>
-            <w:pPr>
-              <w:jc w:val="right"/>
-              <w:bidi/>
-              <w:spacing w:before="0" w:after="0"/>
-            </w:pPr>
-            <w:r>
-              <w:rPr>
+            <w:shd w:val="clear" w:color="auto" w:fill="FAFAFA"/>
+            <w:tcMar>
+              <w:top w:w="90" w:type="dxa"/>
+              <w:right w:w="120" w:type="dxa"/>
+              <w:bottom w:w="90" w:type="dxa"/>
+              <w:left w:w="120" w:type="dxa"/>
+            </w:tcMar>
+            <w:vAlign w:val="center"/>
+          </w:tcPr>
+          <w:p>
+            <w:pPr>
+              <w:jc w:val="right"/>
+              <w:bidi/>
+              <w:spacing w:before="0" w:after="0"/>
+            </w:pPr>
+            <w:r>
+              <w:rPr>
+                <w:rFonts w:ascii="Assistant" w:hAnsi="Assistant" w:cs="Assistant" w:eastAsia="Assistant"/>
                 <w:sz w:val="20"/>
                 <w:szCs w:val="20"/>
                 <w:rtl/>
@@ -1000,34 +937,30 @@
         <w:tc>
           <w:tcPr>
             <w:tcW w:w="1200" w:type="dxa"/>
-            <w:shd w:val="clear" w:color="auto" w:fill="EAF1F5"/>
-            <w:tcBorders>
-              <w:top w:val="single" w:sz="6" w:space="0" w:color="D3DCE3"/>
-              <w:right w:val="single" w:sz="6" w:space="0" w:color="D3DCE3"/>
-              <w:bottom w:val="single" w:sz="6" w:space="0" w:color="D3DCE3"/>
-              <w:left w:val="single" w:sz="6" w:space="0" w:color="D3DCE3"/>
-            </w:tcBorders>
-            <w:tcMar>
-              <w:top w:w="90" w:type="dxa"/>
-              <w:right w:w="80" w:type="dxa"/>
-              <w:bottom w:w="90" w:type="dxa"/>
-              <w:left w:w="80" w:type="dxa"/>
-            </w:tcMar>
-            <w:vAlign w:val="center"/>
-          </w:tcPr>
-          <w:p>
-            <w:pPr>
-              <w:jc w:val="right"/>
-              <w:bidi/>
-              <w:spacing w:before="0" w:after="0"/>
-            </w:pPr>
-            <w:r>
-              <w:rPr>
-                <w:sz w:val="20"/>
-                <w:szCs w:val="20"/>
+            <w:shd w:val="clear" w:color="auto" w:fill="F4F4F5"/>
+            <w:tcMar>
+              <w:top w:w="90" w:type="dxa"/>
+              <w:right w:w="120" w:type="dxa"/>
+              <w:bottom w:w="90" w:type="dxa"/>
+              <w:left w:w="120" w:type="dxa"/>
+            </w:tcMar>
+            <w:vAlign w:val="center"/>
+          </w:tcPr>
+          <w:p>
+            <w:pPr>
+              <w:jc w:val="right"/>
+              <w:bidi/>
+              <w:spacing w:before="0" w:after="0"/>
+            </w:pPr>
+            <w:r>
+              <w:rPr>
+                <w:rFonts w:ascii="Assistant" w:hAnsi="Assistant" w:cs="Assistant" w:eastAsia="Assistant"/>
+                <w:sz w:val="18"/>
+                <w:szCs w:val="18"/>
                 <w:rtl/>
                 <w:b/>
                 <w:bCs/>
+                <w:color w:val="52525B"/>
               </w:rPr>
               <w:t xml:space="preserve">כתובת</w:t>
             </w:r>
@@ -1036,28 +969,24 @@
         <w:tc>
           <w:tcPr>
             <w:tcW w:w="2160" w:type="dxa"/>
-            <w:tcBorders>
-              <w:top w:val="single" w:sz="6" w:space="0" w:color="D3DCE3"/>
-              <w:right w:val="single" w:sz="6" w:space="0" w:color="D3DCE3"/>
-              <w:bottom w:val="single" w:sz="6" w:space="0" w:color="D3DCE3"/>
-              <w:left w:val="single" w:sz="6" w:space="0" w:color="D3DCE3"/>
-            </w:tcBorders>
-            <w:tcMar>
-              <w:top w:w="90" w:type="dxa"/>
-              <w:right w:w="80" w:type="dxa"/>
-              <w:bottom w:w="90" w:type="dxa"/>
-              <w:left w:w="80" w:type="dxa"/>
-            </w:tcMar>
-            <w:vAlign w:val="center"/>
-          </w:tcPr>
-          <w:p>
-            <w:pPr>
-              <w:jc w:val="right"/>
-              <w:bidi/>
-              <w:spacing w:before="0" w:after="0"/>
-            </w:pPr>
-            <w:r>
-              <w:rPr>
+            <w:shd w:val="clear" w:color="auto" w:fill="FAFAFA"/>
+            <w:tcMar>
+              <w:top w:w="90" w:type="dxa"/>
+              <w:right w:w="120" w:type="dxa"/>
+              <w:bottom w:w="90" w:type="dxa"/>
+              <w:left w:w="120" w:type="dxa"/>
+            </w:tcMar>
+            <w:vAlign w:val="center"/>
+          </w:tcPr>
+          <w:p>
+            <w:pPr>
+              <w:jc w:val="right"/>
+              <w:bidi/>
+              <w:spacing w:before="0" w:after="0"/>
+            </w:pPr>
+            <w:r>
+              <w:rPr>
+                <w:rFonts w:ascii="Assistant" w:hAnsi="Assistant" w:cs="Assistant" w:eastAsia="Assistant"/>
                 <w:sz w:val="20"/>
                 <w:szCs w:val="20"/>
                 <w:rtl/>
@@ -1069,34 +998,30 @@
         <w:tc>
           <w:tcPr>
             <w:tcW w:w="1200" w:type="dxa"/>
-            <w:shd w:val="clear" w:color="auto" w:fill="EAF1F5"/>
-            <w:tcBorders>
-              <w:top w:val="single" w:sz="6" w:space="0" w:color="D3DCE3"/>
-              <w:right w:val="single" w:sz="6" w:space="0" w:color="D3DCE3"/>
-              <w:bottom w:val="single" w:sz="6" w:space="0" w:color="D3DCE3"/>
-              <w:left w:val="single" w:sz="6" w:space="0" w:color="D3DCE3"/>
-            </w:tcBorders>
-            <w:tcMar>
-              <w:top w:w="90" w:type="dxa"/>
-              <w:right w:w="80" w:type="dxa"/>
-              <w:bottom w:w="90" w:type="dxa"/>
-              <w:left w:w="80" w:type="dxa"/>
-            </w:tcMar>
-            <w:vAlign w:val="center"/>
-          </w:tcPr>
-          <w:p>
-            <w:pPr>
-              <w:jc w:val="right"/>
-              <w:bidi/>
-              <w:spacing w:before="0" w:after="0"/>
-            </w:pPr>
-            <w:r>
-              <w:rPr>
-                <w:sz w:val="20"/>
-                <w:szCs w:val="20"/>
+            <w:shd w:val="clear" w:color="auto" w:fill="F4F4F5"/>
+            <w:tcMar>
+              <w:top w:w="90" w:type="dxa"/>
+              <w:right w:w="120" w:type="dxa"/>
+              <w:bottom w:w="90" w:type="dxa"/>
+              <w:left w:w="120" w:type="dxa"/>
+            </w:tcMar>
+            <w:vAlign w:val="center"/>
+          </w:tcPr>
+          <w:p>
+            <w:pPr>
+              <w:jc w:val="right"/>
+              <w:bidi/>
+              <w:spacing w:before="0" w:after="0"/>
+            </w:pPr>
+            <w:r>
+              <w:rPr>
+                <w:rFonts w:ascii="Assistant" w:hAnsi="Assistant" w:cs="Assistant" w:eastAsia="Assistant"/>
+                <w:sz w:val="18"/>
+                <w:szCs w:val="18"/>
                 <w:rtl/>
                 <w:b/>
                 <w:bCs/>
+                <w:color w:val="52525B"/>
               </w:rPr>
               <w:t xml:space="preserve">טלפון עבודה</w:t>
             </w:r>
@@ -1105,28 +1030,24 @@
         <w:tc>
           <w:tcPr>
             <w:tcW w:w="2160" w:type="dxa"/>
-            <w:tcBorders>
-              <w:top w:val="single" w:sz="6" w:space="0" w:color="D3DCE3"/>
-              <w:right w:val="single" w:sz="6" w:space="0" w:color="D3DCE3"/>
-              <w:bottom w:val="single" w:sz="6" w:space="0" w:color="D3DCE3"/>
-              <w:left w:val="single" w:sz="6" w:space="0" w:color="D3DCE3"/>
-            </w:tcBorders>
-            <w:tcMar>
-              <w:top w:w="90" w:type="dxa"/>
-              <w:right w:w="80" w:type="dxa"/>
-              <w:bottom w:w="90" w:type="dxa"/>
-              <w:left w:w="80" w:type="dxa"/>
-            </w:tcMar>
-            <w:vAlign w:val="center"/>
-          </w:tcPr>
-          <w:p>
-            <w:pPr>
-              <w:jc w:val="right"/>
-              <w:bidi/>
-              <w:spacing w:before="0" w:after="0"/>
-            </w:pPr>
-            <w:r>
-              <w:rPr>
+            <w:shd w:val="clear" w:color="auto" w:fill="FAFAFA"/>
+            <w:tcMar>
+              <w:top w:w="90" w:type="dxa"/>
+              <w:right w:w="120" w:type="dxa"/>
+              <w:bottom w:w="90" w:type="dxa"/>
+              <w:left w:w="120" w:type="dxa"/>
+            </w:tcMar>
+            <w:vAlign w:val="center"/>
+          </w:tcPr>
+          <w:p>
+            <w:pPr>
+              <w:jc w:val="right"/>
+              <w:bidi/>
+              <w:spacing w:before="0" w:after="0"/>
+            </w:pPr>
+            <w:r>
+              <w:rPr>
+                <w:rFonts w:ascii="Assistant" w:hAnsi="Assistant" w:cs="Assistant" w:eastAsia="Assistant"/>
                 <w:sz w:val="20"/>
                 <w:szCs w:val="20"/>
                 <w:rtl/>
@@ -1138,34 +1059,30 @@
         <w:tc>
           <w:tcPr>
             <w:tcW w:w="1200" w:type="dxa"/>
-            <w:shd w:val="clear" w:color="auto" w:fill="EAF1F5"/>
-            <w:tcBorders>
-              <w:top w:val="single" w:sz="6" w:space="0" w:color="D3DCE3"/>
-              <w:right w:val="single" w:sz="6" w:space="0" w:color="D3DCE3"/>
-              <w:bottom w:val="single" w:sz="6" w:space="0" w:color="D3DCE3"/>
-              <w:left w:val="single" w:sz="6" w:space="0" w:color="D3DCE3"/>
-            </w:tcBorders>
-            <w:tcMar>
-              <w:top w:w="90" w:type="dxa"/>
-              <w:right w:w="80" w:type="dxa"/>
-              <w:bottom w:w="90" w:type="dxa"/>
-              <w:left w:w="80" w:type="dxa"/>
-            </w:tcMar>
-            <w:vAlign w:val="center"/>
-          </w:tcPr>
-          <w:p>
-            <w:pPr>
-              <w:jc w:val="right"/>
-              <w:bidi/>
-              <w:spacing w:before="0" w:after="0"/>
-            </w:pPr>
-            <w:r>
-              <w:rPr>
-                <w:sz w:val="20"/>
-                <w:szCs w:val="20"/>
+            <w:shd w:val="clear" w:color="auto" w:fill="F4F4F5"/>
+            <w:tcMar>
+              <w:top w:w="90" w:type="dxa"/>
+              <w:right w:w="120" w:type="dxa"/>
+              <w:bottom w:w="90" w:type="dxa"/>
+              <w:left w:w="120" w:type="dxa"/>
+            </w:tcMar>
+            <w:vAlign w:val="center"/>
+          </w:tcPr>
+          <w:p>
+            <w:pPr>
+              <w:jc w:val="right"/>
+              <w:bidi/>
+              <w:spacing w:before="0" w:after="0"/>
+            </w:pPr>
+            <w:r>
+              <w:rPr>
+                <w:rFonts w:ascii="Assistant" w:hAnsi="Assistant" w:cs="Assistant" w:eastAsia="Assistant"/>
+                <w:sz w:val="18"/>
+                <w:szCs w:val="18"/>
                 <w:rtl/>
                 <w:b/>
                 <w:bCs/>
+                <w:color w:val="52525B"/>
               </w:rPr>
               <w:t xml:space="preserve">טלפון בית</w:t>
             </w:r>
@@ -1176,70 +1093,42 @@
     <w:p>
       <w:pPr>
         <w:bidi/>
-        <w:spacing w:after="80"/>
+        <w:spacing w:after="180"/>
       </w:pPr>
+    </w:p>
+    <w:p>
+      <w:pPr>
+        <w:jc w:val="center"/>
+        <w:bidi/>
+        <w:spacing w:before="240" w:after="80"/>
+        <w:keepNext/>
+      </w:pPr>
+      <w:r>
+        <w:rPr>
+          <w:rFonts w:ascii="Assistant" w:hAnsi="Assistant" w:cs="Assistant" w:eastAsia="Assistant"/>
+          <w:sz w:val="28"/>
+          <w:szCs w:val="28"/>
+          <w:rtl/>
+          <w:b/>
+          <w:bCs/>
+          <w:color w:val="18181B"/>
+        </w:rPr>
+        <w:t xml:space="preserve">צוות ותפעול</w:t>
+      </w:r>
     </w:p>
     <w:tbl>
       <w:tblPr>
         <w:tblW w:w="10080" w:type="dxa"/>
         <w:tblLayout w:type="fixed"/>
         <w:jc w:val="right"/>
-        <w:tblCellMar>
-          <w:top w:w="0" w:type="dxa"/>
-          <w:right w:w="0" w:type="dxa"/>
-          <w:bottom w:w="0" w:type="dxa"/>
-          <w:left w:w="0" w:type="dxa"/>
-        </w:tblCellMar>
-      </w:tblPr>
-      <w:tblGrid>
-        <w:gridCol w:w="10080"/>
-      </w:tblGrid>
-      <w:tr>
-        <w:tc>
-          <w:tcPr>
-            <w:tcW w:w="10080" w:type="dxa"/>
-            <w:shd w:val="clear" w:color="auto" w:fill="D7E4EA"/>
-            <w:tcBorders>
-              <w:top w:val="single" w:sz="6" w:space="0" w:color="D3DCE3"/>
-              <w:right w:val="single" w:sz="6" w:space="0" w:color="D3DCE3"/>
-              <w:bottom w:val="single" w:sz="6" w:space="0" w:color="D3DCE3"/>
-              <w:left w:val="single" w:sz="6" w:space="0" w:color="D3DCE3"/>
-            </w:tcBorders>
-            <w:tcMar>
-              <w:top w:w="110" w:type="dxa"/>
-              <w:right w:w="180" w:type="dxa"/>
-              <w:bottom w:w="110" w:type="dxa"/>
-              <w:left w:w="180" w:type="dxa"/>
-            </w:tcMar>
-            <w:vAlign w:val="center"/>
-          </w:tcPr>
-          <w:p>
-            <w:pPr>
-              <w:jc w:val="right"/>
-              <w:bidi/>
-              <w:spacing w:before="0" w:after="0"/>
-              <w:keepNext/>
-            </w:pPr>
-            <w:r>
-              <w:rPr>
-                <w:sz w:val="24"/>
-                <w:szCs w:val="24"/>
-                <w:rtl/>
-                <w:b/>
-                <w:bCs/>
-                <w:color w:val="244550"/>
-              </w:rPr>
-              <w:t xml:space="preserve">צוות ותפעול</w:t>
-            </w:r>
-          </w:p>
-        </w:tc>
-      </w:tr>
-    </w:tbl>
-    <w:tbl>
-      <w:tblPr>
-        <w:tblW w:w="10080" w:type="dxa"/>
-        <w:tblLayout w:type="fixed"/>
-        <w:jc w:val="right"/>
+        <w:tblBorders>
+          <w:top w:val="single" w:sz="4" w:space="0" w:color="E4E4E7"/>
+          <w:left w:val="single" w:sz="4" w:space="0" w:color="E4E4E7"/>
+          <w:bottom w:val="single" w:sz="4" w:space="0" w:color="E4E4E7"/>
+          <w:right w:val="single" w:sz="4" w:space="0" w:color="E4E4E7"/>
+          <w:insideH w:val="single" w:sz="4" w:space="0" w:color="E4E4E7"/>
+          <w:insideV w:val="single" w:sz="4" w:space="0" w:color="E4E4E7"/>
+        </w:tblBorders>
         <w:tblCellMar>
           <w:top w:w="0" w:type="dxa"/>
           <w:right w:w="0" w:type="dxa"/>
@@ -1259,28 +1148,24 @@
         <w:tc>
           <w:tcPr>
             <w:tcW w:w="2160" w:type="dxa"/>
-            <w:tcBorders>
-              <w:top w:val="single" w:sz="6" w:space="0" w:color="D3DCE3"/>
-              <w:right w:val="single" w:sz="6" w:space="0" w:color="D3DCE3"/>
-              <w:bottom w:val="single" w:sz="6" w:space="0" w:color="D3DCE3"/>
-              <w:left w:val="single" w:sz="6" w:space="0" w:color="D3DCE3"/>
-            </w:tcBorders>
-            <w:tcMar>
-              <w:top w:w="90" w:type="dxa"/>
-              <w:right w:w="80" w:type="dxa"/>
-              <w:bottom w:w="90" w:type="dxa"/>
-              <w:left w:w="80" w:type="dxa"/>
-            </w:tcMar>
-            <w:vAlign w:val="center"/>
-          </w:tcPr>
-          <w:p>
-            <w:pPr>
-              <w:jc w:val="right"/>
-              <w:bidi/>
-              <w:spacing w:before="0" w:after="0"/>
-            </w:pPr>
-            <w:r>
-              <w:rPr>
+            <w:shd w:val="clear" w:color="auto" w:fill="FAFAFA"/>
+            <w:tcMar>
+              <w:top w:w="90" w:type="dxa"/>
+              <w:right w:w="120" w:type="dxa"/>
+              <w:bottom w:w="90" w:type="dxa"/>
+              <w:left w:w="120" w:type="dxa"/>
+            </w:tcMar>
+            <w:vAlign w:val="center"/>
+          </w:tcPr>
+          <w:p>
+            <w:pPr>
+              <w:jc w:val="right"/>
+              <w:bidi/>
+              <w:spacing w:before="0" w:after="0"/>
+            </w:pPr>
+            <w:r>
+              <w:rPr>
+                <w:rFonts w:ascii="Assistant" w:hAnsi="Assistant" w:cs="Assistant" w:eastAsia="Assistant"/>
                 <w:sz w:val="20"/>
                 <w:szCs w:val="20"/>
                 <w:rtl/>
@@ -1292,34 +1177,30 @@
         <w:tc>
           <w:tcPr>
             <w:tcW w:w="1200" w:type="dxa"/>
-            <w:shd w:val="clear" w:color="auto" w:fill="EAF1F5"/>
-            <w:tcBorders>
-              <w:top w:val="single" w:sz="6" w:space="0" w:color="D3DCE3"/>
-              <w:right w:val="single" w:sz="6" w:space="0" w:color="D3DCE3"/>
-              <w:bottom w:val="single" w:sz="6" w:space="0" w:color="D3DCE3"/>
-              <w:left w:val="single" w:sz="6" w:space="0" w:color="D3DCE3"/>
-            </w:tcBorders>
-            <w:tcMar>
-              <w:top w:w="90" w:type="dxa"/>
-              <w:right w:w="80" w:type="dxa"/>
-              <w:bottom w:w="90" w:type="dxa"/>
-              <w:left w:w="80" w:type="dxa"/>
-            </w:tcMar>
-            <w:vAlign w:val="center"/>
-          </w:tcPr>
-          <w:p>
-            <w:pPr>
-              <w:jc w:val="right"/>
-              <w:bidi/>
-              <w:spacing w:before="0" w:after="0"/>
-            </w:pPr>
-            <w:r>
-              <w:rPr>
-                <w:sz w:val="20"/>
-                <w:szCs w:val="20"/>
+            <w:shd w:val="clear" w:color="auto" w:fill="F4F4F5"/>
+            <w:tcMar>
+              <w:top w:w="90" w:type="dxa"/>
+              <w:right w:w="120" w:type="dxa"/>
+              <w:bottom w:w="90" w:type="dxa"/>
+              <w:left w:w="120" w:type="dxa"/>
+            </w:tcMar>
+            <w:vAlign w:val="center"/>
+          </w:tcPr>
+          <w:p>
+            <w:pPr>
+              <w:jc w:val="right"/>
+              <w:bidi/>
+              <w:spacing w:before="0" w:after="0"/>
+            </w:pPr>
+            <w:r>
+              <w:rPr>
+                <w:rFonts w:ascii="Assistant" w:hAnsi="Assistant" w:cs="Assistant" w:eastAsia="Assistant"/>
+                <w:sz w:val="18"/>
+                <w:szCs w:val="18"/>
                 <w:rtl/>
                 <w:b/>
                 <w:bCs/>
+                <w:color w:val="52525B"/>
               </w:rPr>
               <w:t xml:space="preserve">נמסר על ידי</w:t>
             </w:r>
@@ -1328,28 +1209,24 @@
         <w:tc>
           <w:tcPr>
             <w:tcW w:w="2160" w:type="dxa"/>
-            <w:tcBorders>
-              <w:top w:val="single" w:sz="6" w:space="0" w:color="D3DCE3"/>
-              <w:right w:val="single" w:sz="6" w:space="0" w:color="D3DCE3"/>
-              <w:bottom w:val="single" w:sz="6" w:space="0" w:color="D3DCE3"/>
-              <w:left w:val="single" w:sz="6" w:space="0" w:color="D3DCE3"/>
-            </w:tcBorders>
-            <w:tcMar>
-              <w:top w:w="90" w:type="dxa"/>
-              <w:right w:w="80" w:type="dxa"/>
-              <w:bottom w:w="90" w:type="dxa"/>
-              <w:left w:w="80" w:type="dxa"/>
-            </w:tcMar>
-            <w:vAlign w:val="center"/>
-          </w:tcPr>
-          <w:p>
-            <w:pPr>
-              <w:jc w:val="right"/>
-              <w:bidi/>
-              <w:spacing w:before="0" w:after="0"/>
-            </w:pPr>
-            <w:r>
-              <w:rPr>
+            <w:shd w:val="clear" w:color="auto" w:fill="FAFAFA"/>
+            <w:tcMar>
+              <w:top w:w="90" w:type="dxa"/>
+              <w:right w:w="120" w:type="dxa"/>
+              <w:bottom w:w="90" w:type="dxa"/>
+              <w:left w:w="120" w:type="dxa"/>
+            </w:tcMar>
+            <w:vAlign w:val="center"/>
+          </w:tcPr>
+          <w:p>
+            <w:pPr>
+              <w:jc w:val="right"/>
+              <w:bidi/>
+              <w:spacing w:before="0" w:after="0"/>
+            </w:pPr>
+            <w:r>
+              <w:rPr>
+                <w:rFonts w:ascii="Assistant" w:hAnsi="Assistant" w:cs="Assistant" w:eastAsia="Assistant"/>
                 <w:sz w:val="20"/>
                 <w:szCs w:val="20"/>
                 <w:rtl/>
@@ -1361,34 +1238,30 @@
         <w:tc>
           <w:tcPr>
             <w:tcW w:w="1200" w:type="dxa"/>
-            <w:shd w:val="clear" w:color="auto" w:fill="EAF1F5"/>
-            <w:tcBorders>
-              <w:top w:val="single" w:sz="6" w:space="0" w:color="D3DCE3"/>
-              <w:right w:val="single" w:sz="6" w:space="0" w:color="D3DCE3"/>
-              <w:bottom w:val="single" w:sz="6" w:space="0" w:color="D3DCE3"/>
-              <w:left w:val="single" w:sz="6" w:space="0" w:color="D3DCE3"/>
-            </w:tcBorders>
-            <w:tcMar>
-              <w:top w:w="90" w:type="dxa"/>
-              <w:right w:w="80" w:type="dxa"/>
-              <w:bottom w:w="90" w:type="dxa"/>
-              <w:left w:w="80" w:type="dxa"/>
-            </w:tcMar>
-            <w:vAlign w:val="center"/>
-          </w:tcPr>
-          <w:p>
-            <w:pPr>
-              <w:jc w:val="right"/>
-              <w:bidi/>
-              <w:spacing w:before="0" w:after="0"/>
-            </w:pPr>
-            <w:r>
-              <w:rPr>
-                <w:sz w:val="20"/>
-                <w:szCs w:val="20"/>
+            <w:shd w:val="clear" w:color="auto" w:fill="F4F4F5"/>
+            <w:tcMar>
+              <w:top w:w="90" w:type="dxa"/>
+              <w:right w:w="120" w:type="dxa"/>
+              <w:bottom w:w="90" w:type="dxa"/>
+              <w:left w:w="120" w:type="dxa"/>
+            </w:tcMar>
+            <w:vAlign w:val="center"/>
+          </w:tcPr>
+          <w:p>
+            <w:pPr>
+              <w:jc w:val="right"/>
+              <w:bidi/>
+              <w:spacing w:before="0" w:after="0"/>
+            </w:pPr>
+            <w:r>
+              <w:rPr>
+                <w:rFonts w:ascii="Assistant" w:hAnsi="Assistant" w:cs="Assistant" w:eastAsia="Assistant"/>
+                <w:sz w:val="18"/>
+                <w:szCs w:val="18"/>
                 <w:rtl/>
                 <w:b/>
                 <w:bCs/>
+                <w:color w:val="52525B"/>
               </w:rPr>
               <w:t xml:space="preserve">יועץ</w:t>
             </w:r>
@@ -1397,28 +1270,24 @@
         <w:tc>
           <w:tcPr>
             <w:tcW w:w="2160" w:type="dxa"/>
-            <w:tcBorders>
-              <w:top w:val="single" w:sz="6" w:space="0" w:color="D3DCE3"/>
-              <w:right w:val="single" w:sz="6" w:space="0" w:color="D3DCE3"/>
-              <w:bottom w:val="single" w:sz="6" w:space="0" w:color="D3DCE3"/>
-              <w:left w:val="single" w:sz="6" w:space="0" w:color="D3DCE3"/>
-            </w:tcBorders>
-            <w:tcMar>
-              <w:top w:w="90" w:type="dxa"/>
-              <w:right w:w="80" w:type="dxa"/>
-              <w:bottom w:w="90" w:type="dxa"/>
-              <w:left w:w="80" w:type="dxa"/>
-            </w:tcMar>
-            <w:vAlign w:val="center"/>
-          </w:tcPr>
-          <w:p>
-            <w:pPr>
-              <w:jc w:val="right"/>
-              <w:bidi/>
-              <w:spacing w:before="0" w:after="0"/>
-            </w:pPr>
-            <w:r>
-              <w:rPr>
+            <w:shd w:val="clear" w:color="auto" w:fill="FAFAFA"/>
+            <w:tcMar>
+              <w:top w:w="90" w:type="dxa"/>
+              <w:right w:w="120" w:type="dxa"/>
+              <w:bottom w:w="90" w:type="dxa"/>
+              <w:left w:w="120" w:type="dxa"/>
+            </w:tcMar>
+            <w:vAlign w:val="center"/>
+          </w:tcPr>
+          <w:p>
+            <w:pPr>
+              <w:jc w:val="right"/>
+              <w:bidi/>
+              <w:spacing w:before="0" w:after="0"/>
+            </w:pPr>
+            <w:r>
+              <w:rPr>
+                <w:rFonts w:ascii="Assistant" w:hAnsi="Assistant" w:cs="Assistant" w:eastAsia="Assistant"/>
                 <w:sz w:val="20"/>
                 <w:szCs w:val="20"/>
                 <w:rtl/>
@@ -1430,34 +1299,30 @@
         <w:tc>
           <w:tcPr>
             <w:tcW w:w="1200" w:type="dxa"/>
-            <w:shd w:val="clear" w:color="auto" w:fill="EAF1F5"/>
-            <w:tcBorders>
-              <w:top w:val="single" w:sz="6" w:space="0" w:color="D3DCE3"/>
-              <w:right w:val="single" w:sz="6" w:space="0" w:color="D3DCE3"/>
-              <w:bottom w:val="single" w:sz="6" w:space="0" w:color="D3DCE3"/>
-              <w:left w:val="single" w:sz="6" w:space="0" w:color="D3DCE3"/>
-            </w:tcBorders>
-            <w:tcMar>
-              <w:top w:w="90" w:type="dxa"/>
-              <w:right w:w="80" w:type="dxa"/>
-              <w:bottom w:w="90" w:type="dxa"/>
-              <w:left w:w="80" w:type="dxa"/>
-            </w:tcMar>
-            <w:vAlign w:val="center"/>
-          </w:tcPr>
-          <w:p>
-            <w:pPr>
-              <w:jc w:val="right"/>
-              <w:bidi/>
-              <w:spacing w:before="0" w:after="0"/>
-            </w:pPr>
-            <w:r>
-              <w:rPr>
-                <w:sz w:val="20"/>
-                <w:szCs w:val="20"/>
+            <w:shd w:val="clear" w:color="auto" w:fill="F4F4F5"/>
+            <w:tcMar>
+              <w:top w:w="90" w:type="dxa"/>
+              <w:right w:w="120" w:type="dxa"/>
+              <w:bottom w:w="90" w:type="dxa"/>
+              <w:left w:w="120" w:type="dxa"/>
+            </w:tcMar>
+            <w:vAlign w:val="center"/>
+          </w:tcPr>
+          <w:p>
+            <w:pPr>
+              <w:jc w:val="right"/>
+              <w:bidi/>
+              <w:spacing w:before="0" w:after="0"/>
+            </w:pPr>
+            <w:r>
+              <w:rPr>
+                <w:rFonts w:ascii="Assistant" w:hAnsi="Assistant" w:cs="Assistant" w:eastAsia="Assistant"/>
+                <w:sz w:val="18"/>
+                <w:szCs w:val="18"/>
                 <w:rtl/>
                 <w:b/>
                 <w:bCs/>
+                <w:color w:val="52525B"/>
               </w:rPr>
               <w:t xml:space="preserve">אופטומטריסט</w:t>
             </w:r>
@@ -1468,28 +1333,24 @@
         <w:tc>
           <w:tcPr>
             <w:tcW w:w="2160" w:type="dxa"/>
-            <w:tcBorders>
-              <w:top w:val="single" w:sz="6" w:space="0" w:color="D3DCE3"/>
-              <w:right w:val="single" w:sz="6" w:space="0" w:color="D3DCE3"/>
-              <w:bottom w:val="single" w:sz="6" w:space="0" w:color="D3DCE3"/>
-              <w:left w:val="single" w:sz="6" w:space="0" w:color="D3DCE3"/>
-            </w:tcBorders>
-            <w:tcMar>
-              <w:top w:w="90" w:type="dxa"/>
-              <w:right w:w="80" w:type="dxa"/>
-              <w:bottom w:w="90" w:type="dxa"/>
-              <w:left w:w="80" w:type="dxa"/>
-            </w:tcMar>
-            <w:vAlign w:val="center"/>
-          </w:tcPr>
-          <w:p>
-            <w:pPr>
-              <w:jc w:val="right"/>
-              <w:bidi/>
-              <w:spacing w:before="0" w:after="0"/>
-            </w:pPr>
-            <w:r>
-              <w:rPr>
+            <w:shd w:val="clear" w:color="auto" w:fill="FAFAFA"/>
+            <w:tcMar>
+              <w:top w:w="90" w:type="dxa"/>
+              <w:right w:w="120" w:type="dxa"/>
+              <w:bottom w:w="90" w:type="dxa"/>
+              <w:left w:w="120" w:type="dxa"/>
+            </w:tcMar>
+            <w:vAlign w:val="center"/>
+          </w:tcPr>
+          <w:p>
+            <w:pPr>
+              <w:jc w:val="right"/>
+              <w:bidi/>
+              <w:spacing w:before="0" w:after="0"/>
+            </w:pPr>
+            <w:r>
+              <w:rPr>
+                <w:rFonts w:ascii="Assistant" w:hAnsi="Assistant" w:cs="Assistant" w:eastAsia="Assistant"/>
                 <w:sz w:val="20"/>
                 <w:szCs w:val="20"/>
                 <w:rtl/>
@@ -1501,34 +1362,30 @@
         <w:tc>
           <w:tcPr>
             <w:tcW w:w="1200" w:type="dxa"/>
-            <w:shd w:val="clear" w:color="auto" w:fill="EAF1F5"/>
-            <w:tcBorders>
-              <w:top w:val="single" w:sz="6" w:space="0" w:color="D3DCE3"/>
-              <w:right w:val="single" w:sz="6" w:space="0" w:color="D3DCE3"/>
-              <w:bottom w:val="single" w:sz="6" w:space="0" w:color="D3DCE3"/>
-              <w:left w:val="single" w:sz="6" w:space="0" w:color="D3DCE3"/>
-            </w:tcBorders>
-            <w:tcMar>
-              <w:top w:w="90" w:type="dxa"/>
-              <w:right w:w="80" w:type="dxa"/>
-              <w:bottom w:w="90" w:type="dxa"/>
-              <w:left w:w="80" w:type="dxa"/>
-            </w:tcMar>
-            <w:vAlign w:val="center"/>
-          </w:tcPr>
-          <w:p>
-            <w:pPr>
-              <w:jc w:val="right"/>
-              <w:bidi/>
-              <w:spacing w:before="0" w:after="0"/>
-            </w:pPr>
-            <w:r>
-              <w:rPr>
-                <w:sz w:val="20"/>
-                <w:szCs w:val="20"/>
+            <w:shd w:val="clear" w:color="auto" w:fill="F4F4F5"/>
+            <w:tcMar>
+              <w:top w:w="90" w:type="dxa"/>
+              <w:right w:w="120" w:type="dxa"/>
+              <w:bottom w:w="90" w:type="dxa"/>
+              <w:left w:w="120" w:type="dxa"/>
+            </w:tcMar>
+            <w:vAlign w:val="center"/>
+          </w:tcPr>
+          <w:p>
+            <w:pPr>
+              <w:jc w:val="right"/>
+              <w:bidi/>
+              <w:spacing w:before="0" w:after="0"/>
+            </w:pPr>
+            <w:r>
+              <w:rPr>
+                <w:rFonts w:ascii="Assistant" w:hAnsi="Assistant" w:cs="Assistant" w:eastAsia="Assistant"/>
+                <w:sz w:val="18"/>
+                <w:szCs w:val="18"/>
                 <w:rtl/>
                 <w:b/>
                 <w:bCs/>
+                <w:color w:val="52525B"/>
               </w:rPr>
               <w:t xml:space="preserve">סוג טאב</w:t>
             </w:r>
@@ -1537,28 +1394,24 @@
         <w:tc>
           <w:tcPr>
             <w:tcW w:w="2160" w:type="dxa"/>
-            <w:tcBorders>
-              <w:top w:val="single" w:sz="6" w:space="0" w:color="D3DCE3"/>
-              <w:right w:val="single" w:sz="6" w:space="0" w:color="D3DCE3"/>
-              <w:bottom w:val="single" w:sz="6" w:space="0" w:color="D3DCE3"/>
-              <w:left w:val="single" w:sz="6" w:space="0" w:color="D3DCE3"/>
-            </w:tcBorders>
-            <w:tcMar>
-              <w:top w:w="90" w:type="dxa"/>
-              <w:right w:w="80" w:type="dxa"/>
-              <w:bottom w:w="90" w:type="dxa"/>
-              <w:left w:w="80" w:type="dxa"/>
-            </w:tcMar>
-            <w:vAlign w:val="center"/>
-          </w:tcPr>
-          <w:p>
-            <w:pPr>
-              <w:jc w:val="right"/>
-              <w:bidi/>
-              <w:spacing w:before="0" w:after="0"/>
-            </w:pPr>
-            <w:r>
-              <w:rPr>
+            <w:shd w:val="clear" w:color="auto" w:fill="FAFAFA"/>
+            <w:tcMar>
+              <w:top w:w="90" w:type="dxa"/>
+              <w:right w:w="120" w:type="dxa"/>
+              <w:bottom w:w="90" w:type="dxa"/>
+              <w:left w:w="120" w:type="dxa"/>
+            </w:tcMar>
+            <w:vAlign w:val="center"/>
+          </w:tcPr>
+          <w:p>
+            <w:pPr>
+              <w:jc w:val="right"/>
+              <w:bidi/>
+              <w:spacing w:before="0" w:after="0"/>
+            </w:pPr>
+            <w:r>
+              <w:rPr>
+                <w:rFonts w:ascii="Assistant" w:hAnsi="Assistant" w:cs="Assistant" w:eastAsia="Assistant"/>
                 <w:sz w:val="20"/>
                 <w:szCs w:val="20"/>
                 <w:rtl/>
@@ -1570,34 +1423,30 @@
         <w:tc>
           <w:tcPr>
             <w:tcW w:w="1200" w:type="dxa"/>
-            <w:shd w:val="clear" w:color="auto" w:fill="EAF1F5"/>
-            <w:tcBorders>
-              <w:top w:val="single" w:sz="6" w:space="0" w:color="D3DCE3"/>
-              <w:right w:val="single" w:sz="6" w:space="0" w:color="D3DCE3"/>
-              <w:bottom w:val="single" w:sz="6" w:space="0" w:color="D3DCE3"/>
-              <w:left w:val="single" w:sz="6" w:space="0" w:color="D3DCE3"/>
-            </w:tcBorders>
-            <w:tcMar>
-              <w:top w:w="90" w:type="dxa"/>
-              <w:right w:w="80" w:type="dxa"/>
-              <w:bottom w:w="90" w:type="dxa"/>
-              <w:left w:w="80" w:type="dxa"/>
-            </w:tcMar>
-            <w:vAlign w:val="center"/>
-          </w:tcPr>
-          <w:p>
-            <w:pPr>
-              <w:jc w:val="right"/>
-              <w:bidi/>
-              <w:spacing w:before="0" w:after="0"/>
-            </w:pPr>
-            <w:r>
-              <w:rPr>
-                <w:sz w:val="20"/>
-                <w:szCs w:val="20"/>
+            <w:shd w:val="clear" w:color="auto" w:fill="F4F4F5"/>
+            <w:tcMar>
+              <w:top w:w="90" w:type="dxa"/>
+              <w:right w:w="120" w:type="dxa"/>
+              <w:bottom w:w="90" w:type="dxa"/>
+              <w:left w:w="120" w:type="dxa"/>
+            </w:tcMar>
+            <w:vAlign w:val="center"/>
+          </w:tcPr>
+          <w:p>
+            <w:pPr>
+              <w:jc w:val="right"/>
+              <w:bidi/>
+              <w:spacing w:before="0" w:after="0"/>
+            </w:pPr>
+            <w:r>
+              <w:rPr>
+                <w:rFonts w:ascii="Assistant" w:hAnsi="Assistant" w:cs="Assistant" w:eastAsia="Assistant"/>
+                <w:sz w:val="18"/>
+                <w:szCs w:val="18"/>
                 <w:rtl/>
                 <w:b/>
                 <w:bCs/>
+                <w:color w:val="52525B"/>
               </w:rPr>
               <w:t xml:space="preserve">מעבדה</w:t>
             </w:r>
@@ -1606,28 +1455,24 @@
         <w:tc>
           <w:tcPr>
             <w:tcW w:w="2160" w:type="dxa"/>
-            <w:tcBorders>
-              <w:top w:val="single" w:sz="6" w:space="0" w:color="D3DCE3"/>
-              <w:right w:val="single" w:sz="6" w:space="0" w:color="D3DCE3"/>
-              <w:bottom w:val="single" w:sz="6" w:space="0" w:color="D3DCE3"/>
-              <w:left w:val="single" w:sz="6" w:space="0" w:color="D3DCE3"/>
-            </w:tcBorders>
-            <w:tcMar>
-              <w:top w:w="90" w:type="dxa"/>
-              <w:right w:w="80" w:type="dxa"/>
-              <w:bottom w:w="90" w:type="dxa"/>
-              <w:left w:w="80" w:type="dxa"/>
-            </w:tcMar>
-            <w:vAlign w:val="center"/>
-          </w:tcPr>
-          <w:p>
-            <w:pPr>
-              <w:jc w:val="right"/>
-              <w:bidi/>
-              <w:spacing w:before="0" w:after="0"/>
-            </w:pPr>
-            <w:r>
-              <w:rPr>
+            <w:shd w:val="clear" w:color="auto" w:fill="FAFAFA"/>
+            <w:tcMar>
+              <w:top w:w="90" w:type="dxa"/>
+              <w:right w:w="120" w:type="dxa"/>
+              <w:bottom w:w="90" w:type="dxa"/>
+              <w:left w:w="120" w:type="dxa"/>
+            </w:tcMar>
+            <w:vAlign w:val="center"/>
+          </w:tcPr>
+          <w:p>
+            <w:pPr>
+              <w:jc w:val="right"/>
+              <w:bidi/>
+              <w:spacing w:before="0" w:after="0"/>
+            </w:pPr>
+            <w:r>
+              <w:rPr>
+                <w:rFonts w:ascii="Assistant" w:hAnsi="Assistant" w:cs="Assistant" w:eastAsia="Assistant"/>
                 <w:sz w:val="20"/>
                 <w:szCs w:val="20"/>
                 <w:rtl/>
@@ -1639,34 +1484,30 @@
         <w:tc>
           <w:tcPr>
             <w:tcW w:w="1200" w:type="dxa"/>
-            <w:shd w:val="clear" w:color="auto" w:fill="EAF1F5"/>
-            <w:tcBorders>
-              <w:top w:val="single" w:sz="6" w:space="0" w:color="D3DCE3"/>
-              <w:right w:val="single" w:sz="6" w:space="0" w:color="D3DCE3"/>
-              <w:bottom w:val="single" w:sz="6" w:space="0" w:color="D3DCE3"/>
-              <w:left w:val="single" w:sz="6" w:space="0" w:color="D3DCE3"/>
-            </w:tcBorders>
-            <w:tcMar>
-              <w:top w:w="90" w:type="dxa"/>
-              <w:right w:w="80" w:type="dxa"/>
-              <w:bottom w:w="90" w:type="dxa"/>
-              <w:left w:w="80" w:type="dxa"/>
-            </w:tcMar>
-            <w:vAlign w:val="center"/>
-          </w:tcPr>
-          <w:p>
-            <w:pPr>
-              <w:jc w:val="right"/>
-              <w:bidi/>
-              <w:spacing w:before="0" w:after="0"/>
-            </w:pPr>
-            <w:r>
-              <w:rPr>
-                <w:sz w:val="20"/>
-                <w:szCs w:val="20"/>
+            <w:shd w:val="clear" w:color="auto" w:fill="F4F4F5"/>
+            <w:tcMar>
+              <w:top w:w="90" w:type="dxa"/>
+              <w:right w:w="120" w:type="dxa"/>
+              <w:bottom w:w="90" w:type="dxa"/>
+              <w:left w:w="120" w:type="dxa"/>
+            </w:tcMar>
+            <w:vAlign w:val="center"/>
+          </w:tcPr>
+          <w:p>
+            <w:pPr>
+              <w:jc w:val="right"/>
+              <w:bidi/>
+              <w:spacing w:before="0" w:after="0"/>
+            </w:pPr>
+            <w:r>
+              <w:rPr>
+                <w:rFonts w:ascii="Assistant" w:hAnsi="Assistant" w:cs="Assistant" w:eastAsia="Assistant"/>
+                <w:sz w:val="18"/>
+                <w:szCs w:val="18"/>
                 <w:rtl/>
                 <w:b/>
                 <w:bCs/>
+                <w:color w:val="52525B"/>
               </w:rPr>
               <w:t xml:space="preserve">תאריך מסירה</w:t>
             </w:r>
@@ -1677,70 +1518,42 @@
     <w:p>
       <w:pPr>
         <w:bidi/>
-        <w:spacing w:after="80"/>
+        <w:spacing w:after="180"/>
       </w:pPr>
+    </w:p>
+    <w:p>
+      <w:pPr>
+        <w:jc w:val="center"/>
+        <w:bidi/>
+        <w:spacing w:before="240" w:after="80"/>
+        <w:keepNext/>
+      </w:pPr>
+      <w:r>
+        <w:rPr>
+          <w:rFonts w:ascii="Assistant" w:hAnsi="Assistant" w:cs="Assistant" w:eastAsia="Assistant"/>
+          <w:sz w:val="28"/>
+          <w:szCs w:val="28"/>
+          <w:rtl/>
+          <w:b/>
+          <w:bCs/>
+          <w:color w:val="18181B"/>
+        </w:rPr>
+        <w:t xml:space="preserve">מרשם</w:t>
+      </w:r>
     </w:p>
     <w:tbl>
       <w:tblPr>
-        <w:tblW w:w="10080" w:type="dxa"/>
+        <w:tblW w:w="10073" w:type="dxa"/>
         <w:tblLayout w:type="fixed"/>
         <w:jc w:val="right"/>
-        <w:tblCellMar>
-          <w:top w:w="0" w:type="dxa"/>
-          <w:right w:w="0" w:type="dxa"/>
-          <w:bottom w:w="0" w:type="dxa"/>
-          <w:left w:w="0" w:type="dxa"/>
-        </w:tblCellMar>
-      </w:tblPr>
-      <w:tblGrid>
-        <w:gridCol w:w="10080"/>
-      </w:tblGrid>
-      <w:tr>
-        <w:tc>
-          <w:tcPr>
-            <w:tcW w:w="10080" w:type="dxa"/>
-            <w:shd w:val="clear" w:color="auto" w:fill="D7E4EA"/>
-            <w:tcBorders>
-              <w:top w:val="single" w:sz="6" w:space="0" w:color="D3DCE3"/>
-              <w:right w:val="single" w:sz="6" w:space="0" w:color="D3DCE3"/>
-              <w:bottom w:val="single" w:sz="6" w:space="0" w:color="D3DCE3"/>
-              <w:left w:val="single" w:sz="6" w:space="0" w:color="D3DCE3"/>
-            </w:tcBorders>
-            <w:tcMar>
-              <w:top w:w="110" w:type="dxa"/>
-              <w:right w:w="180" w:type="dxa"/>
-              <w:bottom w:w="110" w:type="dxa"/>
-              <w:left w:w="180" w:type="dxa"/>
-            </w:tcMar>
-            <w:vAlign w:val="center"/>
-          </w:tcPr>
-          <w:p>
-            <w:pPr>
-              <w:jc w:val="right"/>
-              <w:bidi/>
-              <w:spacing w:before="0" w:after="0"/>
-              <w:keepNext/>
-            </w:pPr>
-            <w:r>
-              <w:rPr>
-                <w:sz w:val="24"/>
-                <w:szCs w:val="24"/>
-                <w:rtl/>
-                <w:b/>
-                <w:bCs/>
-                <w:color w:val="244550"/>
-              </w:rPr>
-              <w:t xml:space="preserve">מרשם</w:t>
-            </w:r>
-          </w:p>
-        </w:tc>
-      </w:tr>
-    </w:tbl>
-    <w:tbl>
-      <w:tblPr>
-        <w:tblW w:w="10080" w:type="dxa"/>
-        <w:tblLayout w:type="fixed"/>
-        <w:jc w:val="right"/>
+        <w:tblBorders>
+          <w:top w:val="single" w:sz="4" w:space="0" w:color="E4E4E7"/>
+          <w:left w:val="single" w:sz="4" w:space="0" w:color="E4E4E7"/>
+          <w:bottom w:val="single" w:sz="4" w:space="0" w:color="E4E4E7"/>
+          <w:right w:val="single" w:sz="4" w:space="0" w:color="E4E4E7"/>
+          <w:insideH w:val="single" w:sz="4" w:space="0" w:color="E4E4E7"/>
+          <w:insideV w:val="single" w:sz="4" w:space="0" w:color="E4E4E7"/>
+        </w:tblBorders>
         <w:tblCellMar>
           <w:top w:w="0" w:type="dxa"/>
           <w:right w:w="0" w:type="dxa"/>
@@ -1764,18 +1577,12 @@
         <w:tc>
           <w:tcPr>
             <w:tcW w:w="997" w:type="dxa"/>
-            <w:shd w:val="clear" w:color="auto" w:fill="EAF1F5"/>
-            <w:tcBorders>
-              <w:top w:val="single" w:sz="6" w:space="0" w:color="D3DCE3"/>
-              <w:right w:val="single" w:sz="6" w:space="0" w:color="D3DCE3"/>
-              <w:bottom w:val="single" w:sz="6" w:space="0" w:color="D3DCE3"/>
-              <w:left w:val="single" w:sz="6" w:space="0" w:color="D3DCE3"/>
-            </w:tcBorders>
-            <w:tcMar>
-              <w:top w:w="90" w:type="dxa"/>
-              <w:right w:w="80" w:type="dxa"/>
-              <w:bottom w:w="90" w:type="dxa"/>
-              <w:left w:w="80" w:type="dxa"/>
+            <w:shd w:val="clear" w:color="auto" w:fill="F4F4F5"/>
+            <w:tcMar>
+              <w:top w:w="90" w:type="dxa"/>
+              <w:right w:w="120" w:type="dxa"/>
+              <w:bottom w:w="90" w:type="dxa"/>
+              <w:left w:w="120" w:type="dxa"/>
             </w:tcMar>
             <w:vAlign w:val="center"/>
           </w:tcPr>
@@ -1787,11 +1594,13 @@
             </w:pPr>
             <w:r>
               <w:rPr>
-                <w:sz w:val="20"/>
-                <w:szCs w:val="20"/>
+                <w:rFonts w:ascii="Assistant" w:hAnsi="Assistant" w:cs="Assistant" w:eastAsia="Assistant"/>
+                <w:sz w:val="18"/>
+                <w:szCs w:val="18"/>
                 <w:rtl/>
                 <w:b/>
                 <w:bCs/>
+                <w:color w:val="52525B"/>
               </w:rPr>
               <w:t xml:space="preserve">PD</w:t>
             </w:r>
@@ -1800,18 +1609,12 @@
         <w:tc>
           <w:tcPr>
             <w:tcW w:w="997" w:type="dxa"/>
-            <w:shd w:val="clear" w:color="auto" w:fill="EAF1F5"/>
-            <w:tcBorders>
-              <w:top w:val="single" w:sz="6" w:space="0" w:color="D3DCE3"/>
-              <w:right w:val="single" w:sz="6" w:space="0" w:color="D3DCE3"/>
-              <w:bottom w:val="single" w:sz="6" w:space="0" w:color="D3DCE3"/>
-              <w:left w:val="single" w:sz="6" w:space="0" w:color="D3DCE3"/>
-            </w:tcBorders>
-            <w:tcMar>
-              <w:top w:w="90" w:type="dxa"/>
-              <w:right w:w="80" w:type="dxa"/>
-              <w:bottom w:w="90" w:type="dxa"/>
-              <w:left w:w="80" w:type="dxa"/>
+            <w:shd w:val="clear" w:color="auto" w:fill="F4F4F5"/>
+            <w:tcMar>
+              <w:top w:w="90" w:type="dxa"/>
+              <w:right w:w="120" w:type="dxa"/>
+              <w:bottom w:w="90" w:type="dxa"/>
+              <w:left w:w="120" w:type="dxa"/>
             </w:tcMar>
             <w:vAlign w:val="center"/>
           </w:tcPr>
@@ -1823,11 +1626,13 @@
             </w:pPr>
             <w:r>
               <w:rPr>
-                <w:sz w:val="20"/>
-                <w:szCs w:val="20"/>
+                <w:rFonts w:ascii="Assistant" w:hAnsi="Assistant" w:cs="Assistant" w:eastAsia="Assistant"/>
+                <w:sz w:val="18"/>
+                <w:szCs w:val="18"/>
                 <w:rtl/>
                 <w:b/>
                 <w:bCs/>
+                <w:color w:val="52525B"/>
               </w:rPr>
               <w:t xml:space="preserve">HEIGHT</w:t>
             </w:r>
@@ -1836,18 +1641,12 @@
         <w:tc>
           <w:tcPr>
             <w:tcW w:w="997" w:type="dxa"/>
-            <w:shd w:val="clear" w:color="auto" w:fill="EAF1F5"/>
-            <w:tcBorders>
-              <w:top w:val="single" w:sz="6" w:space="0" w:color="D3DCE3"/>
-              <w:right w:val="single" w:sz="6" w:space="0" w:color="D3DCE3"/>
-              <w:bottom w:val="single" w:sz="6" w:space="0" w:color="D3DCE3"/>
-              <w:left w:val="single" w:sz="6" w:space="0" w:color="D3DCE3"/>
-            </w:tcBorders>
-            <w:tcMar>
-              <w:top w:w="90" w:type="dxa"/>
-              <w:right w:w="80" w:type="dxa"/>
-              <w:bottom w:w="90" w:type="dxa"/>
-              <w:left w:w="80" w:type="dxa"/>
+            <w:shd w:val="clear" w:color="auto" w:fill="F4F4F5"/>
+            <w:tcMar>
+              <w:top w:w="90" w:type="dxa"/>
+              <w:right w:w="120" w:type="dxa"/>
+              <w:bottom w:w="90" w:type="dxa"/>
+              <w:left w:w="120" w:type="dxa"/>
             </w:tcMar>
             <w:vAlign w:val="center"/>
           </w:tcPr>
@@ -1859,11 +1658,13 @@
             </w:pPr>
             <w:r>
               <w:rPr>
-                <w:sz w:val="20"/>
-                <w:szCs w:val="20"/>
+                <w:rFonts w:ascii="Assistant" w:hAnsi="Assistant" w:cs="Assistant" w:eastAsia="Assistant"/>
+                <w:sz w:val="18"/>
+                <w:szCs w:val="18"/>
                 <w:rtl/>
                 <w:b/>
                 <w:bCs/>
+                <w:color w:val="52525B"/>
               </w:rPr>
               <w:t xml:space="preserve">DIAM</w:t>
             </w:r>
@@ -1872,18 +1673,12 @@
         <w:tc>
           <w:tcPr>
             <w:tcW w:w="997" w:type="dxa"/>
-            <w:shd w:val="clear" w:color="auto" w:fill="EAF1F5"/>
-            <w:tcBorders>
-              <w:top w:val="single" w:sz="6" w:space="0" w:color="D3DCE3"/>
-              <w:right w:val="single" w:sz="6" w:space="0" w:color="D3DCE3"/>
-              <w:bottom w:val="single" w:sz="6" w:space="0" w:color="D3DCE3"/>
-              <w:left w:val="single" w:sz="6" w:space="0" w:color="D3DCE3"/>
-            </w:tcBorders>
-            <w:tcMar>
-              <w:top w:w="90" w:type="dxa"/>
-              <w:right w:w="80" w:type="dxa"/>
-              <w:bottom w:w="90" w:type="dxa"/>
-              <w:left w:w="80" w:type="dxa"/>
+            <w:shd w:val="clear" w:color="auto" w:fill="F4F4F5"/>
+            <w:tcMar>
+              <w:top w:w="90" w:type="dxa"/>
+              <w:right w:w="120" w:type="dxa"/>
+              <w:bottom w:w="90" w:type="dxa"/>
+              <w:left w:w="120" w:type="dxa"/>
             </w:tcMar>
             <w:vAlign w:val="center"/>
           </w:tcPr>
@@ -1895,11 +1690,13 @@
             </w:pPr>
             <w:r>
               <w:rPr>
-                <w:sz w:val="20"/>
-                <w:szCs w:val="20"/>
+                <w:rFonts w:ascii="Assistant" w:hAnsi="Assistant" w:cs="Assistant" w:eastAsia="Assistant"/>
+                <w:sz w:val="18"/>
+                <w:szCs w:val="18"/>
                 <w:rtl/>
                 <w:b/>
                 <w:bCs/>
+                <w:color w:val="52525B"/>
               </w:rPr>
               <w:t xml:space="preserve">ADD</w:t>
             </w:r>
@@ -1908,18 +1705,12 @@
         <w:tc>
           <w:tcPr>
             <w:tcW w:w="997" w:type="dxa"/>
-            <w:shd w:val="clear" w:color="auto" w:fill="EAF1F5"/>
-            <w:tcBorders>
-              <w:top w:val="single" w:sz="6" w:space="0" w:color="D3DCE3"/>
-              <w:right w:val="single" w:sz="6" w:space="0" w:color="D3DCE3"/>
-              <w:bottom w:val="single" w:sz="6" w:space="0" w:color="D3DCE3"/>
-              <w:left w:val="single" w:sz="6" w:space="0" w:color="D3DCE3"/>
-            </w:tcBorders>
-            <w:tcMar>
-              <w:top w:w="90" w:type="dxa"/>
-              <w:right w:w="80" w:type="dxa"/>
-              <w:bottom w:w="90" w:type="dxa"/>
-              <w:left w:w="80" w:type="dxa"/>
+            <w:shd w:val="clear" w:color="auto" w:fill="F4F4F5"/>
+            <w:tcMar>
+              <w:top w:w="90" w:type="dxa"/>
+              <w:right w:w="120" w:type="dxa"/>
+              <w:bottom w:w="90" w:type="dxa"/>
+              <w:left w:w="120" w:type="dxa"/>
             </w:tcMar>
             <w:vAlign w:val="center"/>
           </w:tcPr>
@@ -1931,11 +1722,13 @@
             </w:pPr>
             <w:r>
               <w:rPr>
-                <w:sz w:val="20"/>
-                <w:szCs w:val="20"/>
+                <w:rFonts w:ascii="Assistant" w:hAnsi="Assistant" w:cs="Assistant" w:eastAsia="Assistant"/>
+                <w:sz w:val="18"/>
+                <w:szCs w:val="18"/>
                 <w:rtl/>
                 <w:b/>
                 <w:bCs/>
+                <w:color w:val="52525B"/>
               </w:rPr>
               <w:t xml:space="preserve">BASE</w:t>
             </w:r>
@@ -1944,18 +1737,12 @@
         <w:tc>
           <w:tcPr>
             <w:tcW w:w="997" w:type="dxa"/>
-            <w:shd w:val="clear" w:color="auto" w:fill="EAF1F5"/>
-            <w:tcBorders>
-              <w:top w:val="single" w:sz="6" w:space="0" w:color="D3DCE3"/>
-              <w:right w:val="single" w:sz="6" w:space="0" w:color="D3DCE3"/>
-              <w:bottom w:val="single" w:sz="6" w:space="0" w:color="D3DCE3"/>
-              <w:left w:val="single" w:sz="6" w:space="0" w:color="D3DCE3"/>
-            </w:tcBorders>
-            <w:tcMar>
-              <w:top w:w="90" w:type="dxa"/>
-              <w:right w:w="80" w:type="dxa"/>
-              <w:bottom w:w="90" w:type="dxa"/>
-              <w:left w:w="80" w:type="dxa"/>
+            <w:shd w:val="clear" w:color="auto" w:fill="F4F4F5"/>
+            <w:tcMar>
+              <w:top w:w="90" w:type="dxa"/>
+              <w:right w:w="120" w:type="dxa"/>
+              <w:bottom w:w="90" w:type="dxa"/>
+              <w:left w:w="120" w:type="dxa"/>
             </w:tcMar>
             <w:vAlign w:val="center"/>
           </w:tcPr>
@@ -1967,11 +1754,13 @@
             </w:pPr>
             <w:r>
               <w:rPr>
-                <w:sz w:val="20"/>
-                <w:szCs w:val="20"/>
+                <w:rFonts w:ascii="Assistant" w:hAnsi="Assistant" w:cs="Assistant" w:eastAsia="Assistant"/>
+                <w:sz w:val="18"/>
+                <w:szCs w:val="18"/>
                 <w:rtl/>
                 <w:b/>
                 <w:bCs/>
+                <w:color w:val="52525B"/>
               </w:rPr>
               <w:t xml:space="preserve">PRISM</w:t>
             </w:r>
@@ -1980,18 +1769,12 @@
         <w:tc>
           <w:tcPr>
             <w:tcW w:w="997" w:type="dxa"/>
-            <w:shd w:val="clear" w:color="auto" w:fill="EAF1F5"/>
-            <w:tcBorders>
-              <w:top w:val="single" w:sz="6" w:space="0" w:color="D3DCE3"/>
-              <w:right w:val="single" w:sz="6" w:space="0" w:color="D3DCE3"/>
-              <w:bottom w:val="single" w:sz="6" w:space="0" w:color="D3DCE3"/>
-              <w:left w:val="single" w:sz="6" w:space="0" w:color="D3DCE3"/>
-            </w:tcBorders>
-            <w:tcMar>
-              <w:top w:w="90" w:type="dxa"/>
-              <w:right w:w="80" w:type="dxa"/>
-              <w:bottom w:w="90" w:type="dxa"/>
-              <w:left w:w="80" w:type="dxa"/>
+            <w:shd w:val="clear" w:color="auto" w:fill="F4F4F5"/>
+            <w:tcMar>
+              <w:top w:w="90" w:type="dxa"/>
+              <w:right w:w="120" w:type="dxa"/>
+              <w:bottom w:w="90" w:type="dxa"/>
+              <w:left w:w="120" w:type="dxa"/>
             </w:tcMar>
             <w:vAlign w:val="center"/>
           </w:tcPr>
@@ -2003,11 +1786,13 @@
             </w:pPr>
             <w:r>
               <w:rPr>
-                <w:sz w:val="20"/>
-                <w:szCs w:val="20"/>
+                <w:rFonts w:ascii="Assistant" w:hAnsi="Assistant" w:cs="Assistant" w:eastAsia="Assistant"/>
+                <w:sz w:val="18"/>
+                <w:szCs w:val="18"/>
                 <w:rtl/>
                 <w:b/>
                 <w:bCs/>
+                <w:color w:val="52525B"/>
               </w:rPr>
               <w:t xml:space="preserve">AX</w:t>
             </w:r>
@@ -2016,18 +1801,12 @@
         <w:tc>
           <w:tcPr>
             <w:tcW w:w="997" w:type="dxa"/>
-            <w:shd w:val="clear" w:color="auto" w:fill="EAF1F5"/>
-            <w:tcBorders>
-              <w:top w:val="single" w:sz="6" w:space="0" w:color="D3DCE3"/>
-              <w:right w:val="single" w:sz="6" w:space="0" w:color="D3DCE3"/>
-              <w:bottom w:val="single" w:sz="6" w:space="0" w:color="D3DCE3"/>
-              <w:left w:val="single" w:sz="6" w:space="0" w:color="D3DCE3"/>
-            </w:tcBorders>
-            <w:tcMar>
-              <w:top w:w="90" w:type="dxa"/>
-              <w:right w:w="80" w:type="dxa"/>
-              <w:bottom w:w="90" w:type="dxa"/>
-              <w:left w:w="80" w:type="dxa"/>
+            <w:shd w:val="clear" w:color="auto" w:fill="F4F4F5"/>
+            <w:tcMar>
+              <w:top w:w="90" w:type="dxa"/>
+              <w:right w:w="120" w:type="dxa"/>
+              <w:bottom w:w="90" w:type="dxa"/>
+              <w:left w:w="120" w:type="dxa"/>
             </w:tcMar>
             <w:vAlign w:val="center"/>
           </w:tcPr>
@@ -2039,11 +1818,13 @@
             </w:pPr>
             <w:r>
               <w:rPr>
-                <w:sz w:val="20"/>
-                <w:szCs w:val="20"/>
+                <w:rFonts w:ascii="Assistant" w:hAnsi="Assistant" w:cs="Assistant" w:eastAsia="Assistant"/>
+                <w:sz w:val="18"/>
+                <w:szCs w:val="18"/>
                 <w:rtl/>
                 <w:b/>
                 <w:bCs/>
+                <w:color w:val="52525B"/>
               </w:rPr>
               <w:t xml:space="preserve">CYL</w:t>
             </w:r>
@@ -2052,18 +1833,12 @@
         <w:tc>
           <w:tcPr>
             <w:tcW w:w="997" w:type="dxa"/>
-            <w:shd w:val="clear" w:color="auto" w:fill="EAF1F5"/>
-            <w:tcBorders>
-              <w:top w:val="single" w:sz="6" w:space="0" w:color="D3DCE3"/>
-              <w:right w:val="single" w:sz="6" w:space="0" w:color="D3DCE3"/>
-              <w:bottom w:val="single" w:sz="6" w:space="0" w:color="D3DCE3"/>
-              <w:left w:val="single" w:sz="6" w:space="0" w:color="D3DCE3"/>
-            </w:tcBorders>
-            <w:tcMar>
-              <w:top w:w="90" w:type="dxa"/>
-              <w:right w:w="80" w:type="dxa"/>
-              <w:bottom w:w="90" w:type="dxa"/>
-              <w:left w:w="80" w:type="dxa"/>
+            <w:shd w:val="clear" w:color="auto" w:fill="F4F4F5"/>
+            <w:tcMar>
+              <w:top w:w="90" w:type="dxa"/>
+              <w:right w:w="120" w:type="dxa"/>
+              <w:bottom w:w="90" w:type="dxa"/>
+              <w:left w:w="120" w:type="dxa"/>
             </w:tcMar>
             <w:vAlign w:val="center"/>
           </w:tcPr>
@@ -2075,11 +1850,13 @@
             </w:pPr>
             <w:r>
               <w:rPr>
-                <w:sz w:val="20"/>
-                <w:szCs w:val="20"/>
+                <w:rFonts w:ascii="Assistant" w:hAnsi="Assistant" w:cs="Assistant" w:eastAsia="Assistant"/>
+                <w:sz w:val="18"/>
+                <w:szCs w:val="18"/>
                 <w:rtl/>
                 <w:b/>
                 <w:bCs/>
+                <w:color w:val="52525B"/>
               </w:rPr>
               <w:t xml:space="preserve">SPH</w:t>
             </w:r>
@@ -2088,18 +1865,12 @@
         <w:tc>
           <w:tcPr>
             <w:tcW w:w="1100" w:type="dxa"/>
-            <w:shd w:val="clear" w:color="auto" w:fill="D7E4EA"/>
-            <w:tcBorders>
-              <w:top w:val="single" w:sz="6" w:space="0" w:color="D3DCE3"/>
-              <w:right w:val="single" w:sz="6" w:space="0" w:color="D3DCE3"/>
-              <w:bottom w:val="single" w:sz="6" w:space="0" w:color="D3DCE3"/>
-              <w:left w:val="single" w:sz="6" w:space="0" w:color="D3DCE3"/>
-            </w:tcBorders>
-            <w:tcMar>
-              <w:top w:w="90" w:type="dxa"/>
-              <w:right w:w="80" w:type="dxa"/>
-              <w:bottom w:w="90" w:type="dxa"/>
-              <w:left w:w="80" w:type="dxa"/>
+            <w:shd w:val="clear" w:color="auto" w:fill="18181B"/>
+            <w:tcMar>
+              <w:top w:w="90" w:type="dxa"/>
+              <w:right w:w="120" w:type="dxa"/>
+              <w:bottom w:w="90" w:type="dxa"/>
+              <w:left w:w="120" w:type="dxa"/>
             </w:tcMar>
             <w:vAlign w:val="center"/>
           </w:tcPr>
@@ -2111,11 +1882,13 @@
             </w:pPr>
             <w:r>
               <w:rPr>
-                <w:sz w:val="20"/>
-                <w:szCs w:val="20"/>
+                <w:rFonts w:ascii="Assistant" w:hAnsi="Assistant" w:cs="Assistant" w:eastAsia="Assistant"/>
+                <w:sz w:val="18"/>
+                <w:szCs w:val="18"/>
                 <w:rtl/>
                 <w:b/>
                 <w:bCs/>
+                <w:color w:val="FFFFFF"/>
               </w:rPr>
               <w:t xml:space="preserve">עין</w:t>
             </w:r>
@@ -2126,28 +1899,24 @@
         <w:tc>
           <w:tcPr>
             <w:tcW w:w="997" w:type="dxa"/>
-            <w:tcBorders>
-              <w:top w:val="single" w:sz="6" w:space="0" w:color="D3DCE3"/>
-              <w:right w:val="single" w:sz="6" w:space="0" w:color="D3DCE3"/>
-              <w:bottom w:val="single" w:sz="6" w:space="0" w:color="D3DCE3"/>
-              <w:left w:val="single" w:sz="6" w:space="0" w:color="D3DCE3"/>
-            </w:tcBorders>
-            <w:tcMar>
-              <w:top w:w="90" w:type="dxa"/>
-              <w:right w:w="80" w:type="dxa"/>
-              <w:bottom w:w="90" w:type="dxa"/>
-              <w:left w:w="80" w:type="dxa"/>
-            </w:tcMar>
-            <w:vAlign w:val="center"/>
-          </w:tcPr>
-          <w:p>
-            <w:pPr>
-              <w:jc w:val="right"/>
-              <w:bidi/>
-              <w:spacing w:before="0" w:after="0"/>
-            </w:pPr>
-            <w:r>
-              <w:rPr>
+            <w:shd w:val="clear" w:color="auto" w:fill="FAFAFA"/>
+            <w:tcMar>
+              <w:top w:w="90" w:type="dxa"/>
+              <w:right w:w="120" w:type="dxa"/>
+              <w:bottom w:w="90" w:type="dxa"/>
+              <w:left w:w="120" w:type="dxa"/>
+            </w:tcMar>
+            <w:vAlign w:val="center"/>
+          </w:tcPr>
+          <w:p>
+            <w:pPr>
+              <w:jc w:val="center"/>
+              <w:bidi/>
+              <w:spacing w:before="0" w:after="0"/>
+            </w:pPr>
+            <w:r>
+              <w:rPr>
+                <w:rFonts w:ascii="Assistant" w:hAnsi="Assistant" w:cs="Assistant" w:eastAsia="Assistant"/>
                 <w:sz w:val="20"/>
                 <w:szCs w:val="20"/>
                 <w:rtl/>
@@ -2159,28 +1928,24 @@
         <w:tc>
           <w:tcPr>
             <w:tcW w:w="997" w:type="dxa"/>
-            <w:tcBorders>
-              <w:top w:val="single" w:sz="6" w:space="0" w:color="D3DCE3"/>
-              <w:right w:val="single" w:sz="6" w:space="0" w:color="D3DCE3"/>
-              <w:bottom w:val="single" w:sz="6" w:space="0" w:color="D3DCE3"/>
-              <w:left w:val="single" w:sz="6" w:space="0" w:color="D3DCE3"/>
-            </w:tcBorders>
-            <w:tcMar>
-              <w:top w:w="90" w:type="dxa"/>
-              <w:right w:w="80" w:type="dxa"/>
-              <w:bottom w:w="90" w:type="dxa"/>
-              <w:left w:w="80" w:type="dxa"/>
-            </w:tcMar>
-            <w:vAlign w:val="center"/>
-          </w:tcPr>
-          <w:p>
-            <w:pPr>
-              <w:jc w:val="right"/>
-              <w:bidi/>
-              <w:spacing w:before="0" w:after="0"/>
-            </w:pPr>
-            <w:r>
-              <w:rPr>
+            <w:shd w:val="clear" w:color="auto" w:fill="FAFAFA"/>
+            <w:tcMar>
+              <w:top w:w="90" w:type="dxa"/>
+              <w:right w:w="120" w:type="dxa"/>
+              <w:bottom w:w="90" w:type="dxa"/>
+              <w:left w:w="120" w:type="dxa"/>
+            </w:tcMar>
+            <w:vAlign w:val="center"/>
+          </w:tcPr>
+          <w:p>
+            <w:pPr>
+              <w:jc w:val="center"/>
+              <w:bidi/>
+              <w:spacing w:before="0" w:after="0"/>
+            </w:pPr>
+            <w:r>
+              <w:rPr>
+                <w:rFonts w:ascii="Assistant" w:hAnsi="Assistant" w:cs="Assistant" w:eastAsia="Assistant"/>
                 <w:sz w:val="20"/>
                 <w:szCs w:val="20"/>
                 <w:rtl/>
@@ -2192,28 +1957,24 @@
         <w:tc>
           <w:tcPr>
             <w:tcW w:w="997" w:type="dxa"/>
-            <w:tcBorders>
-              <w:top w:val="single" w:sz="6" w:space="0" w:color="D3DCE3"/>
-              <w:right w:val="single" w:sz="6" w:space="0" w:color="D3DCE3"/>
-              <w:bottom w:val="single" w:sz="6" w:space="0" w:color="D3DCE3"/>
-              <w:left w:val="single" w:sz="6" w:space="0" w:color="D3DCE3"/>
-            </w:tcBorders>
-            <w:tcMar>
-              <w:top w:w="90" w:type="dxa"/>
-              <w:right w:w="80" w:type="dxa"/>
-              <w:bottom w:w="90" w:type="dxa"/>
-              <w:left w:w="80" w:type="dxa"/>
-            </w:tcMar>
-            <w:vAlign w:val="center"/>
-          </w:tcPr>
-          <w:p>
-            <w:pPr>
-              <w:jc w:val="right"/>
-              <w:bidi/>
-              <w:spacing w:before="0" w:after="0"/>
-            </w:pPr>
-            <w:r>
-              <w:rPr>
+            <w:shd w:val="clear" w:color="auto" w:fill="FAFAFA"/>
+            <w:tcMar>
+              <w:top w:w="90" w:type="dxa"/>
+              <w:right w:w="120" w:type="dxa"/>
+              <w:bottom w:w="90" w:type="dxa"/>
+              <w:left w:w="120" w:type="dxa"/>
+            </w:tcMar>
+            <w:vAlign w:val="center"/>
+          </w:tcPr>
+          <w:p>
+            <w:pPr>
+              <w:jc w:val="center"/>
+              <w:bidi/>
+              <w:spacing w:before="0" w:after="0"/>
+            </w:pPr>
+            <w:r>
+              <w:rPr>
+                <w:rFonts w:ascii="Assistant" w:hAnsi="Assistant" w:cs="Assistant" w:eastAsia="Assistant"/>
                 <w:sz w:val="20"/>
                 <w:szCs w:val="20"/>
                 <w:rtl/>
@@ -2225,28 +1986,24 @@
         <w:tc>
           <w:tcPr>
             <w:tcW w:w="997" w:type="dxa"/>
-            <w:tcBorders>
-              <w:top w:val="single" w:sz="6" w:space="0" w:color="D3DCE3"/>
-              <w:right w:val="single" w:sz="6" w:space="0" w:color="D3DCE3"/>
-              <w:bottom w:val="single" w:sz="6" w:space="0" w:color="D3DCE3"/>
-              <w:left w:val="single" w:sz="6" w:space="0" w:color="D3DCE3"/>
-            </w:tcBorders>
-            <w:tcMar>
-              <w:top w:w="90" w:type="dxa"/>
-              <w:right w:w="80" w:type="dxa"/>
-              <w:bottom w:w="90" w:type="dxa"/>
-              <w:left w:w="80" w:type="dxa"/>
-            </w:tcMar>
-            <w:vAlign w:val="center"/>
-          </w:tcPr>
-          <w:p>
-            <w:pPr>
-              <w:jc w:val="right"/>
-              <w:bidi/>
-              <w:spacing w:before="0" w:after="0"/>
-            </w:pPr>
-            <w:r>
-              <w:rPr>
+            <w:shd w:val="clear" w:color="auto" w:fill="FAFAFA"/>
+            <w:tcMar>
+              <w:top w:w="90" w:type="dxa"/>
+              <w:right w:w="120" w:type="dxa"/>
+              <w:bottom w:w="90" w:type="dxa"/>
+              <w:left w:w="120" w:type="dxa"/>
+            </w:tcMar>
+            <w:vAlign w:val="center"/>
+          </w:tcPr>
+          <w:p>
+            <w:pPr>
+              <w:jc w:val="center"/>
+              <w:bidi/>
+              <w:spacing w:before="0" w:after="0"/>
+            </w:pPr>
+            <w:r>
+              <w:rPr>
+                <w:rFonts w:ascii="Assistant" w:hAnsi="Assistant" w:cs="Assistant" w:eastAsia="Assistant"/>
                 <w:sz w:val="20"/>
                 <w:szCs w:val="20"/>
                 <w:rtl/>
@@ -2258,28 +2015,24 @@
         <w:tc>
           <w:tcPr>
             <w:tcW w:w="997" w:type="dxa"/>
-            <w:tcBorders>
-              <w:top w:val="single" w:sz="6" w:space="0" w:color="D3DCE3"/>
-              <w:right w:val="single" w:sz="6" w:space="0" w:color="D3DCE3"/>
-              <w:bottom w:val="single" w:sz="6" w:space="0" w:color="D3DCE3"/>
-              <w:left w:val="single" w:sz="6" w:space="0" w:color="D3DCE3"/>
-            </w:tcBorders>
-            <w:tcMar>
-              <w:top w:w="90" w:type="dxa"/>
-              <w:right w:w="80" w:type="dxa"/>
-              <w:bottom w:w="90" w:type="dxa"/>
-              <w:left w:w="80" w:type="dxa"/>
-            </w:tcMar>
-            <w:vAlign w:val="center"/>
-          </w:tcPr>
-          <w:p>
-            <w:pPr>
-              <w:jc w:val="right"/>
-              <w:bidi/>
-              <w:spacing w:before="0" w:after="0"/>
-            </w:pPr>
-            <w:r>
-              <w:rPr>
+            <w:shd w:val="clear" w:color="auto" w:fill="FAFAFA"/>
+            <w:tcMar>
+              <w:top w:w="90" w:type="dxa"/>
+              <w:right w:w="120" w:type="dxa"/>
+              <w:bottom w:w="90" w:type="dxa"/>
+              <w:left w:w="120" w:type="dxa"/>
+            </w:tcMar>
+            <w:vAlign w:val="center"/>
+          </w:tcPr>
+          <w:p>
+            <w:pPr>
+              <w:jc w:val="center"/>
+              <w:bidi/>
+              <w:spacing w:before="0" w:after="0"/>
+            </w:pPr>
+            <w:r>
+              <w:rPr>
+                <w:rFonts w:ascii="Assistant" w:hAnsi="Assistant" w:cs="Assistant" w:eastAsia="Assistant"/>
                 <w:sz w:val="20"/>
                 <w:szCs w:val="20"/>
                 <w:rtl/>
@@ -2291,28 +2044,24 @@
         <w:tc>
           <w:tcPr>
             <w:tcW w:w="997" w:type="dxa"/>
-            <w:tcBorders>
-              <w:top w:val="single" w:sz="6" w:space="0" w:color="D3DCE3"/>
-              <w:right w:val="single" w:sz="6" w:space="0" w:color="D3DCE3"/>
-              <w:bottom w:val="single" w:sz="6" w:space="0" w:color="D3DCE3"/>
-              <w:left w:val="single" w:sz="6" w:space="0" w:color="D3DCE3"/>
-            </w:tcBorders>
-            <w:tcMar>
-              <w:top w:w="90" w:type="dxa"/>
-              <w:right w:w="80" w:type="dxa"/>
-              <w:bottom w:w="90" w:type="dxa"/>
-              <w:left w:w="80" w:type="dxa"/>
-            </w:tcMar>
-            <w:vAlign w:val="center"/>
-          </w:tcPr>
-          <w:p>
-            <w:pPr>
-              <w:jc w:val="right"/>
-              <w:bidi/>
-              <w:spacing w:before="0" w:after="0"/>
-            </w:pPr>
-            <w:r>
-              <w:rPr>
+            <w:shd w:val="clear" w:color="auto" w:fill="FAFAFA"/>
+            <w:tcMar>
+              <w:top w:w="90" w:type="dxa"/>
+              <w:right w:w="120" w:type="dxa"/>
+              <w:bottom w:w="90" w:type="dxa"/>
+              <w:left w:w="120" w:type="dxa"/>
+            </w:tcMar>
+            <w:vAlign w:val="center"/>
+          </w:tcPr>
+          <w:p>
+            <w:pPr>
+              <w:jc w:val="center"/>
+              <w:bidi/>
+              <w:spacing w:before="0" w:after="0"/>
+            </w:pPr>
+            <w:r>
+              <w:rPr>
+                <w:rFonts w:ascii="Assistant" w:hAnsi="Assistant" w:cs="Assistant" w:eastAsia="Assistant"/>
                 <w:sz w:val="20"/>
                 <w:szCs w:val="20"/>
                 <w:rtl/>
@@ -2324,28 +2073,24 @@
         <w:tc>
           <w:tcPr>
             <w:tcW w:w="997" w:type="dxa"/>
-            <w:tcBorders>
-              <w:top w:val="single" w:sz="6" w:space="0" w:color="D3DCE3"/>
-              <w:right w:val="single" w:sz="6" w:space="0" w:color="D3DCE3"/>
-              <w:bottom w:val="single" w:sz="6" w:space="0" w:color="D3DCE3"/>
-              <w:left w:val="single" w:sz="6" w:space="0" w:color="D3DCE3"/>
-            </w:tcBorders>
-            <w:tcMar>
-              <w:top w:w="90" w:type="dxa"/>
-              <w:right w:w="80" w:type="dxa"/>
-              <w:bottom w:w="90" w:type="dxa"/>
-              <w:left w:w="80" w:type="dxa"/>
-            </w:tcMar>
-            <w:vAlign w:val="center"/>
-          </w:tcPr>
-          <w:p>
-            <w:pPr>
-              <w:jc w:val="right"/>
-              <w:bidi/>
-              <w:spacing w:before="0" w:after="0"/>
-            </w:pPr>
-            <w:r>
-              <w:rPr>
+            <w:shd w:val="clear" w:color="auto" w:fill="FAFAFA"/>
+            <w:tcMar>
+              <w:top w:w="90" w:type="dxa"/>
+              <w:right w:w="120" w:type="dxa"/>
+              <w:bottom w:w="90" w:type="dxa"/>
+              <w:left w:w="120" w:type="dxa"/>
+            </w:tcMar>
+            <w:vAlign w:val="center"/>
+          </w:tcPr>
+          <w:p>
+            <w:pPr>
+              <w:jc w:val="center"/>
+              <w:bidi/>
+              <w:spacing w:before="0" w:after="0"/>
+            </w:pPr>
+            <w:r>
+              <w:rPr>
+                <w:rFonts w:ascii="Assistant" w:hAnsi="Assistant" w:cs="Assistant" w:eastAsia="Assistant"/>
                 <w:sz w:val="20"/>
                 <w:szCs w:val="20"/>
                 <w:rtl/>
@@ -2357,28 +2102,24 @@
         <w:tc>
           <w:tcPr>
             <w:tcW w:w="997" w:type="dxa"/>
-            <w:tcBorders>
-              <w:top w:val="single" w:sz="6" w:space="0" w:color="D3DCE3"/>
-              <w:right w:val="single" w:sz="6" w:space="0" w:color="D3DCE3"/>
-              <w:bottom w:val="single" w:sz="6" w:space="0" w:color="D3DCE3"/>
-              <w:left w:val="single" w:sz="6" w:space="0" w:color="D3DCE3"/>
-            </w:tcBorders>
-            <w:tcMar>
-              <w:top w:w="90" w:type="dxa"/>
-              <w:right w:w="80" w:type="dxa"/>
-              <w:bottom w:w="90" w:type="dxa"/>
-              <w:left w:w="80" w:type="dxa"/>
-            </w:tcMar>
-            <w:vAlign w:val="center"/>
-          </w:tcPr>
-          <w:p>
-            <w:pPr>
-              <w:jc w:val="right"/>
-              <w:bidi/>
-              <w:spacing w:before="0" w:after="0"/>
-            </w:pPr>
-            <w:r>
-              <w:rPr>
+            <w:shd w:val="clear" w:color="auto" w:fill="FAFAFA"/>
+            <w:tcMar>
+              <w:top w:w="90" w:type="dxa"/>
+              <w:right w:w="120" w:type="dxa"/>
+              <w:bottom w:w="90" w:type="dxa"/>
+              <w:left w:w="120" w:type="dxa"/>
+            </w:tcMar>
+            <w:vAlign w:val="center"/>
+          </w:tcPr>
+          <w:p>
+            <w:pPr>
+              <w:jc w:val="center"/>
+              <w:bidi/>
+              <w:spacing w:before="0" w:after="0"/>
+            </w:pPr>
+            <w:r>
+              <w:rPr>
+                <w:rFonts w:ascii="Assistant" w:hAnsi="Assistant" w:cs="Assistant" w:eastAsia="Assistant"/>
                 <w:sz w:val="20"/>
                 <w:szCs w:val="20"/>
                 <w:rtl/>
@@ -2390,28 +2131,24 @@
         <w:tc>
           <w:tcPr>
             <w:tcW w:w="997" w:type="dxa"/>
-            <w:tcBorders>
-              <w:top w:val="single" w:sz="6" w:space="0" w:color="D3DCE3"/>
-              <w:right w:val="single" w:sz="6" w:space="0" w:color="D3DCE3"/>
-              <w:bottom w:val="single" w:sz="6" w:space="0" w:color="D3DCE3"/>
-              <w:left w:val="single" w:sz="6" w:space="0" w:color="D3DCE3"/>
-            </w:tcBorders>
-            <w:tcMar>
-              <w:top w:w="90" w:type="dxa"/>
-              <w:right w:w="80" w:type="dxa"/>
-              <w:bottom w:w="90" w:type="dxa"/>
-              <w:left w:w="80" w:type="dxa"/>
-            </w:tcMar>
-            <w:vAlign w:val="center"/>
-          </w:tcPr>
-          <w:p>
-            <w:pPr>
-              <w:jc w:val="right"/>
-              <w:bidi/>
-              <w:spacing w:before="0" w:after="0"/>
-            </w:pPr>
-            <w:r>
-              <w:rPr>
+            <w:shd w:val="clear" w:color="auto" w:fill="FAFAFA"/>
+            <w:tcMar>
+              <w:top w:w="90" w:type="dxa"/>
+              <w:right w:w="120" w:type="dxa"/>
+              <w:bottom w:w="90" w:type="dxa"/>
+              <w:left w:w="120" w:type="dxa"/>
+            </w:tcMar>
+            <w:vAlign w:val="center"/>
+          </w:tcPr>
+          <w:p>
+            <w:pPr>
+              <w:jc w:val="center"/>
+              <w:bidi/>
+              <w:spacing w:before="0" w:after="0"/>
+            </w:pPr>
+            <w:r>
+              <w:rPr>
+                <w:rFonts w:ascii="Assistant" w:hAnsi="Assistant" w:cs="Assistant" w:eastAsia="Assistant"/>
                 <w:sz w:val="20"/>
                 <w:szCs w:val="20"/>
                 <w:rtl/>
@@ -2423,18 +2160,12 @@
         <w:tc>
           <w:tcPr>
             <w:tcW w:w="1100" w:type="dxa"/>
-            <w:shd w:val="clear" w:color="auto" w:fill="D7E4EA"/>
-            <w:tcBorders>
-              <w:top w:val="single" w:sz="6" w:space="0" w:color="D3DCE3"/>
-              <w:right w:val="single" w:sz="6" w:space="0" w:color="D3DCE3"/>
-              <w:bottom w:val="single" w:sz="6" w:space="0" w:color="D3DCE3"/>
-              <w:left w:val="single" w:sz="6" w:space="0" w:color="D3DCE3"/>
-            </w:tcBorders>
-            <w:tcMar>
-              <w:top w:w="90" w:type="dxa"/>
-              <w:right w:w="80" w:type="dxa"/>
-              <w:bottom w:w="90" w:type="dxa"/>
-              <w:left w:w="80" w:type="dxa"/>
+            <w:shd w:val="clear" w:color="auto" w:fill="F4F4F5"/>
+            <w:tcMar>
+              <w:top w:w="90" w:type="dxa"/>
+              <w:right w:w="120" w:type="dxa"/>
+              <w:bottom w:w="90" w:type="dxa"/>
+              <w:left w:w="120" w:type="dxa"/>
             </w:tcMar>
             <w:vAlign w:val="center"/>
           </w:tcPr>
@@ -2446,6 +2177,7 @@
             </w:pPr>
             <w:r>
               <w:rPr>
+                <w:rFonts w:ascii="Assistant" w:hAnsi="Assistant" w:cs="Assistant" w:eastAsia="Assistant"/>
                 <w:sz w:val="20"/>
                 <w:szCs w:val="20"/>
                 <w:rtl/>
@@ -2461,28 +2193,24 @@
         <w:tc>
           <w:tcPr>
             <w:tcW w:w="997" w:type="dxa"/>
-            <w:tcBorders>
-              <w:top w:val="single" w:sz="6" w:space="0" w:color="D3DCE3"/>
-              <w:right w:val="single" w:sz="6" w:space="0" w:color="D3DCE3"/>
-              <w:bottom w:val="single" w:sz="6" w:space="0" w:color="D3DCE3"/>
-              <w:left w:val="single" w:sz="6" w:space="0" w:color="D3DCE3"/>
-            </w:tcBorders>
-            <w:tcMar>
-              <w:top w:w="90" w:type="dxa"/>
-              <w:right w:w="80" w:type="dxa"/>
-              <w:bottom w:w="90" w:type="dxa"/>
-              <w:left w:w="80" w:type="dxa"/>
-            </w:tcMar>
-            <w:vAlign w:val="center"/>
-          </w:tcPr>
-          <w:p>
-            <w:pPr>
-              <w:jc w:val="right"/>
-              <w:bidi/>
-              <w:spacing w:before="0" w:after="0"/>
-            </w:pPr>
-            <w:r>
-              <w:rPr>
+            <w:shd w:val="clear" w:color="auto" w:fill="FAFAFA"/>
+            <w:tcMar>
+              <w:top w:w="90" w:type="dxa"/>
+              <w:right w:w="120" w:type="dxa"/>
+              <w:bottom w:w="90" w:type="dxa"/>
+              <w:left w:w="120" w:type="dxa"/>
+            </w:tcMar>
+            <w:vAlign w:val="center"/>
+          </w:tcPr>
+          <w:p>
+            <w:pPr>
+              <w:jc w:val="center"/>
+              <w:bidi/>
+              <w:spacing w:before="0" w:after="0"/>
+            </w:pPr>
+            <w:r>
+              <w:rPr>
+                <w:rFonts w:ascii="Assistant" w:hAnsi="Assistant" w:cs="Assistant" w:eastAsia="Assistant"/>
                 <w:sz w:val="20"/>
                 <w:szCs w:val="20"/>
                 <w:rtl/>
@@ -2494,28 +2222,24 @@
         <w:tc>
           <w:tcPr>
             <w:tcW w:w="997" w:type="dxa"/>
-            <w:tcBorders>
-              <w:top w:val="single" w:sz="6" w:space="0" w:color="D3DCE3"/>
-              <w:right w:val="single" w:sz="6" w:space="0" w:color="D3DCE3"/>
-              <w:bottom w:val="single" w:sz="6" w:space="0" w:color="D3DCE3"/>
-              <w:left w:val="single" w:sz="6" w:space="0" w:color="D3DCE3"/>
-            </w:tcBorders>
-            <w:tcMar>
-              <w:top w:w="90" w:type="dxa"/>
-              <w:right w:w="80" w:type="dxa"/>
-              <w:bottom w:w="90" w:type="dxa"/>
-              <w:left w:w="80" w:type="dxa"/>
-            </w:tcMar>
-            <w:vAlign w:val="center"/>
-          </w:tcPr>
-          <w:p>
-            <w:pPr>
-              <w:jc w:val="right"/>
-              <w:bidi/>
-              <w:spacing w:before="0" w:after="0"/>
-            </w:pPr>
-            <w:r>
-              <w:rPr>
+            <w:shd w:val="clear" w:color="auto" w:fill="FAFAFA"/>
+            <w:tcMar>
+              <w:top w:w="90" w:type="dxa"/>
+              <w:right w:w="120" w:type="dxa"/>
+              <w:bottom w:w="90" w:type="dxa"/>
+              <w:left w:w="120" w:type="dxa"/>
+            </w:tcMar>
+            <w:vAlign w:val="center"/>
+          </w:tcPr>
+          <w:p>
+            <w:pPr>
+              <w:jc w:val="center"/>
+              <w:bidi/>
+              <w:spacing w:before="0" w:after="0"/>
+            </w:pPr>
+            <w:r>
+              <w:rPr>
+                <w:rFonts w:ascii="Assistant" w:hAnsi="Assistant" w:cs="Assistant" w:eastAsia="Assistant"/>
                 <w:sz w:val="20"/>
                 <w:szCs w:val="20"/>
                 <w:rtl/>
@@ -2527,28 +2251,24 @@
         <w:tc>
           <w:tcPr>
             <w:tcW w:w="997" w:type="dxa"/>
-            <w:tcBorders>
-              <w:top w:val="single" w:sz="6" w:space="0" w:color="D3DCE3"/>
-              <w:right w:val="single" w:sz="6" w:space="0" w:color="D3DCE3"/>
-              <w:bottom w:val="single" w:sz="6" w:space="0" w:color="D3DCE3"/>
-              <w:left w:val="single" w:sz="6" w:space="0" w:color="D3DCE3"/>
-            </w:tcBorders>
-            <w:tcMar>
-              <w:top w:w="90" w:type="dxa"/>
-              <w:right w:w="80" w:type="dxa"/>
-              <w:bottom w:w="90" w:type="dxa"/>
-              <w:left w:w="80" w:type="dxa"/>
-            </w:tcMar>
-            <w:vAlign w:val="center"/>
-          </w:tcPr>
-          <w:p>
-            <w:pPr>
-              <w:jc w:val="right"/>
-              <w:bidi/>
-              <w:spacing w:before="0" w:after="0"/>
-            </w:pPr>
-            <w:r>
-              <w:rPr>
+            <w:shd w:val="clear" w:color="auto" w:fill="FAFAFA"/>
+            <w:tcMar>
+              <w:top w:w="90" w:type="dxa"/>
+              <w:right w:w="120" w:type="dxa"/>
+              <w:bottom w:w="90" w:type="dxa"/>
+              <w:left w:w="120" w:type="dxa"/>
+            </w:tcMar>
+            <w:vAlign w:val="center"/>
+          </w:tcPr>
+          <w:p>
+            <w:pPr>
+              <w:jc w:val="center"/>
+              <w:bidi/>
+              <w:spacing w:before="0" w:after="0"/>
+            </w:pPr>
+            <w:r>
+              <w:rPr>
+                <w:rFonts w:ascii="Assistant" w:hAnsi="Assistant" w:cs="Assistant" w:eastAsia="Assistant"/>
                 <w:sz w:val="20"/>
                 <w:szCs w:val="20"/>
                 <w:rtl/>
@@ -2560,28 +2280,24 @@
         <w:tc>
           <w:tcPr>
             <w:tcW w:w="997" w:type="dxa"/>
-            <w:tcBorders>
-              <w:top w:val="single" w:sz="6" w:space="0" w:color="D3DCE3"/>
-              <w:right w:val="single" w:sz="6" w:space="0" w:color="D3DCE3"/>
-              <w:bottom w:val="single" w:sz="6" w:space="0" w:color="D3DCE3"/>
-              <w:left w:val="single" w:sz="6" w:space="0" w:color="D3DCE3"/>
-            </w:tcBorders>
-            <w:tcMar>
-              <w:top w:w="90" w:type="dxa"/>
-              <w:right w:w="80" w:type="dxa"/>
-              <w:bottom w:w="90" w:type="dxa"/>
-              <w:left w:w="80" w:type="dxa"/>
-            </w:tcMar>
-            <w:vAlign w:val="center"/>
-          </w:tcPr>
-          <w:p>
-            <w:pPr>
-              <w:jc w:val="right"/>
-              <w:bidi/>
-              <w:spacing w:before="0" w:after="0"/>
-            </w:pPr>
-            <w:r>
-              <w:rPr>
+            <w:shd w:val="clear" w:color="auto" w:fill="FAFAFA"/>
+            <w:tcMar>
+              <w:top w:w="90" w:type="dxa"/>
+              <w:right w:w="120" w:type="dxa"/>
+              <w:bottom w:w="90" w:type="dxa"/>
+              <w:left w:w="120" w:type="dxa"/>
+            </w:tcMar>
+            <w:vAlign w:val="center"/>
+          </w:tcPr>
+          <w:p>
+            <w:pPr>
+              <w:jc w:val="center"/>
+              <w:bidi/>
+              <w:spacing w:before="0" w:after="0"/>
+            </w:pPr>
+            <w:r>
+              <w:rPr>
+                <w:rFonts w:ascii="Assistant" w:hAnsi="Assistant" w:cs="Assistant" w:eastAsia="Assistant"/>
                 <w:sz w:val="20"/>
                 <w:szCs w:val="20"/>
                 <w:rtl/>
@@ -2593,28 +2309,24 @@
         <w:tc>
           <w:tcPr>
             <w:tcW w:w="997" w:type="dxa"/>
-            <w:tcBorders>
-              <w:top w:val="single" w:sz="6" w:space="0" w:color="D3DCE3"/>
-              <w:right w:val="single" w:sz="6" w:space="0" w:color="D3DCE3"/>
-              <w:bottom w:val="single" w:sz="6" w:space="0" w:color="D3DCE3"/>
-              <w:left w:val="single" w:sz="6" w:space="0" w:color="D3DCE3"/>
-            </w:tcBorders>
-            <w:tcMar>
-              <w:top w:w="90" w:type="dxa"/>
-              <w:right w:w="80" w:type="dxa"/>
-              <w:bottom w:w="90" w:type="dxa"/>
-              <w:left w:w="80" w:type="dxa"/>
-            </w:tcMar>
-            <w:vAlign w:val="center"/>
-          </w:tcPr>
-          <w:p>
-            <w:pPr>
-              <w:jc w:val="right"/>
-              <w:bidi/>
-              <w:spacing w:before="0" w:after="0"/>
-            </w:pPr>
-            <w:r>
-              <w:rPr>
+            <w:shd w:val="clear" w:color="auto" w:fill="FAFAFA"/>
+            <w:tcMar>
+              <w:top w:w="90" w:type="dxa"/>
+              <w:right w:w="120" w:type="dxa"/>
+              <w:bottom w:w="90" w:type="dxa"/>
+              <w:left w:w="120" w:type="dxa"/>
+            </w:tcMar>
+            <w:vAlign w:val="center"/>
+          </w:tcPr>
+          <w:p>
+            <w:pPr>
+              <w:jc w:val="center"/>
+              <w:bidi/>
+              <w:spacing w:before="0" w:after="0"/>
+            </w:pPr>
+            <w:r>
+              <w:rPr>
+                <w:rFonts w:ascii="Assistant" w:hAnsi="Assistant" w:cs="Assistant" w:eastAsia="Assistant"/>
                 <w:sz w:val="20"/>
                 <w:szCs w:val="20"/>
                 <w:rtl/>
@@ -2626,28 +2338,24 @@
         <w:tc>
           <w:tcPr>
             <w:tcW w:w="997" w:type="dxa"/>
-            <w:tcBorders>
-              <w:top w:val="single" w:sz="6" w:space="0" w:color="D3DCE3"/>
-              <w:right w:val="single" w:sz="6" w:space="0" w:color="D3DCE3"/>
-              <w:bottom w:val="single" w:sz="6" w:space="0" w:color="D3DCE3"/>
-              <w:left w:val="single" w:sz="6" w:space="0" w:color="D3DCE3"/>
-            </w:tcBorders>
-            <w:tcMar>
-              <w:top w:w="90" w:type="dxa"/>
-              <w:right w:w="80" w:type="dxa"/>
-              <w:bottom w:w="90" w:type="dxa"/>
-              <w:left w:w="80" w:type="dxa"/>
-            </w:tcMar>
-            <w:vAlign w:val="center"/>
-          </w:tcPr>
-          <w:p>
-            <w:pPr>
-              <w:jc w:val="right"/>
-              <w:bidi/>
-              <w:spacing w:before="0" w:after="0"/>
-            </w:pPr>
-            <w:r>
-              <w:rPr>
+            <w:shd w:val="clear" w:color="auto" w:fill="FAFAFA"/>
+            <w:tcMar>
+              <w:top w:w="90" w:type="dxa"/>
+              <w:right w:w="120" w:type="dxa"/>
+              <w:bottom w:w="90" w:type="dxa"/>
+              <w:left w:w="120" w:type="dxa"/>
+            </w:tcMar>
+            <w:vAlign w:val="center"/>
+          </w:tcPr>
+          <w:p>
+            <w:pPr>
+              <w:jc w:val="center"/>
+              <w:bidi/>
+              <w:spacing w:before="0" w:after="0"/>
+            </w:pPr>
+            <w:r>
+              <w:rPr>
+                <w:rFonts w:ascii="Assistant" w:hAnsi="Assistant" w:cs="Assistant" w:eastAsia="Assistant"/>
                 <w:sz w:val="20"/>
                 <w:szCs w:val="20"/>
                 <w:rtl/>
@@ -2659,28 +2367,24 @@
         <w:tc>
           <w:tcPr>
             <w:tcW w:w="997" w:type="dxa"/>
-            <w:tcBorders>
-              <w:top w:val="single" w:sz="6" w:space="0" w:color="D3DCE3"/>
-              <w:right w:val="single" w:sz="6" w:space="0" w:color="D3DCE3"/>
-              <w:bottom w:val="single" w:sz="6" w:space="0" w:color="D3DCE3"/>
-              <w:left w:val="single" w:sz="6" w:space="0" w:color="D3DCE3"/>
-            </w:tcBorders>
-            <w:tcMar>
-              <w:top w:w="90" w:type="dxa"/>
-              <w:right w:w="80" w:type="dxa"/>
-              <w:bottom w:w="90" w:type="dxa"/>
-              <w:left w:w="80" w:type="dxa"/>
-            </w:tcMar>
-            <w:vAlign w:val="center"/>
-          </w:tcPr>
-          <w:p>
-            <w:pPr>
-              <w:jc w:val="right"/>
-              <w:bidi/>
-              <w:spacing w:before="0" w:after="0"/>
-            </w:pPr>
-            <w:r>
-              <w:rPr>
+            <w:shd w:val="clear" w:color="auto" w:fill="FAFAFA"/>
+            <w:tcMar>
+              <w:top w:w="90" w:type="dxa"/>
+              <w:right w:w="120" w:type="dxa"/>
+              <w:bottom w:w="90" w:type="dxa"/>
+              <w:left w:w="120" w:type="dxa"/>
+            </w:tcMar>
+            <w:vAlign w:val="center"/>
+          </w:tcPr>
+          <w:p>
+            <w:pPr>
+              <w:jc w:val="center"/>
+              <w:bidi/>
+              <w:spacing w:before="0" w:after="0"/>
+            </w:pPr>
+            <w:r>
+              <w:rPr>
+                <w:rFonts w:ascii="Assistant" w:hAnsi="Assistant" w:cs="Assistant" w:eastAsia="Assistant"/>
                 <w:sz w:val="20"/>
                 <w:szCs w:val="20"/>
                 <w:rtl/>
@@ -2692,28 +2396,24 @@
         <w:tc>
           <w:tcPr>
             <w:tcW w:w="997" w:type="dxa"/>
-            <w:tcBorders>
-              <w:top w:val="single" w:sz="6" w:space="0" w:color="D3DCE3"/>
-              <w:right w:val="single" w:sz="6" w:space="0" w:color="D3DCE3"/>
-              <w:bottom w:val="single" w:sz="6" w:space="0" w:color="D3DCE3"/>
-              <w:left w:val="single" w:sz="6" w:space="0" w:color="D3DCE3"/>
-            </w:tcBorders>
-            <w:tcMar>
-              <w:top w:w="90" w:type="dxa"/>
-              <w:right w:w="80" w:type="dxa"/>
-              <w:bottom w:w="90" w:type="dxa"/>
-              <w:left w:w="80" w:type="dxa"/>
-            </w:tcMar>
-            <w:vAlign w:val="center"/>
-          </w:tcPr>
-          <w:p>
-            <w:pPr>
-              <w:jc w:val="right"/>
-              <w:bidi/>
-              <w:spacing w:before="0" w:after="0"/>
-            </w:pPr>
-            <w:r>
-              <w:rPr>
+            <w:shd w:val="clear" w:color="auto" w:fill="FAFAFA"/>
+            <w:tcMar>
+              <w:top w:w="90" w:type="dxa"/>
+              <w:right w:w="120" w:type="dxa"/>
+              <w:bottom w:w="90" w:type="dxa"/>
+              <w:left w:w="120" w:type="dxa"/>
+            </w:tcMar>
+            <w:vAlign w:val="center"/>
+          </w:tcPr>
+          <w:p>
+            <w:pPr>
+              <w:jc w:val="center"/>
+              <w:bidi/>
+              <w:spacing w:before="0" w:after="0"/>
+            </w:pPr>
+            <w:r>
+              <w:rPr>
+                <w:rFonts w:ascii="Assistant" w:hAnsi="Assistant" w:cs="Assistant" w:eastAsia="Assistant"/>
                 <w:sz w:val="20"/>
                 <w:szCs w:val="20"/>
                 <w:rtl/>
@@ -2725,28 +2425,24 @@
         <w:tc>
           <w:tcPr>
             <w:tcW w:w="997" w:type="dxa"/>
-            <w:tcBorders>
-              <w:top w:val="single" w:sz="6" w:space="0" w:color="D3DCE3"/>
-              <w:right w:val="single" w:sz="6" w:space="0" w:color="D3DCE3"/>
-              <w:bottom w:val="single" w:sz="6" w:space="0" w:color="D3DCE3"/>
-              <w:left w:val="single" w:sz="6" w:space="0" w:color="D3DCE3"/>
-            </w:tcBorders>
-            <w:tcMar>
-              <w:top w:w="90" w:type="dxa"/>
-              <w:right w:w="80" w:type="dxa"/>
-              <w:bottom w:w="90" w:type="dxa"/>
-              <w:left w:w="80" w:type="dxa"/>
-            </w:tcMar>
-            <w:vAlign w:val="center"/>
-          </w:tcPr>
-          <w:p>
-            <w:pPr>
-              <w:jc w:val="right"/>
-              <w:bidi/>
-              <w:spacing w:before="0" w:after="0"/>
-            </w:pPr>
-            <w:r>
-              <w:rPr>
+            <w:shd w:val="clear" w:color="auto" w:fill="FAFAFA"/>
+            <w:tcMar>
+              <w:top w:w="90" w:type="dxa"/>
+              <w:right w:w="120" w:type="dxa"/>
+              <w:bottom w:w="90" w:type="dxa"/>
+              <w:left w:w="120" w:type="dxa"/>
+            </w:tcMar>
+            <w:vAlign w:val="center"/>
+          </w:tcPr>
+          <w:p>
+            <w:pPr>
+              <w:jc w:val="center"/>
+              <w:bidi/>
+              <w:spacing w:before="0" w:after="0"/>
+            </w:pPr>
+            <w:r>
+              <w:rPr>
+                <w:rFonts w:ascii="Assistant" w:hAnsi="Assistant" w:cs="Assistant" w:eastAsia="Assistant"/>
                 <w:sz w:val="20"/>
                 <w:szCs w:val="20"/>
                 <w:rtl/>
@@ -2758,18 +2454,12 @@
         <w:tc>
           <w:tcPr>
             <w:tcW w:w="1100" w:type="dxa"/>
-            <w:shd w:val="clear" w:color="auto" w:fill="D7E4EA"/>
-            <w:tcBorders>
-              <w:top w:val="single" w:sz="6" w:space="0" w:color="D3DCE3"/>
-              <w:right w:val="single" w:sz="6" w:space="0" w:color="D3DCE3"/>
-              <w:bottom w:val="single" w:sz="6" w:space="0" w:color="D3DCE3"/>
-              <w:left w:val="single" w:sz="6" w:space="0" w:color="D3DCE3"/>
-            </w:tcBorders>
-            <w:tcMar>
-              <w:top w:w="90" w:type="dxa"/>
-              <w:right w:w="80" w:type="dxa"/>
-              <w:bottom w:w="90" w:type="dxa"/>
-              <w:left w:w="80" w:type="dxa"/>
+            <w:shd w:val="clear" w:color="auto" w:fill="F4F4F5"/>
+            <w:tcMar>
+              <w:top w:w="90" w:type="dxa"/>
+              <w:right w:w="120" w:type="dxa"/>
+              <w:bottom w:w="90" w:type="dxa"/>
+              <w:left w:w="120" w:type="dxa"/>
             </w:tcMar>
             <w:vAlign w:val="center"/>
           </w:tcPr>
@@ -2781,6 +2471,7 @@
             </w:pPr>
             <w:r>
               <w:rPr>
+                <w:rFonts w:ascii="Assistant" w:hAnsi="Assistant" w:cs="Assistant" w:eastAsia="Assistant"/>
                 <w:sz w:val="20"/>
                 <w:szCs w:val="20"/>
                 <w:rtl/>
@@ -2796,7 +2487,7 @@
     <w:p>
       <w:pPr>
         <w:bidi/>
-        <w:spacing w:after="40"/>
+        <w:spacing w:after="80"/>
       </w:pPr>
     </w:p>
     <w:tbl>
@@ -2804,6 +2495,14 @@
         <w:tblW w:w="10080" w:type="dxa"/>
         <w:tblLayout w:type="fixed"/>
         <w:jc w:val="right"/>
+        <w:tblBorders>
+          <w:top w:val="single" w:sz="4" w:space="0" w:color="E4E4E7"/>
+          <w:left w:val="single" w:sz="4" w:space="0" w:color="E4E4E7"/>
+          <w:bottom w:val="single" w:sz="4" w:space="0" w:color="E4E4E7"/>
+          <w:right w:val="single" w:sz="4" w:space="0" w:color="E4E4E7"/>
+          <w:insideH w:val="single" w:sz="4" w:space="0" w:color="E4E4E7"/>
+          <w:insideV w:val="single" w:sz="4" w:space="0" w:color="E4E4E7"/>
+        </w:tblBorders>
         <w:tblCellMar>
           <w:top w:w="0" w:type="dxa"/>
           <w:right w:w="0" w:type="dxa"/>
@@ -2821,28 +2520,24 @@
         <w:tc>
           <w:tcPr>
             <w:tcW w:w="3840" w:type="dxa"/>
-            <w:tcBorders>
-              <w:top w:val="single" w:sz="6" w:space="0" w:color="D3DCE3"/>
-              <w:right w:val="single" w:sz="6" w:space="0" w:color="D3DCE3"/>
-              <w:bottom w:val="single" w:sz="6" w:space="0" w:color="D3DCE3"/>
-              <w:left w:val="single" w:sz="6" w:space="0" w:color="D3DCE3"/>
-            </w:tcBorders>
-            <w:tcMar>
-              <w:top w:w="90" w:type="dxa"/>
-              <w:right w:w="80" w:type="dxa"/>
-              <w:bottom w:w="90" w:type="dxa"/>
-              <w:left w:w="80" w:type="dxa"/>
-            </w:tcMar>
-            <w:vAlign w:val="center"/>
-          </w:tcPr>
-          <w:p>
-            <w:pPr>
-              <w:jc w:val="right"/>
-              <w:bidi/>
-              <w:spacing w:before="0" w:after="0"/>
-            </w:pPr>
-            <w:r>
-              <w:rPr>
+            <w:shd w:val="clear" w:color="auto" w:fill="FAFAFA"/>
+            <w:tcMar>
+              <w:top w:w="90" w:type="dxa"/>
+              <w:right w:w="120" w:type="dxa"/>
+              <w:bottom w:w="90" w:type="dxa"/>
+              <w:left w:w="120" w:type="dxa"/>
+            </w:tcMar>
+            <w:vAlign w:val="center"/>
+          </w:tcPr>
+          <w:p>
+            <w:pPr>
+              <w:jc w:val="right"/>
+              <w:bidi/>
+              <w:spacing w:before="0" w:after="0"/>
+            </w:pPr>
+            <w:r>
+              <w:rPr>
+                <w:rFonts w:ascii="Assistant" w:hAnsi="Assistant" w:cs="Assistant" w:eastAsia="Assistant"/>
                 <w:sz w:val="20"/>
                 <w:szCs w:val="20"/>
                 <w:rtl/>
@@ -2854,34 +2549,30 @@
         <w:tc>
           <w:tcPr>
             <w:tcW w:w="1200" w:type="dxa"/>
-            <w:shd w:val="clear" w:color="auto" w:fill="EAF1F5"/>
-            <w:tcBorders>
-              <w:top w:val="single" w:sz="6" w:space="0" w:color="D3DCE3"/>
-              <w:right w:val="single" w:sz="6" w:space="0" w:color="D3DCE3"/>
-              <w:bottom w:val="single" w:sz="6" w:space="0" w:color="D3DCE3"/>
-              <w:left w:val="single" w:sz="6" w:space="0" w:color="D3DCE3"/>
-            </w:tcBorders>
-            <w:tcMar>
-              <w:top w:w="90" w:type="dxa"/>
-              <w:right w:w="80" w:type="dxa"/>
-              <w:bottom w:w="90" w:type="dxa"/>
-              <w:left w:w="80" w:type="dxa"/>
-            </w:tcMar>
-            <w:vAlign w:val="center"/>
-          </w:tcPr>
-          <w:p>
-            <w:pPr>
-              <w:jc w:val="right"/>
-              <w:bidi/>
-              <w:spacing w:before="0" w:after="0"/>
-            </w:pPr>
-            <w:r>
-              <w:rPr>
-                <w:sz w:val="20"/>
-                <w:szCs w:val="20"/>
+            <w:shd w:val="clear" w:color="auto" w:fill="F4F4F5"/>
+            <w:tcMar>
+              <w:top w:w="90" w:type="dxa"/>
+              <w:right w:w="120" w:type="dxa"/>
+              <w:bottom w:w="90" w:type="dxa"/>
+              <w:left w:w="120" w:type="dxa"/>
+            </w:tcMar>
+            <w:vAlign w:val="center"/>
+          </w:tcPr>
+          <w:p>
+            <w:pPr>
+              <w:jc w:val="right"/>
+              <w:bidi/>
+              <w:spacing w:before="0" w:after="0"/>
+            </w:pPr>
+            <w:r>
+              <w:rPr>
+                <w:rFonts w:ascii="Assistant" w:hAnsi="Assistant" w:cs="Assistant" w:eastAsia="Assistant"/>
+                <w:sz w:val="18"/>
+                <w:szCs w:val="18"/>
                 <w:rtl/>
                 <w:b/>
                 <w:bCs/>
+                <w:color w:val="52525B"/>
               </w:rPr>
               <w:t xml:space="preserve">רב מוקדי</w:t>
             </w:r>
@@ -2890,28 +2581,24 @@
         <w:tc>
           <w:tcPr>
             <w:tcW w:w="3840" w:type="dxa"/>
-            <w:tcBorders>
-              <w:top w:val="single" w:sz="6" w:space="0" w:color="D3DCE3"/>
-              <w:right w:val="single" w:sz="6" w:space="0" w:color="D3DCE3"/>
-              <w:bottom w:val="single" w:sz="6" w:space="0" w:color="D3DCE3"/>
-              <w:left w:val="single" w:sz="6" w:space="0" w:color="D3DCE3"/>
-            </w:tcBorders>
-            <w:tcMar>
-              <w:top w:w="90" w:type="dxa"/>
-              <w:right w:w="80" w:type="dxa"/>
-              <w:bottom w:w="90" w:type="dxa"/>
-              <w:left w:w="80" w:type="dxa"/>
-            </w:tcMar>
-            <w:vAlign w:val="center"/>
-          </w:tcPr>
-          <w:p>
-            <w:pPr>
-              <w:jc w:val="right"/>
-              <w:bidi/>
-              <w:spacing w:before="0" w:after="0"/>
-            </w:pPr>
-            <w:r>
-              <w:rPr>
+            <w:shd w:val="clear" w:color="auto" w:fill="FAFAFA"/>
+            <w:tcMar>
+              <w:top w:w="90" w:type="dxa"/>
+              <w:right w:w="120" w:type="dxa"/>
+              <w:bottom w:w="90" w:type="dxa"/>
+              <w:left w:w="120" w:type="dxa"/>
+            </w:tcMar>
+            <w:vAlign w:val="center"/>
+          </w:tcPr>
+          <w:p>
+            <w:pPr>
+              <w:jc w:val="right"/>
+              <w:bidi/>
+              <w:spacing w:before="0" w:after="0"/>
+            </w:pPr>
+            <w:r>
+              <w:rPr>
+                <w:rFonts w:ascii="Assistant" w:hAnsi="Assistant" w:cs="Assistant" w:eastAsia="Assistant"/>
                 <w:sz w:val="20"/>
                 <w:szCs w:val="20"/>
                 <w:rtl/>
@@ -2923,34 +2610,30 @@
         <w:tc>
           <w:tcPr>
             <w:tcW w:w="1200" w:type="dxa"/>
-            <w:shd w:val="clear" w:color="auto" w:fill="EAF1F5"/>
-            <w:tcBorders>
-              <w:top w:val="single" w:sz="6" w:space="0" w:color="D3DCE3"/>
-              <w:right w:val="single" w:sz="6" w:space="0" w:color="D3DCE3"/>
-              <w:bottom w:val="single" w:sz="6" w:space="0" w:color="D3DCE3"/>
-              <w:left w:val="single" w:sz="6" w:space="0" w:color="D3DCE3"/>
-            </w:tcBorders>
-            <w:tcMar>
-              <w:top w:w="90" w:type="dxa"/>
-              <w:right w:w="80" w:type="dxa"/>
-              <w:bottom w:w="90" w:type="dxa"/>
-              <w:left w:w="80" w:type="dxa"/>
-            </w:tcMar>
-            <w:vAlign w:val="center"/>
-          </w:tcPr>
-          <w:p>
-            <w:pPr>
-              <w:jc w:val="right"/>
-              <w:bidi/>
-              <w:spacing w:before="0" w:after="0"/>
-            </w:pPr>
-            <w:r>
-              <w:rPr>
-                <w:sz w:val="20"/>
-                <w:szCs w:val="20"/>
+            <w:shd w:val="clear" w:color="auto" w:fill="F4F4F5"/>
+            <w:tcMar>
+              <w:top w:w="90" w:type="dxa"/>
+              <w:right w:w="120" w:type="dxa"/>
+              <w:bottom w:w="90" w:type="dxa"/>
+              <w:left w:w="120" w:type="dxa"/>
+            </w:tcMar>
+            <w:vAlign w:val="center"/>
+          </w:tcPr>
+          <w:p>
+            <w:pPr>
+              <w:jc w:val="right"/>
+              <w:bidi/>
+              <w:spacing w:before="0" w:after="0"/>
+            </w:pPr>
+            <w:r>
+              <w:rPr>
+                <w:rFonts w:ascii="Assistant" w:hAnsi="Assistant" w:cs="Assistant" w:eastAsia="Assistant"/>
+                <w:sz w:val="18"/>
+                <w:szCs w:val="18"/>
                 <w:rtl/>
                 <w:b/>
                 <w:bCs/>
+                <w:color w:val="52525B"/>
               </w:rPr>
               <w:t xml:space="preserve">PD משולב</w:t>
             </w:r>
@@ -2961,70 +2644,42 @@
     <w:p>
       <w:pPr>
         <w:bidi/>
-        <w:spacing w:after="80"/>
+        <w:spacing w:after="180"/>
       </w:pPr>
+    </w:p>
+    <w:p>
+      <w:pPr>
+        <w:jc w:val="center"/>
+        <w:bidi/>
+        <w:spacing w:before="240" w:after="80"/>
+        <w:keepNext/>
+      </w:pPr>
+      <w:r>
+        <w:rPr>
+          <w:rFonts w:ascii="Assistant" w:hAnsi="Assistant" w:cs="Assistant" w:eastAsia="Assistant"/>
+          <w:sz w:val="28"/>
+          <w:szCs w:val="28"/>
+          <w:rtl/>
+          <w:b/>
+          <w:bCs/>
+          <w:color w:val="18181B"/>
+        </w:rPr>
+        <w:t xml:space="preserve">פרטי עדשות</w:t>
+      </w:r>
     </w:p>
     <w:tbl>
       <w:tblPr>
-        <w:tblW w:w="10080" w:type="dxa"/>
+        <w:tblW w:w="10076" w:type="dxa"/>
         <w:tblLayout w:type="fixed"/>
         <w:jc w:val="right"/>
-        <w:tblCellMar>
-          <w:top w:w="0" w:type="dxa"/>
-          <w:right w:w="0" w:type="dxa"/>
-          <w:bottom w:w="0" w:type="dxa"/>
-          <w:left w:w="0" w:type="dxa"/>
-        </w:tblCellMar>
-      </w:tblPr>
-      <w:tblGrid>
-        <w:gridCol w:w="10080"/>
-      </w:tblGrid>
-      <w:tr>
-        <w:tc>
-          <w:tcPr>
-            <w:tcW w:w="10080" w:type="dxa"/>
-            <w:shd w:val="clear" w:color="auto" w:fill="D7E4EA"/>
-            <w:tcBorders>
-              <w:top w:val="single" w:sz="6" w:space="0" w:color="D3DCE3"/>
-              <w:right w:val="single" w:sz="6" w:space="0" w:color="D3DCE3"/>
-              <w:bottom w:val="single" w:sz="6" w:space="0" w:color="D3DCE3"/>
-              <w:left w:val="single" w:sz="6" w:space="0" w:color="D3DCE3"/>
-            </w:tcBorders>
-            <w:tcMar>
-              <w:top w:w="110" w:type="dxa"/>
-              <w:right w:w="180" w:type="dxa"/>
-              <w:bottom w:w="110" w:type="dxa"/>
-              <w:left w:w="180" w:type="dxa"/>
-            </w:tcMar>
-            <w:vAlign w:val="center"/>
-          </w:tcPr>
-          <w:p>
-            <w:pPr>
-              <w:jc w:val="right"/>
-              <w:bidi/>
-              <w:spacing w:before="0" w:after="0"/>
-              <w:keepNext/>
-            </w:pPr>
-            <w:r>
-              <w:rPr>
-                <w:sz w:val="24"/>
-                <w:szCs w:val="24"/>
-                <w:rtl/>
-                <w:b/>
-                <w:bCs/>
-                <w:color w:val="244550"/>
-              </w:rPr>
-              <w:t xml:space="preserve">פרטי עדשות</w:t>
-            </w:r>
-          </w:p>
-        </w:tc>
-      </w:tr>
-    </w:tbl>
-    <w:tbl>
-      <w:tblPr>
-        <w:tblW w:w="10080" w:type="dxa"/>
-        <w:tblLayout w:type="fixed"/>
-        <w:jc w:val="right"/>
+        <w:tblBorders>
+          <w:top w:val="single" w:sz="4" w:space="0" w:color="E4E4E7"/>
+          <w:left w:val="single" w:sz="4" w:space="0" w:color="E4E4E7"/>
+          <w:bottom w:val="single" w:sz="4" w:space="0" w:color="E4E4E7"/>
+          <w:right w:val="single" w:sz="4" w:space="0" w:color="E4E4E7"/>
+          <w:insideH w:val="single" w:sz="4" w:space="0" w:color="E4E4E7"/>
+          <w:insideV w:val="single" w:sz="4" w:space="0" w:color="E4E4E7"/>
+        </w:tblBorders>
         <w:tblCellMar>
           <w:top w:w="0" w:type="dxa"/>
           <w:right w:w="0" w:type="dxa"/>
@@ -3045,18 +2700,12 @@
         <w:tc>
           <w:tcPr>
             <w:tcW w:w="1496" w:type="dxa"/>
-            <w:shd w:val="clear" w:color="auto" w:fill="EAF1F5"/>
-            <w:tcBorders>
-              <w:top w:val="single" w:sz="6" w:space="0" w:color="D3DCE3"/>
-              <w:right w:val="single" w:sz="6" w:space="0" w:color="D3DCE3"/>
-              <w:bottom w:val="single" w:sz="6" w:space="0" w:color="D3DCE3"/>
-              <w:left w:val="single" w:sz="6" w:space="0" w:color="D3DCE3"/>
-            </w:tcBorders>
-            <w:tcMar>
-              <w:top w:w="90" w:type="dxa"/>
-              <w:right w:w="80" w:type="dxa"/>
-              <w:bottom w:w="90" w:type="dxa"/>
-              <w:left w:w="80" w:type="dxa"/>
+            <w:shd w:val="clear" w:color="auto" w:fill="F4F4F5"/>
+            <w:tcMar>
+              <w:top w:w="90" w:type="dxa"/>
+              <w:right w:w="120" w:type="dxa"/>
+              <w:bottom w:w="90" w:type="dxa"/>
+              <w:left w:w="120" w:type="dxa"/>
             </w:tcMar>
             <w:vAlign w:val="center"/>
           </w:tcPr>
@@ -3068,11 +2717,13 @@
             </w:pPr>
             <w:r>
               <w:rPr>
-                <w:sz w:val="20"/>
-                <w:szCs w:val="20"/>
+                <w:rFonts w:ascii="Assistant" w:hAnsi="Assistant" w:cs="Assistant" w:eastAsia="Assistant"/>
+                <w:sz w:val="18"/>
+                <w:szCs w:val="18"/>
                 <w:rtl/>
                 <w:b/>
                 <w:bCs/>
+                <w:color w:val="52525B"/>
               </w:rPr>
               <w:t xml:space="preserve">קוטר</w:t>
             </w:r>
@@ -3081,18 +2732,12 @@
         <w:tc>
           <w:tcPr>
             <w:tcW w:w="1496" w:type="dxa"/>
-            <w:shd w:val="clear" w:color="auto" w:fill="EAF1F5"/>
-            <w:tcBorders>
-              <w:top w:val="single" w:sz="6" w:space="0" w:color="D3DCE3"/>
-              <w:right w:val="single" w:sz="6" w:space="0" w:color="D3DCE3"/>
-              <w:bottom w:val="single" w:sz="6" w:space="0" w:color="D3DCE3"/>
-              <w:left w:val="single" w:sz="6" w:space="0" w:color="D3DCE3"/>
-            </w:tcBorders>
-            <w:tcMar>
-              <w:top w:w="90" w:type="dxa"/>
-              <w:right w:w="80" w:type="dxa"/>
-              <w:bottom w:w="90" w:type="dxa"/>
-              <w:left w:w="80" w:type="dxa"/>
+            <w:shd w:val="clear" w:color="auto" w:fill="F4F4F5"/>
+            <w:tcMar>
+              <w:top w:w="90" w:type="dxa"/>
+              <w:right w:w="120" w:type="dxa"/>
+              <w:bottom w:w="90" w:type="dxa"/>
+              <w:left w:w="120" w:type="dxa"/>
             </w:tcMar>
             <w:vAlign w:val="center"/>
           </w:tcPr>
@@ -3104,11 +2749,13 @@
             </w:pPr>
             <w:r>
               <w:rPr>
-                <w:sz w:val="20"/>
-                <w:szCs w:val="20"/>
+                <w:rFonts w:ascii="Assistant" w:hAnsi="Assistant" w:cs="Assistant" w:eastAsia="Assistant"/>
+                <w:sz w:val="18"/>
+                <w:szCs w:val="18"/>
                 <w:rtl/>
                 <w:b/>
                 <w:bCs/>
+                <w:color w:val="52525B"/>
               </w:rPr>
               <w:t xml:space="preserve">צבע</w:t>
             </w:r>
@@ -3117,18 +2764,12 @@
         <w:tc>
           <w:tcPr>
             <w:tcW w:w="1496" w:type="dxa"/>
-            <w:shd w:val="clear" w:color="auto" w:fill="EAF1F5"/>
-            <w:tcBorders>
-              <w:top w:val="single" w:sz="6" w:space="0" w:color="D3DCE3"/>
-              <w:right w:val="single" w:sz="6" w:space="0" w:color="D3DCE3"/>
-              <w:bottom w:val="single" w:sz="6" w:space="0" w:color="D3DCE3"/>
-              <w:left w:val="single" w:sz="6" w:space="0" w:color="D3DCE3"/>
-            </w:tcBorders>
-            <w:tcMar>
-              <w:top w:w="90" w:type="dxa"/>
-              <w:right w:w="80" w:type="dxa"/>
-              <w:bottom w:w="90" w:type="dxa"/>
-              <w:left w:w="80" w:type="dxa"/>
+            <w:shd w:val="clear" w:color="auto" w:fill="F4F4F5"/>
+            <w:tcMar>
+              <w:top w:w="90" w:type="dxa"/>
+              <w:right w:w="120" w:type="dxa"/>
+              <w:bottom w:w="90" w:type="dxa"/>
+              <w:left w:w="120" w:type="dxa"/>
             </w:tcMar>
             <w:vAlign w:val="center"/>
           </w:tcPr>
@@ -3140,11 +2781,13 @@
             </w:pPr>
             <w:r>
               <w:rPr>
-                <w:sz w:val="20"/>
-                <w:szCs w:val="20"/>
+                <w:rFonts w:ascii="Assistant" w:hAnsi="Assistant" w:cs="Assistant" w:eastAsia="Assistant"/>
+                <w:sz w:val="18"/>
+                <w:szCs w:val="18"/>
                 <w:rtl/>
                 <w:b/>
                 <w:bCs/>
+                <w:color w:val="52525B"/>
               </w:rPr>
               <w:t xml:space="preserve">ציפוי</w:t>
             </w:r>
@@ -3153,18 +2796,12 @@
         <w:tc>
           <w:tcPr>
             <w:tcW w:w="1496" w:type="dxa"/>
-            <w:shd w:val="clear" w:color="auto" w:fill="EAF1F5"/>
-            <w:tcBorders>
-              <w:top w:val="single" w:sz="6" w:space="0" w:color="D3DCE3"/>
-              <w:right w:val="single" w:sz="6" w:space="0" w:color="D3DCE3"/>
-              <w:bottom w:val="single" w:sz="6" w:space="0" w:color="D3DCE3"/>
-              <w:left w:val="single" w:sz="6" w:space="0" w:color="D3DCE3"/>
-            </w:tcBorders>
-            <w:tcMar>
-              <w:top w:w="90" w:type="dxa"/>
-              <w:right w:w="80" w:type="dxa"/>
-              <w:bottom w:w="90" w:type="dxa"/>
-              <w:left w:w="80" w:type="dxa"/>
+            <w:shd w:val="clear" w:color="auto" w:fill="F4F4F5"/>
+            <w:tcMar>
+              <w:top w:w="90" w:type="dxa"/>
+              <w:right w:w="120" w:type="dxa"/>
+              <w:bottom w:w="90" w:type="dxa"/>
+              <w:left w:w="120" w:type="dxa"/>
             </w:tcMar>
             <w:vAlign w:val="center"/>
           </w:tcPr>
@@ -3176,11 +2813,13 @@
             </w:pPr>
             <w:r>
               <w:rPr>
-                <w:sz w:val="20"/>
-                <w:szCs w:val="20"/>
+                <w:rFonts w:ascii="Assistant" w:hAnsi="Assistant" w:cs="Assistant" w:eastAsia="Assistant"/>
+                <w:sz w:val="18"/>
+                <w:szCs w:val="18"/>
                 <w:rtl/>
                 <w:b/>
                 <w:bCs/>
+                <w:color w:val="52525B"/>
               </w:rPr>
               <w:t xml:space="preserve">חומר</w:t>
             </w:r>
@@ -3189,18 +2828,12 @@
         <w:tc>
           <w:tcPr>
             <w:tcW w:w="1496" w:type="dxa"/>
-            <w:shd w:val="clear" w:color="auto" w:fill="EAF1F5"/>
-            <w:tcBorders>
-              <w:top w:val="single" w:sz="6" w:space="0" w:color="D3DCE3"/>
-              <w:right w:val="single" w:sz="6" w:space="0" w:color="D3DCE3"/>
-              <w:bottom w:val="single" w:sz="6" w:space="0" w:color="D3DCE3"/>
-              <w:left w:val="single" w:sz="6" w:space="0" w:color="D3DCE3"/>
-            </w:tcBorders>
-            <w:tcMar>
-              <w:top w:w="90" w:type="dxa"/>
-              <w:right w:w="80" w:type="dxa"/>
-              <w:bottom w:w="90" w:type="dxa"/>
-              <w:left w:w="80" w:type="dxa"/>
+            <w:shd w:val="clear" w:color="auto" w:fill="F4F4F5"/>
+            <w:tcMar>
+              <w:top w:w="90" w:type="dxa"/>
+              <w:right w:w="120" w:type="dxa"/>
+              <w:bottom w:w="90" w:type="dxa"/>
+              <w:left w:w="120" w:type="dxa"/>
             </w:tcMar>
             <w:vAlign w:val="center"/>
           </w:tcPr>
@@ -3212,11 +2845,13 @@
             </w:pPr>
             <w:r>
               <w:rPr>
-                <w:sz w:val="20"/>
-                <w:szCs w:val="20"/>
+                <w:rFonts w:ascii="Assistant" w:hAnsi="Assistant" w:cs="Assistant" w:eastAsia="Assistant"/>
+                <w:sz w:val="18"/>
+                <w:szCs w:val="18"/>
                 <w:rtl/>
                 <w:b/>
                 <w:bCs/>
+                <w:color w:val="52525B"/>
               </w:rPr>
               <w:t xml:space="preserve">ספק</w:t>
             </w:r>
@@ -3225,18 +2860,12 @@
         <w:tc>
           <w:tcPr>
             <w:tcW w:w="1496" w:type="dxa"/>
-            <w:shd w:val="clear" w:color="auto" w:fill="EAF1F5"/>
-            <w:tcBorders>
-              <w:top w:val="single" w:sz="6" w:space="0" w:color="D3DCE3"/>
-              <w:right w:val="single" w:sz="6" w:space="0" w:color="D3DCE3"/>
-              <w:bottom w:val="single" w:sz="6" w:space="0" w:color="D3DCE3"/>
-              <w:left w:val="single" w:sz="6" w:space="0" w:color="D3DCE3"/>
-            </w:tcBorders>
-            <w:tcMar>
-              <w:top w:w="90" w:type="dxa"/>
-              <w:right w:w="80" w:type="dxa"/>
-              <w:bottom w:w="90" w:type="dxa"/>
-              <w:left w:w="80" w:type="dxa"/>
+            <w:shd w:val="clear" w:color="auto" w:fill="F4F4F5"/>
+            <w:tcMar>
+              <w:top w:w="90" w:type="dxa"/>
+              <w:right w:w="120" w:type="dxa"/>
+              <w:bottom w:w="90" w:type="dxa"/>
+              <w:left w:w="120" w:type="dxa"/>
             </w:tcMar>
             <w:vAlign w:val="center"/>
           </w:tcPr>
@@ -3248,11 +2877,13 @@
             </w:pPr>
             <w:r>
               <w:rPr>
-                <w:sz w:val="20"/>
-                <w:szCs w:val="20"/>
+                <w:rFonts w:ascii="Assistant" w:hAnsi="Assistant" w:cs="Assistant" w:eastAsia="Assistant"/>
+                <w:sz w:val="18"/>
+                <w:szCs w:val="18"/>
                 <w:rtl/>
                 <w:b/>
                 <w:bCs/>
+                <w:color w:val="52525B"/>
               </w:rPr>
               <w:t xml:space="preserve">דגם</w:t>
             </w:r>
@@ -3261,18 +2892,12 @@
         <w:tc>
           <w:tcPr>
             <w:tcW w:w="1100" w:type="dxa"/>
-            <w:shd w:val="clear" w:color="auto" w:fill="D7E4EA"/>
-            <w:tcBorders>
-              <w:top w:val="single" w:sz="6" w:space="0" w:color="D3DCE3"/>
-              <w:right w:val="single" w:sz="6" w:space="0" w:color="D3DCE3"/>
-              <w:bottom w:val="single" w:sz="6" w:space="0" w:color="D3DCE3"/>
-              <w:left w:val="single" w:sz="6" w:space="0" w:color="D3DCE3"/>
-            </w:tcBorders>
-            <w:tcMar>
-              <w:top w:w="90" w:type="dxa"/>
-              <w:right w:w="80" w:type="dxa"/>
-              <w:bottom w:w="90" w:type="dxa"/>
-              <w:left w:w="80" w:type="dxa"/>
+            <w:shd w:val="clear" w:color="auto" w:fill="18181B"/>
+            <w:tcMar>
+              <w:top w:w="90" w:type="dxa"/>
+              <w:right w:w="120" w:type="dxa"/>
+              <w:bottom w:w="90" w:type="dxa"/>
+              <w:left w:w="120" w:type="dxa"/>
             </w:tcMar>
             <w:vAlign w:val="center"/>
           </w:tcPr>
@@ -3284,11 +2909,13 @@
             </w:pPr>
             <w:r>
               <w:rPr>
-                <w:sz w:val="20"/>
-                <w:szCs w:val="20"/>
+                <w:rFonts w:ascii="Assistant" w:hAnsi="Assistant" w:cs="Assistant" w:eastAsia="Assistant"/>
+                <w:sz w:val="18"/>
+                <w:szCs w:val="18"/>
                 <w:rtl/>
                 <w:b/>
                 <w:bCs/>
+                <w:color w:val="FFFFFF"/>
               </w:rPr>
               <w:t xml:space="preserve">עין</w:t>
             </w:r>
@@ -3299,28 +2926,24 @@
         <w:tc>
           <w:tcPr>
             <w:tcW w:w="1496" w:type="dxa"/>
-            <w:tcBorders>
-              <w:top w:val="single" w:sz="6" w:space="0" w:color="D3DCE3"/>
-              <w:right w:val="single" w:sz="6" w:space="0" w:color="D3DCE3"/>
-              <w:bottom w:val="single" w:sz="6" w:space="0" w:color="D3DCE3"/>
-              <w:left w:val="single" w:sz="6" w:space="0" w:color="D3DCE3"/>
-            </w:tcBorders>
-            <w:tcMar>
-              <w:top w:w="90" w:type="dxa"/>
-              <w:right w:w="80" w:type="dxa"/>
-              <w:bottom w:w="90" w:type="dxa"/>
-              <w:left w:w="80" w:type="dxa"/>
-            </w:tcMar>
-            <w:vAlign w:val="center"/>
-          </w:tcPr>
-          <w:p>
-            <w:pPr>
-              <w:jc w:val="right"/>
-              <w:bidi/>
-              <w:spacing w:before="0" w:after="0"/>
-            </w:pPr>
-            <w:r>
-              <w:rPr>
+            <w:shd w:val="clear" w:color="auto" w:fill="FAFAFA"/>
+            <w:tcMar>
+              <w:top w:w="90" w:type="dxa"/>
+              <w:right w:w="120" w:type="dxa"/>
+              <w:bottom w:w="90" w:type="dxa"/>
+              <w:left w:w="120" w:type="dxa"/>
+            </w:tcMar>
+            <w:vAlign w:val="center"/>
+          </w:tcPr>
+          <w:p>
+            <w:pPr>
+              <w:jc w:val="center"/>
+              <w:bidi/>
+              <w:spacing w:before="0" w:after="0"/>
+            </w:pPr>
+            <w:r>
+              <w:rPr>
+                <w:rFonts w:ascii="Assistant" w:hAnsi="Assistant" w:cs="Assistant" w:eastAsia="Assistant"/>
                 <w:sz w:val="20"/>
                 <w:szCs w:val="20"/>
                 <w:rtl/>
@@ -3332,28 +2955,24 @@
         <w:tc>
           <w:tcPr>
             <w:tcW w:w="1496" w:type="dxa"/>
-            <w:tcBorders>
-              <w:top w:val="single" w:sz="6" w:space="0" w:color="D3DCE3"/>
-              <w:right w:val="single" w:sz="6" w:space="0" w:color="D3DCE3"/>
-              <w:bottom w:val="single" w:sz="6" w:space="0" w:color="D3DCE3"/>
-              <w:left w:val="single" w:sz="6" w:space="0" w:color="D3DCE3"/>
-            </w:tcBorders>
-            <w:tcMar>
-              <w:top w:w="90" w:type="dxa"/>
-              <w:right w:w="80" w:type="dxa"/>
-              <w:bottom w:w="90" w:type="dxa"/>
-              <w:left w:w="80" w:type="dxa"/>
-            </w:tcMar>
-            <w:vAlign w:val="center"/>
-          </w:tcPr>
-          <w:p>
-            <w:pPr>
-              <w:jc w:val="right"/>
-              <w:bidi/>
-              <w:spacing w:before="0" w:after="0"/>
-            </w:pPr>
-            <w:r>
-              <w:rPr>
+            <w:shd w:val="clear" w:color="auto" w:fill="FAFAFA"/>
+            <w:tcMar>
+              <w:top w:w="90" w:type="dxa"/>
+              <w:right w:w="120" w:type="dxa"/>
+              <w:bottom w:w="90" w:type="dxa"/>
+              <w:left w:w="120" w:type="dxa"/>
+            </w:tcMar>
+            <w:vAlign w:val="center"/>
+          </w:tcPr>
+          <w:p>
+            <w:pPr>
+              <w:jc w:val="center"/>
+              <w:bidi/>
+              <w:spacing w:before="0" w:after="0"/>
+            </w:pPr>
+            <w:r>
+              <w:rPr>
+                <w:rFonts w:ascii="Assistant" w:hAnsi="Assistant" w:cs="Assistant" w:eastAsia="Assistant"/>
                 <w:sz w:val="20"/>
                 <w:szCs w:val="20"/>
                 <w:rtl/>
@@ -3365,28 +2984,24 @@
         <w:tc>
           <w:tcPr>
             <w:tcW w:w="1496" w:type="dxa"/>
-            <w:tcBorders>
-              <w:top w:val="single" w:sz="6" w:space="0" w:color="D3DCE3"/>
-              <w:right w:val="single" w:sz="6" w:space="0" w:color="D3DCE3"/>
-              <w:bottom w:val="single" w:sz="6" w:space="0" w:color="D3DCE3"/>
-              <w:left w:val="single" w:sz="6" w:space="0" w:color="D3DCE3"/>
-            </w:tcBorders>
-            <w:tcMar>
-              <w:top w:w="90" w:type="dxa"/>
-              <w:right w:w="80" w:type="dxa"/>
-              <w:bottom w:w="90" w:type="dxa"/>
-              <w:left w:w="80" w:type="dxa"/>
-            </w:tcMar>
-            <w:vAlign w:val="center"/>
-          </w:tcPr>
-          <w:p>
-            <w:pPr>
-              <w:jc w:val="right"/>
-              <w:bidi/>
-              <w:spacing w:before="0" w:after="0"/>
-            </w:pPr>
-            <w:r>
-              <w:rPr>
+            <w:shd w:val="clear" w:color="auto" w:fill="FAFAFA"/>
+            <w:tcMar>
+              <w:top w:w="90" w:type="dxa"/>
+              <w:right w:w="120" w:type="dxa"/>
+              <w:bottom w:w="90" w:type="dxa"/>
+              <w:left w:w="120" w:type="dxa"/>
+            </w:tcMar>
+            <w:vAlign w:val="center"/>
+          </w:tcPr>
+          <w:p>
+            <w:pPr>
+              <w:jc w:val="center"/>
+              <w:bidi/>
+              <w:spacing w:before="0" w:after="0"/>
+            </w:pPr>
+            <w:r>
+              <w:rPr>
+                <w:rFonts w:ascii="Assistant" w:hAnsi="Assistant" w:cs="Assistant" w:eastAsia="Assistant"/>
                 <w:sz w:val="20"/>
                 <w:szCs w:val="20"/>
                 <w:rtl/>
@@ -3398,28 +3013,24 @@
         <w:tc>
           <w:tcPr>
             <w:tcW w:w="1496" w:type="dxa"/>
-            <w:tcBorders>
-              <w:top w:val="single" w:sz="6" w:space="0" w:color="D3DCE3"/>
-              <w:right w:val="single" w:sz="6" w:space="0" w:color="D3DCE3"/>
-              <w:bottom w:val="single" w:sz="6" w:space="0" w:color="D3DCE3"/>
-              <w:left w:val="single" w:sz="6" w:space="0" w:color="D3DCE3"/>
-            </w:tcBorders>
-            <w:tcMar>
-              <w:top w:w="90" w:type="dxa"/>
-              <w:right w:w="80" w:type="dxa"/>
-              <w:bottom w:w="90" w:type="dxa"/>
-              <w:left w:w="80" w:type="dxa"/>
-            </w:tcMar>
-            <w:vAlign w:val="center"/>
-          </w:tcPr>
-          <w:p>
-            <w:pPr>
-              <w:jc w:val="right"/>
-              <w:bidi/>
-              <w:spacing w:before="0" w:after="0"/>
-            </w:pPr>
-            <w:r>
-              <w:rPr>
+            <w:shd w:val="clear" w:color="auto" w:fill="FAFAFA"/>
+            <w:tcMar>
+              <w:top w:w="90" w:type="dxa"/>
+              <w:right w:w="120" w:type="dxa"/>
+              <w:bottom w:w="90" w:type="dxa"/>
+              <w:left w:w="120" w:type="dxa"/>
+            </w:tcMar>
+            <w:vAlign w:val="center"/>
+          </w:tcPr>
+          <w:p>
+            <w:pPr>
+              <w:jc w:val="center"/>
+              <w:bidi/>
+              <w:spacing w:before="0" w:after="0"/>
+            </w:pPr>
+            <w:r>
+              <w:rPr>
+                <w:rFonts w:ascii="Assistant" w:hAnsi="Assistant" w:cs="Assistant" w:eastAsia="Assistant"/>
                 <w:sz w:val="20"/>
                 <w:szCs w:val="20"/>
                 <w:rtl/>
@@ -3431,28 +3042,24 @@
         <w:tc>
           <w:tcPr>
             <w:tcW w:w="1496" w:type="dxa"/>
-            <w:tcBorders>
-              <w:top w:val="single" w:sz="6" w:space="0" w:color="D3DCE3"/>
-              <w:right w:val="single" w:sz="6" w:space="0" w:color="D3DCE3"/>
-              <w:bottom w:val="single" w:sz="6" w:space="0" w:color="D3DCE3"/>
-              <w:left w:val="single" w:sz="6" w:space="0" w:color="D3DCE3"/>
-            </w:tcBorders>
-            <w:tcMar>
-              <w:top w:w="90" w:type="dxa"/>
-              <w:right w:w="80" w:type="dxa"/>
-              <w:bottom w:w="90" w:type="dxa"/>
-              <w:left w:w="80" w:type="dxa"/>
-            </w:tcMar>
-            <w:vAlign w:val="center"/>
-          </w:tcPr>
-          <w:p>
-            <w:pPr>
-              <w:jc w:val="right"/>
-              <w:bidi/>
-              <w:spacing w:before="0" w:after="0"/>
-            </w:pPr>
-            <w:r>
-              <w:rPr>
+            <w:shd w:val="clear" w:color="auto" w:fill="FAFAFA"/>
+            <w:tcMar>
+              <w:top w:w="90" w:type="dxa"/>
+              <w:right w:w="120" w:type="dxa"/>
+              <w:bottom w:w="90" w:type="dxa"/>
+              <w:left w:w="120" w:type="dxa"/>
+            </w:tcMar>
+            <w:vAlign w:val="center"/>
+          </w:tcPr>
+          <w:p>
+            <w:pPr>
+              <w:jc w:val="center"/>
+              <w:bidi/>
+              <w:spacing w:before="0" w:after="0"/>
+            </w:pPr>
+            <w:r>
+              <w:rPr>
+                <w:rFonts w:ascii="Assistant" w:hAnsi="Assistant" w:cs="Assistant" w:eastAsia="Assistant"/>
                 <w:sz w:val="20"/>
                 <w:szCs w:val="20"/>
                 <w:rtl/>
@@ -3464,28 +3071,24 @@
         <w:tc>
           <w:tcPr>
             <w:tcW w:w="1496" w:type="dxa"/>
-            <w:tcBorders>
-              <w:top w:val="single" w:sz="6" w:space="0" w:color="D3DCE3"/>
-              <w:right w:val="single" w:sz="6" w:space="0" w:color="D3DCE3"/>
-              <w:bottom w:val="single" w:sz="6" w:space="0" w:color="D3DCE3"/>
-              <w:left w:val="single" w:sz="6" w:space="0" w:color="D3DCE3"/>
-            </w:tcBorders>
-            <w:tcMar>
-              <w:top w:w="90" w:type="dxa"/>
-              <w:right w:w="80" w:type="dxa"/>
-              <w:bottom w:w="90" w:type="dxa"/>
-              <w:left w:w="80" w:type="dxa"/>
-            </w:tcMar>
-            <w:vAlign w:val="center"/>
-          </w:tcPr>
-          <w:p>
-            <w:pPr>
-              <w:jc w:val="right"/>
-              <w:bidi/>
-              <w:spacing w:before="0" w:after="0"/>
-            </w:pPr>
-            <w:r>
-              <w:rPr>
+            <w:shd w:val="clear" w:color="auto" w:fill="FAFAFA"/>
+            <w:tcMar>
+              <w:top w:w="90" w:type="dxa"/>
+              <w:right w:w="120" w:type="dxa"/>
+              <w:bottom w:w="90" w:type="dxa"/>
+              <w:left w:w="120" w:type="dxa"/>
+            </w:tcMar>
+            <w:vAlign w:val="center"/>
+          </w:tcPr>
+          <w:p>
+            <w:pPr>
+              <w:jc w:val="center"/>
+              <w:bidi/>
+              <w:spacing w:before="0" w:after="0"/>
+            </w:pPr>
+            <w:r>
+              <w:rPr>
+                <w:rFonts w:ascii="Assistant" w:hAnsi="Assistant" w:cs="Assistant" w:eastAsia="Assistant"/>
                 <w:sz w:val="20"/>
                 <w:szCs w:val="20"/>
                 <w:rtl/>
@@ -3497,18 +3100,12 @@
         <w:tc>
           <w:tcPr>
             <w:tcW w:w="1100" w:type="dxa"/>
-            <w:shd w:val="clear" w:color="auto" w:fill="D7E4EA"/>
-            <w:tcBorders>
-              <w:top w:val="single" w:sz="6" w:space="0" w:color="D3DCE3"/>
-              <w:right w:val="single" w:sz="6" w:space="0" w:color="D3DCE3"/>
-              <w:bottom w:val="single" w:sz="6" w:space="0" w:color="D3DCE3"/>
-              <w:left w:val="single" w:sz="6" w:space="0" w:color="D3DCE3"/>
-            </w:tcBorders>
-            <w:tcMar>
-              <w:top w:w="90" w:type="dxa"/>
-              <w:right w:w="80" w:type="dxa"/>
-              <w:bottom w:w="90" w:type="dxa"/>
-              <w:left w:w="80" w:type="dxa"/>
+            <w:shd w:val="clear" w:color="auto" w:fill="F4F4F5"/>
+            <w:tcMar>
+              <w:top w:w="90" w:type="dxa"/>
+              <w:right w:w="120" w:type="dxa"/>
+              <w:bottom w:w="90" w:type="dxa"/>
+              <w:left w:w="120" w:type="dxa"/>
             </w:tcMar>
             <w:vAlign w:val="center"/>
           </w:tcPr>
@@ -3520,6 +3117,7 @@
             </w:pPr>
             <w:r>
               <w:rPr>
+                <w:rFonts w:ascii="Assistant" w:hAnsi="Assistant" w:cs="Assistant" w:eastAsia="Assistant"/>
                 <w:sz w:val="20"/>
                 <w:szCs w:val="20"/>
                 <w:rtl/>
@@ -3535,28 +3133,24 @@
         <w:tc>
           <w:tcPr>
             <w:tcW w:w="1496" w:type="dxa"/>
-            <w:tcBorders>
-              <w:top w:val="single" w:sz="6" w:space="0" w:color="D3DCE3"/>
-              <w:right w:val="single" w:sz="6" w:space="0" w:color="D3DCE3"/>
-              <w:bottom w:val="single" w:sz="6" w:space="0" w:color="D3DCE3"/>
-              <w:left w:val="single" w:sz="6" w:space="0" w:color="D3DCE3"/>
-            </w:tcBorders>
-            <w:tcMar>
-              <w:top w:w="90" w:type="dxa"/>
-              <w:right w:w="80" w:type="dxa"/>
-              <w:bottom w:w="90" w:type="dxa"/>
-              <w:left w:w="80" w:type="dxa"/>
-            </w:tcMar>
-            <w:vAlign w:val="center"/>
-          </w:tcPr>
-          <w:p>
-            <w:pPr>
-              <w:jc w:val="right"/>
-              <w:bidi/>
-              <w:spacing w:before="0" w:after="0"/>
-            </w:pPr>
-            <w:r>
-              <w:rPr>
+            <w:shd w:val="clear" w:color="auto" w:fill="FAFAFA"/>
+            <w:tcMar>
+              <w:top w:w="90" w:type="dxa"/>
+              <w:right w:w="120" w:type="dxa"/>
+              <w:bottom w:w="90" w:type="dxa"/>
+              <w:left w:w="120" w:type="dxa"/>
+            </w:tcMar>
+            <w:vAlign w:val="center"/>
+          </w:tcPr>
+          <w:p>
+            <w:pPr>
+              <w:jc w:val="center"/>
+              <w:bidi/>
+              <w:spacing w:before="0" w:after="0"/>
+            </w:pPr>
+            <w:r>
+              <w:rPr>
+                <w:rFonts w:ascii="Assistant" w:hAnsi="Assistant" w:cs="Assistant" w:eastAsia="Assistant"/>
                 <w:sz w:val="20"/>
                 <w:szCs w:val="20"/>
                 <w:rtl/>
@@ -3568,28 +3162,24 @@
         <w:tc>
           <w:tcPr>
             <w:tcW w:w="1496" w:type="dxa"/>
-            <w:tcBorders>
-              <w:top w:val="single" w:sz="6" w:space="0" w:color="D3DCE3"/>
-              <w:right w:val="single" w:sz="6" w:space="0" w:color="D3DCE3"/>
-              <w:bottom w:val="single" w:sz="6" w:space="0" w:color="D3DCE3"/>
-              <w:left w:val="single" w:sz="6" w:space="0" w:color="D3DCE3"/>
-            </w:tcBorders>
-            <w:tcMar>
-              <w:top w:w="90" w:type="dxa"/>
-              <w:right w:w="80" w:type="dxa"/>
-              <w:bottom w:w="90" w:type="dxa"/>
-              <w:left w:w="80" w:type="dxa"/>
-            </w:tcMar>
-            <w:vAlign w:val="center"/>
-          </w:tcPr>
-          <w:p>
-            <w:pPr>
-              <w:jc w:val="right"/>
-              <w:bidi/>
-              <w:spacing w:before="0" w:after="0"/>
-            </w:pPr>
-            <w:r>
-              <w:rPr>
+            <w:shd w:val="clear" w:color="auto" w:fill="FAFAFA"/>
+            <w:tcMar>
+              <w:top w:w="90" w:type="dxa"/>
+              <w:right w:w="120" w:type="dxa"/>
+              <w:bottom w:w="90" w:type="dxa"/>
+              <w:left w:w="120" w:type="dxa"/>
+            </w:tcMar>
+            <w:vAlign w:val="center"/>
+          </w:tcPr>
+          <w:p>
+            <w:pPr>
+              <w:jc w:val="center"/>
+              <w:bidi/>
+              <w:spacing w:before="0" w:after="0"/>
+            </w:pPr>
+            <w:r>
+              <w:rPr>
+                <w:rFonts w:ascii="Assistant" w:hAnsi="Assistant" w:cs="Assistant" w:eastAsia="Assistant"/>
                 <w:sz w:val="20"/>
                 <w:szCs w:val="20"/>
                 <w:rtl/>
@@ -3601,28 +3191,24 @@
         <w:tc>
           <w:tcPr>
             <w:tcW w:w="1496" w:type="dxa"/>
-            <w:tcBorders>
-              <w:top w:val="single" w:sz="6" w:space="0" w:color="D3DCE3"/>
-              <w:right w:val="single" w:sz="6" w:space="0" w:color="D3DCE3"/>
-              <w:bottom w:val="single" w:sz="6" w:space="0" w:color="D3DCE3"/>
-              <w:left w:val="single" w:sz="6" w:space="0" w:color="D3DCE3"/>
-            </w:tcBorders>
-            <w:tcMar>
-              <w:top w:w="90" w:type="dxa"/>
-              <w:right w:w="80" w:type="dxa"/>
-              <w:bottom w:w="90" w:type="dxa"/>
-              <w:left w:w="80" w:type="dxa"/>
-            </w:tcMar>
-            <w:vAlign w:val="center"/>
-          </w:tcPr>
-          <w:p>
-            <w:pPr>
-              <w:jc w:val="right"/>
-              <w:bidi/>
-              <w:spacing w:before="0" w:after="0"/>
-            </w:pPr>
-            <w:r>
-              <w:rPr>
+            <w:shd w:val="clear" w:color="auto" w:fill="FAFAFA"/>
+            <w:tcMar>
+              <w:top w:w="90" w:type="dxa"/>
+              <w:right w:w="120" w:type="dxa"/>
+              <w:bottom w:w="90" w:type="dxa"/>
+              <w:left w:w="120" w:type="dxa"/>
+            </w:tcMar>
+            <w:vAlign w:val="center"/>
+          </w:tcPr>
+          <w:p>
+            <w:pPr>
+              <w:jc w:val="center"/>
+              <w:bidi/>
+              <w:spacing w:before="0" w:after="0"/>
+            </w:pPr>
+            <w:r>
+              <w:rPr>
+                <w:rFonts w:ascii="Assistant" w:hAnsi="Assistant" w:cs="Assistant" w:eastAsia="Assistant"/>
                 <w:sz w:val="20"/>
                 <w:szCs w:val="20"/>
                 <w:rtl/>
@@ -3634,28 +3220,24 @@
         <w:tc>
           <w:tcPr>
             <w:tcW w:w="1496" w:type="dxa"/>
-            <w:tcBorders>
-              <w:top w:val="single" w:sz="6" w:space="0" w:color="D3DCE3"/>
-              <w:right w:val="single" w:sz="6" w:space="0" w:color="D3DCE3"/>
-              <w:bottom w:val="single" w:sz="6" w:space="0" w:color="D3DCE3"/>
-              <w:left w:val="single" w:sz="6" w:space="0" w:color="D3DCE3"/>
-            </w:tcBorders>
-            <w:tcMar>
-              <w:top w:w="90" w:type="dxa"/>
-              <w:right w:w="80" w:type="dxa"/>
-              <w:bottom w:w="90" w:type="dxa"/>
-              <w:left w:w="80" w:type="dxa"/>
-            </w:tcMar>
-            <w:vAlign w:val="center"/>
-          </w:tcPr>
-          <w:p>
-            <w:pPr>
-              <w:jc w:val="right"/>
-              <w:bidi/>
-              <w:spacing w:before="0" w:after="0"/>
-            </w:pPr>
-            <w:r>
-              <w:rPr>
+            <w:shd w:val="clear" w:color="auto" w:fill="FAFAFA"/>
+            <w:tcMar>
+              <w:top w:w="90" w:type="dxa"/>
+              <w:right w:w="120" w:type="dxa"/>
+              <w:bottom w:w="90" w:type="dxa"/>
+              <w:left w:w="120" w:type="dxa"/>
+            </w:tcMar>
+            <w:vAlign w:val="center"/>
+          </w:tcPr>
+          <w:p>
+            <w:pPr>
+              <w:jc w:val="center"/>
+              <w:bidi/>
+              <w:spacing w:before="0" w:after="0"/>
+            </w:pPr>
+            <w:r>
+              <w:rPr>
+                <w:rFonts w:ascii="Assistant" w:hAnsi="Assistant" w:cs="Assistant" w:eastAsia="Assistant"/>
                 <w:sz w:val="20"/>
                 <w:szCs w:val="20"/>
                 <w:rtl/>
@@ -3667,28 +3249,24 @@
         <w:tc>
           <w:tcPr>
             <w:tcW w:w="1496" w:type="dxa"/>
-            <w:tcBorders>
-              <w:top w:val="single" w:sz="6" w:space="0" w:color="D3DCE3"/>
-              <w:right w:val="single" w:sz="6" w:space="0" w:color="D3DCE3"/>
-              <w:bottom w:val="single" w:sz="6" w:space="0" w:color="D3DCE3"/>
-              <w:left w:val="single" w:sz="6" w:space="0" w:color="D3DCE3"/>
-            </w:tcBorders>
-            <w:tcMar>
-              <w:top w:w="90" w:type="dxa"/>
-              <w:right w:w="80" w:type="dxa"/>
-              <w:bottom w:w="90" w:type="dxa"/>
-              <w:left w:w="80" w:type="dxa"/>
-            </w:tcMar>
-            <w:vAlign w:val="center"/>
-          </w:tcPr>
-          <w:p>
-            <w:pPr>
-              <w:jc w:val="right"/>
-              <w:bidi/>
-              <w:spacing w:before="0" w:after="0"/>
-            </w:pPr>
-            <w:r>
-              <w:rPr>
+            <w:shd w:val="clear" w:color="auto" w:fill="FAFAFA"/>
+            <w:tcMar>
+              <w:top w:w="90" w:type="dxa"/>
+              <w:right w:w="120" w:type="dxa"/>
+              <w:bottom w:w="90" w:type="dxa"/>
+              <w:left w:w="120" w:type="dxa"/>
+            </w:tcMar>
+            <w:vAlign w:val="center"/>
+          </w:tcPr>
+          <w:p>
+            <w:pPr>
+              <w:jc w:val="center"/>
+              <w:bidi/>
+              <w:spacing w:before="0" w:after="0"/>
+            </w:pPr>
+            <w:r>
+              <w:rPr>
+                <w:rFonts w:ascii="Assistant" w:hAnsi="Assistant" w:cs="Assistant" w:eastAsia="Assistant"/>
                 <w:sz w:val="20"/>
                 <w:szCs w:val="20"/>
                 <w:rtl/>
@@ -3700,28 +3278,24 @@
         <w:tc>
           <w:tcPr>
             <w:tcW w:w="1496" w:type="dxa"/>
-            <w:tcBorders>
-              <w:top w:val="single" w:sz="6" w:space="0" w:color="D3DCE3"/>
-              <w:right w:val="single" w:sz="6" w:space="0" w:color="D3DCE3"/>
-              <w:bottom w:val="single" w:sz="6" w:space="0" w:color="D3DCE3"/>
-              <w:left w:val="single" w:sz="6" w:space="0" w:color="D3DCE3"/>
-            </w:tcBorders>
-            <w:tcMar>
-              <w:top w:w="90" w:type="dxa"/>
-              <w:right w:w="80" w:type="dxa"/>
-              <w:bottom w:w="90" w:type="dxa"/>
-              <w:left w:w="80" w:type="dxa"/>
-            </w:tcMar>
-            <w:vAlign w:val="center"/>
-          </w:tcPr>
-          <w:p>
-            <w:pPr>
-              <w:jc w:val="right"/>
-              <w:bidi/>
-              <w:spacing w:before="0" w:after="0"/>
-            </w:pPr>
-            <w:r>
-              <w:rPr>
+            <w:shd w:val="clear" w:color="auto" w:fill="FAFAFA"/>
+            <w:tcMar>
+              <w:top w:w="90" w:type="dxa"/>
+              <w:right w:w="120" w:type="dxa"/>
+              <w:bottom w:w="90" w:type="dxa"/>
+              <w:left w:w="120" w:type="dxa"/>
+            </w:tcMar>
+            <w:vAlign w:val="center"/>
+          </w:tcPr>
+          <w:p>
+            <w:pPr>
+              <w:jc w:val="center"/>
+              <w:bidi/>
+              <w:spacing w:before="0" w:after="0"/>
+            </w:pPr>
+            <w:r>
+              <w:rPr>
+                <w:rFonts w:ascii="Assistant" w:hAnsi="Assistant" w:cs="Assistant" w:eastAsia="Assistant"/>
                 <w:sz w:val="20"/>
                 <w:szCs w:val="20"/>
                 <w:rtl/>
@@ -3733,18 +3307,12 @@
         <w:tc>
           <w:tcPr>
             <w:tcW w:w="1100" w:type="dxa"/>
-            <w:shd w:val="clear" w:color="auto" w:fill="D7E4EA"/>
-            <w:tcBorders>
-              <w:top w:val="single" w:sz="6" w:space="0" w:color="D3DCE3"/>
-              <w:right w:val="single" w:sz="6" w:space="0" w:color="D3DCE3"/>
-              <w:bottom w:val="single" w:sz="6" w:space="0" w:color="D3DCE3"/>
-              <w:left w:val="single" w:sz="6" w:space="0" w:color="D3DCE3"/>
-            </w:tcBorders>
-            <w:tcMar>
-              <w:top w:w="90" w:type="dxa"/>
-              <w:right w:w="80" w:type="dxa"/>
-              <w:bottom w:w="90" w:type="dxa"/>
-              <w:left w:w="80" w:type="dxa"/>
+            <w:shd w:val="clear" w:color="auto" w:fill="F4F4F5"/>
+            <w:tcMar>
+              <w:top w:w="90" w:type="dxa"/>
+              <w:right w:w="120" w:type="dxa"/>
+              <w:bottom w:w="90" w:type="dxa"/>
+              <w:left w:w="120" w:type="dxa"/>
             </w:tcMar>
             <w:vAlign w:val="center"/>
           </w:tcPr>
@@ -3756,6 +3324,7 @@
             </w:pPr>
             <w:r>
               <w:rPr>
+                <w:rFonts w:ascii="Assistant" w:hAnsi="Assistant" w:cs="Assistant" w:eastAsia="Assistant"/>
                 <w:sz w:val="20"/>
                 <w:szCs w:val="20"/>
                 <w:rtl/>
@@ -3771,70 +3340,42 @@
     <w:p>
       <w:pPr>
         <w:bidi/>
-        <w:spacing w:after="80"/>
+        <w:spacing w:after="180"/>
       </w:pPr>
+    </w:p>
+    <w:p>
+      <w:pPr>
+        <w:jc w:val="center"/>
+        <w:bidi/>
+        <w:spacing w:before="240" w:after="80"/>
+        <w:keepNext/>
+      </w:pPr>
+      <w:r>
+        <w:rPr>
+          <w:rFonts w:ascii="Assistant" w:hAnsi="Assistant" w:cs="Assistant" w:eastAsia="Assistant"/>
+          <w:sz w:val="28"/>
+          <w:szCs w:val="28"/>
+          <w:rtl/>
+          <w:b/>
+          <w:bCs/>
+          <w:color w:val="18181B"/>
+        </w:rPr>
+        <w:t xml:space="preserve">מסגרת</w:t>
+      </w:r>
     </w:p>
     <w:tbl>
       <w:tblPr>
         <w:tblW w:w="10080" w:type="dxa"/>
         <w:tblLayout w:type="fixed"/>
         <w:jc w:val="right"/>
-        <w:tblCellMar>
-          <w:top w:w="0" w:type="dxa"/>
-          <w:right w:w="0" w:type="dxa"/>
-          <w:bottom w:w="0" w:type="dxa"/>
-          <w:left w:w="0" w:type="dxa"/>
-        </w:tblCellMar>
-      </w:tblPr>
-      <w:tblGrid>
-        <w:gridCol w:w="10080"/>
-      </w:tblGrid>
-      <w:tr>
-        <w:tc>
-          <w:tcPr>
-            <w:tcW w:w="10080" w:type="dxa"/>
-            <w:shd w:val="clear" w:color="auto" w:fill="D7E4EA"/>
-            <w:tcBorders>
-              <w:top w:val="single" w:sz="6" w:space="0" w:color="D3DCE3"/>
-              <w:right w:val="single" w:sz="6" w:space="0" w:color="D3DCE3"/>
-              <w:bottom w:val="single" w:sz="6" w:space="0" w:color="D3DCE3"/>
-              <w:left w:val="single" w:sz="6" w:space="0" w:color="D3DCE3"/>
-            </w:tcBorders>
-            <w:tcMar>
-              <w:top w:w="110" w:type="dxa"/>
-              <w:right w:w="180" w:type="dxa"/>
-              <w:bottom w:w="110" w:type="dxa"/>
-              <w:left w:w="180" w:type="dxa"/>
-            </w:tcMar>
-            <w:vAlign w:val="center"/>
-          </w:tcPr>
-          <w:p>
-            <w:pPr>
-              <w:jc w:val="right"/>
-              <w:bidi/>
-              <w:spacing w:before="0" w:after="0"/>
-              <w:keepNext/>
-            </w:pPr>
-            <w:r>
-              <w:rPr>
-                <w:sz w:val="24"/>
-                <w:szCs w:val="24"/>
-                <w:rtl/>
-                <w:b/>
-                <w:bCs/>
-                <w:color w:val="244550"/>
-              </w:rPr>
-              <w:t xml:space="preserve">מסגרת</w:t>
-            </w:r>
-          </w:p>
-        </w:tc>
-      </w:tr>
-    </w:tbl>
-    <w:tbl>
-      <w:tblPr>
-        <w:tblW w:w="10080" w:type="dxa"/>
-        <w:tblLayout w:type="fixed"/>
-        <w:jc w:val="right"/>
+        <w:tblBorders>
+          <w:top w:val="single" w:sz="4" w:space="0" w:color="E4E4E7"/>
+          <w:left w:val="single" w:sz="4" w:space="0" w:color="E4E4E7"/>
+          <w:bottom w:val="single" w:sz="4" w:space="0" w:color="E4E4E7"/>
+          <w:right w:val="single" w:sz="4" w:space="0" w:color="E4E4E7"/>
+          <w:insideH w:val="single" w:sz="4" w:space="0" w:color="E4E4E7"/>
+          <w:insideV w:val="single" w:sz="4" w:space="0" w:color="E4E4E7"/>
+        </w:tblBorders>
         <w:tblCellMar>
           <w:top w:w="0" w:type="dxa"/>
           <w:right w:w="0" w:type="dxa"/>
@@ -3854,28 +3395,24 @@
         <w:tc>
           <w:tcPr>
             <w:tcW w:w="2160" w:type="dxa"/>
-            <w:tcBorders>
-              <w:top w:val="single" w:sz="6" w:space="0" w:color="D3DCE3"/>
-              <w:right w:val="single" w:sz="6" w:space="0" w:color="D3DCE3"/>
-              <w:bottom w:val="single" w:sz="6" w:space="0" w:color="D3DCE3"/>
-              <w:left w:val="single" w:sz="6" w:space="0" w:color="D3DCE3"/>
-            </w:tcBorders>
-            <w:tcMar>
-              <w:top w:w="90" w:type="dxa"/>
-              <w:right w:w="80" w:type="dxa"/>
-              <w:bottom w:w="90" w:type="dxa"/>
-              <w:left w:w="80" w:type="dxa"/>
-            </w:tcMar>
-            <w:vAlign w:val="center"/>
-          </w:tcPr>
-          <w:p>
-            <w:pPr>
-              <w:jc w:val="right"/>
-              <w:bidi/>
-              <w:spacing w:before="0" w:after="0"/>
-            </w:pPr>
-            <w:r>
-              <w:rPr>
+            <w:shd w:val="clear" w:color="auto" w:fill="FAFAFA"/>
+            <w:tcMar>
+              <w:top w:w="90" w:type="dxa"/>
+              <w:right w:w="120" w:type="dxa"/>
+              <w:bottom w:w="90" w:type="dxa"/>
+              <w:left w:w="120" w:type="dxa"/>
+            </w:tcMar>
+            <w:vAlign w:val="center"/>
+          </w:tcPr>
+          <w:p>
+            <w:pPr>
+              <w:jc w:val="right"/>
+              <w:bidi/>
+              <w:spacing w:before="0" w:after="0"/>
+            </w:pPr>
+            <w:r>
+              <w:rPr>
+                <w:rFonts w:ascii="Assistant" w:hAnsi="Assistant" w:cs="Assistant" w:eastAsia="Assistant"/>
                 <w:sz w:val="20"/>
                 <w:szCs w:val="20"/>
                 <w:rtl/>
@@ -3887,34 +3424,30 @@
         <w:tc>
           <w:tcPr>
             <w:tcW w:w="1200" w:type="dxa"/>
-            <w:shd w:val="clear" w:color="auto" w:fill="EAF1F5"/>
-            <w:tcBorders>
-              <w:top w:val="single" w:sz="6" w:space="0" w:color="D3DCE3"/>
-              <w:right w:val="single" w:sz="6" w:space="0" w:color="D3DCE3"/>
-              <w:bottom w:val="single" w:sz="6" w:space="0" w:color="D3DCE3"/>
-              <w:left w:val="single" w:sz="6" w:space="0" w:color="D3DCE3"/>
-            </w:tcBorders>
-            <w:tcMar>
-              <w:top w:w="90" w:type="dxa"/>
-              <w:right w:w="80" w:type="dxa"/>
-              <w:bottom w:w="90" w:type="dxa"/>
-              <w:left w:w="80" w:type="dxa"/>
-            </w:tcMar>
-            <w:vAlign w:val="center"/>
-          </w:tcPr>
-          <w:p>
-            <w:pPr>
-              <w:jc w:val="right"/>
-              <w:bidi/>
-              <w:spacing w:before="0" w:after="0"/>
-            </w:pPr>
-            <w:r>
-              <w:rPr>
-                <w:sz w:val="20"/>
-                <w:szCs w:val="20"/>
+            <w:shd w:val="clear" w:color="auto" w:fill="F4F4F5"/>
+            <w:tcMar>
+              <w:top w:w="90" w:type="dxa"/>
+              <w:right w:w="120" w:type="dxa"/>
+              <w:bottom w:w="90" w:type="dxa"/>
+              <w:left w:w="120" w:type="dxa"/>
+            </w:tcMar>
+            <w:vAlign w:val="center"/>
+          </w:tcPr>
+          <w:p>
+            <w:pPr>
+              <w:jc w:val="right"/>
+              <w:bidi/>
+              <w:spacing w:before="0" w:after="0"/>
+            </w:pPr>
+            <w:r>
+              <w:rPr>
+                <w:rFonts w:ascii="Assistant" w:hAnsi="Assistant" w:cs="Assistant" w:eastAsia="Assistant"/>
+                <w:sz w:val="18"/>
+                <w:szCs w:val="18"/>
                 <w:rtl/>
                 <w:b/>
                 <w:bCs/>
+                <w:color w:val="52525B"/>
               </w:rPr>
               <w:t xml:space="preserve">דגם</w:t>
             </w:r>
@@ -3923,28 +3456,24 @@
         <w:tc>
           <w:tcPr>
             <w:tcW w:w="2160" w:type="dxa"/>
-            <w:tcBorders>
-              <w:top w:val="single" w:sz="6" w:space="0" w:color="D3DCE3"/>
-              <w:right w:val="single" w:sz="6" w:space="0" w:color="D3DCE3"/>
-              <w:bottom w:val="single" w:sz="6" w:space="0" w:color="D3DCE3"/>
-              <w:left w:val="single" w:sz="6" w:space="0" w:color="D3DCE3"/>
-            </w:tcBorders>
-            <w:tcMar>
-              <w:top w:w="90" w:type="dxa"/>
-              <w:right w:w="80" w:type="dxa"/>
-              <w:bottom w:w="90" w:type="dxa"/>
-              <w:left w:w="80" w:type="dxa"/>
-            </w:tcMar>
-            <w:vAlign w:val="center"/>
-          </w:tcPr>
-          <w:p>
-            <w:pPr>
-              <w:jc w:val="right"/>
-              <w:bidi/>
-              <w:spacing w:before="0" w:after="0"/>
-            </w:pPr>
-            <w:r>
-              <w:rPr>
+            <w:shd w:val="clear" w:color="auto" w:fill="FAFAFA"/>
+            <w:tcMar>
+              <w:top w:w="90" w:type="dxa"/>
+              <w:right w:w="120" w:type="dxa"/>
+              <w:bottom w:w="90" w:type="dxa"/>
+              <w:left w:w="120" w:type="dxa"/>
+            </w:tcMar>
+            <w:vAlign w:val="center"/>
+          </w:tcPr>
+          <w:p>
+            <w:pPr>
+              <w:jc w:val="right"/>
+              <w:bidi/>
+              <w:spacing w:before="0" w:after="0"/>
+            </w:pPr>
+            <w:r>
+              <w:rPr>
+                <w:rFonts w:ascii="Assistant" w:hAnsi="Assistant" w:cs="Assistant" w:eastAsia="Assistant"/>
                 <w:sz w:val="20"/>
                 <w:szCs w:val="20"/>
                 <w:rtl/>
@@ -3956,34 +3485,30 @@
         <w:tc>
           <w:tcPr>
             <w:tcW w:w="1200" w:type="dxa"/>
-            <w:shd w:val="clear" w:color="auto" w:fill="EAF1F5"/>
-            <w:tcBorders>
-              <w:top w:val="single" w:sz="6" w:space="0" w:color="D3DCE3"/>
-              <w:right w:val="single" w:sz="6" w:space="0" w:color="D3DCE3"/>
-              <w:bottom w:val="single" w:sz="6" w:space="0" w:color="D3DCE3"/>
-              <w:left w:val="single" w:sz="6" w:space="0" w:color="D3DCE3"/>
-            </w:tcBorders>
-            <w:tcMar>
-              <w:top w:w="90" w:type="dxa"/>
-              <w:right w:w="80" w:type="dxa"/>
-              <w:bottom w:w="90" w:type="dxa"/>
-              <w:left w:w="80" w:type="dxa"/>
-            </w:tcMar>
-            <w:vAlign w:val="center"/>
-          </w:tcPr>
-          <w:p>
-            <w:pPr>
-              <w:jc w:val="right"/>
-              <w:bidi/>
-              <w:spacing w:before="0" w:after="0"/>
-            </w:pPr>
-            <w:r>
-              <w:rPr>
-                <w:sz w:val="20"/>
-                <w:szCs w:val="20"/>
+            <w:shd w:val="clear" w:color="auto" w:fill="F4F4F5"/>
+            <w:tcMar>
+              <w:top w:w="90" w:type="dxa"/>
+              <w:right w:w="120" w:type="dxa"/>
+              <w:bottom w:w="90" w:type="dxa"/>
+              <w:left w:w="120" w:type="dxa"/>
+            </w:tcMar>
+            <w:vAlign w:val="center"/>
+          </w:tcPr>
+          <w:p>
+            <w:pPr>
+              <w:jc w:val="right"/>
+              <w:bidi/>
+              <w:spacing w:before="0" w:after="0"/>
+            </w:pPr>
+            <w:r>
+              <w:rPr>
+                <w:rFonts w:ascii="Assistant" w:hAnsi="Assistant" w:cs="Assistant" w:eastAsia="Assistant"/>
+                <w:sz w:val="18"/>
+                <w:szCs w:val="18"/>
                 <w:rtl/>
                 <w:b/>
                 <w:bCs/>
+                <w:color w:val="52525B"/>
               </w:rPr>
               <w:t xml:space="preserve">מותג</w:t>
             </w:r>
@@ -3992,28 +3517,24 @@
         <w:tc>
           <w:tcPr>
             <w:tcW w:w="2160" w:type="dxa"/>
-            <w:tcBorders>
-              <w:top w:val="single" w:sz="6" w:space="0" w:color="D3DCE3"/>
-              <w:right w:val="single" w:sz="6" w:space="0" w:color="D3DCE3"/>
-              <w:bottom w:val="single" w:sz="6" w:space="0" w:color="D3DCE3"/>
-              <w:left w:val="single" w:sz="6" w:space="0" w:color="D3DCE3"/>
-            </w:tcBorders>
-            <w:tcMar>
-              <w:top w:w="90" w:type="dxa"/>
-              <w:right w:w="80" w:type="dxa"/>
-              <w:bottom w:w="90" w:type="dxa"/>
-              <w:left w:w="80" w:type="dxa"/>
-            </w:tcMar>
-            <w:vAlign w:val="center"/>
-          </w:tcPr>
-          <w:p>
-            <w:pPr>
-              <w:jc w:val="right"/>
-              <w:bidi/>
-              <w:spacing w:before="0" w:after="0"/>
-            </w:pPr>
-            <w:r>
-              <w:rPr>
+            <w:shd w:val="clear" w:color="auto" w:fill="FAFAFA"/>
+            <w:tcMar>
+              <w:top w:w="90" w:type="dxa"/>
+              <w:right w:w="120" w:type="dxa"/>
+              <w:bottom w:w="90" w:type="dxa"/>
+              <w:left w:w="120" w:type="dxa"/>
+            </w:tcMar>
+            <w:vAlign w:val="center"/>
+          </w:tcPr>
+          <w:p>
+            <w:pPr>
+              <w:jc w:val="right"/>
+              <w:bidi/>
+              <w:spacing w:before="0" w:after="0"/>
+            </w:pPr>
+            <w:r>
+              <w:rPr>
+                <w:rFonts w:ascii="Assistant" w:hAnsi="Assistant" w:cs="Assistant" w:eastAsia="Assistant"/>
                 <w:sz w:val="20"/>
                 <w:szCs w:val="20"/>
                 <w:rtl/>
@@ -4025,34 +3546,30 @@
         <w:tc>
           <w:tcPr>
             <w:tcW w:w="1200" w:type="dxa"/>
-            <w:shd w:val="clear" w:color="auto" w:fill="EAF1F5"/>
-            <w:tcBorders>
-              <w:top w:val="single" w:sz="6" w:space="0" w:color="D3DCE3"/>
-              <w:right w:val="single" w:sz="6" w:space="0" w:color="D3DCE3"/>
-              <w:bottom w:val="single" w:sz="6" w:space="0" w:color="D3DCE3"/>
-              <w:left w:val="single" w:sz="6" w:space="0" w:color="D3DCE3"/>
-            </w:tcBorders>
-            <w:tcMar>
-              <w:top w:w="90" w:type="dxa"/>
-              <w:right w:w="80" w:type="dxa"/>
-              <w:bottom w:w="90" w:type="dxa"/>
-              <w:left w:w="80" w:type="dxa"/>
-            </w:tcMar>
-            <w:vAlign w:val="center"/>
-          </w:tcPr>
-          <w:p>
-            <w:pPr>
-              <w:jc w:val="right"/>
-              <w:bidi/>
-              <w:spacing w:before="0" w:after="0"/>
-            </w:pPr>
-            <w:r>
-              <w:rPr>
-                <w:sz w:val="20"/>
-                <w:szCs w:val="20"/>
+            <w:shd w:val="clear" w:color="auto" w:fill="F4F4F5"/>
+            <w:tcMar>
+              <w:top w:w="90" w:type="dxa"/>
+              <w:right w:w="120" w:type="dxa"/>
+              <w:bottom w:w="90" w:type="dxa"/>
+              <w:left w:w="120" w:type="dxa"/>
+            </w:tcMar>
+            <w:vAlign w:val="center"/>
+          </w:tcPr>
+          <w:p>
+            <w:pPr>
+              <w:jc w:val="right"/>
+              <w:bidi/>
+              <w:spacing w:before="0" w:after="0"/>
+            </w:pPr>
+            <w:r>
+              <w:rPr>
+                <w:rFonts w:ascii="Assistant" w:hAnsi="Assistant" w:cs="Assistant" w:eastAsia="Assistant"/>
+                <w:sz w:val="18"/>
+                <w:szCs w:val="18"/>
                 <w:rtl/>
                 <w:b/>
                 <w:bCs/>
+                <w:color w:val="52525B"/>
               </w:rPr>
               <w:t xml:space="preserve">ספק</w:t>
             </w:r>
@@ -4063,28 +3580,24 @@
         <w:tc>
           <w:tcPr>
             <w:tcW w:w="2160" w:type="dxa"/>
-            <w:tcBorders>
-              <w:top w:val="single" w:sz="6" w:space="0" w:color="D3DCE3"/>
-              <w:right w:val="single" w:sz="6" w:space="0" w:color="D3DCE3"/>
-              <w:bottom w:val="single" w:sz="6" w:space="0" w:color="D3DCE3"/>
-              <w:left w:val="single" w:sz="6" w:space="0" w:color="D3DCE3"/>
-            </w:tcBorders>
-            <w:tcMar>
-              <w:top w:w="90" w:type="dxa"/>
-              <w:right w:w="80" w:type="dxa"/>
-              <w:bottom w:w="90" w:type="dxa"/>
-              <w:left w:w="80" w:type="dxa"/>
-            </w:tcMar>
-            <w:vAlign w:val="center"/>
-          </w:tcPr>
-          <w:p>
-            <w:pPr>
-              <w:jc w:val="right"/>
-              <w:bidi/>
-              <w:spacing w:before="0" w:after="0"/>
-            </w:pPr>
-            <w:r>
-              <w:rPr>
+            <w:shd w:val="clear" w:color="auto" w:fill="FAFAFA"/>
+            <w:tcMar>
+              <w:top w:w="90" w:type="dxa"/>
+              <w:right w:w="120" w:type="dxa"/>
+              <w:bottom w:w="90" w:type="dxa"/>
+              <w:left w:w="120" w:type="dxa"/>
+            </w:tcMar>
+            <w:vAlign w:val="center"/>
+          </w:tcPr>
+          <w:p>
+            <w:pPr>
+              <w:jc w:val="right"/>
+              <w:bidi/>
+              <w:spacing w:before="0" w:after="0"/>
+            </w:pPr>
+            <w:r>
+              <w:rPr>
+                <w:rFonts w:ascii="Assistant" w:hAnsi="Assistant" w:cs="Assistant" w:eastAsia="Assistant"/>
                 <w:sz w:val="20"/>
                 <w:szCs w:val="20"/>
                 <w:rtl/>
@@ -4096,34 +3609,30 @@
         <w:tc>
           <w:tcPr>
             <w:tcW w:w="1200" w:type="dxa"/>
-            <w:shd w:val="clear" w:color="auto" w:fill="EAF1F5"/>
-            <w:tcBorders>
-              <w:top w:val="single" w:sz="6" w:space="0" w:color="D3DCE3"/>
-              <w:right w:val="single" w:sz="6" w:space="0" w:color="D3DCE3"/>
-              <w:bottom w:val="single" w:sz="6" w:space="0" w:color="D3DCE3"/>
-              <w:left w:val="single" w:sz="6" w:space="0" w:color="D3DCE3"/>
-            </w:tcBorders>
-            <w:tcMar>
-              <w:top w:w="90" w:type="dxa"/>
-              <w:right w:w="80" w:type="dxa"/>
-              <w:bottom w:w="90" w:type="dxa"/>
-              <w:left w:w="80" w:type="dxa"/>
-            </w:tcMar>
-            <w:vAlign w:val="center"/>
-          </w:tcPr>
-          <w:p>
-            <w:pPr>
-              <w:jc w:val="right"/>
-              <w:bidi/>
-              <w:spacing w:before="0" w:after="0"/>
-            </w:pPr>
-            <w:r>
-              <w:rPr>
-                <w:sz w:val="20"/>
-                <w:szCs w:val="20"/>
+            <w:shd w:val="clear" w:color="auto" w:fill="F4F4F5"/>
+            <w:tcMar>
+              <w:top w:w="90" w:type="dxa"/>
+              <w:right w:w="120" w:type="dxa"/>
+              <w:bottom w:w="90" w:type="dxa"/>
+              <w:left w:w="120" w:type="dxa"/>
+            </w:tcMar>
+            <w:vAlign w:val="center"/>
+          </w:tcPr>
+          <w:p>
+            <w:pPr>
+              <w:jc w:val="right"/>
+              <w:bidi/>
+              <w:spacing w:before="0" w:after="0"/>
+            </w:pPr>
+            <w:r>
+              <w:rPr>
+                <w:rFonts w:ascii="Assistant" w:hAnsi="Assistant" w:cs="Assistant" w:eastAsia="Assistant"/>
+                <w:sz w:val="18"/>
+                <w:szCs w:val="18"/>
                 <w:rtl/>
                 <w:b/>
                 <w:bCs/>
+                <w:color w:val="52525B"/>
               </w:rPr>
               <w:t xml:space="preserve">גשר</w:t>
             </w:r>
@@ -4132,28 +3641,24 @@
         <w:tc>
           <w:tcPr>
             <w:tcW w:w="2160" w:type="dxa"/>
-            <w:tcBorders>
-              <w:top w:val="single" w:sz="6" w:space="0" w:color="D3DCE3"/>
-              <w:right w:val="single" w:sz="6" w:space="0" w:color="D3DCE3"/>
-              <w:bottom w:val="single" w:sz="6" w:space="0" w:color="D3DCE3"/>
-              <w:left w:val="single" w:sz="6" w:space="0" w:color="D3DCE3"/>
-            </w:tcBorders>
-            <w:tcMar>
-              <w:top w:w="90" w:type="dxa"/>
-              <w:right w:w="80" w:type="dxa"/>
-              <w:bottom w:w="90" w:type="dxa"/>
-              <w:left w:w="80" w:type="dxa"/>
-            </w:tcMar>
-            <w:vAlign w:val="center"/>
-          </w:tcPr>
-          <w:p>
-            <w:pPr>
-              <w:jc w:val="right"/>
-              <w:bidi/>
-              <w:spacing w:before="0" w:after="0"/>
-            </w:pPr>
-            <w:r>
-              <w:rPr>
+            <w:shd w:val="clear" w:color="auto" w:fill="FAFAFA"/>
+            <w:tcMar>
+              <w:top w:w="90" w:type="dxa"/>
+              <w:right w:w="120" w:type="dxa"/>
+              <w:bottom w:w="90" w:type="dxa"/>
+              <w:left w:w="120" w:type="dxa"/>
+            </w:tcMar>
+            <w:vAlign w:val="center"/>
+          </w:tcPr>
+          <w:p>
+            <w:pPr>
+              <w:jc w:val="right"/>
+              <w:bidi/>
+              <w:spacing w:before="0" w:after="0"/>
+            </w:pPr>
+            <w:r>
+              <w:rPr>
+                <w:rFonts w:ascii="Assistant" w:hAnsi="Assistant" w:cs="Assistant" w:eastAsia="Assistant"/>
                 <w:sz w:val="20"/>
                 <w:szCs w:val="20"/>
                 <w:rtl/>
@@ -4165,34 +3670,30 @@
         <w:tc>
           <w:tcPr>
             <w:tcW w:w="1200" w:type="dxa"/>
-            <w:shd w:val="clear" w:color="auto" w:fill="EAF1F5"/>
-            <w:tcBorders>
-              <w:top w:val="single" w:sz="6" w:space="0" w:color="D3DCE3"/>
-              <w:right w:val="single" w:sz="6" w:space="0" w:color="D3DCE3"/>
-              <w:bottom w:val="single" w:sz="6" w:space="0" w:color="D3DCE3"/>
-              <w:left w:val="single" w:sz="6" w:space="0" w:color="D3DCE3"/>
-            </w:tcBorders>
-            <w:tcMar>
-              <w:top w:w="90" w:type="dxa"/>
-              <w:right w:w="80" w:type="dxa"/>
-              <w:bottom w:w="90" w:type="dxa"/>
-              <w:left w:w="80" w:type="dxa"/>
-            </w:tcMar>
-            <w:vAlign w:val="center"/>
-          </w:tcPr>
-          <w:p>
-            <w:pPr>
-              <w:jc w:val="right"/>
-              <w:bidi/>
-              <w:spacing w:before="0" w:after="0"/>
-            </w:pPr>
-            <w:r>
-              <w:rPr>
-                <w:sz w:val="20"/>
-                <w:szCs w:val="20"/>
+            <w:shd w:val="clear" w:color="auto" w:fill="F4F4F5"/>
+            <w:tcMar>
+              <w:top w:w="90" w:type="dxa"/>
+              <w:right w:w="120" w:type="dxa"/>
+              <w:bottom w:w="90" w:type="dxa"/>
+              <w:left w:w="120" w:type="dxa"/>
+            </w:tcMar>
+            <w:vAlign w:val="center"/>
+          </w:tcPr>
+          <w:p>
+            <w:pPr>
+              <w:jc w:val="right"/>
+              <w:bidi/>
+              <w:spacing w:before="0" w:after="0"/>
+            </w:pPr>
+            <w:r>
+              <w:rPr>
+                <w:rFonts w:ascii="Assistant" w:hAnsi="Assistant" w:cs="Assistant" w:eastAsia="Assistant"/>
+                <w:sz w:val="18"/>
+                <w:szCs w:val="18"/>
                 <w:rtl/>
                 <w:b/>
                 <w:bCs/>
+                <w:color w:val="52525B"/>
               </w:rPr>
               <w:t xml:space="preserve">רוחב</w:t>
             </w:r>
@@ -4201,28 +3702,24 @@
         <w:tc>
           <w:tcPr>
             <w:tcW w:w="2160" w:type="dxa"/>
-            <w:tcBorders>
-              <w:top w:val="single" w:sz="6" w:space="0" w:color="D3DCE3"/>
-              <w:right w:val="single" w:sz="6" w:space="0" w:color="D3DCE3"/>
-              <w:bottom w:val="single" w:sz="6" w:space="0" w:color="D3DCE3"/>
-              <w:left w:val="single" w:sz="6" w:space="0" w:color="D3DCE3"/>
-            </w:tcBorders>
-            <w:tcMar>
-              <w:top w:w="90" w:type="dxa"/>
-              <w:right w:w="80" w:type="dxa"/>
-              <w:bottom w:w="90" w:type="dxa"/>
-              <w:left w:w="80" w:type="dxa"/>
-            </w:tcMar>
-            <w:vAlign w:val="center"/>
-          </w:tcPr>
-          <w:p>
-            <w:pPr>
-              <w:jc w:val="right"/>
-              <w:bidi/>
-              <w:spacing w:before="0" w:after="0"/>
-            </w:pPr>
-            <w:r>
-              <w:rPr>
+            <w:shd w:val="clear" w:color="auto" w:fill="FAFAFA"/>
+            <w:tcMar>
+              <w:top w:w="90" w:type="dxa"/>
+              <w:right w:w="120" w:type="dxa"/>
+              <w:bottom w:w="90" w:type="dxa"/>
+              <w:left w:w="120" w:type="dxa"/>
+            </w:tcMar>
+            <w:vAlign w:val="center"/>
+          </w:tcPr>
+          <w:p>
+            <w:pPr>
+              <w:jc w:val="right"/>
+              <w:bidi/>
+              <w:spacing w:before="0" w:after="0"/>
+            </w:pPr>
+            <w:r>
+              <w:rPr>
+                <w:rFonts w:ascii="Assistant" w:hAnsi="Assistant" w:cs="Assistant" w:eastAsia="Assistant"/>
                 <w:sz w:val="20"/>
                 <w:szCs w:val="20"/>
                 <w:rtl/>
@@ -4234,34 +3731,30 @@
         <w:tc>
           <w:tcPr>
             <w:tcW w:w="1200" w:type="dxa"/>
-            <w:shd w:val="clear" w:color="auto" w:fill="EAF1F5"/>
-            <w:tcBorders>
-              <w:top w:val="single" w:sz="6" w:space="0" w:color="D3DCE3"/>
-              <w:right w:val="single" w:sz="6" w:space="0" w:color="D3DCE3"/>
-              <w:bottom w:val="single" w:sz="6" w:space="0" w:color="D3DCE3"/>
-              <w:left w:val="single" w:sz="6" w:space="0" w:color="D3DCE3"/>
-            </w:tcBorders>
-            <w:tcMar>
-              <w:top w:w="90" w:type="dxa"/>
-              <w:right w:w="80" w:type="dxa"/>
-              <w:bottom w:w="90" w:type="dxa"/>
-              <w:left w:w="80" w:type="dxa"/>
-            </w:tcMar>
-            <w:vAlign w:val="center"/>
-          </w:tcPr>
-          <w:p>
-            <w:pPr>
-              <w:jc w:val="right"/>
-              <w:bidi/>
-              <w:spacing w:before="0" w:after="0"/>
-            </w:pPr>
-            <w:r>
-              <w:rPr>
-                <w:sz w:val="20"/>
-                <w:szCs w:val="20"/>
+            <w:shd w:val="clear" w:color="auto" w:fill="F4F4F5"/>
+            <w:tcMar>
+              <w:top w:w="90" w:type="dxa"/>
+              <w:right w:w="120" w:type="dxa"/>
+              <w:bottom w:w="90" w:type="dxa"/>
+              <w:left w:w="120" w:type="dxa"/>
+            </w:tcMar>
+            <w:vAlign w:val="center"/>
+          </w:tcPr>
+          <w:p>
+            <w:pPr>
+              <w:jc w:val="right"/>
+              <w:bidi/>
+              <w:spacing w:before="0" w:after="0"/>
+            </w:pPr>
+            <w:r>
+              <w:rPr>
+                <w:rFonts w:ascii="Assistant" w:hAnsi="Assistant" w:cs="Assistant" w:eastAsia="Assistant"/>
+                <w:sz w:val="18"/>
+                <w:szCs w:val="18"/>
                 <w:rtl/>
                 <w:b/>
                 <w:bCs/>
+                <w:color w:val="52525B"/>
               </w:rPr>
               <w:t xml:space="preserve">צבע</w:t>
             </w:r>
@@ -4272,28 +3765,24 @@
         <w:tc>
           <w:tcPr>
             <w:tcW w:w="2160" w:type="dxa"/>
-            <w:tcBorders>
-              <w:top w:val="single" w:sz="6" w:space="0" w:color="D3DCE3"/>
-              <w:right w:val="single" w:sz="6" w:space="0" w:color="D3DCE3"/>
-              <w:bottom w:val="single" w:sz="6" w:space="0" w:color="D3DCE3"/>
-              <w:left w:val="single" w:sz="6" w:space="0" w:color="D3DCE3"/>
-            </w:tcBorders>
-            <w:tcMar>
-              <w:top w:w="90" w:type="dxa"/>
-              <w:right w:w="80" w:type="dxa"/>
-              <w:bottom w:w="90" w:type="dxa"/>
-              <w:left w:w="80" w:type="dxa"/>
-            </w:tcMar>
-            <w:vAlign w:val="center"/>
-          </w:tcPr>
-          <w:p>
-            <w:pPr>
-              <w:jc w:val="right"/>
-              <w:bidi/>
-              <w:spacing w:before="0" w:after="0"/>
-            </w:pPr>
-            <w:r>
-              <w:rPr>
+            <w:shd w:val="clear" w:color="auto" w:fill="FAFAFA"/>
+            <w:tcMar>
+              <w:top w:w="90" w:type="dxa"/>
+              <w:right w:w="120" w:type="dxa"/>
+              <w:bottom w:w="90" w:type="dxa"/>
+              <w:left w:w="120" w:type="dxa"/>
+            </w:tcMar>
+            <w:vAlign w:val="center"/>
+          </w:tcPr>
+          <w:p>
+            <w:pPr>
+              <w:jc w:val="right"/>
+              <w:bidi/>
+              <w:spacing w:before="0" w:after="0"/>
+            </w:pPr>
+            <w:r>
+              <w:rPr>
+                <w:rFonts w:ascii="Assistant" w:hAnsi="Assistant" w:cs="Assistant" w:eastAsia="Assistant"/>
                 <w:sz w:val="20"/>
                 <w:szCs w:val="20"/>
                 <w:rtl/>
@@ -4305,34 +3794,30 @@
         <w:tc>
           <w:tcPr>
             <w:tcW w:w="1200" w:type="dxa"/>
-            <w:shd w:val="clear" w:color="auto" w:fill="EAF1F5"/>
-            <w:tcBorders>
-              <w:top w:val="single" w:sz="6" w:space="0" w:color="D3DCE3"/>
-              <w:right w:val="single" w:sz="6" w:space="0" w:color="D3DCE3"/>
-              <w:bottom w:val="single" w:sz="6" w:space="0" w:color="D3DCE3"/>
-              <w:left w:val="single" w:sz="6" w:space="0" w:color="D3DCE3"/>
-            </w:tcBorders>
-            <w:tcMar>
-              <w:top w:w="90" w:type="dxa"/>
-              <w:right w:w="80" w:type="dxa"/>
-              <w:bottom w:w="90" w:type="dxa"/>
-              <w:left w:w="80" w:type="dxa"/>
-            </w:tcMar>
-            <w:vAlign w:val="center"/>
-          </w:tcPr>
-          <w:p>
-            <w:pPr>
-              <w:jc w:val="right"/>
-              <w:bidi/>
-              <w:spacing w:before="0" w:after="0"/>
-            </w:pPr>
-            <w:r>
-              <w:rPr>
-                <w:sz w:val="20"/>
-                <w:szCs w:val="20"/>
+            <w:shd w:val="clear" w:color="auto" w:fill="F4F4F5"/>
+            <w:tcMar>
+              <w:top w:w="90" w:type="dxa"/>
+              <w:right w:w="120" w:type="dxa"/>
+              <w:bottom w:w="90" w:type="dxa"/>
+              <w:left w:w="120" w:type="dxa"/>
+            </w:tcMar>
+            <w:vAlign w:val="center"/>
+          </w:tcPr>
+          <w:p>
+            <w:pPr>
+              <w:jc w:val="right"/>
+              <w:bidi/>
+              <w:spacing w:before="0" w:after="0"/>
+            </w:pPr>
+            <w:r>
+              <w:rPr>
+                <w:rFonts w:ascii="Assistant" w:hAnsi="Assistant" w:cs="Assistant" w:eastAsia="Assistant"/>
+                <w:sz w:val="18"/>
+                <w:szCs w:val="18"/>
                 <w:rtl/>
                 <w:b/>
                 <w:bCs/>
+                <w:color w:val="52525B"/>
               </w:rPr>
               <w:t xml:space="preserve">סופק על ידי</w:t>
             </w:r>
@@ -4341,28 +3826,24 @@
         <w:tc>
           <w:tcPr>
             <w:tcW w:w="2160" w:type="dxa"/>
-            <w:tcBorders>
-              <w:top w:val="single" w:sz="6" w:space="0" w:color="D3DCE3"/>
-              <w:right w:val="single" w:sz="6" w:space="0" w:color="D3DCE3"/>
-              <w:bottom w:val="single" w:sz="6" w:space="0" w:color="D3DCE3"/>
-              <w:left w:val="single" w:sz="6" w:space="0" w:color="D3DCE3"/>
-            </w:tcBorders>
-            <w:tcMar>
-              <w:top w:w="90" w:type="dxa"/>
-              <w:right w:w="80" w:type="dxa"/>
-              <w:bottom w:w="90" w:type="dxa"/>
-              <w:left w:w="80" w:type="dxa"/>
-            </w:tcMar>
-            <w:vAlign w:val="center"/>
-          </w:tcPr>
-          <w:p>
-            <w:pPr>
-              <w:jc w:val="right"/>
-              <w:bidi/>
-              <w:spacing w:before="0" w:after="0"/>
-            </w:pPr>
-            <w:r>
-              <w:rPr>
+            <w:shd w:val="clear" w:color="auto" w:fill="FAFAFA"/>
+            <w:tcMar>
+              <w:top w:w="90" w:type="dxa"/>
+              <w:right w:w="120" w:type="dxa"/>
+              <w:bottom w:w="90" w:type="dxa"/>
+              <w:left w:w="120" w:type="dxa"/>
+            </w:tcMar>
+            <w:vAlign w:val="center"/>
+          </w:tcPr>
+          <w:p>
+            <w:pPr>
+              <w:jc w:val="right"/>
+              <w:bidi/>
+              <w:spacing w:before="0" w:after="0"/>
+            </w:pPr>
+            <w:r>
+              <w:rPr>
+                <w:rFonts w:ascii="Assistant" w:hAnsi="Assistant" w:cs="Assistant" w:eastAsia="Assistant"/>
                 <w:sz w:val="20"/>
                 <w:szCs w:val="20"/>
                 <w:rtl/>
@@ -4374,34 +3855,30 @@
         <w:tc>
           <w:tcPr>
             <w:tcW w:w="1200" w:type="dxa"/>
-            <w:shd w:val="clear" w:color="auto" w:fill="EAF1F5"/>
-            <w:tcBorders>
-              <w:top w:val="single" w:sz="6" w:space="0" w:color="D3DCE3"/>
-              <w:right w:val="single" w:sz="6" w:space="0" w:color="D3DCE3"/>
-              <w:bottom w:val="single" w:sz="6" w:space="0" w:color="D3DCE3"/>
-              <w:left w:val="single" w:sz="6" w:space="0" w:color="D3DCE3"/>
-            </w:tcBorders>
-            <w:tcMar>
-              <w:top w:w="90" w:type="dxa"/>
-              <w:right w:w="80" w:type="dxa"/>
-              <w:bottom w:w="90" w:type="dxa"/>
-              <w:left w:w="80" w:type="dxa"/>
-            </w:tcMar>
-            <w:vAlign w:val="center"/>
-          </w:tcPr>
-          <w:p>
-            <w:pPr>
-              <w:jc w:val="right"/>
-              <w:bidi/>
-              <w:spacing w:before="0" w:after="0"/>
-            </w:pPr>
-            <w:r>
-              <w:rPr>
-                <w:sz w:val="20"/>
-                <w:szCs w:val="20"/>
+            <w:shd w:val="clear" w:color="auto" w:fill="F4F4F5"/>
+            <w:tcMar>
+              <w:top w:w="90" w:type="dxa"/>
+              <w:right w:w="120" w:type="dxa"/>
+              <w:bottom w:w="90" w:type="dxa"/>
+              <w:left w:w="120" w:type="dxa"/>
+            </w:tcMar>
+            <w:vAlign w:val="center"/>
+          </w:tcPr>
+          <w:p>
+            <w:pPr>
+              <w:jc w:val="right"/>
+              <w:bidi/>
+              <w:spacing w:before="0" w:after="0"/>
+            </w:pPr>
+            <w:r>
+              <w:rPr>
+                <w:rFonts w:ascii="Assistant" w:hAnsi="Assistant" w:cs="Assistant" w:eastAsia="Assistant"/>
+                <w:sz w:val="18"/>
+                <w:szCs w:val="18"/>
                 <w:rtl/>
                 <w:b/>
                 <w:bCs/>
+                <w:color w:val="52525B"/>
               </w:rPr>
               <w:t xml:space="preserve">אורך זרוע</w:t>
             </w:r>
@@ -4410,28 +3887,24 @@
         <w:tc>
           <w:tcPr>
             <w:tcW w:w="2160" w:type="dxa"/>
-            <w:tcBorders>
-              <w:top w:val="single" w:sz="6" w:space="0" w:color="D3DCE3"/>
-              <w:right w:val="single" w:sz="6" w:space="0" w:color="D3DCE3"/>
-              <w:bottom w:val="single" w:sz="6" w:space="0" w:color="D3DCE3"/>
-              <w:left w:val="single" w:sz="6" w:space="0" w:color="D3DCE3"/>
-            </w:tcBorders>
-            <w:tcMar>
-              <w:top w:w="90" w:type="dxa"/>
-              <w:right w:w="80" w:type="dxa"/>
-              <w:bottom w:w="90" w:type="dxa"/>
-              <w:left w:w="80" w:type="dxa"/>
-            </w:tcMar>
-            <w:vAlign w:val="center"/>
-          </w:tcPr>
-          <w:p>
-            <w:pPr>
-              <w:jc w:val="right"/>
-              <w:bidi/>
-              <w:spacing w:before="0" w:after="0"/>
-            </w:pPr>
-            <w:r>
-              <w:rPr>
+            <w:shd w:val="clear" w:color="auto" w:fill="FAFAFA"/>
+            <w:tcMar>
+              <w:top w:w="90" w:type="dxa"/>
+              <w:right w:w="120" w:type="dxa"/>
+              <w:bottom w:w="90" w:type="dxa"/>
+              <w:left w:w="120" w:type="dxa"/>
+            </w:tcMar>
+            <w:vAlign w:val="center"/>
+          </w:tcPr>
+          <w:p>
+            <w:pPr>
+              <w:jc w:val="right"/>
+              <w:bidi/>
+              <w:spacing w:before="0" w:after="0"/>
+            </w:pPr>
+            <w:r>
+              <w:rPr>
+                <w:rFonts w:ascii="Assistant" w:hAnsi="Assistant" w:cs="Assistant" w:eastAsia="Assistant"/>
                 <w:sz w:val="20"/>
                 <w:szCs w:val="20"/>
                 <w:rtl/>
@@ -4443,34 +3916,30 @@
         <w:tc>
           <w:tcPr>
             <w:tcW w:w="1200" w:type="dxa"/>
-            <w:shd w:val="clear" w:color="auto" w:fill="EAF1F5"/>
-            <w:tcBorders>
-              <w:top w:val="single" w:sz="6" w:space="0" w:color="D3DCE3"/>
-              <w:right w:val="single" w:sz="6" w:space="0" w:color="D3DCE3"/>
-              <w:bottom w:val="single" w:sz="6" w:space="0" w:color="D3DCE3"/>
-              <w:left w:val="single" w:sz="6" w:space="0" w:color="D3DCE3"/>
-            </w:tcBorders>
-            <w:tcMar>
-              <w:top w:w="90" w:type="dxa"/>
-              <w:right w:w="80" w:type="dxa"/>
-              <w:bottom w:w="90" w:type="dxa"/>
-              <w:left w:w="80" w:type="dxa"/>
-            </w:tcMar>
-            <w:vAlign w:val="center"/>
-          </w:tcPr>
-          <w:p>
-            <w:pPr>
-              <w:jc w:val="right"/>
-              <w:bidi/>
-              <w:spacing w:before="0" w:after="0"/>
-            </w:pPr>
-            <w:r>
-              <w:rPr>
-                <w:sz w:val="20"/>
-                <w:szCs w:val="20"/>
+            <w:shd w:val="clear" w:color="auto" w:fill="F4F4F5"/>
+            <w:tcMar>
+              <w:top w:w="90" w:type="dxa"/>
+              <w:right w:w="120" w:type="dxa"/>
+              <w:bottom w:w="90" w:type="dxa"/>
+              <w:left w:w="120" w:type="dxa"/>
+            </w:tcMar>
+            <w:vAlign w:val="center"/>
+          </w:tcPr>
+          <w:p>
+            <w:pPr>
+              <w:jc w:val="right"/>
+              <w:bidi/>
+              <w:spacing w:before="0" w:after="0"/>
+            </w:pPr>
+            <w:r>
+              <w:rPr>
+                <w:rFonts w:ascii="Assistant" w:hAnsi="Assistant" w:cs="Assistant" w:eastAsia="Assistant"/>
+                <w:sz w:val="18"/>
+                <w:szCs w:val="18"/>
                 <w:rtl/>
                 <w:b/>
                 <w:bCs/>
+                <w:color w:val="52525B"/>
               </w:rPr>
               <w:t xml:space="preserve">גובה</w:t>
             </w:r>
@@ -4481,14 +3950,42 @@
     <w:p>
       <w:pPr>
         <w:bidi/>
-        <w:spacing w:after="80"/>
+        <w:spacing w:after="180"/>
       </w:pPr>
+    </w:p>
+    <w:p>
+      <w:pPr>
+        <w:jc w:val="center"/>
+        <w:bidi/>
+        <w:spacing w:before="240" w:after="80"/>
+        <w:keepNext/>
+      </w:pPr>
+      <w:r>
+        <w:rPr>
+          <w:rFonts w:ascii="Assistant" w:hAnsi="Assistant" w:cs="Assistant" w:eastAsia="Assistant"/>
+          <w:sz w:val="28"/>
+          <w:szCs w:val="28"/>
+          <w:rtl/>
+          <w:b/>
+          <w:bCs/>
+          <w:color w:val="18181B"/>
+        </w:rPr>
+        <w:t xml:space="preserve">פריטי חיוב</w:t>
+      </w:r>
     </w:p>
     <w:tbl>
       <w:tblPr>
         <w:tblW w:w="10080" w:type="dxa"/>
         <w:tblLayout w:type="fixed"/>
         <w:jc w:val="right"/>
+        <w:tblBorders>
+          <w:top w:val="single" w:sz="4" w:space="0" w:color="E4E4E7"/>
+          <w:left w:val="single" w:sz="4" w:space="0" w:color="E4E4E7"/>
+          <w:bottom w:val="single" w:sz="4" w:space="0" w:color="E4E4E7"/>
+          <w:right w:val="single" w:sz="4" w:space="0" w:color="E4E4E7"/>
+          <w:insideH w:val="single" w:sz="4" w:space="0" w:color="E4E4E7"/>
+          <w:insideV w:val="single" w:sz="4" w:space="0" w:color="E4E4E7"/>
+        </w:tblBorders>
         <w:tblCellMar>
           <w:top w:w="0" w:type="dxa"/>
           <w:right w:w="0" w:type="dxa"/>
@@ -4503,91 +4000,30 @@
         <w:tc>
           <w:tcPr>
             <w:tcW w:w="10080" w:type="dxa"/>
-            <w:shd w:val="clear" w:color="auto" w:fill="D7E4EA"/>
-            <w:tcBorders>
-              <w:top w:val="single" w:sz="6" w:space="0" w:color="D3DCE3"/>
-              <w:right w:val="single" w:sz="6" w:space="0" w:color="D3DCE3"/>
-              <w:bottom w:val="single" w:sz="6" w:space="0" w:color="D3DCE3"/>
-              <w:left w:val="single" w:sz="6" w:space="0" w:color="D3DCE3"/>
-            </w:tcBorders>
-            <w:tcMar>
-              <w:top w:w="110" w:type="dxa"/>
-              <w:right w:w="180" w:type="dxa"/>
-              <w:bottom w:w="110" w:type="dxa"/>
-              <w:left w:w="180" w:type="dxa"/>
-            </w:tcMar>
-            <w:vAlign w:val="center"/>
-          </w:tcPr>
-          <w:p>
-            <w:pPr>
-              <w:jc w:val="right"/>
-              <w:bidi/>
-              <w:spacing w:before="0" w:after="0"/>
-              <w:keepNext/>
-            </w:pPr>
-            <w:r>
-              <w:rPr>
-                <w:sz w:val="24"/>
-                <w:szCs w:val="24"/>
+            <w:shd w:val="clear" w:color="auto" w:fill="F4F4F5"/>
+            <w:tcMar>
+              <w:top w:w="90" w:type="dxa"/>
+              <w:right w:w="120" w:type="dxa"/>
+              <w:bottom w:w="90" w:type="dxa"/>
+              <w:left w:w="120" w:type="dxa"/>
+            </w:tcMar>
+            <w:vAlign w:val="center"/>
+          </w:tcPr>
+          <w:p>
+            <w:pPr>
+              <w:jc w:val="right"/>
+              <w:bidi/>
+              <w:spacing w:before="0" w:after="0"/>
+            </w:pPr>
+            <w:r>
+              <w:rPr>
+                <w:rFonts w:ascii="Assistant" w:hAnsi="Assistant" w:cs="Assistant" w:eastAsia="Assistant"/>
+                <w:sz w:val="20"/>
+                <w:szCs w:val="20"/>
                 <w:rtl/>
                 <w:b/>
                 <w:bCs/>
-                <w:color w:val="244550"/>
-              </w:rPr>
-              <w:t xml:space="preserve">פריטי חיוב</w:t>
-            </w:r>
-          </w:p>
-        </w:tc>
-      </w:tr>
-    </w:tbl>
-    <w:tbl>
-      <w:tblPr>
-        <w:tblW w:w="10080" w:type="dxa"/>
-        <w:tblLayout w:type="fixed"/>
-        <w:jc w:val="right"/>
-        <w:tblCellMar>
-          <w:top w:w="0" w:type="dxa"/>
-          <w:right w:w="0" w:type="dxa"/>
-          <w:bottom w:w="0" w:type="dxa"/>
-          <w:left w:w="0" w:type="dxa"/>
-        </w:tblCellMar>
-      </w:tblPr>
-      <w:tblGrid>
-        <w:gridCol w:w="10080"/>
-      </w:tblGrid>
-      <w:tr>
-        <w:tc>
-          <w:tcPr>
-            <w:tcW w:w="10080" w:type="dxa"/>
-            <w:shd w:val="clear" w:color="auto" w:fill="EAF1F5"/>
-            <w:tcBorders>
-              <w:top w:val="single" w:sz="6" w:space="0" w:color="D3DCE3"/>
-              <w:right w:val="single" w:sz="6" w:space="0" w:color="D3DCE3"/>
-              <w:bottom w:val="single" w:sz="6" w:space="0" w:color="D3DCE3"/>
-              <w:left w:val="single" w:sz="6" w:space="0" w:color="D3DCE3"/>
-            </w:tcBorders>
-            <w:tcMar>
-              <w:top w:w="90" w:type="dxa"/>
-              <w:right w:w="80" w:type="dxa"/>
-              <w:bottom w:w="90" w:type="dxa"/>
-              <w:left w:w="80" w:type="dxa"/>
-            </w:tcMar>
-            <w:vAlign w:val="center"/>
-          </w:tcPr>
-          <w:p>
-            <w:pPr>
-              <w:jc w:val="right"/>
-              <w:bidi/>
-              <w:spacing w:before="0" w:after="0"/>
-            </w:pPr>
-            <w:r>
-              <w:rPr>
-                <w:sz w:val="20"/>
-                <w:szCs w:val="20"/>
-                <w:rtl/>
-                <w:b/>
-                <w:bCs/>
-                <w:color w:val="244550"/>
+                <w:color w:val="18181B"/>
               </w:rPr>
               <w:t xml:space="preserve">שורות חיוב</w:t>
             </w:r>
@@ -4601,13 +4037,7 @@
         <w:tc>
           <w:tcPr>
             <w:tcW w:w="10080" w:type="dxa"/>
-            <w:shd w:val="clear" w:color="auto" w:fill="F7F9FA"/>
-            <w:tcBorders>
-              <w:top w:val="single" w:sz="6" w:space="0" w:color="D3DCE3"/>
-              <w:right w:val="single" w:sz="6" w:space="0" w:color="D3DCE3"/>
-              <w:bottom w:val="single" w:sz="6" w:space="0" w:color="D3DCE3"/>
-              <w:left w:val="single" w:sz="6" w:space="0" w:color="D3DCE3"/>
-            </w:tcBorders>
+            <w:shd w:val="clear" w:color="auto" w:fill="FAFAFA"/>
             <w:tcMar>
               <w:top w:w="120" w:type="dxa"/>
               <w:right w:w="120" w:type="dxa"/>
@@ -4624,6 +4054,7 @@
             </w:pPr>
             <w:r>
               <w:rPr>
+                <w:rFonts w:ascii="Assistant" w:hAnsi="Assistant" w:cs="Assistant" w:eastAsia="Assistant"/>
                 <w:sz w:val="20"/>
                 <w:szCs w:val="20"/>
                 <w:rtl/>
@@ -4637,70 +4068,42 @@
     <w:p>
       <w:pPr>
         <w:bidi/>
-        <w:spacing w:after="80"/>
+        <w:spacing w:after="180"/>
       </w:pPr>
+    </w:p>
+    <w:p>
+      <w:pPr>
+        <w:jc w:val="center"/>
+        <w:bidi/>
+        <w:spacing w:before="240" w:after="80"/>
+        <w:keepNext/>
+      </w:pPr>
+      <w:r>
+        <w:rPr>
+          <w:rFonts w:ascii="Assistant" w:hAnsi="Assistant" w:cs="Assistant" w:eastAsia="Assistant"/>
+          <w:sz w:val="28"/>
+          <w:szCs w:val="28"/>
+          <w:rtl/>
+          <w:b/>
+          <w:bCs/>
+          <w:color w:val="18181B"/>
+        </w:rPr>
+        <w:t xml:space="preserve">סיכום כספי</w:t>
+      </w:r>
     </w:p>
     <w:tbl>
       <w:tblPr>
         <w:tblW w:w="10080" w:type="dxa"/>
         <w:tblLayout w:type="fixed"/>
         <w:jc w:val="right"/>
-        <w:tblCellMar>
-          <w:top w:w="0" w:type="dxa"/>
-          <w:right w:w="0" w:type="dxa"/>
-          <w:bottom w:w="0" w:type="dxa"/>
-          <w:left w:w="0" w:type="dxa"/>
-        </w:tblCellMar>
-      </w:tblPr>
-      <w:tblGrid>
-        <w:gridCol w:w="10080"/>
-      </w:tblGrid>
-      <w:tr>
-        <w:tc>
-          <w:tcPr>
-            <w:tcW w:w="10080" w:type="dxa"/>
-            <w:shd w:val="clear" w:color="auto" w:fill="D7E4EA"/>
-            <w:tcBorders>
-              <w:top w:val="single" w:sz="6" w:space="0" w:color="D3DCE3"/>
-              <w:right w:val="single" w:sz="6" w:space="0" w:color="D3DCE3"/>
-              <w:bottom w:val="single" w:sz="6" w:space="0" w:color="D3DCE3"/>
-              <w:left w:val="single" w:sz="6" w:space="0" w:color="D3DCE3"/>
-            </w:tcBorders>
-            <w:tcMar>
-              <w:top w:w="110" w:type="dxa"/>
-              <w:right w:w="180" w:type="dxa"/>
-              <w:bottom w:w="110" w:type="dxa"/>
-              <w:left w:w="180" w:type="dxa"/>
-            </w:tcMar>
-            <w:vAlign w:val="center"/>
-          </w:tcPr>
-          <w:p>
-            <w:pPr>
-              <w:jc w:val="right"/>
-              <w:bidi/>
-              <w:spacing w:before="0" w:after="0"/>
-              <w:keepNext/>
-            </w:pPr>
-            <w:r>
-              <w:rPr>
-                <w:sz w:val="24"/>
-                <w:szCs w:val="24"/>
-                <w:rtl/>
-                <w:b/>
-                <w:bCs/>
-                <w:color w:val="244550"/>
-              </w:rPr>
-              <w:t xml:space="preserve">סיכום כספי</w:t>
-            </w:r>
-          </w:p>
-        </w:tc>
-      </w:tr>
-    </w:tbl>
-    <w:tbl>
-      <w:tblPr>
-        <w:tblW w:w="10080" w:type="dxa"/>
-        <w:tblLayout w:type="fixed"/>
-        <w:jc w:val="right"/>
+        <w:tblBorders>
+          <w:top w:val="single" w:sz="4" w:space="0" w:color="E4E4E7"/>
+          <w:left w:val="single" w:sz="4" w:space="0" w:color="E4E4E7"/>
+          <w:bottom w:val="single" w:sz="4" w:space="0" w:color="E4E4E7"/>
+          <w:right w:val="single" w:sz="4" w:space="0" w:color="E4E4E7"/>
+          <w:insideH w:val="single" w:sz="4" w:space="0" w:color="E4E4E7"/>
+          <w:insideV w:val="single" w:sz="4" w:space="0" w:color="E4E4E7"/>
+        </w:tblBorders>
         <w:tblCellMar>
           <w:top w:w="0" w:type="dxa"/>
           <w:right w:w="0" w:type="dxa"/>
@@ -4722,28 +4125,24 @@
         <w:tc>
           <w:tcPr>
             <w:tcW w:w="1320" w:type="dxa"/>
-            <w:tcBorders>
-              <w:top w:val="single" w:sz="6" w:space="0" w:color="D3DCE3"/>
-              <w:right w:val="single" w:sz="6" w:space="0" w:color="D3DCE3"/>
-              <w:bottom w:val="single" w:sz="6" w:space="0" w:color="D3DCE3"/>
-              <w:left w:val="single" w:sz="6" w:space="0" w:color="D3DCE3"/>
-            </w:tcBorders>
-            <w:tcMar>
-              <w:top w:w="90" w:type="dxa"/>
-              <w:right w:w="80" w:type="dxa"/>
-              <w:bottom w:w="90" w:type="dxa"/>
-              <w:left w:w="80" w:type="dxa"/>
-            </w:tcMar>
-            <w:vAlign w:val="center"/>
-          </w:tcPr>
-          <w:p>
-            <w:pPr>
-              <w:jc w:val="right"/>
-              <w:bidi/>
-              <w:spacing w:before="0" w:after="0"/>
-            </w:pPr>
-            <w:r>
-              <w:rPr>
+            <w:shd w:val="clear" w:color="auto" w:fill="FAFAFA"/>
+            <w:tcMar>
+              <w:top w:w="90" w:type="dxa"/>
+              <w:right w:w="120" w:type="dxa"/>
+              <w:bottom w:w="90" w:type="dxa"/>
+              <w:left w:w="120" w:type="dxa"/>
+            </w:tcMar>
+            <w:vAlign w:val="center"/>
+          </w:tcPr>
+          <w:p>
+            <w:pPr>
+              <w:jc w:val="right"/>
+              <w:bidi/>
+              <w:spacing w:before="0" w:after="0"/>
+            </w:pPr>
+            <w:r>
+              <w:rPr>
+                <w:rFonts w:ascii="Assistant" w:hAnsi="Assistant" w:cs="Assistant" w:eastAsia="Assistant"/>
                 <w:sz w:val="20"/>
                 <w:szCs w:val="20"/>
                 <w:rtl/>
@@ -4755,34 +4154,30 @@
         <w:tc>
           <w:tcPr>
             <w:tcW w:w="1200" w:type="dxa"/>
-            <w:shd w:val="clear" w:color="auto" w:fill="EAF1F5"/>
-            <w:tcBorders>
-              <w:top w:val="single" w:sz="6" w:space="0" w:color="D3DCE3"/>
-              <w:right w:val="single" w:sz="6" w:space="0" w:color="D3DCE3"/>
-              <w:bottom w:val="single" w:sz="6" w:space="0" w:color="D3DCE3"/>
-              <w:left w:val="single" w:sz="6" w:space="0" w:color="D3DCE3"/>
-            </w:tcBorders>
-            <w:tcMar>
-              <w:top w:w="90" w:type="dxa"/>
-              <w:right w:w="80" w:type="dxa"/>
-              <w:bottom w:w="90" w:type="dxa"/>
-              <w:left w:w="80" w:type="dxa"/>
-            </w:tcMar>
-            <w:vAlign w:val="center"/>
-          </w:tcPr>
-          <w:p>
-            <w:pPr>
-              <w:jc w:val="right"/>
-              <w:bidi/>
-              <w:spacing w:before="0" w:after="0"/>
-            </w:pPr>
-            <w:r>
-              <w:rPr>
-                <w:sz w:val="20"/>
-                <w:szCs w:val="20"/>
+            <w:shd w:val="clear" w:color="auto" w:fill="F4F4F5"/>
+            <w:tcMar>
+              <w:top w:w="90" w:type="dxa"/>
+              <w:right w:w="120" w:type="dxa"/>
+              <w:bottom w:w="90" w:type="dxa"/>
+              <w:left w:w="120" w:type="dxa"/>
+            </w:tcMar>
+            <w:vAlign w:val="center"/>
+          </w:tcPr>
+          <w:p>
+            <w:pPr>
+              <w:jc w:val="right"/>
+              <w:bidi/>
+              <w:spacing w:before="0" w:after="0"/>
+            </w:pPr>
+            <w:r>
+              <w:rPr>
+                <w:rFonts w:ascii="Assistant" w:hAnsi="Assistant" w:cs="Assistant" w:eastAsia="Assistant"/>
+                <w:sz w:val="18"/>
+                <w:szCs w:val="18"/>
                 <w:rtl/>
                 <w:b/>
                 <w:bCs/>
+                <w:color w:val="52525B"/>
               </w:rPr>
               <w:t xml:space="preserve">יתרה</w:t>
             </w:r>
@@ -4791,28 +4186,24 @@
         <w:tc>
           <w:tcPr>
             <w:tcW w:w="1320" w:type="dxa"/>
-            <w:tcBorders>
-              <w:top w:val="single" w:sz="6" w:space="0" w:color="D3DCE3"/>
-              <w:right w:val="single" w:sz="6" w:space="0" w:color="D3DCE3"/>
-              <w:bottom w:val="single" w:sz="6" w:space="0" w:color="D3DCE3"/>
-              <w:left w:val="single" w:sz="6" w:space="0" w:color="D3DCE3"/>
-            </w:tcBorders>
-            <w:tcMar>
-              <w:top w:w="90" w:type="dxa"/>
-              <w:right w:w="80" w:type="dxa"/>
-              <w:bottom w:w="90" w:type="dxa"/>
-              <w:left w:w="80" w:type="dxa"/>
-            </w:tcMar>
-            <w:vAlign w:val="center"/>
-          </w:tcPr>
-          <w:p>
-            <w:pPr>
-              <w:jc w:val="right"/>
-              <w:bidi/>
-              <w:spacing w:before="0" w:after="0"/>
-            </w:pPr>
-            <w:r>
-              <w:rPr>
+            <w:shd w:val="clear" w:color="auto" w:fill="FAFAFA"/>
+            <w:tcMar>
+              <w:top w:w="90" w:type="dxa"/>
+              <w:right w:w="120" w:type="dxa"/>
+              <w:bottom w:w="90" w:type="dxa"/>
+              <w:left w:w="120" w:type="dxa"/>
+            </w:tcMar>
+            <w:vAlign w:val="center"/>
+          </w:tcPr>
+          <w:p>
+            <w:pPr>
+              <w:jc w:val="right"/>
+              <w:bidi/>
+              <w:spacing w:before="0" w:after="0"/>
+            </w:pPr>
+            <w:r>
+              <w:rPr>
+                <w:rFonts w:ascii="Assistant" w:hAnsi="Assistant" w:cs="Assistant" w:eastAsia="Assistant"/>
                 <w:sz w:val="20"/>
                 <w:szCs w:val="20"/>
                 <w:rtl/>
@@ -4824,34 +4215,30 @@
         <w:tc>
           <w:tcPr>
             <w:tcW w:w="1200" w:type="dxa"/>
-            <w:shd w:val="clear" w:color="auto" w:fill="EAF1F5"/>
-            <w:tcBorders>
-              <w:top w:val="single" w:sz="6" w:space="0" w:color="D3DCE3"/>
-              <w:right w:val="single" w:sz="6" w:space="0" w:color="D3DCE3"/>
-              <w:bottom w:val="single" w:sz="6" w:space="0" w:color="D3DCE3"/>
-              <w:left w:val="single" w:sz="6" w:space="0" w:color="D3DCE3"/>
-            </w:tcBorders>
-            <w:tcMar>
-              <w:top w:w="90" w:type="dxa"/>
-              <w:right w:w="80" w:type="dxa"/>
-              <w:bottom w:w="90" w:type="dxa"/>
-              <w:left w:w="80" w:type="dxa"/>
-            </w:tcMar>
-            <w:vAlign w:val="center"/>
-          </w:tcPr>
-          <w:p>
-            <w:pPr>
-              <w:jc w:val="right"/>
-              <w:bidi/>
-              <w:spacing w:before="0" w:after="0"/>
-            </w:pPr>
-            <w:r>
-              <w:rPr>
-                <w:sz w:val="20"/>
-                <w:szCs w:val="20"/>
+            <w:shd w:val="clear" w:color="auto" w:fill="F4F4F5"/>
+            <w:tcMar>
+              <w:top w:w="90" w:type="dxa"/>
+              <w:right w:w="120" w:type="dxa"/>
+              <w:bottom w:w="90" w:type="dxa"/>
+              <w:left w:w="120" w:type="dxa"/>
+            </w:tcMar>
+            <w:vAlign w:val="center"/>
+          </w:tcPr>
+          <w:p>
+            <w:pPr>
+              <w:jc w:val="right"/>
+              <w:bidi/>
+              <w:spacing w:before="0" w:after="0"/>
+            </w:pPr>
+            <w:r>
+              <w:rPr>
+                <w:rFonts w:ascii="Assistant" w:hAnsi="Assistant" w:cs="Assistant" w:eastAsia="Assistant"/>
+                <w:sz w:val="18"/>
+                <w:szCs w:val="18"/>
                 <w:rtl/>
                 <w:b/>
                 <w:bCs/>
+                <w:color w:val="52525B"/>
               </w:rPr>
               <w:t xml:space="preserve">שולם</w:t>
             </w:r>
@@ -4860,28 +4247,24 @@
         <w:tc>
           <w:tcPr>
             <w:tcW w:w="1320" w:type="dxa"/>
-            <w:tcBorders>
-              <w:top w:val="single" w:sz="6" w:space="0" w:color="D3DCE3"/>
-              <w:right w:val="single" w:sz="6" w:space="0" w:color="D3DCE3"/>
-              <w:bottom w:val="single" w:sz="6" w:space="0" w:color="D3DCE3"/>
-              <w:left w:val="single" w:sz="6" w:space="0" w:color="D3DCE3"/>
-            </w:tcBorders>
-            <w:tcMar>
-              <w:top w:w="90" w:type="dxa"/>
-              <w:right w:w="80" w:type="dxa"/>
-              <w:bottom w:w="90" w:type="dxa"/>
-              <w:left w:w="80" w:type="dxa"/>
-            </w:tcMar>
-            <w:vAlign w:val="center"/>
-          </w:tcPr>
-          <w:p>
-            <w:pPr>
-              <w:jc w:val="right"/>
-              <w:bidi/>
-              <w:spacing w:before="0" w:after="0"/>
-            </w:pPr>
-            <w:r>
-              <w:rPr>
+            <w:shd w:val="clear" w:color="auto" w:fill="FAFAFA"/>
+            <w:tcMar>
+              <w:top w:w="90" w:type="dxa"/>
+              <w:right w:w="120" w:type="dxa"/>
+              <w:bottom w:w="90" w:type="dxa"/>
+              <w:left w:w="120" w:type="dxa"/>
+            </w:tcMar>
+            <w:vAlign w:val="center"/>
+          </w:tcPr>
+          <w:p>
+            <w:pPr>
+              <w:jc w:val="right"/>
+              <w:bidi/>
+              <w:spacing w:before="0" w:after="0"/>
+            </w:pPr>
+            <w:r>
+              <w:rPr>
+                <w:rFonts w:ascii="Assistant" w:hAnsi="Assistant" w:cs="Assistant" w:eastAsia="Assistant"/>
                 <w:sz w:val="20"/>
                 <w:szCs w:val="20"/>
                 <w:rtl/>
@@ -4893,34 +4276,30 @@
         <w:tc>
           <w:tcPr>
             <w:tcW w:w="1200" w:type="dxa"/>
-            <w:shd w:val="clear" w:color="auto" w:fill="EAF1F5"/>
-            <w:tcBorders>
-              <w:top w:val="single" w:sz="6" w:space="0" w:color="D3DCE3"/>
-              <w:right w:val="single" w:sz="6" w:space="0" w:color="D3DCE3"/>
-              <w:bottom w:val="single" w:sz="6" w:space="0" w:color="D3DCE3"/>
-              <w:left w:val="single" w:sz="6" w:space="0" w:color="D3DCE3"/>
-            </w:tcBorders>
-            <w:tcMar>
-              <w:top w:w="90" w:type="dxa"/>
-              <w:right w:w="80" w:type="dxa"/>
-              <w:bottom w:w="90" w:type="dxa"/>
-              <w:left w:w="80" w:type="dxa"/>
-            </w:tcMar>
-            <w:vAlign w:val="center"/>
-          </w:tcPr>
-          <w:p>
-            <w:pPr>
-              <w:jc w:val="right"/>
-              <w:bidi/>
-              <w:spacing w:before="0" w:after="0"/>
-            </w:pPr>
-            <w:r>
-              <w:rPr>
-                <w:sz w:val="20"/>
-                <w:szCs w:val="20"/>
+            <w:shd w:val="clear" w:color="auto" w:fill="F4F4F5"/>
+            <w:tcMar>
+              <w:top w:w="90" w:type="dxa"/>
+              <w:right w:w="120" w:type="dxa"/>
+              <w:bottom w:w="90" w:type="dxa"/>
+              <w:left w:w="120" w:type="dxa"/>
+            </w:tcMar>
+            <w:vAlign w:val="center"/>
+          </w:tcPr>
+          <w:p>
+            <w:pPr>
+              <w:jc w:val="right"/>
+              <w:bidi/>
+              <w:spacing w:before="0" w:after="0"/>
+            </w:pPr>
+            <w:r>
+              <w:rPr>
+                <w:rFonts w:ascii="Assistant" w:hAnsi="Assistant" w:cs="Assistant" w:eastAsia="Assistant"/>
+                <w:sz w:val="18"/>
+                <w:szCs w:val="18"/>
                 <w:rtl/>
                 <w:b/>
                 <w:bCs/>
+                <w:color w:val="52525B"/>
               </w:rPr>
               <w:t xml:space="preserve">סה"כ</w:t>
             </w:r>
@@ -4929,17 +4308,12 @@
         <w:tc>
           <w:tcPr>
             <w:tcW w:w="1320" w:type="dxa"/>
-            <w:tcBorders>
-              <w:top w:val="single" w:sz="6" w:space="0" w:color="D3DCE3"/>
-              <w:right w:val="single" w:sz="6" w:space="0" w:color="D3DCE3"/>
-              <w:bottom w:val="single" w:sz="6" w:space="0" w:color="D3DCE3"/>
-              <w:left w:val="single" w:sz="6" w:space="0" w:color="D3DCE3"/>
-            </w:tcBorders>
-            <w:tcMar>
-              <w:top w:w="90" w:type="dxa"/>
-              <w:right w:w="80" w:type="dxa"/>
-              <w:bottom w:w="90" w:type="dxa"/>
-              <w:left w:w="80" w:type="dxa"/>
+            <w:shd w:val="clear" w:color="auto" w:fill="FAFAFA"/>
+            <w:tcMar>
+              <w:top w:w="90" w:type="dxa"/>
+              <w:right w:w="120" w:type="dxa"/>
+              <w:bottom w:w="90" w:type="dxa"/>
+              <w:left w:w="120" w:type="dxa"/>
             </w:tcMar>
             <w:vAlign w:val="center"/>
           </w:tcPr>
@@ -4954,18 +4328,12 @@
         <w:tc>
           <w:tcPr>
             <w:tcW w:w="1200" w:type="dxa"/>
-            <w:shd w:val="clear" w:color="auto" w:fill="EAF1F5"/>
-            <w:tcBorders>
-              <w:top w:val="single" w:sz="6" w:space="0" w:color="D3DCE3"/>
-              <w:right w:val="single" w:sz="6" w:space="0" w:color="D3DCE3"/>
-              <w:bottom w:val="single" w:sz="6" w:space="0" w:color="D3DCE3"/>
-              <w:left w:val="single" w:sz="6" w:space="0" w:color="D3DCE3"/>
-            </w:tcBorders>
-            <w:tcMar>
-              <w:top w:w="90" w:type="dxa"/>
-              <w:right w:w="80" w:type="dxa"/>
-              <w:bottom w:w="90" w:type="dxa"/>
-              <w:left w:w="80" w:type="dxa"/>
+            <w:shd w:val="clear" w:color="auto" w:fill="F4F4F5"/>
+            <w:tcMar>
+              <w:top w:w="90" w:type="dxa"/>
+              <w:right w:w="120" w:type="dxa"/>
+              <w:bottom w:w="90" w:type="dxa"/>
+              <w:left w:w="120" w:type="dxa"/>
             </w:tcMar>
             <w:vAlign w:val="center"/>
           </w:tcPr>
@@ -4982,70 +4350,42 @@
     <w:p>
       <w:pPr>
         <w:bidi/>
-        <w:spacing w:after="80"/>
+        <w:spacing w:after="180"/>
       </w:pPr>
+    </w:p>
+    <w:p>
+      <w:pPr>
+        <w:jc w:val="center"/>
+        <w:bidi/>
+        <w:spacing w:before="240" w:after="80"/>
+        <w:keepNext/>
+      </w:pPr>
+      <w:r>
+        <w:rPr>
+          <w:rFonts w:ascii="Assistant" w:hAnsi="Assistant" w:cs="Assistant" w:eastAsia="Assistant"/>
+          <w:sz w:val="28"/>
+          <w:szCs w:val="28"/>
+          <w:rtl/>
+          <w:b/>
+          <w:bCs/>
+          <w:color w:val="18181B"/>
+        </w:rPr>
+        <w:t xml:space="preserve">הערות</w:t>
+      </w:r>
     </w:p>
     <w:tbl>
       <w:tblPr>
         <w:tblW w:w="10080" w:type="dxa"/>
         <w:tblLayout w:type="fixed"/>
         <w:jc w:val="right"/>
-        <w:tblCellMar>
-          <w:top w:w="0" w:type="dxa"/>
-          <w:right w:w="0" w:type="dxa"/>
-          <w:bottom w:w="0" w:type="dxa"/>
-          <w:left w:w="0" w:type="dxa"/>
-        </w:tblCellMar>
-      </w:tblPr>
-      <w:tblGrid>
-        <w:gridCol w:w="10080"/>
-      </w:tblGrid>
-      <w:tr>
-        <w:tc>
-          <w:tcPr>
-            <w:tcW w:w="10080" w:type="dxa"/>
-            <w:shd w:val="clear" w:color="auto" w:fill="D7E4EA"/>
-            <w:tcBorders>
-              <w:top w:val="single" w:sz="6" w:space="0" w:color="D3DCE3"/>
-              <w:right w:val="single" w:sz="6" w:space="0" w:color="D3DCE3"/>
-              <w:bottom w:val="single" w:sz="6" w:space="0" w:color="D3DCE3"/>
-              <w:left w:val="single" w:sz="6" w:space="0" w:color="D3DCE3"/>
-            </w:tcBorders>
-            <w:tcMar>
-              <w:top w:w="110" w:type="dxa"/>
-              <w:right w:w="180" w:type="dxa"/>
-              <w:bottom w:w="110" w:type="dxa"/>
-              <w:left w:w="180" w:type="dxa"/>
-            </w:tcMar>
-            <w:vAlign w:val="center"/>
-          </w:tcPr>
-          <w:p>
-            <w:pPr>
-              <w:jc w:val="right"/>
-              <w:bidi/>
-              <w:spacing w:before="0" w:after="0"/>
-              <w:keepNext/>
-            </w:pPr>
-            <w:r>
-              <w:rPr>
-                <w:sz w:val="24"/>
-                <w:szCs w:val="24"/>
-                <w:rtl/>
-                <w:b/>
-                <w:bCs/>
-                <w:color w:val="244550"/>
-              </w:rPr>
-              <w:t xml:space="preserve">הערות</w:t>
-            </w:r>
-          </w:p>
-        </w:tc>
-      </w:tr>
-    </w:tbl>
-    <w:tbl>
-      <w:tblPr>
-        <w:tblW w:w="10080" w:type="dxa"/>
-        <w:tblLayout w:type="fixed"/>
-        <w:jc w:val="right"/>
+        <w:tblBorders>
+          <w:top w:val="single" w:sz="4" w:space="0" w:color="E4E4E7"/>
+          <w:left w:val="single" w:sz="4" w:space="0" w:color="E4E4E7"/>
+          <w:bottom w:val="single" w:sz="4" w:space="0" w:color="E4E4E7"/>
+          <w:right w:val="single" w:sz="4" w:space="0" w:color="E4E4E7"/>
+          <w:insideH w:val="single" w:sz="4" w:space="0" w:color="E4E4E7"/>
+          <w:insideV w:val="single" w:sz="4" w:space="0" w:color="E4E4E7"/>
+        </w:tblBorders>
         <w:tblCellMar>
           <w:top w:w="0" w:type="dxa"/>
           <w:right w:w="0" w:type="dxa"/>
@@ -5064,13 +4404,7 @@
         <w:tc>
           <w:tcPr>
             <w:tcW w:w="5040" w:type="dxa"/>
-            <w:shd w:val="clear" w:color="auto" w:fill="F7F9FA"/>
-            <w:tcBorders>
-              <w:top w:val="single" w:sz="6" w:space="0" w:color="D3DCE3"/>
-              <w:right w:val="single" w:sz="6" w:space="0" w:color="D3DCE3"/>
-              <w:bottom w:val="single" w:sz="6" w:space="0" w:color="D3DCE3"/>
-              <w:left w:val="single" w:sz="6" w:space="0" w:color="D3DCE3"/>
-            </w:tcBorders>
+            <w:shd w:val="clear" w:color="auto" w:fill="FAFAFA"/>
             <w:tcMar>
               <w:top w:w="120" w:type="dxa"/>
               <w:right w:w="120" w:type="dxa"/>
@@ -5088,12 +4422,13 @@
             </w:pPr>
             <w:r>
               <w:rPr>
+                <w:rFonts w:ascii="Assistant" w:hAnsi="Assistant" w:cs="Assistant" w:eastAsia="Assistant"/>
                 <w:sz w:val="20"/>
                 <w:szCs w:val="20"/>
                 <w:rtl/>
                 <w:b/>
                 <w:bCs/>
-                <w:color w:val="244550"/>
+                <w:color w:val="18181B"/>
               </w:rPr>
               <w:t xml:space="preserve">הערות לספק</w:t>
             </w:r>
@@ -5106,6 +4441,7 @@
             </w:pPr>
             <w:r>
               <w:rPr>
+                <w:rFonts w:ascii="Assistant" w:hAnsi="Assistant" w:cs="Assistant" w:eastAsia="Assistant"/>
                 <w:sz w:val="20"/>
                 <w:szCs w:val="20"/>
                 <w:rtl/>
@@ -5117,13 +4453,7 @@
         <w:tc>
           <w:tcPr>
             <w:tcW w:w="5040" w:type="dxa"/>
-            <w:shd w:val="clear" w:color="auto" w:fill="F7F9FA"/>
-            <w:tcBorders>
-              <w:top w:val="single" w:sz="6" w:space="0" w:color="D3DCE3"/>
-              <w:right w:val="single" w:sz="6" w:space="0" w:color="D3DCE3"/>
-              <w:bottom w:val="single" w:sz="6" w:space="0" w:color="D3DCE3"/>
-              <w:left w:val="single" w:sz="6" w:space="0" w:color="D3DCE3"/>
-            </w:tcBorders>
+            <w:shd w:val="clear" w:color="auto" w:fill="FAFAFA"/>
             <w:tcMar>
               <w:top w:w="120" w:type="dxa"/>
               <w:right w:w="120" w:type="dxa"/>
@@ -5141,12 +4471,13 @@
             </w:pPr>
             <w:r>
               <w:rPr>
+                <w:rFonts w:ascii="Assistant" w:hAnsi="Assistant" w:cs="Assistant" w:eastAsia="Assistant"/>
                 <w:sz w:val="20"/>
                 <w:szCs w:val="20"/>
                 <w:rtl/>
                 <w:b/>
                 <w:bCs/>
-                <w:color w:val="244550"/>
+                <w:color w:val="18181B"/>
               </w:rPr>
               <w:t xml:space="preserve">הערות קליניות</w:t>
             </w:r>
@@ -5159,6 +4490,7 @@
             </w:pPr>
             <w:r>
               <w:rPr>
+                <w:rFonts w:ascii="Assistant" w:hAnsi="Assistant" w:cs="Assistant" w:eastAsia="Assistant"/>
                 <w:sz w:val="20"/>
                 <w:szCs w:val="20"/>
                 <w:rtl/>

--- a/public/templates/regular-order.docx
+++ b/public/templates/regular-order.docx
@@ -1543,7 +1543,7 @@
     </w:p>
     <w:tbl>
       <w:tblPr>
-        <w:tblW w:w="10073" w:type="dxa"/>
+        <w:tblW w:w="10074" w:type="dxa"/>
         <w:tblLayout w:type="fixed"/>
         <w:jc w:val="right"/>
         <w:tblBorders>
@@ -1562,21 +1562,19 @@
         </w:tblCellMar>
       </w:tblPr>
       <w:tblGrid>
-        <w:gridCol w:w="997"/>
-        <w:gridCol w:w="997"/>
-        <w:gridCol w:w="997"/>
-        <w:gridCol w:w="997"/>
-        <w:gridCol w:w="997"/>
-        <w:gridCol w:w="997"/>
-        <w:gridCol w:w="997"/>
-        <w:gridCol w:w="997"/>
-        <w:gridCol w:w="997"/>
+        <w:gridCol w:w="1282"/>
+        <w:gridCol w:w="1282"/>
+        <w:gridCol w:w="1282"/>
+        <w:gridCol w:w="1282"/>
+        <w:gridCol w:w="1282"/>
+        <w:gridCol w:w="1282"/>
+        <w:gridCol w:w="1282"/>
         <w:gridCol w:w="1100"/>
       </w:tblGrid>
       <w:tr>
         <w:tc>
           <w:tcPr>
-            <w:tcW w:w="997" w:type="dxa"/>
+            <w:tcW w:w="1282" w:type="dxa"/>
             <w:shd w:val="clear" w:color="auto" w:fill="F4F4F5"/>
             <w:tcMar>
               <w:top w:w="90" w:type="dxa"/>
@@ -1608,7 +1606,7 @@
         </w:tc>
         <w:tc>
           <w:tcPr>
-            <w:tcW w:w="997" w:type="dxa"/>
+            <w:tcW w:w="1282" w:type="dxa"/>
             <w:shd w:val="clear" w:color="auto" w:fill="F4F4F5"/>
             <w:tcMar>
               <w:top w:w="90" w:type="dxa"/>
@@ -1634,13 +1632,13 @@
                 <w:bCs/>
                 <w:color w:val="52525B"/>
               </w:rPr>
-              <w:t xml:space="preserve">HEIGHT</w:t>
-            </w:r>
-          </w:p>
-        </w:tc>
-        <w:tc>
-          <w:tcPr>
-            <w:tcW w:w="997" w:type="dxa"/>
+              <w:t xml:space="preserve">ADD</w:t>
+            </w:r>
+          </w:p>
+        </w:tc>
+        <w:tc>
+          <w:tcPr>
+            <w:tcW w:w="1282" w:type="dxa"/>
             <w:shd w:val="clear" w:color="auto" w:fill="F4F4F5"/>
             <w:tcMar>
               <w:top w:w="90" w:type="dxa"/>
@@ -1666,13 +1664,13 @@
                 <w:bCs/>
                 <w:color w:val="52525B"/>
               </w:rPr>
-              <w:t xml:space="preserve">DIAM</w:t>
-            </w:r>
-          </w:p>
-        </w:tc>
-        <w:tc>
-          <w:tcPr>
-            <w:tcW w:w="997" w:type="dxa"/>
+              <w:t xml:space="preserve">BASE</w:t>
+            </w:r>
+          </w:p>
+        </w:tc>
+        <w:tc>
+          <w:tcPr>
+            <w:tcW w:w="1282" w:type="dxa"/>
             <w:shd w:val="clear" w:color="auto" w:fill="F4F4F5"/>
             <w:tcMar>
               <w:top w:w="90" w:type="dxa"/>
@@ -1698,13 +1696,13 @@
                 <w:bCs/>
                 <w:color w:val="52525B"/>
               </w:rPr>
-              <w:t xml:space="preserve">ADD</w:t>
-            </w:r>
-          </w:p>
-        </w:tc>
-        <w:tc>
-          <w:tcPr>
-            <w:tcW w:w="997" w:type="dxa"/>
+              <w:t xml:space="preserve">PRISM</w:t>
+            </w:r>
+          </w:p>
+        </w:tc>
+        <w:tc>
+          <w:tcPr>
+            <w:tcW w:w="1282" w:type="dxa"/>
             <w:shd w:val="clear" w:color="auto" w:fill="F4F4F5"/>
             <w:tcMar>
               <w:top w:w="90" w:type="dxa"/>
@@ -1730,13 +1728,13 @@
                 <w:bCs/>
                 <w:color w:val="52525B"/>
               </w:rPr>
-              <w:t xml:space="preserve">BASE</w:t>
-            </w:r>
-          </w:p>
-        </w:tc>
-        <w:tc>
-          <w:tcPr>
-            <w:tcW w:w="997" w:type="dxa"/>
+              <w:t xml:space="preserve">AX</w:t>
+            </w:r>
+          </w:p>
+        </w:tc>
+        <w:tc>
+          <w:tcPr>
+            <w:tcW w:w="1282" w:type="dxa"/>
             <w:shd w:val="clear" w:color="auto" w:fill="F4F4F5"/>
             <w:tcMar>
               <w:top w:w="90" w:type="dxa"/>
@@ -1762,13 +1760,13 @@
                 <w:bCs/>
                 <w:color w:val="52525B"/>
               </w:rPr>
-              <w:t xml:space="preserve">PRISM</w:t>
-            </w:r>
-          </w:p>
-        </w:tc>
-        <w:tc>
-          <w:tcPr>
-            <w:tcW w:w="997" w:type="dxa"/>
+              <w:t xml:space="preserve">CYL</w:t>
+            </w:r>
+          </w:p>
+        </w:tc>
+        <w:tc>
+          <w:tcPr>
+            <w:tcW w:w="1282" w:type="dxa"/>
             <w:shd w:val="clear" w:color="auto" w:fill="F4F4F5"/>
             <w:tcMar>
               <w:top w:w="90" w:type="dxa"/>
@@ -1794,70 +1792,6 @@
                 <w:bCs/>
                 <w:color w:val="52525B"/>
               </w:rPr>
-              <w:t xml:space="preserve">AX</w:t>
-            </w:r>
-          </w:p>
-        </w:tc>
-        <w:tc>
-          <w:tcPr>
-            <w:tcW w:w="997" w:type="dxa"/>
-            <w:shd w:val="clear" w:color="auto" w:fill="F4F4F5"/>
-            <w:tcMar>
-              <w:top w:w="90" w:type="dxa"/>
-              <w:right w:w="120" w:type="dxa"/>
-              <w:bottom w:w="90" w:type="dxa"/>
-              <w:left w:w="120" w:type="dxa"/>
-            </w:tcMar>
-            <w:vAlign w:val="center"/>
-          </w:tcPr>
-          <w:p>
-            <w:pPr>
-              <w:jc w:val="center"/>
-              <w:bidi/>
-              <w:spacing w:before="0" w:after="0"/>
-            </w:pPr>
-            <w:r>
-              <w:rPr>
-                <w:rFonts w:ascii="Assistant" w:hAnsi="Assistant" w:cs="Assistant" w:eastAsia="Assistant"/>
-                <w:sz w:val="18"/>
-                <w:szCs w:val="18"/>
-                <w:rtl/>
-                <w:b/>
-                <w:bCs/>
-                <w:color w:val="52525B"/>
-              </w:rPr>
-              <w:t xml:space="preserve">CYL</w:t>
-            </w:r>
-          </w:p>
-        </w:tc>
-        <w:tc>
-          <w:tcPr>
-            <w:tcW w:w="997" w:type="dxa"/>
-            <w:shd w:val="clear" w:color="auto" w:fill="F4F4F5"/>
-            <w:tcMar>
-              <w:top w:w="90" w:type="dxa"/>
-              <w:right w:w="120" w:type="dxa"/>
-              <w:bottom w:w="90" w:type="dxa"/>
-              <w:left w:w="120" w:type="dxa"/>
-            </w:tcMar>
-            <w:vAlign w:val="center"/>
-          </w:tcPr>
-          <w:p>
-            <w:pPr>
-              <w:jc w:val="center"/>
-              <w:bidi/>
-              <w:spacing w:before="0" w:after="0"/>
-            </w:pPr>
-            <w:r>
-              <w:rPr>
-                <w:rFonts w:ascii="Assistant" w:hAnsi="Assistant" w:cs="Assistant" w:eastAsia="Assistant"/>
-                <w:sz w:val="18"/>
-                <w:szCs w:val="18"/>
-                <w:rtl/>
-                <w:b/>
-                <w:bCs/>
-                <w:color w:val="52525B"/>
-              </w:rPr>
               <w:t xml:space="preserve">SPH</w:t>
             </w:r>
           </w:p>
@@ -1898,7 +1832,7 @@
       <w:tr>
         <w:tc>
           <w:tcPr>
-            <w:tcW w:w="997" w:type="dxa"/>
+            <w:tcW w:w="1282" w:type="dxa"/>
             <w:shd w:val="clear" w:color="auto" w:fill="FAFAFA"/>
             <w:tcMar>
               <w:top w:w="90" w:type="dxa"/>
@@ -1927,7 +1861,7 @@
         </w:tc>
         <w:tc>
           <w:tcPr>
-            <w:tcW w:w="997" w:type="dxa"/>
+            <w:tcW w:w="1282" w:type="dxa"/>
             <w:shd w:val="clear" w:color="auto" w:fill="FAFAFA"/>
             <w:tcMar>
               <w:top w:w="90" w:type="dxa"/>
@@ -1950,13 +1884,13 @@
                 <w:szCs w:val="20"/>
                 <w:rtl/>
               </w:rPr>
-              <w:t>{r_high}</w:t>
-            </w:r>
-          </w:p>
-        </w:tc>
-        <w:tc>
-          <w:tcPr>
-            <w:tcW w:w="997" w:type="dxa"/>
+              <w:t>{r_add}</w:t>
+            </w:r>
+          </w:p>
+        </w:tc>
+        <w:tc>
+          <w:tcPr>
+            <w:tcW w:w="1282" w:type="dxa"/>
             <w:shd w:val="clear" w:color="auto" w:fill="FAFAFA"/>
             <w:tcMar>
               <w:top w:w="90" w:type="dxa"/>
@@ -1979,13 +1913,13 @@
                 <w:szCs w:val="20"/>
                 <w:rtl/>
               </w:rPr>
-              <w:t>{r_diam}</w:t>
-            </w:r>
-          </w:p>
-        </w:tc>
-        <w:tc>
-          <w:tcPr>
-            <w:tcW w:w="997" w:type="dxa"/>
+              <w:t>{r_base}</w:t>
+            </w:r>
+          </w:p>
+        </w:tc>
+        <w:tc>
+          <w:tcPr>
+            <w:tcW w:w="1282" w:type="dxa"/>
             <w:shd w:val="clear" w:color="auto" w:fill="FAFAFA"/>
             <w:tcMar>
               <w:top w:w="90" w:type="dxa"/>
@@ -2008,13 +1942,13 @@
                 <w:szCs w:val="20"/>
                 <w:rtl/>
               </w:rPr>
-              <w:t>{r_add}</w:t>
-            </w:r>
-          </w:p>
-        </w:tc>
-        <w:tc>
-          <w:tcPr>
-            <w:tcW w:w="997" w:type="dxa"/>
+              <w:t>{r_pris}</w:t>
+            </w:r>
+          </w:p>
+        </w:tc>
+        <w:tc>
+          <w:tcPr>
+            <w:tcW w:w="1282" w:type="dxa"/>
             <w:shd w:val="clear" w:color="auto" w:fill="FAFAFA"/>
             <w:tcMar>
               <w:top w:w="90" w:type="dxa"/>
@@ -2037,13 +1971,13 @@
                 <w:szCs w:val="20"/>
                 <w:rtl/>
               </w:rPr>
-              <w:t>{r_base}</w:t>
-            </w:r>
-          </w:p>
-        </w:tc>
-        <w:tc>
-          <w:tcPr>
-            <w:tcW w:w="997" w:type="dxa"/>
+              <w:t>{r_ax}</w:t>
+            </w:r>
+          </w:p>
+        </w:tc>
+        <w:tc>
+          <w:tcPr>
+            <w:tcW w:w="1282" w:type="dxa"/>
             <w:shd w:val="clear" w:color="auto" w:fill="FAFAFA"/>
             <w:tcMar>
               <w:top w:w="90" w:type="dxa"/>
@@ -2066,71 +2000,13 @@
                 <w:szCs w:val="20"/>
                 <w:rtl/>
               </w:rPr>
-              <w:t>{r_pris}</w:t>
-            </w:r>
-          </w:p>
-        </w:tc>
-        <w:tc>
-          <w:tcPr>
-            <w:tcW w:w="997" w:type="dxa"/>
-            <w:shd w:val="clear" w:color="auto" w:fill="FAFAFA"/>
-            <w:tcMar>
-              <w:top w:w="90" w:type="dxa"/>
-              <w:right w:w="120" w:type="dxa"/>
-              <w:bottom w:w="90" w:type="dxa"/>
-              <w:left w:w="120" w:type="dxa"/>
-            </w:tcMar>
-            <w:vAlign w:val="center"/>
-          </w:tcPr>
-          <w:p>
-            <w:pPr>
-              <w:jc w:val="center"/>
-              <w:bidi/>
-              <w:spacing w:before="0" w:after="0"/>
-            </w:pPr>
-            <w:r>
-              <w:rPr>
-                <w:rFonts w:ascii="Assistant" w:hAnsi="Assistant" w:cs="Assistant" w:eastAsia="Assistant"/>
-                <w:sz w:val="20"/>
-                <w:szCs w:val="20"/>
-                <w:rtl/>
-              </w:rPr>
-              <w:t>{r_ax}</w:t>
-            </w:r>
-          </w:p>
-        </w:tc>
-        <w:tc>
-          <w:tcPr>
-            <w:tcW w:w="997" w:type="dxa"/>
-            <w:shd w:val="clear" w:color="auto" w:fill="FAFAFA"/>
-            <w:tcMar>
-              <w:top w:w="90" w:type="dxa"/>
-              <w:right w:w="120" w:type="dxa"/>
-              <w:bottom w:w="90" w:type="dxa"/>
-              <w:left w:w="120" w:type="dxa"/>
-            </w:tcMar>
-            <w:vAlign w:val="center"/>
-          </w:tcPr>
-          <w:p>
-            <w:pPr>
-              <w:jc w:val="center"/>
-              <w:bidi/>
-              <w:spacing w:before="0" w:after="0"/>
-            </w:pPr>
-            <w:r>
-              <w:rPr>
-                <w:rFonts w:ascii="Assistant" w:hAnsi="Assistant" w:cs="Assistant" w:eastAsia="Assistant"/>
-                <w:sz w:val="20"/>
-                <w:szCs w:val="20"/>
-                <w:rtl/>
-              </w:rPr>
               <w:t>{r_cyl}</w:t>
             </w:r>
           </w:p>
         </w:tc>
         <w:tc>
           <w:tcPr>
-            <w:tcW w:w="997" w:type="dxa"/>
+            <w:tcW w:w="1282" w:type="dxa"/>
             <w:shd w:val="clear" w:color="auto" w:fill="FAFAFA"/>
             <w:tcMar>
               <w:top w:w="90" w:type="dxa"/>
@@ -2192,7 +2068,7 @@
       <w:tr>
         <w:tc>
           <w:tcPr>
-            <w:tcW w:w="997" w:type="dxa"/>
+            <w:tcW w:w="1282" w:type="dxa"/>
             <w:shd w:val="clear" w:color="auto" w:fill="FAFAFA"/>
             <w:tcMar>
               <w:top w:w="90" w:type="dxa"/>
@@ -2221,7 +2097,7 @@
         </w:tc>
         <w:tc>
           <w:tcPr>
-            <w:tcW w:w="997" w:type="dxa"/>
+            <w:tcW w:w="1282" w:type="dxa"/>
             <w:shd w:val="clear" w:color="auto" w:fill="FAFAFA"/>
             <w:tcMar>
               <w:top w:w="90" w:type="dxa"/>
@@ -2244,13 +2120,13 @@
                 <w:szCs w:val="20"/>
                 <w:rtl/>
               </w:rPr>
-              <w:t>{l_high}</w:t>
-            </w:r>
-          </w:p>
-        </w:tc>
-        <w:tc>
-          <w:tcPr>
-            <w:tcW w:w="997" w:type="dxa"/>
+              <w:t>{l_add}</w:t>
+            </w:r>
+          </w:p>
+        </w:tc>
+        <w:tc>
+          <w:tcPr>
+            <w:tcW w:w="1282" w:type="dxa"/>
             <w:shd w:val="clear" w:color="auto" w:fill="FAFAFA"/>
             <w:tcMar>
               <w:top w:w="90" w:type="dxa"/>
@@ -2273,13 +2149,13 @@
                 <w:szCs w:val="20"/>
                 <w:rtl/>
               </w:rPr>
-              <w:t>{l_diam}</w:t>
-            </w:r>
-          </w:p>
-        </w:tc>
-        <w:tc>
-          <w:tcPr>
-            <w:tcW w:w="997" w:type="dxa"/>
+              <w:t>{l_base}</w:t>
+            </w:r>
+          </w:p>
+        </w:tc>
+        <w:tc>
+          <w:tcPr>
+            <w:tcW w:w="1282" w:type="dxa"/>
             <w:shd w:val="clear" w:color="auto" w:fill="FAFAFA"/>
             <w:tcMar>
               <w:top w:w="90" w:type="dxa"/>
@@ -2302,13 +2178,13 @@
                 <w:szCs w:val="20"/>
                 <w:rtl/>
               </w:rPr>
-              <w:t>{l_add}</w:t>
-            </w:r>
-          </w:p>
-        </w:tc>
-        <w:tc>
-          <w:tcPr>
-            <w:tcW w:w="997" w:type="dxa"/>
+              <w:t>{l_pris}</w:t>
+            </w:r>
+          </w:p>
+        </w:tc>
+        <w:tc>
+          <w:tcPr>
+            <w:tcW w:w="1282" w:type="dxa"/>
             <w:shd w:val="clear" w:color="auto" w:fill="FAFAFA"/>
             <w:tcMar>
               <w:top w:w="90" w:type="dxa"/>
@@ -2331,13 +2207,13 @@
                 <w:szCs w:val="20"/>
                 <w:rtl/>
               </w:rPr>
-              <w:t>{l_base}</w:t>
-            </w:r>
-          </w:p>
-        </w:tc>
-        <w:tc>
-          <w:tcPr>
-            <w:tcW w:w="997" w:type="dxa"/>
+              <w:t>{l_ax}</w:t>
+            </w:r>
+          </w:p>
+        </w:tc>
+        <w:tc>
+          <w:tcPr>
+            <w:tcW w:w="1282" w:type="dxa"/>
             <w:shd w:val="clear" w:color="auto" w:fill="FAFAFA"/>
             <w:tcMar>
               <w:top w:w="90" w:type="dxa"/>
@@ -2360,71 +2236,13 @@
                 <w:szCs w:val="20"/>
                 <w:rtl/>
               </w:rPr>
-              <w:t>{l_pris}</w:t>
-            </w:r>
-          </w:p>
-        </w:tc>
-        <w:tc>
-          <w:tcPr>
-            <w:tcW w:w="997" w:type="dxa"/>
-            <w:shd w:val="clear" w:color="auto" w:fill="FAFAFA"/>
-            <w:tcMar>
-              <w:top w:w="90" w:type="dxa"/>
-              <w:right w:w="120" w:type="dxa"/>
-              <w:bottom w:w="90" w:type="dxa"/>
-              <w:left w:w="120" w:type="dxa"/>
-            </w:tcMar>
-            <w:vAlign w:val="center"/>
-          </w:tcPr>
-          <w:p>
-            <w:pPr>
-              <w:jc w:val="center"/>
-              <w:bidi/>
-              <w:spacing w:before="0" w:after="0"/>
-            </w:pPr>
-            <w:r>
-              <w:rPr>
-                <w:rFonts w:ascii="Assistant" w:hAnsi="Assistant" w:cs="Assistant" w:eastAsia="Assistant"/>
-                <w:sz w:val="20"/>
-                <w:szCs w:val="20"/>
-                <w:rtl/>
-              </w:rPr>
-              <w:t>{l_ax}</w:t>
-            </w:r>
-          </w:p>
-        </w:tc>
-        <w:tc>
-          <w:tcPr>
-            <w:tcW w:w="997" w:type="dxa"/>
-            <w:shd w:val="clear" w:color="auto" w:fill="FAFAFA"/>
-            <w:tcMar>
-              <w:top w:w="90" w:type="dxa"/>
-              <w:right w:w="120" w:type="dxa"/>
-              <w:bottom w:w="90" w:type="dxa"/>
-              <w:left w:w="120" w:type="dxa"/>
-            </w:tcMar>
-            <w:vAlign w:val="center"/>
-          </w:tcPr>
-          <w:p>
-            <w:pPr>
-              <w:jc w:val="center"/>
-              <w:bidi/>
-              <w:spacing w:before="0" w:after="0"/>
-            </w:pPr>
-            <w:r>
-              <w:rPr>
-                <w:rFonts w:ascii="Assistant" w:hAnsi="Assistant" w:cs="Assistant" w:eastAsia="Assistant"/>
-                <w:sz w:val="20"/>
-                <w:szCs w:val="20"/>
-                <w:rtl/>
-              </w:rPr>
               <w:t>{l_cyl}</w:t>
             </w:r>
           </w:p>
         </w:tc>
         <w:tc>
           <w:tcPr>
-            <w:tcW w:w="997" w:type="dxa"/>
+            <w:tcW w:w="1282" w:type="dxa"/>
             <w:shd w:val="clear" w:color="auto" w:fill="FAFAFA"/>
             <w:tcMar>
               <w:top w:w="90" w:type="dxa"/>
@@ -3942,124 +3760,6 @@
                 <w:color w:val="52525B"/>
               </w:rPr>
               <w:t xml:space="preserve">גובה</w:t>
-            </w:r>
-          </w:p>
-        </w:tc>
-      </w:tr>
-    </w:tbl>
-    <w:p>
-      <w:pPr>
-        <w:bidi/>
-        <w:spacing w:after="180"/>
-      </w:pPr>
-    </w:p>
-    <w:p>
-      <w:pPr>
-        <w:jc w:val="center"/>
-        <w:bidi/>
-        <w:spacing w:before="240" w:after="80"/>
-        <w:keepNext/>
-      </w:pPr>
-      <w:r>
-        <w:rPr>
-          <w:rFonts w:ascii="Assistant" w:hAnsi="Assistant" w:cs="Assistant" w:eastAsia="Assistant"/>
-          <w:sz w:val="28"/>
-          <w:szCs w:val="28"/>
-          <w:rtl/>
-          <w:b/>
-          <w:bCs/>
-          <w:color w:val="18181B"/>
-        </w:rPr>
-        <w:t xml:space="preserve">פריטי חיוב</w:t>
-      </w:r>
-    </w:p>
-    <w:tbl>
-      <w:tblPr>
-        <w:tblW w:w="10080" w:type="dxa"/>
-        <w:tblLayout w:type="fixed"/>
-        <w:jc w:val="right"/>
-        <w:tblBorders>
-          <w:top w:val="single" w:sz="4" w:space="0" w:color="E4E4E7"/>
-          <w:left w:val="single" w:sz="4" w:space="0" w:color="E4E4E7"/>
-          <w:bottom w:val="single" w:sz="4" w:space="0" w:color="E4E4E7"/>
-          <w:right w:val="single" w:sz="4" w:space="0" w:color="E4E4E7"/>
-          <w:insideH w:val="single" w:sz="4" w:space="0" w:color="E4E4E7"/>
-          <w:insideV w:val="single" w:sz="4" w:space="0" w:color="E4E4E7"/>
-        </w:tblBorders>
-        <w:tblCellMar>
-          <w:top w:w="0" w:type="dxa"/>
-          <w:right w:w="0" w:type="dxa"/>
-          <w:bottom w:w="0" w:type="dxa"/>
-          <w:left w:w="0" w:type="dxa"/>
-        </w:tblCellMar>
-      </w:tblPr>
-      <w:tblGrid>
-        <w:gridCol w:w="10080"/>
-      </w:tblGrid>
-      <w:tr>
-        <w:tc>
-          <w:tcPr>
-            <w:tcW w:w="10080" w:type="dxa"/>
-            <w:shd w:val="clear" w:color="auto" w:fill="F4F4F5"/>
-            <w:tcMar>
-              <w:top w:w="90" w:type="dxa"/>
-              <w:right w:w="120" w:type="dxa"/>
-              <w:bottom w:w="90" w:type="dxa"/>
-              <w:left w:w="120" w:type="dxa"/>
-            </w:tcMar>
-            <w:vAlign w:val="center"/>
-          </w:tcPr>
-          <w:p>
-            <w:pPr>
-              <w:jc w:val="right"/>
-              <w:bidi/>
-              <w:spacing w:before="0" w:after="0"/>
-            </w:pPr>
-            <w:r>
-              <w:rPr>
-                <w:rFonts w:ascii="Assistant" w:hAnsi="Assistant" w:cs="Assistant" w:eastAsia="Assistant"/>
-                <w:sz w:val="20"/>
-                <w:szCs w:val="20"/>
-                <w:rtl/>
-                <w:b/>
-                <w:bCs/>
-                <w:color w:val="18181B"/>
-              </w:rPr>
-              <w:t xml:space="preserve">שורות חיוב</w:t>
-            </w:r>
-          </w:p>
-        </w:tc>
-      </w:tr>
-      <w:tr>
-        <w:trPr>
-          <w:trHeight w:val="980"/>
-        </w:trPr>
-        <w:tc>
-          <w:tcPr>
-            <w:tcW w:w="10080" w:type="dxa"/>
-            <w:shd w:val="clear" w:color="auto" w:fill="FAFAFA"/>
-            <w:tcMar>
-              <w:top w:w="120" w:type="dxa"/>
-              <w:right w:w="120" w:type="dxa"/>
-              <w:bottom w:w="180" w:type="dxa"/>
-              <w:left w:w="120" w:type="dxa"/>
-            </w:tcMar>
-            <w:vAlign w:val="top"/>
-          </w:tcPr>
-          <w:p>
-            <w:pPr>
-              <w:jc w:val="right"/>
-              <w:bidi/>
-              <w:spacing w:before="0" w:after="20"/>
-            </w:pPr>
-            <w:r>
-              <w:rPr>
-                <w:rFonts w:ascii="Assistant" w:hAnsi="Assistant" w:cs="Assistant" w:eastAsia="Assistant"/>
-                <w:sz w:val="20"/>
-                <w:szCs w:val="20"/>
-                <w:rtl/>
-              </w:rPr>
-              <w:t>{line_items_block}</w:t>
             </w:r>
           </w:p>
         </w:tc>

--- a/public/templates/regular-order.docx
+++ b/public/templates/regular-order.docx
@@ -34,6 +34,7 @@
             <w:pPr>
               <w:jc w:val="left"/>
               <w:bidi/>
+              <w:ind w:left="-350"/>
               <w:spacing w:before="0" w:after="0"/>
             </w:pPr>
             <w:r>
@@ -94,8 +95,8 @@
             <w:r>
               <w:rPr>
                 <w:rFonts w:ascii="Assistant" w:hAnsi="Assistant" w:cs="Assistant" w:eastAsia="Assistant"/>
-                <w:sz w:val="40"/>
-                <w:szCs w:val="40"/>
+                <w:sz w:val="32"/>
+                <w:szCs w:val="32"/>
                 <w:rtl/>
                 <w:b/>
                 <w:bCs/>
@@ -113,8 +114,8 @@
             <w:r>
               <w:rPr>
                 <w:rFonts w:ascii="Assistant" w:hAnsi="Assistant" w:cs="Assistant" w:eastAsia="Assistant"/>
-                <w:sz w:val="24"/>
-                <w:szCs w:val="24"/>
+                <w:sz w:val="20"/>
+                <w:szCs w:val="20"/>
                 <w:rtl/>
                 <w:b/>
                 <w:bCs/>
@@ -125,8 +126,8 @@
             <w:r>
               <w:rPr>
                 <w:rFonts w:ascii="Assistant" w:hAnsi="Assistant" w:cs="Assistant" w:eastAsia="Assistant"/>
-                <w:sz w:val="24"/>
-                <w:szCs w:val="24"/>
+                <w:sz w:val="20"/>
+                <w:szCs w:val="20"/>
                 <w:rtl/>
                 <w:color w:val="71717A"/>
               </w:rPr>
@@ -139,7 +140,7 @@
     <w:p>
       <w:pPr>
         <w:bidi/>
-        <w:spacing w:after="240"/>
+        <w:spacing w:after="120"/>
       </w:pPr>
     </w:p>
     <w:tbl>
@@ -178,9 +179,9 @@
             <w:tcW w:w="1320" w:type="dxa"/>
             <w:shd w:val="clear" w:color="auto" w:fill="FAFAFA"/>
             <w:tcMar>
-              <w:top w:w="90" w:type="dxa"/>
-              <w:right w:w="120" w:type="dxa"/>
-              <w:bottom w:w="90" w:type="dxa"/>
+              <w:top w:w="40" w:type="dxa"/>
+              <w:right w:w="120" w:type="dxa"/>
+              <w:bottom w:w="40" w:type="dxa"/>
               <w:left w:w="120" w:type="dxa"/>
             </w:tcMar>
             <w:vAlign w:val="center"/>
@@ -207,9 +208,9 @@
             <w:tcW w:w="1200" w:type="dxa"/>
             <w:shd w:val="clear" w:color="auto" w:fill="F4F4F5"/>
             <w:tcMar>
-              <w:top w:w="90" w:type="dxa"/>
-              <w:right w:w="120" w:type="dxa"/>
-              <w:bottom w:w="90" w:type="dxa"/>
+              <w:top w:w="40" w:type="dxa"/>
+              <w:right w:w="120" w:type="dxa"/>
+              <w:bottom w:w="40" w:type="dxa"/>
               <w:left w:w="120" w:type="dxa"/>
             </w:tcMar>
             <w:vAlign w:val="center"/>
@@ -239,9 +240,9 @@
             <w:tcW w:w="1320" w:type="dxa"/>
             <w:shd w:val="clear" w:color="auto" w:fill="FAFAFA"/>
             <w:tcMar>
-              <w:top w:w="90" w:type="dxa"/>
-              <w:right w:w="120" w:type="dxa"/>
-              <w:bottom w:w="90" w:type="dxa"/>
+              <w:top w:w="40" w:type="dxa"/>
+              <w:right w:w="120" w:type="dxa"/>
+              <w:bottom w:w="40" w:type="dxa"/>
               <w:left w:w="120" w:type="dxa"/>
             </w:tcMar>
             <w:vAlign w:val="center"/>
@@ -268,9 +269,9 @@
             <w:tcW w:w="1200" w:type="dxa"/>
             <w:shd w:val="clear" w:color="auto" w:fill="F4F4F5"/>
             <w:tcMar>
-              <w:top w:w="90" w:type="dxa"/>
-              <w:right w:w="120" w:type="dxa"/>
-              <w:bottom w:w="90" w:type="dxa"/>
+              <w:top w:w="40" w:type="dxa"/>
+              <w:right w:w="120" w:type="dxa"/>
+              <w:bottom w:w="40" w:type="dxa"/>
               <w:left w:w="120" w:type="dxa"/>
             </w:tcMar>
             <w:vAlign w:val="center"/>
@@ -300,9 +301,9 @@
             <w:tcW w:w="1320" w:type="dxa"/>
             <w:shd w:val="clear" w:color="auto" w:fill="FAFAFA"/>
             <w:tcMar>
-              <w:top w:w="90" w:type="dxa"/>
-              <w:right w:w="120" w:type="dxa"/>
-              <w:bottom w:w="90" w:type="dxa"/>
+              <w:top w:w="40" w:type="dxa"/>
+              <w:right w:w="120" w:type="dxa"/>
+              <w:bottom w:w="40" w:type="dxa"/>
               <w:left w:w="120" w:type="dxa"/>
             </w:tcMar>
             <w:vAlign w:val="center"/>
@@ -329,9 +330,9 @@
             <w:tcW w:w="1200" w:type="dxa"/>
             <w:shd w:val="clear" w:color="auto" w:fill="F4F4F5"/>
             <w:tcMar>
-              <w:top w:w="90" w:type="dxa"/>
-              <w:right w:w="120" w:type="dxa"/>
-              <w:bottom w:w="90" w:type="dxa"/>
+              <w:top w:w="40" w:type="dxa"/>
+              <w:right w:w="120" w:type="dxa"/>
+              <w:bottom w:w="40" w:type="dxa"/>
               <w:left w:w="120" w:type="dxa"/>
             </w:tcMar>
             <w:vAlign w:val="center"/>
@@ -361,9 +362,9 @@
             <w:tcW w:w="1320" w:type="dxa"/>
             <w:shd w:val="clear" w:color="auto" w:fill="FAFAFA"/>
             <w:tcMar>
-              <w:top w:w="90" w:type="dxa"/>
-              <w:right w:w="120" w:type="dxa"/>
-              <w:bottom w:w="90" w:type="dxa"/>
+              <w:top w:w="40" w:type="dxa"/>
+              <w:right w:w="120" w:type="dxa"/>
+              <w:bottom w:w="40" w:type="dxa"/>
               <w:left w:w="120" w:type="dxa"/>
             </w:tcMar>
             <w:vAlign w:val="center"/>
@@ -390,9 +391,9 @@
             <w:tcW w:w="1200" w:type="dxa"/>
             <w:shd w:val="clear" w:color="auto" w:fill="F4F4F5"/>
             <w:tcMar>
-              <w:top w:w="90" w:type="dxa"/>
-              <w:right w:w="120" w:type="dxa"/>
-              <w:bottom w:w="90" w:type="dxa"/>
+              <w:top w:w="40" w:type="dxa"/>
+              <w:right w:w="120" w:type="dxa"/>
+              <w:bottom w:w="40" w:type="dxa"/>
               <w:left w:w="120" w:type="dxa"/>
             </w:tcMar>
             <w:vAlign w:val="center"/>
@@ -424,9 +425,9 @@
             <w:tcW w:w="1320" w:type="dxa"/>
             <w:shd w:val="clear" w:color="auto" w:fill="FAFAFA"/>
             <w:tcMar>
-              <w:top w:w="90" w:type="dxa"/>
-              <w:right w:w="120" w:type="dxa"/>
-              <w:bottom w:w="90" w:type="dxa"/>
+              <w:top w:w="40" w:type="dxa"/>
+              <w:right w:w="120" w:type="dxa"/>
+              <w:bottom w:w="40" w:type="dxa"/>
               <w:left w:w="120" w:type="dxa"/>
             </w:tcMar>
             <w:vAlign w:val="center"/>
@@ -453,9 +454,9 @@
             <w:tcW w:w="1200" w:type="dxa"/>
             <w:shd w:val="clear" w:color="auto" w:fill="F4F4F5"/>
             <w:tcMar>
-              <w:top w:w="90" w:type="dxa"/>
-              <w:right w:w="120" w:type="dxa"/>
-              <w:bottom w:w="90" w:type="dxa"/>
+              <w:top w:w="40" w:type="dxa"/>
+              <w:right w:w="120" w:type="dxa"/>
+              <w:bottom w:w="40" w:type="dxa"/>
               <w:left w:w="120" w:type="dxa"/>
             </w:tcMar>
             <w:vAlign w:val="center"/>
@@ -485,9 +486,9 @@
             <w:tcW w:w="1320" w:type="dxa"/>
             <w:shd w:val="clear" w:color="auto" w:fill="FAFAFA"/>
             <w:tcMar>
-              <w:top w:w="90" w:type="dxa"/>
-              <w:right w:w="120" w:type="dxa"/>
-              <w:bottom w:w="90" w:type="dxa"/>
+              <w:top w:w="40" w:type="dxa"/>
+              <w:right w:w="120" w:type="dxa"/>
+              <w:bottom w:w="40" w:type="dxa"/>
               <w:left w:w="120" w:type="dxa"/>
             </w:tcMar>
             <w:vAlign w:val="center"/>
@@ -514,9 +515,9 @@
             <w:tcW w:w="1200" w:type="dxa"/>
             <w:shd w:val="clear" w:color="auto" w:fill="F4F4F5"/>
             <w:tcMar>
-              <w:top w:w="90" w:type="dxa"/>
-              <w:right w:w="120" w:type="dxa"/>
-              <w:bottom w:w="90" w:type="dxa"/>
+              <w:top w:w="40" w:type="dxa"/>
+              <w:right w:w="120" w:type="dxa"/>
+              <w:bottom w:w="40" w:type="dxa"/>
               <w:left w:w="120" w:type="dxa"/>
             </w:tcMar>
             <w:vAlign w:val="center"/>
@@ -546,9 +547,9 @@
             <w:tcW w:w="1320" w:type="dxa"/>
             <w:shd w:val="clear" w:color="auto" w:fill="FAFAFA"/>
             <w:tcMar>
-              <w:top w:w="90" w:type="dxa"/>
-              <w:right w:w="120" w:type="dxa"/>
-              <w:bottom w:w="90" w:type="dxa"/>
+              <w:top w:w="40" w:type="dxa"/>
+              <w:right w:w="120" w:type="dxa"/>
+              <w:bottom w:w="40" w:type="dxa"/>
               <w:left w:w="120" w:type="dxa"/>
             </w:tcMar>
             <w:vAlign w:val="center"/>
@@ -575,9 +576,9 @@
             <w:tcW w:w="1200" w:type="dxa"/>
             <w:shd w:val="clear" w:color="auto" w:fill="F4F4F5"/>
             <w:tcMar>
-              <w:top w:w="90" w:type="dxa"/>
-              <w:right w:w="120" w:type="dxa"/>
-              <w:bottom w:w="90" w:type="dxa"/>
+              <w:top w:w="40" w:type="dxa"/>
+              <w:right w:w="120" w:type="dxa"/>
+              <w:bottom w:w="40" w:type="dxa"/>
               <w:left w:w="120" w:type="dxa"/>
             </w:tcMar>
             <w:vAlign w:val="center"/>
@@ -607,9 +608,9 @@
             <w:tcW w:w="1320" w:type="dxa"/>
             <w:shd w:val="clear" w:color="auto" w:fill="FAFAFA"/>
             <w:tcMar>
-              <w:top w:w="90" w:type="dxa"/>
-              <w:right w:w="120" w:type="dxa"/>
-              <w:bottom w:w="90" w:type="dxa"/>
+              <w:top w:w="40" w:type="dxa"/>
+              <w:right w:w="120" w:type="dxa"/>
+              <w:bottom w:w="40" w:type="dxa"/>
               <w:left w:w="120" w:type="dxa"/>
             </w:tcMar>
             <w:vAlign w:val="center"/>
@@ -636,9 +637,9 @@
             <w:tcW w:w="1200" w:type="dxa"/>
             <w:shd w:val="clear" w:color="auto" w:fill="F4F4F5"/>
             <w:tcMar>
-              <w:top w:w="90" w:type="dxa"/>
-              <w:right w:w="120" w:type="dxa"/>
-              <w:bottom w:w="90" w:type="dxa"/>
+              <w:top w:w="40" w:type="dxa"/>
+              <w:right w:w="120" w:type="dxa"/>
+              <w:bottom w:w="40" w:type="dxa"/>
               <w:left w:w="120" w:type="dxa"/>
             </w:tcMar>
             <w:vAlign w:val="center"/>
@@ -668,21 +669,21 @@
     <w:p>
       <w:pPr>
         <w:bidi/>
-        <w:spacing w:after="180"/>
+        <w:spacing w:after="60"/>
       </w:pPr>
     </w:p>
     <w:p>
       <w:pPr>
         <w:jc w:val="center"/>
         <w:bidi/>
-        <w:spacing w:before="240" w:after="80"/>
+        <w:spacing w:before="120" w:after="40"/>
         <w:keepNext/>
       </w:pPr>
       <w:r>
         <w:rPr>
           <w:rFonts w:ascii="Assistant" w:hAnsi="Assistant" w:cs="Assistant" w:eastAsia="Assistant"/>
-          <w:sz w:val="28"/>
-          <w:szCs w:val="28"/>
+          <w:sz w:val="20"/>
+          <w:szCs w:val="20"/>
           <w:rtl/>
           <w:b/>
           <w:bCs/>
@@ -725,9 +726,9 @@
             <w:tcW w:w="2160" w:type="dxa"/>
             <w:shd w:val="clear" w:color="auto" w:fill="FAFAFA"/>
             <w:tcMar>
-              <w:top w:w="90" w:type="dxa"/>
-              <w:right w:w="120" w:type="dxa"/>
-              <w:bottom w:w="90" w:type="dxa"/>
+              <w:top w:w="40" w:type="dxa"/>
+              <w:right w:w="120" w:type="dxa"/>
+              <w:bottom w:w="40" w:type="dxa"/>
               <w:left w:w="120" w:type="dxa"/>
             </w:tcMar>
             <w:vAlign w:val="center"/>
@@ -754,9 +755,9 @@
             <w:tcW w:w="1200" w:type="dxa"/>
             <w:shd w:val="clear" w:color="auto" w:fill="F4F4F5"/>
             <w:tcMar>
-              <w:top w:w="90" w:type="dxa"/>
-              <w:right w:w="120" w:type="dxa"/>
-              <w:bottom w:w="90" w:type="dxa"/>
+              <w:top w:w="40" w:type="dxa"/>
+              <w:right w:w="120" w:type="dxa"/>
+              <w:bottom w:w="40" w:type="dxa"/>
               <w:left w:w="120" w:type="dxa"/>
             </w:tcMar>
             <w:vAlign w:val="center"/>
@@ -786,9 +787,9 @@
             <w:tcW w:w="2160" w:type="dxa"/>
             <w:shd w:val="clear" w:color="auto" w:fill="FAFAFA"/>
             <w:tcMar>
-              <w:top w:w="90" w:type="dxa"/>
-              <w:right w:w="120" w:type="dxa"/>
-              <w:bottom w:w="90" w:type="dxa"/>
+              <w:top w:w="40" w:type="dxa"/>
+              <w:right w:w="120" w:type="dxa"/>
+              <w:bottom w:w="40" w:type="dxa"/>
               <w:left w:w="120" w:type="dxa"/>
             </w:tcMar>
             <w:vAlign w:val="center"/>
@@ -815,9 +816,9 @@
             <w:tcW w:w="1200" w:type="dxa"/>
             <w:shd w:val="clear" w:color="auto" w:fill="F4F4F5"/>
             <w:tcMar>
-              <w:top w:w="90" w:type="dxa"/>
-              <w:right w:w="120" w:type="dxa"/>
-              <w:bottom w:w="90" w:type="dxa"/>
+              <w:top w:w="40" w:type="dxa"/>
+              <w:right w:w="120" w:type="dxa"/>
+              <w:bottom w:w="40" w:type="dxa"/>
               <w:left w:w="120" w:type="dxa"/>
             </w:tcMar>
             <w:vAlign w:val="center"/>
@@ -847,9 +848,9 @@
             <w:tcW w:w="2160" w:type="dxa"/>
             <w:shd w:val="clear" w:color="auto" w:fill="FAFAFA"/>
             <w:tcMar>
-              <w:top w:w="90" w:type="dxa"/>
-              <w:right w:w="120" w:type="dxa"/>
-              <w:bottom w:w="90" w:type="dxa"/>
+              <w:top w:w="40" w:type="dxa"/>
+              <w:right w:w="120" w:type="dxa"/>
+              <w:bottom w:w="40" w:type="dxa"/>
               <w:left w:w="120" w:type="dxa"/>
             </w:tcMar>
             <w:vAlign w:val="center"/>
@@ -876,9 +877,9 @@
             <w:tcW w:w="1200" w:type="dxa"/>
             <w:shd w:val="clear" w:color="auto" w:fill="F4F4F5"/>
             <w:tcMar>
-              <w:top w:w="90" w:type="dxa"/>
-              <w:right w:w="120" w:type="dxa"/>
-              <w:bottom w:w="90" w:type="dxa"/>
+              <w:top w:w="40" w:type="dxa"/>
+              <w:right w:w="120" w:type="dxa"/>
+              <w:bottom w:w="40" w:type="dxa"/>
               <w:left w:w="120" w:type="dxa"/>
             </w:tcMar>
             <w:vAlign w:val="center"/>
@@ -910,9 +911,9 @@
             <w:tcW w:w="2160" w:type="dxa"/>
             <w:shd w:val="clear" w:color="auto" w:fill="FAFAFA"/>
             <w:tcMar>
-              <w:top w:w="90" w:type="dxa"/>
-              <w:right w:w="120" w:type="dxa"/>
-              <w:bottom w:w="90" w:type="dxa"/>
+              <w:top w:w="40" w:type="dxa"/>
+              <w:right w:w="120" w:type="dxa"/>
+              <w:bottom w:w="40" w:type="dxa"/>
               <w:left w:w="120" w:type="dxa"/>
             </w:tcMar>
             <w:vAlign w:val="center"/>
@@ -939,9 +940,9 @@
             <w:tcW w:w="1200" w:type="dxa"/>
             <w:shd w:val="clear" w:color="auto" w:fill="F4F4F5"/>
             <w:tcMar>
-              <w:top w:w="90" w:type="dxa"/>
-              <w:right w:w="120" w:type="dxa"/>
-              <w:bottom w:w="90" w:type="dxa"/>
+              <w:top w:w="40" w:type="dxa"/>
+              <w:right w:w="120" w:type="dxa"/>
+              <w:bottom w:w="40" w:type="dxa"/>
               <w:left w:w="120" w:type="dxa"/>
             </w:tcMar>
             <w:vAlign w:val="center"/>
@@ -971,9 +972,9 @@
             <w:tcW w:w="2160" w:type="dxa"/>
             <w:shd w:val="clear" w:color="auto" w:fill="FAFAFA"/>
             <w:tcMar>
-              <w:top w:w="90" w:type="dxa"/>
-              <w:right w:w="120" w:type="dxa"/>
-              <w:bottom w:w="90" w:type="dxa"/>
+              <w:top w:w="40" w:type="dxa"/>
+              <w:right w:w="120" w:type="dxa"/>
+              <w:bottom w:w="40" w:type="dxa"/>
               <w:left w:w="120" w:type="dxa"/>
             </w:tcMar>
             <w:vAlign w:val="center"/>
@@ -1000,9 +1001,9 @@
             <w:tcW w:w="1200" w:type="dxa"/>
             <w:shd w:val="clear" w:color="auto" w:fill="F4F4F5"/>
             <w:tcMar>
-              <w:top w:w="90" w:type="dxa"/>
-              <w:right w:w="120" w:type="dxa"/>
-              <w:bottom w:w="90" w:type="dxa"/>
+              <w:top w:w="40" w:type="dxa"/>
+              <w:right w:w="120" w:type="dxa"/>
+              <w:bottom w:w="40" w:type="dxa"/>
               <w:left w:w="120" w:type="dxa"/>
             </w:tcMar>
             <w:vAlign w:val="center"/>
@@ -1032,9 +1033,9 @@
             <w:tcW w:w="2160" w:type="dxa"/>
             <w:shd w:val="clear" w:color="auto" w:fill="FAFAFA"/>
             <w:tcMar>
-              <w:top w:w="90" w:type="dxa"/>
-              <w:right w:w="120" w:type="dxa"/>
-              <w:bottom w:w="90" w:type="dxa"/>
+              <w:top w:w="40" w:type="dxa"/>
+              <w:right w:w="120" w:type="dxa"/>
+              <w:bottom w:w="40" w:type="dxa"/>
               <w:left w:w="120" w:type="dxa"/>
             </w:tcMar>
             <w:vAlign w:val="center"/>
@@ -1061,9 +1062,9 @@
             <w:tcW w:w="1200" w:type="dxa"/>
             <w:shd w:val="clear" w:color="auto" w:fill="F4F4F5"/>
             <w:tcMar>
-              <w:top w:w="90" w:type="dxa"/>
-              <w:right w:w="120" w:type="dxa"/>
-              <w:bottom w:w="90" w:type="dxa"/>
+              <w:top w:w="40" w:type="dxa"/>
+              <w:right w:w="120" w:type="dxa"/>
+              <w:bottom w:w="40" w:type="dxa"/>
               <w:left w:w="120" w:type="dxa"/>
             </w:tcMar>
             <w:vAlign w:val="center"/>
@@ -1093,21 +1094,21 @@
     <w:p>
       <w:pPr>
         <w:bidi/>
-        <w:spacing w:after="180"/>
+        <w:spacing w:after="60"/>
       </w:pPr>
     </w:p>
     <w:p>
       <w:pPr>
         <w:jc w:val="center"/>
         <w:bidi/>
-        <w:spacing w:before="240" w:after="80"/>
+        <w:spacing w:before="120" w:after="40"/>
         <w:keepNext/>
       </w:pPr>
       <w:r>
         <w:rPr>
           <w:rFonts w:ascii="Assistant" w:hAnsi="Assistant" w:cs="Assistant" w:eastAsia="Assistant"/>
-          <w:sz w:val="28"/>
-          <w:szCs w:val="28"/>
+          <w:sz w:val="20"/>
+          <w:szCs w:val="20"/>
           <w:rtl/>
           <w:b/>
           <w:bCs/>
@@ -1150,9 +1151,9 @@
             <w:tcW w:w="2160" w:type="dxa"/>
             <w:shd w:val="clear" w:color="auto" w:fill="FAFAFA"/>
             <w:tcMar>
-              <w:top w:w="90" w:type="dxa"/>
-              <w:right w:w="120" w:type="dxa"/>
-              <w:bottom w:w="90" w:type="dxa"/>
+              <w:top w:w="40" w:type="dxa"/>
+              <w:right w:w="120" w:type="dxa"/>
+              <w:bottom w:w="40" w:type="dxa"/>
               <w:left w:w="120" w:type="dxa"/>
             </w:tcMar>
             <w:vAlign w:val="center"/>
@@ -1179,9 +1180,9 @@
             <w:tcW w:w="1200" w:type="dxa"/>
             <w:shd w:val="clear" w:color="auto" w:fill="F4F4F5"/>
             <w:tcMar>
-              <w:top w:w="90" w:type="dxa"/>
-              <w:right w:w="120" w:type="dxa"/>
-              <w:bottom w:w="90" w:type="dxa"/>
+              <w:top w:w="40" w:type="dxa"/>
+              <w:right w:w="120" w:type="dxa"/>
+              <w:bottom w:w="40" w:type="dxa"/>
               <w:left w:w="120" w:type="dxa"/>
             </w:tcMar>
             <w:vAlign w:val="center"/>
@@ -1211,9 +1212,9 @@
             <w:tcW w:w="2160" w:type="dxa"/>
             <w:shd w:val="clear" w:color="auto" w:fill="FAFAFA"/>
             <w:tcMar>
-              <w:top w:w="90" w:type="dxa"/>
-              <w:right w:w="120" w:type="dxa"/>
-              <w:bottom w:w="90" w:type="dxa"/>
+              <w:top w:w="40" w:type="dxa"/>
+              <w:right w:w="120" w:type="dxa"/>
+              <w:bottom w:w="40" w:type="dxa"/>
               <w:left w:w="120" w:type="dxa"/>
             </w:tcMar>
             <w:vAlign w:val="center"/>
@@ -1240,9 +1241,9 @@
             <w:tcW w:w="1200" w:type="dxa"/>
             <w:shd w:val="clear" w:color="auto" w:fill="F4F4F5"/>
             <w:tcMar>
-              <w:top w:w="90" w:type="dxa"/>
-              <w:right w:w="120" w:type="dxa"/>
-              <w:bottom w:w="90" w:type="dxa"/>
+              <w:top w:w="40" w:type="dxa"/>
+              <w:right w:w="120" w:type="dxa"/>
+              <w:bottom w:w="40" w:type="dxa"/>
               <w:left w:w="120" w:type="dxa"/>
             </w:tcMar>
             <w:vAlign w:val="center"/>
@@ -1272,9 +1273,9 @@
             <w:tcW w:w="2160" w:type="dxa"/>
             <w:shd w:val="clear" w:color="auto" w:fill="FAFAFA"/>
             <w:tcMar>
-              <w:top w:w="90" w:type="dxa"/>
-              <w:right w:w="120" w:type="dxa"/>
-              <w:bottom w:w="90" w:type="dxa"/>
+              <w:top w:w="40" w:type="dxa"/>
+              <w:right w:w="120" w:type="dxa"/>
+              <w:bottom w:w="40" w:type="dxa"/>
               <w:left w:w="120" w:type="dxa"/>
             </w:tcMar>
             <w:vAlign w:val="center"/>
@@ -1301,9 +1302,9 @@
             <w:tcW w:w="1200" w:type="dxa"/>
             <w:shd w:val="clear" w:color="auto" w:fill="F4F4F5"/>
             <w:tcMar>
-              <w:top w:w="90" w:type="dxa"/>
-              <w:right w:w="120" w:type="dxa"/>
-              <w:bottom w:w="90" w:type="dxa"/>
+              <w:top w:w="40" w:type="dxa"/>
+              <w:right w:w="120" w:type="dxa"/>
+              <w:bottom w:w="40" w:type="dxa"/>
               <w:left w:w="120" w:type="dxa"/>
             </w:tcMar>
             <w:vAlign w:val="center"/>
@@ -1335,9 +1336,9 @@
             <w:tcW w:w="2160" w:type="dxa"/>
             <w:shd w:val="clear" w:color="auto" w:fill="FAFAFA"/>
             <w:tcMar>
-              <w:top w:w="90" w:type="dxa"/>
-              <w:right w:w="120" w:type="dxa"/>
-              <w:bottom w:w="90" w:type="dxa"/>
+              <w:top w:w="40" w:type="dxa"/>
+              <w:right w:w="120" w:type="dxa"/>
+              <w:bottom w:w="40" w:type="dxa"/>
               <w:left w:w="120" w:type="dxa"/>
             </w:tcMar>
             <w:vAlign w:val="center"/>
@@ -1364,9 +1365,9 @@
             <w:tcW w:w="1200" w:type="dxa"/>
             <w:shd w:val="clear" w:color="auto" w:fill="F4F4F5"/>
             <w:tcMar>
-              <w:top w:w="90" w:type="dxa"/>
-              <w:right w:w="120" w:type="dxa"/>
-              <w:bottom w:w="90" w:type="dxa"/>
+              <w:top w:w="40" w:type="dxa"/>
+              <w:right w:w="120" w:type="dxa"/>
+              <w:bottom w:w="40" w:type="dxa"/>
               <w:left w:w="120" w:type="dxa"/>
             </w:tcMar>
             <w:vAlign w:val="center"/>
@@ -1396,9 +1397,9 @@
             <w:tcW w:w="2160" w:type="dxa"/>
             <w:shd w:val="clear" w:color="auto" w:fill="FAFAFA"/>
             <w:tcMar>
-              <w:top w:w="90" w:type="dxa"/>
-              <w:right w:w="120" w:type="dxa"/>
-              <w:bottom w:w="90" w:type="dxa"/>
+              <w:top w:w="40" w:type="dxa"/>
+              <w:right w:w="120" w:type="dxa"/>
+              <w:bottom w:w="40" w:type="dxa"/>
               <w:left w:w="120" w:type="dxa"/>
             </w:tcMar>
             <w:vAlign w:val="center"/>
@@ -1425,9 +1426,9 @@
             <w:tcW w:w="1200" w:type="dxa"/>
             <w:shd w:val="clear" w:color="auto" w:fill="F4F4F5"/>
             <w:tcMar>
-              <w:top w:w="90" w:type="dxa"/>
-              <w:right w:w="120" w:type="dxa"/>
-              <w:bottom w:w="90" w:type="dxa"/>
+              <w:top w:w="40" w:type="dxa"/>
+              <w:right w:w="120" w:type="dxa"/>
+              <w:bottom w:w="40" w:type="dxa"/>
               <w:left w:w="120" w:type="dxa"/>
             </w:tcMar>
             <w:vAlign w:val="center"/>
@@ -1457,9 +1458,9 @@
             <w:tcW w:w="2160" w:type="dxa"/>
             <w:shd w:val="clear" w:color="auto" w:fill="FAFAFA"/>
             <w:tcMar>
-              <w:top w:w="90" w:type="dxa"/>
-              <w:right w:w="120" w:type="dxa"/>
-              <w:bottom w:w="90" w:type="dxa"/>
+              <w:top w:w="40" w:type="dxa"/>
+              <w:right w:w="120" w:type="dxa"/>
+              <w:bottom w:w="40" w:type="dxa"/>
               <w:left w:w="120" w:type="dxa"/>
             </w:tcMar>
             <w:vAlign w:val="center"/>
@@ -1486,9 +1487,9 @@
             <w:tcW w:w="1200" w:type="dxa"/>
             <w:shd w:val="clear" w:color="auto" w:fill="F4F4F5"/>
             <w:tcMar>
-              <w:top w:w="90" w:type="dxa"/>
-              <w:right w:w="120" w:type="dxa"/>
-              <w:bottom w:w="90" w:type="dxa"/>
+              <w:top w:w="40" w:type="dxa"/>
+              <w:right w:w="120" w:type="dxa"/>
+              <w:bottom w:w="40" w:type="dxa"/>
               <w:left w:w="120" w:type="dxa"/>
             </w:tcMar>
             <w:vAlign w:val="center"/>
@@ -1518,21 +1519,21 @@
     <w:p>
       <w:pPr>
         <w:bidi/>
-        <w:spacing w:after="180"/>
+        <w:spacing w:after="60"/>
       </w:pPr>
     </w:p>
     <w:p>
       <w:pPr>
         <w:jc w:val="center"/>
         <w:bidi/>
-        <w:spacing w:before="240" w:after="80"/>
+        <w:spacing w:before="120" w:after="40"/>
         <w:keepNext/>
       </w:pPr>
       <w:r>
         <w:rPr>
           <w:rFonts w:ascii="Assistant" w:hAnsi="Assistant" w:cs="Assistant" w:eastAsia="Assistant"/>
-          <w:sz w:val="28"/>
-          <w:szCs w:val="28"/>
+          <w:sz w:val="20"/>
+          <w:szCs w:val="20"/>
           <w:rtl/>
           <w:b/>
           <w:bCs/>
@@ -1577,9 +1578,9 @@
             <w:tcW w:w="1282" w:type="dxa"/>
             <w:shd w:val="clear" w:color="auto" w:fill="F4F4F5"/>
             <w:tcMar>
-              <w:top w:w="90" w:type="dxa"/>
-              <w:right w:w="120" w:type="dxa"/>
-              <w:bottom w:w="90" w:type="dxa"/>
+              <w:top w:w="40" w:type="dxa"/>
+              <w:right w:w="120" w:type="dxa"/>
+              <w:bottom w:w="40" w:type="dxa"/>
               <w:left w:w="120" w:type="dxa"/>
             </w:tcMar>
             <w:vAlign w:val="center"/>
@@ -1609,9 +1610,9 @@
             <w:tcW w:w="1282" w:type="dxa"/>
             <w:shd w:val="clear" w:color="auto" w:fill="F4F4F5"/>
             <w:tcMar>
-              <w:top w:w="90" w:type="dxa"/>
-              <w:right w:w="120" w:type="dxa"/>
-              <w:bottom w:w="90" w:type="dxa"/>
+              <w:top w:w="40" w:type="dxa"/>
+              <w:right w:w="120" w:type="dxa"/>
+              <w:bottom w:w="40" w:type="dxa"/>
               <w:left w:w="120" w:type="dxa"/>
             </w:tcMar>
             <w:vAlign w:val="center"/>
@@ -1641,9 +1642,9 @@
             <w:tcW w:w="1282" w:type="dxa"/>
             <w:shd w:val="clear" w:color="auto" w:fill="F4F4F5"/>
             <w:tcMar>
-              <w:top w:w="90" w:type="dxa"/>
-              <w:right w:w="120" w:type="dxa"/>
-              <w:bottom w:w="90" w:type="dxa"/>
+              <w:top w:w="40" w:type="dxa"/>
+              <w:right w:w="120" w:type="dxa"/>
+              <w:bottom w:w="40" w:type="dxa"/>
               <w:left w:w="120" w:type="dxa"/>
             </w:tcMar>
             <w:vAlign w:val="center"/>
@@ -1673,9 +1674,9 @@
             <w:tcW w:w="1282" w:type="dxa"/>
             <w:shd w:val="clear" w:color="auto" w:fill="F4F4F5"/>
             <w:tcMar>
-              <w:top w:w="90" w:type="dxa"/>
-              <w:right w:w="120" w:type="dxa"/>
-              <w:bottom w:w="90" w:type="dxa"/>
+              <w:top w:w="40" w:type="dxa"/>
+              <w:right w:w="120" w:type="dxa"/>
+              <w:bottom w:w="40" w:type="dxa"/>
               <w:left w:w="120" w:type="dxa"/>
             </w:tcMar>
             <w:vAlign w:val="center"/>
@@ -1705,9 +1706,9 @@
             <w:tcW w:w="1282" w:type="dxa"/>
             <w:shd w:val="clear" w:color="auto" w:fill="F4F4F5"/>
             <w:tcMar>
-              <w:top w:w="90" w:type="dxa"/>
-              <w:right w:w="120" w:type="dxa"/>
-              <w:bottom w:w="90" w:type="dxa"/>
+              <w:top w:w="40" w:type="dxa"/>
+              <w:right w:w="120" w:type="dxa"/>
+              <w:bottom w:w="40" w:type="dxa"/>
               <w:left w:w="120" w:type="dxa"/>
             </w:tcMar>
             <w:vAlign w:val="center"/>
@@ -1737,9 +1738,9 @@
             <w:tcW w:w="1282" w:type="dxa"/>
             <w:shd w:val="clear" w:color="auto" w:fill="F4F4F5"/>
             <w:tcMar>
-              <w:top w:w="90" w:type="dxa"/>
-              <w:right w:w="120" w:type="dxa"/>
-              <w:bottom w:w="90" w:type="dxa"/>
+              <w:top w:w="40" w:type="dxa"/>
+              <w:right w:w="120" w:type="dxa"/>
+              <w:bottom w:w="40" w:type="dxa"/>
               <w:left w:w="120" w:type="dxa"/>
             </w:tcMar>
             <w:vAlign w:val="center"/>
@@ -1769,9 +1770,9 @@
             <w:tcW w:w="1282" w:type="dxa"/>
             <w:shd w:val="clear" w:color="auto" w:fill="F4F4F5"/>
             <w:tcMar>
-              <w:top w:w="90" w:type="dxa"/>
-              <w:right w:w="120" w:type="dxa"/>
-              <w:bottom w:w="90" w:type="dxa"/>
+              <w:top w:w="40" w:type="dxa"/>
+              <w:right w:w="120" w:type="dxa"/>
+              <w:bottom w:w="40" w:type="dxa"/>
               <w:left w:w="120" w:type="dxa"/>
             </w:tcMar>
             <w:vAlign w:val="center"/>
@@ -1801,9 +1802,9 @@
             <w:tcW w:w="1100" w:type="dxa"/>
             <w:shd w:val="clear" w:color="auto" w:fill="18181B"/>
             <w:tcMar>
-              <w:top w:w="90" w:type="dxa"/>
-              <w:right w:w="120" w:type="dxa"/>
-              <w:bottom w:w="90" w:type="dxa"/>
+              <w:top w:w="40" w:type="dxa"/>
+              <w:right w:w="120" w:type="dxa"/>
+              <w:bottom w:w="40" w:type="dxa"/>
               <w:left w:w="120" w:type="dxa"/>
             </w:tcMar>
             <w:vAlign w:val="center"/>
@@ -1835,9 +1836,9 @@
             <w:tcW w:w="1282" w:type="dxa"/>
             <w:shd w:val="clear" w:color="auto" w:fill="FAFAFA"/>
             <w:tcMar>
-              <w:top w:w="90" w:type="dxa"/>
-              <w:right w:w="120" w:type="dxa"/>
-              <w:bottom w:w="90" w:type="dxa"/>
+              <w:top w:w="40" w:type="dxa"/>
+              <w:right w:w="120" w:type="dxa"/>
+              <w:bottom w:w="40" w:type="dxa"/>
               <w:left w:w="120" w:type="dxa"/>
             </w:tcMar>
             <w:vAlign w:val="center"/>
@@ -1864,9 +1865,9 @@
             <w:tcW w:w="1282" w:type="dxa"/>
             <w:shd w:val="clear" w:color="auto" w:fill="FAFAFA"/>
             <w:tcMar>
-              <w:top w:w="90" w:type="dxa"/>
-              <w:right w:w="120" w:type="dxa"/>
-              <w:bottom w:w="90" w:type="dxa"/>
+              <w:top w:w="40" w:type="dxa"/>
+              <w:right w:w="120" w:type="dxa"/>
+              <w:bottom w:w="40" w:type="dxa"/>
               <w:left w:w="120" w:type="dxa"/>
             </w:tcMar>
             <w:vAlign w:val="center"/>
@@ -1893,9 +1894,9 @@
             <w:tcW w:w="1282" w:type="dxa"/>
             <w:shd w:val="clear" w:color="auto" w:fill="FAFAFA"/>
             <w:tcMar>
-              <w:top w:w="90" w:type="dxa"/>
-              <w:right w:w="120" w:type="dxa"/>
-              <w:bottom w:w="90" w:type="dxa"/>
+              <w:top w:w="40" w:type="dxa"/>
+              <w:right w:w="120" w:type="dxa"/>
+              <w:bottom w:w="40" w:type="dxa"/>
               <w:left w:w="120" w:type="dxa"/>
             </w:tcMar>
             <w:vAlign w:val="center"/>
@@ -1922,9 +1923,9 @@
             <w:tcW w:w="1282" w:type="dxa"/>
             <w:shd w:val="clear" w:color="auto" w:fill="FAFAFA"/>
             <w:tcMar>
-              <w:top w:w="90" w:type="dxa"/>
-              <w:right w:w="120" w:type="dxa"/>
-              <w:bottom w:w="90" w:type="dxa"/>
+              <w:top w:w="40" w:type="dxa"/>
+              <w:right w:w="120" w:type="dxa"/>
+              <w:bottom w:w="40" w:type="dxa"/>
               <w:left w:w="120" w:type="dxa"/>
             </w:tcMar>
             <w:vAlign w:val="center"/>
@@ -1951,9 +1952,9 @@
             <w:tcW w:w="1282" w:type="dxa"/>
             <w:shd w:val="clear" w:color="auto" w:fill="FAFAFA"/>
             <w:tcMar>
-              <w:top w:w="90" w:type="dxa"/>
-              <w:right w:w="120" w:type="dxa"/>
-              <w:bottom w:w="90" w:type="dxa"/>
+              <w:top w:w="40" w:type="dxa"/>
+              <w:right w:w="120" w:type="dxa"/>
+              <w:bottom w:w="40" w:type="dxa"/>
               <w:left w:w="120" w:type="dxa"/>
             </w:tcMar>
             <w:vAlign w:val="center"/>
@@ -1980,9 +1981,9 @@
             <w:tcW w:w="1282" w:type="dxa"/>
             <w:shd w:val="clear" w:color="auto" w:fill="FAFAFA"/>
             <w:tcMar>
-              <w:top w:w="90" w:type="dxa"/>
-              <w:right w:w="120" w:type="dxa"/>
-              <w:bottom w:w="90" w:type="dxa"/>
+              <w:top w:w="40" w:type="dxa"/>
+              <w:right w:w="120" w:type="dxa"/>
+              <w:bottom w:w="40" w:type="dxa"/>
               <w:left w:w="120" w:type="dxa"/>
             </w:tcMar>
             <w:vAlign w:val="center"/>
@@ -2009,9 +2010,9 @@
             <w:tcW w:w="1282" w:type="dxa"/>
             <w:shd w:val="clear" w:color="auto" w:fill="FAFAFA"/>
             <w:tcMar>
-              <w:top w:w="90" w:type="dxa"/>
-              <w:right w:w="120" w:type="dxa"/>
-              <w:bottom w:w="90" w:type="dxa"/>
+              <w:top w:w="40" w:type="dxa"/>
+              <w:right w:w="120" w:type="dxa"/>
+              <w:bottom w:w="40" w:type="dxa"/>
               <w:left w:w="120" w:type="dxa"/>
             </w:tcMar>
             <w:vAlign w:val="center"/>
@@ -2038,9 +2039,9 @@
             <w:tcW w:w="1100" w:type="dxa"/>
             <w:shd w:val="clear" w:color="auto" w:fill="F4F4F5"/>
             <w:tcMar>
-              <w:top w:w="90" w:type="dxa"/>
-              <w:right w:w="120" w:type="dxa"/>
-              <w:bottom w:w="90" w:type="dxa"/>
+              <w:top w:w="40" w:type="dxa"/>
+              <w:right w:w="120" w:type="dxa"/>
+              <w:bottom w:w="40" w:type="dxa"/>
               <w:left w:w="120" w:type="dxa"/>
             </w:tcMar>
             <w:vAlign w:val="center"/>
@@ -2071,9 +2072,9 @@
             <w:tcW w:w="1282" w:type="dxa"/>
             <w:shd w:val="clear" w:color="auto" w:fill="FAFAFA"/>
             <w:tcMar>
-              <w:top w:w="90" w:type="dxa"/>
-              <w:right w:w="120" w:type="dxa"/>
-              <w:bottom w:w="90" w:type="dxa"/>
+              <w:top w:w="40" w:type="dxa"/>
+              <w:right w:w="120" w:type="dxa"/>
+              <w:bottom w:w="40" w:type="dxa"/>
               <w:left w:w="120" w:type="dxa"/>
             </w:tcMar>
             <w:vAlign w:val="center"/>
@@ -2100,9 +2101,9 @@
             <w:tcW w:w="1282" w:type="dxa"/>
             <w:shd w:val="clear" w:color="auto" w:fill="FAFAFA"/>
             <w:tcMar>
-              <w:top w:w="90" w:type="dxa"/>
-              <w:right w:w="120" w:type="dxa"/>
-              <w:bottom w:w="90" w:type="dxa"/>
+              <w:top w:w="40" w:type="dxa"/>
+              <w:right w:w="120" w:type="dxa"/>
+              <w:bottom w:w="40" w:type="dxa"/>
               <w:left w:w="120" w:type="dxa"/>
             </w:tcMar>
             <w:vAlign w:val="center"/>
@@ -2129,9 +2130,9 @@
             <w:tcW w:w="1282" w:type="dxa"/>
             <w:shd w:val="clear" w:color="auto" w:fill="FAFAFA"/>
             <w:tcMar>
-              <w:top w:w="90" w:type="dxa"/>
-              <w:right w:w="120" w:type="dxa"/>
-              <w:bottom w:w="90" w:type="dxa"/>
+              <w:top w:w="40" w:type="dxa"/>
+              <w:right w:w="120" w:type="dxa"/>
+              <w:bottom w:w="40" w:type="dxa"/>
               <w:left w:w="120" w:type="dxa"/>
             </w:tcMar>
             <w:vAlign w:val="center"/>
@@ -2158,9 +2159,9 @@
             <w:tcW w:w="1282" w:type="dxa"/>
             <w:shd w:val="clear" w:color="auto" w:fill="FAFAFA"/>
             <w:tcMar>
-              <w:top w:w="90" w:type="dxa"/>
-              <w:right w:w="120" w:type="dxa"/>
-              <w:bottom w:w="90" w:type="dxa"/>
+              <w:top w:w="40" w:type="dxa"/>
+              <w:right w:w="120" w:type="dxa"/>
+              <w:bottom w:w="40" w:type="dxa"/>
               <w:left w:w="120" w:type="dxa"/>
             </w:tcMar>
             <w:vAlign w:val="center"/>
@@ -2187,9 +2188,9 @@
             <w:tcW w:w="1282" w:type="dxa"/>
             <w:shd w:val="clear" w:color="auto" w:fill="FAFAFA"/>
             <w:tcMar>
-              <w:top w:w="90" w:type="dxa"/>
-              <w:right w:w="120" w:type="dxa"/>
-              <w:bottom w:w="90" w:type="dxa"/>
+              <w:top w:w="40" w:type="dxa"/>
+              <w:right w:w="120" w:type="dxa"/>
+              <w:bottom w:w="40" w:type="dxa"/>
               <w:left w:w="120" w:type="dxa"/>
             </w:tcMar>
             <w:vAlign w:val="center"/>
@@ -2216,9 +2217,9 @@
             <w:tcW w:w="1282" w:type="dxa"/>
             <w:shd w:val="clear" w:color="auto" w:fill="FAFAFA"/>
             <w:tcMar>
-              <w:top w:w="90" w:type="dxa"/>
-              <w:right w:w="120" w:type="dxa"/>
-              <w:bottom w:w="90" w:type="dxa"/>
+              <w:top w:w="40" w:type="dxa"/>
+              <w:right w:w="120" w:type="dxa"/>
+              <w:bottom w:w="40" w:type="dxa"/>
               <w:left w:w="120" w:type="dxa"/>
             </w:tcMar>
             <w:vAlign w:val="center"/>
@@ -2245,9 +2246,9 @@
             <w:tcW w:w="1282" w:type="dxa"/>
             <w:shd w:val="clear" w:color="auto" w:fill="FAFAFA"/>
             <w:tcMar>
-              <w:top w:w="90" w:type="dxa"/>
-              <w:right w:w="120" w:type="dxa"/>
-              <w:bottom w:w="90" w:type="dxa"/>
+              <w:top w:w="40" w:type="dxa"/>
+              <w:right w:w="120" w:type="dxa"/>
+              <w:bottom w:w="40" w:type="dxa"/>
               <w:left w:w="120" w:type="dxa"/>
             </w:tcMar>
             <w:vAlign w:val="center"/>
@@ -2274,9 +2275,9 @@
             <w:tcW w:w="1100" w:type="dxa"/>
             <w:shd w:val="clear" w:color="auto" w:fill="F4F4F5"/>
             <w:tcMar>
-              <w:top w:w="90" w:type="dxa"/>
-              <w:right w:w="120" w:type="dxa"/>
-              <w:bottom w:w="90" w:type="dxa"/>
+              <w:top w:w="40" w:type="dxa"/>
+              <w:right w:w="120" w:type="dxa"/>
+              <w:bottom w:w="40" w:type="dxa"/>
               <w:left w:w="120" w:type="dxa"/>
             </w:tcMar>
             <w:vAlign w:val="center"/>
@@ -2305,7 +2306,7 @@
     <w:p>
       <w:pPr>
         <w:bidi/>
-        <w:spacing w:after="80"/>
+        <w:spacing w:after="40"/>
       </w:pPr>
     </w:p>
     <w:tbl>
@@ -2340,9 +2341,9 @@
             <w:tcW w:w="3840" w:type="dxa"/>
             <w:shd w:val="clear" w:color="auto" w:fill="FAFAFA"/>
             <w:tcMar>
-              <w:top w:w="90" w:type="dxa"/>
-              <w:right w:w="120" w:type="dxa"/>
-              <w:bottom w:w="90" w:type="dxa"/>
+              <w:top w:w="40" w:type="dxa"/>
+              <w:right w:w="120" w:type="dxa"/>
+              <w:bottom w:w="40" w:type="dxa"/>
               <w:left w:w="120" w:type="dxa"/>
             </w:tcMar>
             <w:vAlign w:val="center"/>
@@ -2369,9 +2370,9 @@
             <w:tcW w:w="1200" w:type="dxa"/>
             <w:shd w:val="clear" w:color="auto" w:fill="F4F4F5"/>
             <w:tcMar>
-              <w:top w:w="90" w:type="dxa"/>
-              <w:right w:w="120" w:type="dxa"/>
-              <w:bottom w:w="90" w:type="dxa"/>
+              <w:top w:w="40" w:type="dxa"/>
+              <w:right w:w="120" w:type="dxa"/>
+              <w:bottom w:w="40" w:type="dxa"/>
               <w:left w:w="120" w:type="dxa"/>
             </w:tcMar>
             <w:vAlign w:val="center"/>
@@ -2401,9 +2402,9 @@
             <w:tcW w:w="3840" w:type="dxa"/>
             <w:shd w:val="clear" w:color="auto" w:fill="FAFAFA"/>
             <w:tcMar>
-              <w:top w:w="90" w:type="dxa"/>
-              <w:right w:w="120" w:type="dxa"/>
-              <w:bottom w:w="90" w:type="dxa"/>
+              <w:top w:w="40" w:type="dxa"/>
+              <w:right w:w="120" w:type="dxa"/>
+              <w:bottom w:w="40" w:type="dxa"/>
               <w:left w:w="120" w:type="dxa"/>
             </w:tcMar>
             <w:vAlign w:val="center"/>
@@ -2430,9 +2431,9 @@
             <w:tcW w:w="1200" w:type="dxa"/>
             <w:shd w:val="clear" w:color="auto" w:fill="F4F4F5"/>
             <w:tcMar>
-              <w:top w:w="90" w:type="dxa"/>
-              <w:right w:w="120" w:type="dxa"/>
-              <w:bottom w:w="90" w:type="dxa"/>
+              <w:top w:w="40" w:type="dxa"/>
+              <w:right w:w="120" w:type="dxa"/>
+              <w:bottom w:w="40" w:type="dxa"/>
               <w:left w:w="120" w:type="dxa"/>
             </w:tcMar>
             <w:vAlign w:val="center"/>
@@ -2462,21 +2463,21 @@
     <w:p>
       <w:pPr>
         <w:bidi/>
-        <w:spacing w:after="180"/>
+        <w:spacing w:after="60"/>
       </w:pPr>
     </w:p>
     <w:p>
       <w:pPr>
         <w:jc w:val="center"/>
         <w:bidi/>
-        <w:spacing w:before="240" w:after="80"/>
+        <w:spacing w:before="120" w:after="40"/>
         <w:keepNext/>
       </w:pPr>
       <w:r>
         <w:rPr>
           <w:rFonts w:ascii="Assistant" w:hAnsi="Assistant" w:cs="Assistant" w:eastAsia="Assistant"/>
-          <w:sz w:val="28"/>
-          <w:szCs w:val="28"/>
+          <w:sz w:val="20"/>
+          <w:szCs w:val="20"/>
           <w:rtl/>
           <w:b/>
           <w:bCs/>
@@ -2520,9 +2521,9 @@
             <w:tcW w:w="1496" w:type="dxa"/>
             <w:shd w:val="clear" w:color="auto" w:fill="F4F4F5"/>
             <w:tcMar>
-              <w:top w:w="90" w:type="dxa"/>
-              <w:right w:w="120" w:type="dxa"/>
-              <w:bottom w:w="90" w:type="dxa"/>
+              <w:top w:w="40" w:type="dxa"/>
+              <w:right w:w="120" w:type="dxa"/>
+              <w:bottom w:w="40" w:type="dxa"/>
               <w:left w:w="120" w:type="dxa"/>
             </w:tcMar>
             <w:vAlign w:val="center"/>
@@ -2552,9 +2553,9 @@
             <w:tcW w:w="1496" w:type="dxa"/>
             <w:shd w:val="clear" w:color="auto" w:fill="F4F4F5"/>
             <w:tcMar>
-              <w:top w:w="90" w:type="dxa"/>
-              <w:right w:w="120" w:type="dxa"/>
-              <w:bottom w:w="90" w:type="dxa"/>
+              <w:top w:w="40" w:type="dxa"/>
+              <w:right w:w="120" w:type="dxa"/>
+              <w:bottom w:w="40" w:type="dxa"/>
               <w:left w:w="120" w:type="dxa"/>
             </w:tcMar>
             <w:vAlign w:val="center"/>
@@ -2584,9 +2585,9 @@
             <w:tcW w:w="1496" w:type="dxa"/>
             <w:shd w:val="clear" w:color="auto" w:fill="F4F4F5"/>
             <w:tcMar>
-              <w:top w:w="90" w:type="dxa"/>
-              <w:right w:w="120" w:type="dxa"/>
-              <w:bottom w:w="90" w:type="dxa"/>
+              <w:top w:w="40" w:type="dxa"/>
+              <w:right w:w="120" w:type="dxa"/>
+              <w:bottom w:w="40" w:type="dxa"/>
               <w:left w:w="120" w:type="dxa"/>
             </w:tcMar>
             <w:vAlign w:val="center"/>
@@ -2616,9 +2617,9 @@
             <w:tcW w:w="1496" w:type="dxa"/>
             <w:shd w:val="clear" w:color="auto" w:fill="F4F4F5"/>
             <w:tcMar>
-              <w:top w:w="90" w:type="dxa"/>
-              <w:right w:w="120" w:type="dxa"/>
-              <w:bottom w:w="90" w:type="dxa"/>
+              <w:top w:w="40" w:type="dxa"/>
+              <w:right w:w="120" w:type="dxa"/>
+              <w:bottom w:w="40" w:type="dxa"/>
               <w:left w:w="120" w:type="dxa"/>
             </w:tcMar>
             <w:vAlign w:val="center"/>
@@ -2648,9 +2649,9 @@
             <w:tcW w:w="1496" w:type="dxa"/>
             <w:shd w:val="clear" w:color="auto" w:fill="F4F4F5"/>
             <w:tcMar>
-              <w:top w:w="90" w:type="dxa"/>
-              <w:right w:w="120" w:type="dxa"/>
-              <w:bottom w:w="90" w:type="dxa"/>
+              <w:top w:w="40" w:type="dxa"/>
+              <w:right w:w="120" w:type="dxa"/>
+              <w:bottom w:w="40" w:type="dxa"/>
               <w:left w:w="120" w:type="dxa"/>
             </w:tcMar>
             <w:vAlign w:val="center"/>
@@ -2680,9 +2681,9 @@
             <w:tcW w:w="1496" w:type="dxa"/>
             <w:shd w:val="clear" w:color="auto" w:fill="F4F4F5"/>
             <w:tcMar>
-              <w:top w:w="90" w:type="dxa"/>
-              <w:right w:w="120" w:type="dxa"/>
-              <w:bottom w:w="90" w:type="dxa"/>
+              <w:top w:w="40" w:type="dxa"/>
+              <w:right w:w="120" w:type="dxa"/>
+              <w:bottom w:w="40" w:type="dxa"/>
               <w:left w:w="120" w:type="dxa"/>
             </w:tcMar>
             <w:vAlign w:val="center"/>
@@ -2712,9 +2713,9 @@
             <w:tcW w:w="1100" w:type="dxa"/>
             <w:shd w:val="clear" w:color="auto" w:fill="18181B"/>
             <w:tcMar>
-              <w:top w:w="90" w:type="dxa"/>
-              <w:right w:w="120" w:type="dxa"/>
-              <w:bottom w:w="90" w:type="dxa"/>
+              <w:top w:w="40" w:type="dxa"/>
+              <w:right w:w="120" w:type="dxa"/>
+              <w:bottom w:w="40" w:type="dxa"/>
               <w:left w:w="120" w:type="dxa"/>
             </w:tcMar>
             <w:vAlign w:val="center"/>
@@ -2746,9 +2747,9 @@
             <w:tcW w:w="1496" w:type="dxa"/>
             <w:shd w:val="clear" w:color="auto" w:fill="FAFAFA"/>
             <w:tcMar>
-              <w:top w:w="90" w:type="dxa"/>
-              <w:right w:w="120" w:type="dxa"/>
-              <w:bottom w:w="90" w:type="dxa"/>
+              <w:top w:w="40" w:type="dxa"/>
+              <w:right w:w="120" w:type="dxa"/>
+              <w:bottom w:w="40" w:type="dxa"/>
               <w:left w:w="120" w:type="dxa"/>
             </w:tcMar>
             <w:vAlign w:val="center"/>
@@ -2775,9 +2776,9 @@
             <w:tcW w:w="1496" w:type="dxa"/>
             <w:shd w:val="clear" w:color="auto" w:fill="FAFAFA"/>
             <w:tcMar>
-              <w:top w:w="90" w:type="dxa"/>
-              <w:right w:w="120" w:type="dxa"/>
-              <w:bottom w:w="90" w:type="dxa"/>
+              <w:top w:w="40" w:type="dxa"/>
+              <w:right w:w="120" w:type="dxa"/>
+              <w:bottom w:w="40" w:type="dxa"/>
               <w:left w:w="120" w:type="dxa"/>
             </w:tcMar>
             <w:vAlign w:val="center"/>
@@ -2804,9 +2805,9 @@
             <w:tcW w:w="1496" w:type="dxa"/>
             <w:shd w:val="clear" w:color="auto" w:fill="FAFAFA"/>
             <w:tcMar>
-              <w:top w:w="90" w:type="dxa"/>
-              <w:right w:w="120" w:type="dxa"/>
-              <w:bottom w:w="90" w:type="dxa"/>
+              <w:top w:w="40" w:type="dxa"/>
+              <w:right w:w="120" w:type="dxa"/>
+              <w:bottom w:w="40" w:type="dxa"/>
               <w:left w:w="120" w:type="dxa"/>
             </w:tcMar>
             <w:vAlign w:val="center"/>
@@ -2833,9 +2834,9 @@
             <w:tcW w:w="1496" w:type="dxa"/>
             <w:shd w:val="clear" w:color="auto" w:fill="FAFAFA"/>
             <w:tcMar>
-              <w:top w:w="90" w:type="dxa"/>
-              <w:right w:w="120" w:type="dxa"/>
-              <w:bottom w:w="90" w:type="dxa"/>
+              <w:top w:w="40" w:type="dxa"/>
+              <w:right w:w="120" w:type="dxa"/>
+              <w:bottom w:w="40" w:type="dxa"/>
               <w:left w:w="120" w:type="dxa"/>
             </w:tcMar>
             <w:vAlign w:val="center"/>
@@ -2862,9 +2863,9 @@
             <w:tcW w:w="1496" w:type="dxa"/>
             <w:shd w:val="clear" w:color="auto" w:fill="FAFAFA"/>
             <w:tcMar>
-              <w:top w:w="90" w:type="dxa"/>
-              <w:right w:w="120" w:type="dxa"/>
-              <w:bottom w:w="90" w:type="dxa"/>
+              <w:top w:w="40" w:type="dxa"/>
+              <w:right w:w="120" w:type="dxa"/>
+              <w:bottom w:w="40" w:type="dxa"/>
               <w:left w:w="120" w:type="dxa"/>
             </w:tcMar>
             <w:vAlign w:val="center"/>
@@ -2891,9 +2892,9 @@
             <w:tcW w:w="1496" w:type="dxa"/>
             <w:shd w:val="clear" w:color="auto" w:fill="FAFAFA"/>
             <w:tcMar>
-              <w:top w:w="90" w:type="dxa"/>
-              <w:right w:w="120" w:type="dxa"/>
-              <w:bottom w:w="90" w:type="dxa"/>
+              <w:top w:w="40" w:type="dxa"/>
+              <w:right w:w="120" w:type="dxa"/>
+              <w:bottom w:w="40" w:type="dxa"/>
               <w:left w:w="120" w:type="dxa"/>
             </w:tcMar>
             <w:vAlign w:val="center"/>
@@ -2920,9 +2921,9 @@
             <w:tcW w:w="1100" w:type="dxa"/>
             <w:shd w:val="clear" w:color="auto" w:fill="F4F4F5"/>
             <w:tcMar>
-              <w:top w:w="90" w:type="dxa"/>
-              <w:right w:w="120" w:type="dxa"/>
-              <w:bottom w:w="90" w:type="dxa"/>
+              <w:top w:w="40" w:type="dxa"/>
+              <w:right w:w="120" w:type="dxa"/>
+              <w:bottom w:w="40" w:type="dxa"/>
               <w:left w:w="120" w:type="dxa"/>
             </w:tcMar>
             <w:vAlign w:val="center"/>
@@ -2953,9 +2954,9 @@
             <w:tcW w:w="1496" w:type="dxa"/>
             <w:shd w:val="clear" w:color="auto" w:fill="FAFAFA"/>
             <w:tcMar>
-              <w:top w:w="90" w:type="dxa"/>
-              <w:right w:w="120" w:type="dxa"/>
-              <w:bottom w:w="90" w:type="dxa"/>
+              <w:top w:w="40" w:type="dxa"/>
+              <w:right w:w="120" w:type="dxa"/>
+              <w:bottom w:w="40" w:type="dxa"/>
               <w:left w:w="120" w:type="dxa"/>
             </w:tcMar>
             <w:vAlign w:val="center"/>
@@ -2982,9 +2983,9 @@
             <w:tcW w:w="1496" w:type="dxa"/>
             <w:shd w:val="clear" w:color="auto" w:fill="FAFAFA"/>
             <w:tcMar>
-              <w:top w:w="90" w:type="dxa"/>
-              <w:right w:w="120" w:type="dxa"/>
-              <w:bottom w:w="90" w:type="dxa"/>
+              <w:top w:w="40" w:type="dxa"/>
+              <w:right w:w="120" w:type="dxa"/>
+              <w:bottom w:w="40" w:type="dxa"/>
               <w:left w:w="120" w:type="dxa"/>
             </w:tcMar>
             <w:vAlign w:val="center"/>
@@ -3011,9 +3012,9 @@
             <w:tcW w:w="1496" w:type="dxa"/>
             <w:shd w:val="clear" w:color="auto" w:fill="FAFAFA"/>
             <w:tcMar>
-              <w:top w:w="90" w:type="dxa"/>
-              <w:right w:w="120" w:type="dxa"/>
-              <w:bottom w:w="90" w:type="dxa"/>
+              <w:top w:w="40" w:type="dxa"/>
+              <w:right w:w="120" w:type="dxa"/>
+              <w:bottom w:w="40" w:type="dxa"/>
               <w:left w:w="120" w:type="dxa"/>
             </w:tcMar>
             <w:vAlign w:val="center"/>
@@ -3040,9 +3041,9 @@
             <w:tcW w:w="1496" w:type="dxa"/>
             <w:shd w:val="clear" w:color="auto" w:fill="FAFAFA"/>
             <w:tcMar>
-              <w:top w:w="90" w:type="dxa"/>
-              <w:right w:w="120" w:type="dxa"/>
-              <w:bottom w:w="90" w:type="dxa"/>
+              <w:top w:w="40" w:type="dxa"/>
+              <w:right w:w="120" w:type="dxa"/>
+              <w:bottom w:w="40" w:type="dxa"/>
               <w:left w:w="120" w:type="dxa"/>
             </w:tcMar>
             <w:vAlign w:val="center"/>
@@ -3069,9 +3070,9 @@
             <w:tcW w:w="1496" w:type="dxa"/>
             <w:shd w:val="clear" w:color="auto" w:fill="FAFAFA"/>
             <w:tcMar>
-              <w:top w:w="90" w:type="dxa"/>
-              <w:right w:w="120" w:type="dxa"/>
-              <w:bottom w:w="90" w:type="dxa"/>
+              <w:top w:w="40" w:type="dxa"/>
+              <w:right w:w="120" w:type="dxa"/>
+              <w:bottom w:w="40" w:type="dxa"/>
               <w:left w:w="120" w:type="dxa"/>
             </w:tcMar>
             <w:vAlign w:val="center"/>
@@ -3098,9 +3099,9 @@
             <w:tcW w:w="1496" w:type="dxa"/>
             <w:shd w:val="clear" w:color="auto" w:fill="FAFAFA"/>
             <w:tcMar>
-              <w:top w:w="90" w:type="dxa"/>
-              <w:right w:w="120" w:type="dxa"/>
-              <w:bottom w:w="90" w:type="dxa"/>
+              <w:top w:w="40" w:type="dxa"/>
+              <w:right w:w="120" w:type="dxa"/>
+              <w:bottom w:w="40" w:type="dxa"/>
               <w:left w:w="120" w:type="dxa"/>
             </w:tcMar>
             <w:vAlign w:val="center"/>
@@ -3127,9 +3128,9 @@
             <w:tcW w:w="1100" w:type="dxa"/>
             <w:shd w:val="clear" w:color="auto" w:fill="F4F4F5"/>
             <w:tcMar>
-              <w:top w:w="90" w:type="dxa"/>
-              <w:right w:w="120" w:type="dxa"/>
-              <w:bottom w:w="90" w:type="dxa"/>
+              <w:top w:w="40" w:type="dxa"/>
+              <w:right w:w="120" w:type="dxa"/>
+              <w:bottom w:w="40" w:type="dxa"/>
               <w:left w:w="120" w:type="dxa"/>
             </w:tcMar>
             <w:vAlign w:val="center"/>
@@ -3158,21 +3159,21 @@
     <w:p>
       <w:pPr>
         <w:bidi/>
-        <w:spacing w:after="180"/>
+        <w:spacing w:after="60"/>
       </w:pPr>
     </w:p>
     <w:p>
       <w:pPr>
         <w:jc w:val="center"/>
         <w:bidi/>
-        <w:spacing w:before="240" w:after="80"/>
+        <w:spacing w:before="120" w:after="40"/>
         <w:keepNext/>
       </w:pPr>
       <w:r>
         <w:rPr>
           <w:rFonts w:ascii="Assistant" w:hAnsi="Assistant" w:cs="Assistant" w:eastAsia="Assistant"/>
-          <w:sz w:val="28"/>
-          <w:szCs w:val="28"/>
+          <w:sz w:val="20"/>
+          <w:szCs w:val="20"/>
           <w:rtl/>
           <w:b/>
           <w:bCs/>
@@ -3215,9 +3216,9 @@
             <w:tcW w:w="2160" w:type="dxa"/>
             <w:shd w:val="clear" w:color="auto" w:fill="FAFAFA"/>
             <w:tcMar>
-              <w:top w:w="90" w:type="dxa"/>
-              <w:right w:w="120" w:type="dxa"/>
-              <w:bottom w:w="90" w:type="dxa"/>
+              <w:top w:w="40" w:type="dxa"/>
+              <w:right w:w="120" w:type="dxa"/>
+              <w:bottom w:w="40" w:type="dxa"/>
               <w:left w:w="120" w:type="dxa"/>
             </w:tcMar>
             <w:vAlign w:val="center"/>
@@ -3244,9 +3245,9 @@
             <w:tcW w:w="1200" w:type="dxa"/>
             <w:shd w:val="clear" w:color="auto" w:fill="F4F4F5"/>
             <w:tcMar>
-              <w:top w:w="90" w:type="dxa"/>
-              <w:right w:w="120" w:type="dxa"/>
-              <w:bottom w:w="90" w:type="dxa"/>
+              <w:top w:w="40" w:type="dxa"/>
+              <w:right w:w="120" w:type="dxa"/>
+              <w:bottom w:w="40" w:type="dxa"/>
               <w:left w:w="120" w:type="dxa"/>
             </w:tcMar>
             <w:vAlign w:val="center"/>
@@ -3276,9 +3277,9 @@
             <w:tcW w:w="2160" w:type="dxa"/>
             <w:shd w:val="clear" w:color="auto" w:fill="FAFAFA"/>
             <w:tcMar>
-              <w:top w:w="90" w:type="dxa"/>
-              <w:right w:w="120" w:type="dxa"/>
-              <w:bottom w:w="90" w:type="dxa"/>
+              <w:top w:w="40" w:type="dxa"/>
+              <w:right w:w="120" w:type="dxa"/>
+              <w:bottom w:w="40" w:type="dxa"/>
               <w:left w:w="120" w:type="dxa"/>
             </w:tcMar>
             <w:vAlign w:val="center"/>
@@ -3305,9 +3306,9 @@
             <w:tcW w:w="1200" w:type="dxa"/>
             <w:shd w:val="clear" w:color="auto" w:fill="F4F4F5"/>
             <w:tcMar>
-              <w:top w:w="90" w:type="dxa"/>
-              <w:right w:w="120" w:type="dxa"/>
-              <w:bottom w:w="90" w:type="dxa"/>
+              <w:top w:w="40" w:type="dxa"/>
+              <w:right w:w="120" w:type="dxa"/>
+              <w:bottom w:w="40" w:type="dxa"/>
               <w:left w:w="120" w:type="dxa"/>
             </w:tcMar>
             <w:vAlign w:val="center"/>
@@ -3337,9 +3338,9 @@
             <w:tcW w:w="2160" w:type="dxa"/>
             <w:shd w:val="clear" w:color="auto" w:fill="FAFAFA"/>
             <w:tcMar>
-              <w:top w:w="90" w:type="dxa"/>
-              <w:right w:w="120" w:type="dxa"/>
-              <w:bottom w:w="90" w:type="dxa"/>
+              <w:top w:w="40" w:type="dxa"/>
+              <w:right w:w="120" w:type="dxa"/>
+              <w:bottom w:w="40" w:type="dxa"/>
               <w:left w:w="120" w:type="dxa"/>
             </w:tcMar>
             <w:vAlign w:val="center"/>
@@ -3366,9 +3367,9 @@
             <w:tcW w:w="1200" w:type="dxa"/>
             <w:shd w:val="clear" w:color="auto" w:fill="F4F4F5"/>
             <w:tcMar>
-              <w:top w:w="90" w:type="dxa"/>
-              <w:right w:w="120" w:type="dxa"/>
-              <w:bottom w:w="90" w:type="dxa"/>
+              <w:top w:w="40" w:type="dxa"/>
+              <w:right w:w="120" w:type="dxa"/>
+              <w:bottom w:w="40" w:type="dxa"/>
               <w:left w:w="120" w:type="dxa"/>
             </w:tcMar>
             <w:vAlign w:val="center"/>
@@ -3400,9 +3401,9 @@
             <w:tcW w:w="2160" w:type="dxa"/>
             <w:shd w:val="clear" w:color="auto" w:fill="FAFAFA"/>
             <w:tcMar>
-              <w:top w:w="90" w:type="dxa"/>
-              <w:right w:w="120" w:type="dxa"/>
-              <w:bottom w:w="90" w:type="dxa"/>
+              <w:top w:w="40" w:type="dxa"/>
+              <w:right w:w="120" w:type="dxa"/>
+              <w:bottom w:w="40" w:type="dxa"/>
               <w:left w:w="120" w:type="dxa"/>
             </w:tcMar>
             <w:vAlign w:val="center"/>
@@ -3429,9 +3430,9 @@
             <w:tcW w:w="1200" w:type="dxa"/>
             <w:shd w:val="clear" w:color="auto" w:fill="F4F4F5"/>
             <w:tcMar>
-              <w:top w:w="90" w:type="dxa"/>
-              <w:right w:w="120" w:type="dxa"/>
-              <w:bottom w:w="90" w:type="dxa"/>
+              <w:top w:w="40" w:type="dxa"/>
+              <w:right w:w="120" w:type="dxa"/>
+              <w:bottom w:w="40" w:type="dxa"/>
               <w:left w:w="120" w:type="dxa"/>
             </w:tcMar>
             <w:vAlign w:val="center"/>
@@ -3461,9 +3462,9 @@
             <w:tcW w:w="2160" w:type="dxa"/>
             <w:shd w:val="clear" w:color="auto" w:fill="FAFAFA"/>
             <w:tcMar>
-              <w:top w:w="90" w:type="dxa"/>
-              <w:right w:w="120" w:type="dxa"/>
-              <w:bottom w:w="90" w:type="dxa"/>
+              <w:top w:w="40" w:type="dxa"/>
+              <w:right w:w="120" w:type="dxa"/>
+              <w:bottom w:w="40" w:type="dxa"/>
               <w:left w:w="120" w:type="dxa"/>
             </w:tcMar>
             <w:vAlign w:val="center"/>
@@ -3490,9 +3491,9 @@
             <w:tcW w:w="1200" w:type="dxa"/>
             <w:shd w:val="clear" w:color="auto" w:fill="F4F4F5"/>
             <w:tcMar>
-              <w:top w:w="90" w:type="dxa"/>
-              <w:right w:w="120" w:type="dxa"/>
-              <w:bottom w:w="90" w:type="dxa"/>
+              <w:top w:w="40" w:type="dxa"/>
+              <w:right w:w="120" w:type="dxa"/>
+              <w:bottom w:w="40" w:type="dxa"/>
               <w:left w:w="120" w:type="dxa"/>
             </w:tcMar>
             <w:vAlign w:val="center"/>
@@ -3522,9 +3523,9 @@
             <w:tcW w:w="2160" w:type="dxa"/>
             <w:shd w:val="clear" w:color="auto" w:fill="FAFAFA"/>
             <w:tcMar>
-              <w:top w:w="90" w:type="dxa"/>
-              <w:right w:w="120" w:type="dxa"/>
-              <w:bottom w:w="90" w:type="dxa"/>
+              <w:top w:w="40" w:type="dxa"/>
+              <w:right w:w="120" w:type="dxa"/>
+              <w:bottom w:w="40" w:type="dxa"/>
               <w:left w:w="120" w:type="dxa"/>
             </w:tcMar>
             <w:vAlign w:val="center"/>
@@ -3551,9 +3552,9 @@
             <w:tcW w:w="1200" w:type="dxa"/>
             <w:shd w:val="clear" w:color="auto" w:fill="F4F4F5"/>
             <w:tcMar>
-              <w:top w:w="90" w:type="dxa"/>
-              <w:right w:w="120" w:type="dxa"/>
-              <w:bottom w:w="90" w:type="dxa"/>
+              <w:top w:w="40" w:type="dxa"/>
+              <w:right w:w="120" w:type="dxa"/>
+              <w:bottom w:w="40" w:type="dxa"/>
               <w:left w:w="120" w:type="dxa"/>
             </w:tcMar>
             <w:vAlign w:val="center"/>
@@ -3585,9 +3586,9 @@
             <w:tcW w:w="2160" w:type="dxa"/>
             <w:shd w:val="clear" w:color="auto" w:fill="FAFAFA"/>
             <w:tcMar>
-              <w:top w:w="90" w:type="dxa"/>
-              <w:right w:w="120" w:type="dxa"/>
-              <w:bottom w:w="90" w:type="dxa"/>
+              <w:top w:w="40" w:type="dxa"/>
+              <w:right w:w="120" w:type="dxa"/>
+              <w:bottom w:w="40" w:type="dxa"/>
               <w:left w:w="120" w:type="dxa"/>
             </w:tcMar>
             <w:vAlign w:val="center"/>
@@ -3614,9 +3615,9 @@
             <w:tcW w:w="1200" w:type="dxa"/>
             <w:shd w:val="clear" w:color="auto" w:fill="F4F4F5"/>
             <w:tcMar>
-              <w:top w:w="90" w:type="dxa"/>
-              <w:right w:w="120" w:type="dxa"/>
-              <w:bottom w:w="90" w:type="dxa"/>
+              <w:top w:w="40" w:type="dxa"/>
+              <w:right w:w="120" w:type="dxa"/>
+              <w:bottom w:w="40" w:type="dxa"/>
               <w:left w:w="120" w:type="dxa"/>
             </w:tcMar>
             <w:vAlign w:val="center"/>
@@ -3646,9 +3647,9 @@
             <w:tcW w:w="2160" w:type="dxa"/>
             <w:shd w:val="clear" w:color="auto" w:fill="FAFAFA"/>
             <w:tcMar>
-              <w:top w:w="90" w:type="dxa"/>
-              <w:right w:w="120" w:type="dxa"/>
-              <w:bottom w:w="90" w:type="dxa"/>
+              <w:top w:w="40" w:type="dxa"/>
+              <w:right w:w="120" w:type="dxa"/>
+              <w:bottom w:w="40" w:type="dxa"/>
               <w:left w:w="120" w:type="dxa"/>
             </w:tcMar>
             <w:vAlign w:val="center"/>
@@ -3675,9 +3676,9 @@
             <w:tcW w:w="1200" w:type="dxa"/>
             <w:shd w:val="clear" w:color="auto" w:fill="F4F4F5"/>
             <w:tcMar>
-              <w:top w:w="90" w:type="dxa"/>
-              <w:right w:w="120" w:type="dxa"/>
-              <w:bottom w:w="90" w:type="dxa"/>
+              <w:top w:w="40" w:type="dxa"/>
+              <w:right w:w="120" w:type="dxa"/>
+              <w:bottom w:w="40" w:type="dxa"/>
               <w:left w:w="120" w:type="dxa"/>
             </w:tcMar>
             <w:vAlign w:val="center"/>
@@ -3707,9 +3708,9 @@
             <w:tcW w:w="2160" w:type="dxa"/>
             <w:shd w:val="clear" w:color="auto" w:fill="FAFAFA"/>
             <w:tcMar>
-              <w:top w:w="90" w:type="dxa"/>
-              <w:right w:w="120" w:type="dxa"/>
-              <w:bottom w:w="90" w:type="dxa"/>
+              <w:top w:w="40" w:type="dxa"/>
+              <w:right w:w="120" w:type="dxa"/>
+              <w:bottom w:w="40" w:type="dxa"/>
               <w:left w:w="120" w:type="dxa"/>
             </w:tcMar>
             <w:vAlign w:val="center"/>
@@ -3736,9 +3737,9 @@
             <w:tcW w:w="1200" w:type="dxa"/>
             <w:shd w:val="clear" w:color="auto" w:fill="F4F4F5"/>
             <w:tcMar>
-              <w:top w:w="90" w:type="dxa"/>
-              <w:right w:w="120" w:type="dxa"/>
-              <w:bottom w:w="90" w:type="dxa"/>
+              <w:top w:w="40" w:type="dxa"/>
+              <w:right w:w="120" w:type="dxa"/>
+              <w:bottom w:w="40" w:type="dxa"/>
               <w:left w:w="120" w:type="dxa"/>
             </w:tcMar>
             <w:vAlign w:val="center"/>
@@ -3768,21 +3769,21 @@
     <w:p>
       <w:pPr>
         <w:bidi/>
-        <w:spacing w:after="180"/>
+        <w:spacing w:after="60"/>
       </w:pPr>
     </w:p>
     <w:p>
       <w:pPr>
         <w:jc w:val="center"/>
         <w:bidi/>
-        <w:spacing w:before="240" w:after="80"/>
+        <w:spacing w:before="120" w:after="40"/>
         <w:keepNext/>
       </w:pPr>
       <w:r>
         <w:rPr>
           <w:rFonts w:ascii="Assistant" w:hAnsi="Assistant" w:cs="Assistant" w:eastAsia="Assistant"/>
-          <w:sz w:val="28"/>
-          <w:szCs w:val="28"/>
+          <w:sz w:val="20"/>
+          <w:szCs w:val="20"/>
           <w:rtl/>
           <w:b/>
           <w:bCs/>
@@ -3827,9 +3828,9 @@
             <w:tcW w:w="1320" w:type="dxa"/>
             <w:shd w:val="clear" w:color="auto" w:fill="FAFAFA"/>
             <w:tcMar>
-              <w:top w:w="90" w:type="dxa"/>
-              <w:right w:w="120" w:type="dxa"/>
-              <w:bottom w:w="90" w:type="dxa"/>
+              <w:top w:w="40" w:type="dxa"/>
+              <w:right w:w="120" w:type="dxa"/>
+              <w:bottom w:w="40" w:type="dxa"/>
               <w:left w:w="120" w:type="dxa"/>
             </w:tcMar>
             <w:vAlign w:val="center"/>
@@ -3856,9 +3857,9 @@
             <w:tcW w:w="1200" w:type="dxa"/>
             <w:shd w:val="clear" w:color="auto" w:fill="F4F4F5"/>
             <w:tcMar>
-              <w:top w:w="90" w:type="dxa"/>
-              <w:right w:w="120" w:type="dxa"/>
-              <w:bottom w:w="90" w:type="dxa"/>
+              <w:top w:w="40" w:type="dxa"/>
+              <w:right w:w="120" w:type="dxa"/>
+              <w:bottom w:w="40" w:type="dxa"/>
               <w:left w:w="120" w:type="dxa"/>
             </w:tcMar>
             <w:vAlign w:val="center"/>
@@ -3888,9 +3889,9 @@
             <w:tcW w:w="1320" w:type="dxa"/>
             <w:shd w:val="clear" w:color="auto" w:fill="FAFAFA"/>
             <w:tcMar>
-              <w:top w:w="90" w:type="dxa"/>
-              <w:right w:w="120" w:type="dxa"/>
-              <w:bottom w:w="90" w:type="dxa"/>
+              <w:top w:w="40" w:type="dxa"/>
+              <w:right w:w="120" w:type="dxa"/>
+              <w:bottom w:w="40" w:type="dxa"/>
               <w:left w:w="120" w:type="dxa"/>
             </w:tcMar>
             <w:vAlign w:val="center"/>
@@ -3917,9 +3918,9 @@
             <w:tcW w:w="1200" w:type="dxa"/>
             <w:shd w:val="clear" w:color="auto" w:fill="F4F4F5"/>
             <w:tcMar>
-              <w:top w:w="90" w:type="dxa"/>
-              <w:right w:w="120" w:type="dxa"/>
-              <w:bottom w:w="90" w:type="dxa"/>
+              <w:top w:w="40" w:type="dxa"/>
+              <w:right w:w="120" w:type="dxa"/>
+              <w:bottom w:w="40" w:type="dxa"/>
               <w:left w:w="120" w:type="dxa"/>
             </w:tcMar>
             <w:vAlign w:val="center"/>
@@ -3949,9 +3950,9 @@
             <w:tcW w:w="1320" w:type="dxa"/>
             <w:shd w:val="clear" w:color="auto" w:fill="FAFAFA"/>
             <w:tcMar>
-              <w:top w:w="90" w:type="dxa"/>
-              <w:right w:w="120" w:type="dxa"/>
-              <w:bottom w:w="90" w:type="dxa"/>
+              <w:top w:w="40" w:type="dxa"/>
+              <w:right w:w="120" w:type="dxa"/>
+              <w:bottom w:w="40" w:type="dxa"/>
               <w:left w:w="120" w:type="dxa"/>
             </w:tcMar>
             <w:vAlign w:val="center"/>
@@ -3978,9 +3979,9 @@
             <w:tcW w:w="1200" w:type="dxa"/>
             <w:shd w:val="clear" w:color="auto" w:fill="F4F4F5"/>
             <w:tcMar>
-              <w:top w:w="90" w:type="dxa"/>
-              <w:right w:w="120" w:type="dxa"/>
-              <w:bottom w:w="90" w:type="dxa"/>
+              <w:top w:w="40" w:type="dxa"/>
+              <w:right w:w="120" w:type="dxa"/>
+              <w:bottom w:w="40" w:type="dxa"/>
               <w:left w:w="120" w:type="dxa"/>
             </w:tcMar>
             <w:vAlign w:val="center"/>
@@ -4010,9 +4011,9 @@
             <w:tcW w:w="1320" w:type="dxa"/>
             <w:shd w:val="clear" w:color="auto" w:fill="FAFAFA"/>
             <w:tcMar>
-              <w:top w:w="90" w:type="dxa"/>
-              <w:right w:w="120" w:type="dxa"/>
-              <w:bottom w:w="90" w:type="dxa"/>
+              <w:top w:w="40" w:type="dxa"/>
+              <w:right w:w="120" w:type="dxa"/>
+              <w:bottom w:w="40" w:type="dxa"/>
               <w:left w:w="120" w:type="dxa"/>
             </w:tcMar>
             <w:vAlign w:val="center"/>
@@ -4030,9 +4031,9 @@
             <w:tcW w:w="1200" w:type="dxa"/>
             <w:shd w:val="clear" w:color="auto" w:fill="F4F4F5"/>
             <w:tcMar>
-              <w:top w:w="90" w:type="dxa"/>
-              <w:right w:w="120" w:type="dxa"/>
-              <w:bottom w:w="90" w:type="dxa"/>
+              <w:top w:w="40" w:type="dxa"/>
+              <w:right w:w="120" w:type="dxa"/>
+              <w:bottom w:w="40" w:type="dxa"/>
               <w:left w:w="120" w:type="dxa"/>
             </w:tcMar>
             <w:vAlign w:val="center"/>
@@ -4050,21 +4051,21 @@
     <w:p>
       <w:pPr>
         <w:bidi/>
-        <w:spacing w:after="180"/>
+        <w:spacing w:after="60"/>
       </w:pPr>
     </w:p>
     <w:p>
       <w:pPr>
         <w:jc w:val="center"/>
         <w:bidi/>
-        <w:spacing w:before="240" w:after="80"/>
+        <w:spacing w:before="120" w:after="40"/>
         <w:keepNext/>
       </w:pPr>
       <w:r>
         <w:rPr>
           <w:rFonts w:ascii="Assistant" w:hAnsi="Assistant" w:cs="Assistant" w:eastAsia="Assistant"/>
-          <w:sz w:val="28"/>
-          <w:szCs w:val="28"/>
+          <w:sz w:val="20"/>
+          <w:szCs w:val="20"/>
           <w:rtl/>
           <w:b/>
           <w:bCs/>
@@ -4098,17 +4099,14 @@
         <w:gridCol w:w="5040"/>
       </w:tblGrid>
       <w:tr>
-        <w:trPr>
-          <w:trHeight w:val="980"/>
-        </w:trPr>
         <w:tc>
           <w:tcPr>
             <w:tcW w:w="5040" w:type="dxa"/>
             <w:shd w:val="clear" w:color="auto" w:fill="FAFAFA"/>
             <w:tcMar>
-              <w:top w:w="120" w:type="dxa"/>
-              <w:right w:w="120" w:type="dxa"/>
-              <w:bottom w:w="180" w:type="dxa"/>
+              <w:top w:w="80" w:type="dxa"/>
+              <w:right w:w="120" w:type="dxa"/>
+              <w:bottom w:w="80" w:type="dxa"/>
               <w:left w:w="120" w:type="dxa"/>
             </w:tcMar>
             <w:vAlign w:val="top"/>
@@ -4117,7 +4115,7 @@
             <w:pPr>
               <w:jc w:val="right"/>
               <w:bidi/>
-              <w:spacing w:before="0" w:after="70"/>
+              <w:spacing w:before="0" w:after="40"/>
               <w:keepNext/>
             </w:pPr>
             <w:r>
@@ -4155,9 +4153,9 @@
             <w:tcW w:w="5040" w:type="dxa"/>
             <w:shd w:val="clear" w:color="auto" w:fill="FAFAFA"/>
             <w:tcMar>
-              <w:top w:w="120" w:type="dxa"/>
-              <w:right w:w="120" w:type="dxa"/>
-              <w:bottom w:w="180" w:type="dxa"/>
+              <w:top w:w="80" w:type="dxa"/>
+              <w:right w:w="120" w:type="dxa"/>
+              <w:bottom w:w="80" w:type="dxa"/>
               <w:left w:w="120" w:type="dxa"/>
             </w:tcMar>
             <w:vAlign w:val="top"/>
@@ -4166,7 +4164,7 @@
             <w:pPr>
               <w:jc w:val="right"/>
               <w:bidi/>
-              <w:spacing w:before="0" w:after="70"/>
+              <w:spacing w:before="0" w:after="40"/>
               <w:keepNext/>
             </w:pPr>
             <w:r>
@@ -4203,7 +4201,7 @@
     </w:tbl>
     <w:sectPr>
       <w:pgSz w:w="11906" w:h="16838"/>
-      <w:pgMar w:top="1080" w:right="900" w:bottom="1080" w:left="900" w:header="708" w:footer="708" w:gutter="0"/>
+      <w:pgMar w:top="567" w:right="900" w:bottom="567" w:left="900" w:header="708" w:footer="708" w:gutter="0"/>
       <w:bidi/>
     </w:sectPr>
   </w:body>

--- a/public/templates/regular-order.docx
+++ b/public/templates/regular-order.docx
@@ -4,7 +4,7 @@
   <w:body>
     <w:tbl>
       <w:tblPr>
-        <w:tblW w:w="10080" w:type="dxa"/>
+        <w:tblW w:w="5000" w:type="pct"/>
         <w:tblLayout w:type="fixed"/>
         <w:jc w:val="right"/>
         <w:tblCellMar>
@@ -33,8 +33,6 @@
           <w:p>
             <w:pPr>
               <w:jc w:val="left"/>
-              <w:bidi/>
-              <w:ind w:left="-350"/>
               <w:spacing w:before="0" w:after="0"/>
             </w:pPr>
             <w:r>
@@ -145,7 +143,7 @@
     </w:p>
     <w:tbl>
       <w:tblPr>
-        <w:tblW w:w="10080" w:type="dxa"/>
+        <w:tblW w:w="5000" w:type="pct"/>
         <w:tblLayout w:type="fixed"/>
         <w:jc w:val="right"/>
         <w:tblBorders>
@@ -694,7 +692,7 @@
     </w:p>
     <w:tbl>
       <w:tblPr>
-        <w:tblW w:w="10080" w:type="dxa"/>
+        <w:tblW w:w="5000" w:type="pct"/>
         <w:tblLayout w:type="fixed"/>
         <w:jc w:val="right"/>
         <w:tblBorders>
@@ -1119,7 +1117,7 @@
     </w:p>
     <w:tbl>
       <w:tblPr>
-        <w:tblW w:w="10080" w:type="dxa"/>
+        <w:tblW w:w="5000" w:type="pct"/>
         <w:tblLayout w:type="fixed"/>
         <w:jc w:val="right"/>
         <w:tblBorders>
@@ -1544,7 +1542,7 @@
     </w:p>
     <w:tbl>
       <w:tblPr>
-        <w:tblW w:w="10074" w:type="dxa"/>
+        <w:tblW w:w="5000" w:type="pct"/>
         <w:tblLayout w:type="fixed"/>
         <w:jc w:val="right"/>
         <w:tblBorders>
@@ -2311,7 +2309,7 @@
     </w:p>
     <w:tbl>
       <w:tblPr>
-        <w:tblW w:w="10080" w:type="dxa"/>
+        <w:tblW w:w="5000" w:type="pct"/>
         <w:tblLayout w:type="fixed"/>
         <w:jc w:val="right"/>
         <w:tblBorders>
@@ -2488,7 +2486,7 @@
     </w:p>
     <w:tbl>
       <w:tblPr>
-        <w:tblW w:w="10076" w:type="dxa"/>
+        <w:tblW w:w="5000" w:type="pct"/>
         <w:tblLayout w:type="fixed"/>
         <w:jc w:val="right"/>
         <w:tblBorders>
@@ -3184,7 +3182,7 @@
     </w:p>
     <w:tbl>
       <w:tblPr>
-        <w:tblW w:w="10080" w:type="dxa"/>
+        <w:tblW w:w="5000" w:type="pct"/>
         <w:tblLayout w:type="fixed"/>
         <w:jc w:val="right"/>
         <w:tblBorders>
@@ -3794,7 +3792,7 @@
     </w:p>
     <w:tbl>
       <w:tblPr>
-        <w:tblW w:w="10080" w:type="dxa"/>
+        <w:tblW w:w="5000" w:type="pct"/>
         <w:tblLayout w:type="fixed"/>
         <w:jc w:val="right"/>
         <w:tblBorders>
@@ -4076,7 +4074,7 @@
     </w:p>
     <w:tbl>
       <w:tblPr>
-        <w:tblW w:w="10080" w:type="dxa"/>
+        <w:tblW w:w="5000" w:type="pct"/>
         <w:tblLayout w:type="fixed"/>
         <w:jc w:val="right"/>
         <w:tblBorders>

--- a/public/templates/regular-order.docx
+++ b/public/templates/regular-order.docx
@@ -15,13 +15,14 @@
         </w:tblCellMar>
       </w:tblPr>
       <w:tblGrid>
-        <w:gridCol w:w="3360"/>
-        <w:gridCol w:w="6720"/>
+        <w:gridCol w:w="1700"/>
+        <w:gridCol w:w="3340"/>
+        <w:gridCol w:w="5040"/>
       </w:tblGrid>
       <w:tr>
         <w:tc>
           <w:tcPr>
-            <w:tcW w:w="3360" w:type="dxa"/>
+            <w:tcW w:w="1700" w:type="dxa"/>
             <w:tcMar>
               <w:top w:w="0" w:type="dxa"/>
               <w:right w:w="0" w:type="dxa"/>
@@ -75,7 +76,7 @@
         </w:tc>
         <w:tc>
           <w:tcPr>
-            <w:tcW w:w="6720" w:type="dxa"/>
+            <w:tcW w:w="3340" w:type="dxa"/>
             <w:tcMar>
               <w:top w:w="0" w:type="dxa"/>
               <w:right w:w="0" w:type="dxa"/>
@@ -88,6 +89,25 @@
             <w:pPr>
               <w:jc w:val="right"/>
               <w:bidi/>
+              <w:spacing w:before="0" w:after="0"/>
+            </w:pPr>
+          </w:p>
+        </w:tc>
+        <w:tc>
+          <w:tcPr>
+            <w:tcW w:w="5040" w:type="dxa"/>
+            <w:tcMar>
+              <w:top w:w="0" w:type="dxa"/>
+              <w:right w:w="0" w:type="dxa"/>
+              <w:bottom w:w="0" w:type="dxa"/>
+              <w:left w:w="0" w:type="dxa"/>
+            </w:tcMar>
+            <w:vAlign w:val="center"/>
+          </w:tcPr>
+          <w:p>
+            <w:pPr>
+              <w:jc w:val="right"/>
+              <w:bidi/>
               <w:spacing w:before="0" w:after="40"/>
             </w:pPr>
             <w:r>
@@ -129,7 +149,7 @@
                 <w:rtl/>
                 <w:color w:val="71717A"/>
               </w:rPr>
-              <w:t>{clinic_name}</w:t>
+              <w:t>{clinic_info}</w:t>
             </w:r>
           </w:p>
         </w:tc>
@@ -837,7 +857,7 @@
                 <w:bCs/>
                 <w:color w:val="52525B"/>
               </w:rPr>
-              <w:t xml:space="preserve">מספר לקוח</w:t>
+              <w:t xml:space="preserve">ת.ז</w:t>
             </w:r>
           </w:p>
         </w:tc>
@@ -3811,19 +3831,17 @@
         </w:tblCellMar>
       </w:tblPr>
       <w:tblGrid>
-        <w:gridCol w:w="1320"/>
+        <w:gridCol w:w="2160"/>
         <w:gridCol w:w="1200"/>
-        <w:gridCol w:w="1320"/>
+        <w:gridCol w:w="2160"/>
         <w:gridCol w:w="1200"/>
-        <w:gridCol w:w="1320"/>
-        <w:gridCol w:w="1200"/>
-        <w:gridCol w:w="1320"/>
+        <w:gridCol w:w="2160"/>
         <w:gridCol w:w="1200"/>
       </w:tblGrid>
       <w:tr>
         <w:tc>
           <w:tcPr>
-            <w:tcW w:w="1320" w:type="dxa"/>
+            <w:tcW w:w="2160" w:type="dxa"/>
             <w:shd w:val="clear" w:color="auto" w:fill="FAFAFA"/>
             <w:tcMar>
               <w:top w:w="40" w:type="dxa"/>
@@ -3884,7 +3902,7 @@
         </w:tc>
         <w:tc>
           <w:tcPr>
-            <w:tcW w:w="1320" w:type="dxa"/>
+            <w:tcW w:w="2160" w:type="dxa"/>
             <w:shd w:val="clear" w:color="auto" w:fill="FAFAFA"/>
             <w:tcMar>
               <w:top w:w="40" w:type="dxa"/>
@@ -3945,7 +3963,7 @@
         </w:tc>
         <w:tc>
           <w:tcPr>
-            <w:tcW w:w="1320" w:type="dxa"/>
+            <w:tcW w:w="2160" w:type="dxa"/>
             <w:shd w:val="clear" w:color="auto" w:fill="FAFAFA"/>
             <w:tcMar>
               <w:top w:w="40" w:type="dxa"/>
@@ -4002,46 +4020,6 @@
               </w:rPr>
               <w:t xml:space="preserve">סה"כ</w:t>
             </w:r>
-          </w:p>
-        </w:tc>
-        <w:tc>
-          <w:tcPr>
-            <w:tcW w:w="1320" w:type="dxa"/>
-            <w:shd w:val="clear" w:color="auto" w:fill="FAFAFA"/>
-            <w:tcMar>
-              <w:top w:w="40" w:type="dxa"/>
-              <w:right w:w="120" w:type="dxa"/>
-              <w:bottom w:w="40" w:type="dxa"/>
-              <w:left w:w="120" w:type="dxa"/>
-            </w:tcMar>
-            <w:vAlign w:val="center"/>
-          </w:tcPr>
-          <w:p>
-            <w:pPr>
-              <w:jc w:val="right"/>
-              <w:bidi/>
-              <w:spacing w:before="0" w:after="0"/>
-            </w:pPr>
-          </w:p>
-        </w:tc>
-        <w:tc>
-          <w:tcPr>
-            <w:tcW w:w="1200" w:type="dxa"/>
-            <w:shd w:val="clear" w:color="auto" w:fill="F4F4F5"/>
-            <w:tcMar>
-              <w:top w:w="40" w:type="dxa"/>
-              <w:right w:w="120" w:type="dxa"/>
-              <w:bottom w:w="40" w:type="dxa"/>
-              <w:left w:w="120" w:type="dxa"/>
-            </w:tcMar>
-            <w:vAlign w:val="center"/>
-          </w:tcPr>
-          <w:p>
-            <w:pPr>
-              <w:jc w:val="right"/>
-              <w:bidi/>
-              <w:spacing w:before="0" w:after="0"/>
-            </w:pPr>
           </w:p>
         </w:tc>
       </w:tr>

--- a/public/templates/regular-order.docx
+++ b/public/templates/regular-order.docx
@@ -195,7 +195,6 @@
         <w:tc>
           <w:tcPr>
             <w:tcW w:w="1320" w:type="dxa"/>
-            <w:shd w:val="clear" w:color="auto" w:fill="FAFAFA"/>
             <w:tcMar>
               <w:top w:w="40" w:type="dxa"/>
               <w:right w:w="120" w:type="dxa"/>
@@ -224,7 +223,6 @@
         <w:tc>
           <w:tcPr>
             <w:tcW w:w="1200" w:type="dxa"/>
-            <w:shd w:val="clear" w:color="auto" w:fill="F4F4F5"/>
             <w:tcMar>
               <w:top w:w="40" w:type="dxa"/>
               <w:right w:w="120" w:type="dxa"/>
@@ -256,7 +254,6 @@
         <w:tc>
           <w:tcPr>
             <w:tcW w:w="1320" w:type="dxa"/>
-            <w:shd w:val="clear" w:color="auto" w:fill="FAFAFA"/>
             <w:tcMar>
               <w:top w:w="40" w:type="dxa"/>
               <w:right w:w="120" w:type="dxa"/>
@@ -285,7 +282,6 @@
         <w:tc>
           <w:tcPr>
             <w:tcW w:w="1200" w:type="dxa"/>
-            <w:shd w:val="clear" w:color="auto" w:fill="F4F4F5"/>
             <w:tcMar>
               <w:top w:w="40" w:type="dxa"/>
               <w:right w:w="120" w:type="dxa"/>
@@ -317,7 +313,6 @@
         <w:tc>
           <w:tcPr>
             <w:tcW w:w="1320" w:type="dxa"/>
-            <w:shd w:val="clear" w:color="auto" w:fill="FAFAFA"/>
             <w:tcMar>
               <w:top w:w="40" w:type="dxa"/>
               <w:right w:w="120" w:type="dxa"/>
@@ -346,7 +341,6 @@
         <w:tc>
           <w:tcPr>
             <w:tcW w:w="1200" w:type="dxa"/>
-            <w:shd w:val="clear" w:color="auto" w:fill="F4F4F5"/>
             <w:tcMar>
               <w:top w:w="40" w:type="dxa"/>
               <w:right w:w="120" w:type="dxa"/>
@@ -378,7 +372,6 @@
         <w:tc>
           <w:tcPr>
             <w:tcW w:w="1320" w:type="dxa"/>
-            <w:shd w:val="clear" w:color="auto" w:fill="FAFAFA"/>
             <w:tcMar>
               <w:top w:w="40" w:type="dxa"/>
               <w:right w:w="120" w:type="dxa"/>
@@ -407,7 +400,6 @@
         <w:tc>
           <w:tcPr>
             <w:tcW w:w="1200" w:type="dxa"/>
-            <w:shd w:val="clear" w:color="auto" w:fill="F4F4F5"/>
             <w:tcMar>
               <w:top w:w="40" w:type="dxa"/>
               <w:right w:w="120" w:type="dxa"/>
@@ -441,7 +433,6 @@
         <w:tc>
           <w:tcPr>
             <w:tcW w:w="1320" w:type="dxa"/>
-            <w:shd w:val="clear" w:color="auto" w:fill="FAFAFA"/>
             <w:tcMar>
               <w:top w:w="40" w:type="dxa"/>
               <w:right w:w="120" w:type="dxa"/>
@@ -470,7 +461,6 @@
         <w:tc>
           <w:tcPr>
             <w:tcW w:w="1200" w:type="dxa"/>
-            <w:shd w:val="clear" w:color="auto" w:fill="F4F4F5"/>
             <w:tcMar>
               <w:top w:w="40" w:type="dxa"/>
               <w:right w:w="120" w:type="dxa"/>
@@ -502,7 +492,6 @@
         <w:tc>
           <w:tcPr>
             <w:tcW w:w="1320" w:type="dxa"/>
-            <w:shd w:val="clear" w:color="auto" w:fill="FAFAFA"/>
             <w:tcMar>
               <w:top w:w="40" w:type="dxa"/>
               <w:right w:w="120" w:type="dxa"/>
@@ -531,7 +520,6 @@
         <w:tc>
           <w:tcPr>
             <w:tcW w:w="1200" w:type="dxa"/>
-            <w:shd w:val="clear" w:color="auto" w:fill="F4F4F5"/>
             <w:tcMar>
               <w:top w:w="40" w:type="dxa"/>
               <w:right w:w="120" w:type="dxa"/>
@@ -563,7 +551,6 @@
         <w:tc>
           <w:tcPr>
             <w:tcW w:w="1320" w:type="dxa"/>
-            <w:shd w:val="clear" w:color="auto" w:fill="FAFAFA"/>
             <w:tcMar>
               <w:top w:w="40" w:type="dxa"/>
               <w:right w:w="120" w:type="dxa"/>
@@ -592,7 +579,6 @@
         <w:tc>
           <w:tcPr>
             <w:tcW w:w="1200" w:type="dxa"/>
-            <w:shd w:val="clear" w:color="auto" w:fill="F4F4F5"/>
             <w:tcMar>
               <w:top w:w="40" w:type="dxa"/>
               <w:right w:w="120" w:type="dxa"/>
@@ -624,7 +610,6 @@
         <w:tc>
           <w:tcPr>
             <w:tcW w:w="1320" w:type="dxa"/>
-            <w:shd w:val="clear" w:color="auto" w:fill="FAFAFA"/>
             <w:tcMar>
               <w:top w:w="40" w:type="dxa"/>
               <w:right w:w="120" w:type="dxa"/>
@@ -653,7 +638,6 @@
         <w:tc>
           <w:tcPr>
             <w:tcW w:w="1200" w:type="dxa"/>
-            <w:shd w:val="clear" w:color="auto" w:fill="F4F4F5"/>
             <w:tcMar>
               <w:top w:w="40" w:type="dxa"/>
               <w:right w:w="120" w:type="dxa"/>
@@ -742,7 +726,6 @@
         <w:tc>
           <w:tcPr>
             <w:tcW w:w="2160" w:type="dxa"/>
-            <w:shd w:val="clear" w:color="auto" w:fill="FAFAFA"/>
             <w:tcMar>
               <w:top w:w="40" w:type="dxa"/>
               <w:right w:w="120" w:type="dxa"/>
@@ -771,7 +754,6 @@
         <w:tc>
           <w:tcPr>
             <w:tcW w:w="1200" w:type="dxa"/>
-            <w:shd w:val="clear" w:color="auto" w:fill="F4F4F5"/>
             <w:tcMar>
               <w:top w:w="40" w:type="dxa"/>
               <w:right w:w="120" w:type="dxa"/>
@@ -803,7 +785,6 @@
         <w:tc>
           <w:tcPr>
             <w:tcW w:w="2160" w:type="dxa"/>
-            <w:shd w:val="clear" w:color="auto" w:fill="FAFAFA"/>
             <w:tcMar>
               <w:top w:w="40" w:type="dxa"/>
               <w:right w:w="120" w:type="dxa"/>
@@ -832,7 +813,6 @@
         <w:tc>
           <w:tcPr>
             <w:tcW w:w="1200" w:type="dxa"/>
-            <w:shd w:val="clear" w:color="auto" w:fill="F4F4F5"/>
             <w:tcMar>
               <w:top w:w="40" w:type="dxa"/>
               <w:right w:w="120" w:type="dxa"/>
@@ -864,7 +844,6 @@
         <w:tc>
           <w:tcPr>
             <w:tcW w:w="2160" w:type="dxa"/>
-            <w:shd w:val="clear" w:color="auto" w:fill="FAFAFA"/>
             <w:tcMar>
               <w:top w:w="40" w:type="dxa"/>
               <w:right w:w="120" w:type="dxa"/>
@@ -893,7 +872,6 @@
         <w:tc>
           <w:tcPr>
             <w:tcW w:w="1200" w:type="dxa"/>
-            <w:shd w:val="clear" w:color="auto" w:fill="F4F4F5"/>
             <w:tcMar>
               <w:top w:w="40" w:type="dxa"/>
               <w:right w:w="120" w:type="dxa"/>
@@ -927,7 +905,6 @@
         <w:tc>
           <w:tcPr>
             <w:tcW w:w="2160" w:type="dxa"/>
-            <w:shd w:val="clear" w:color="auto" w:fill="FAFAFA"/>
             <w:tcMar>
               <w:top w:w="40" w:type="dxa"/>
               <w:right w:w="120" w:type="dxa"/>
@@ -956,7 +933,6 @@
         <w:tc>
           <w:tcPr>
             <w:tcW w:w="1200" w:type="dxa"/>
-            <w:shd w:val="clear" w:color="auto" w:fill="F4F4F5"/>
             <w:tcMar>
               <w:top w:w="40" w:type="dxa"/>
               <w:right w:w="120" w:type="dxa"/>
@@ -988,7 +964,6 @@
         <w:tc>
           <w:tcPr>
             <w:tcW w:w="2160" w:type="dxa"/>
-            <w:shd w:val="clear" w:color="auto" w:fill="FAFAFA"/>
             <w:tcMar>
               <w:top w:w="40" w:type="dxa"/>
               <w:right w:w="120" w:type="dxa"/>
@@ -1017,7 +992,6 @@
         <w:tc>
           <w:tcPr>
             <w:tcW w:w="1200" w:type="dxa"/>
-            <w:shd w:val="clear" w:color="auto" w:fill="F4F4F5"/>
             <w:tcMar>
               <w:top w:w="40" w:type="dxa"/>
               <w:right w:w="120" w:type="dxa"/>
@@ -1049,7 +1023,6 @@
         <w:tc>
           <w:tcPr>
             <w:tcW w:w="2160" w:type="dxa"/>
-            <w:shd w:val="clear" w:color="auto" w:fill="FAFAFA"/>
             <w:tcMar>
               <w:top w:w="40" w:type="dxa"/>
               <w:right w:w="120" w:type="dxa"/>
@@ -1078,7 +1051,6 @@
         <w:tc>
           <w:tcPr>
             <w:tcW w:w="1200" w:type="dxa"/>
-            <w:shd w:val="clear" w:color="auto" w:fill="F4F4F5"/>
             <w:tcMar>
               <w:top w:w="40" w:type="dxa"/>
               <w:right w:w="120" w:type="dxa"/>
@@ -1167,7 +1139,6 @@
         <w:tc>
           <w:tcPr>
             <w:tcW w:w="2160" w:type="dxa"/>
-            <w:shd w:val="clear" w:color="auto" w:fill="FAFAFA"/>
             <w:tcMar>
               <w:top w:w="40" w:type="dxa"/>
               <w:right w:w="120" w:type="dxa"/>
@@ -1196,7 +1167,6 @@
         <w:tc>
           <w:tcPr>
             <w:tcW w:w="1200" w:type="dxa"/>
-            <w:shd w:val="clear" w:color="auto" w:fill="F4F4F5"/>
             <w:tcMar>
               <w:top w:w="40" w:type="dxa"/>
               <w:right w:w="120" w:type="dxa"/>
@@ -1228,7 +1198,6 @@
         <w:tc>
           <w:tcPr>
             <w:tcW w:w="2160" w:type="dxa"/>
-            <w:shd w:val="clear" w:color="auto" w:fill="FAFAFA"/>
             <w:tcMar>
               <w:top w:w="40" w:type="dxa"/>
               <w:right w:w="120" w:type="dxa"/>
@@ -1257,7 +1226,6 @@
         <w:tc>
           <w:tcPr>
             <w:tcW w:w="1200" w:type="dxa"/>
-            <w:shd w:val="clear" w:color="auto" w:fill="F4F4F5"/>
             <w:tcMar>
               <w:top w:w="40" w:type="dxa"/>
               <w:right w:w="120" w:type="dxa"/>
@@ -1289,7 +1257,6 @@
         <w:tc>
           <w:tcPr>
             <w:tcW w:w="2160" w:type="dxa"/>
-            <w:shd w:val="clear" w:color="auto" w:fill="FAFAFA"/>
             <w:tcMar>
               <w:top w:w="40" w:type="dxa"/>
               <w:right w:w="120" w:type="dxa"/>
@@ -1318,7 +1285,6 @@
         <w:tc>
           <w:tcPr>
             <w:tcW w:w="1200" w:type="dxa"/>
-            <w:shd w:val="clear" w:color="auto" w:fill="F4F4F5"/>
             <w:tcMar>
               <w:top w:w="40" w:type="dxa"/>
               <w:right w:w="120" w:type="dxa"/>
@@ -1352,7 +1318,6 @@
         <w:tc>
           <w:tcPr>
             <w:tcW w:w="2160" w:type="dxa"/>
-            <w:shd w:val="clear" w:color="auto" w:fill="FAFAFA"/>
             <w:tcMar>
               <w:top w:w="40" w:type="dxa"/>
               <w:right w:w="120" w:type="dxa"/>
@@ -1381,7 +1346,6 @@
         <w:tc>
           <w:tcPr>
             <w:tcW w:w="1200" w:type="dxa"/>
-            <w:shd w:val="clear" w:color="auto" w:fill="F4F4F5"/>
             <w:tcMar>
               <w:top w:w="40" w:type="dxa"/>
               <w:right w:w="120" w:type="dxa"/>
@@ -1413,7 +1377,6 @@
         <w:tc>
           <w:tcPr>
             <w:tcW w:w="2160" w:type="dxa"/>
-            <w:shd w:val="clear" w:color="auto" w:fill="FAFAFA"/>
             <w:tcMar>
               <w:top w:w="40" w:type="dxa"/>
               <w:right w:w="120" w:type="dxa"/>
@@ -1442,7 +1405,6 @@
         <w:tc>
           <w:tcPr>
             <w:tcW w:w="1200" w:type="dxa"/>
-            <w:shd w:val="clear" w:color="auto" w:fill="F4F4F5"/>
             <w:tcMar>
               <w:top w:w="40" w:type="dxa"/>
               <w:right w:w="120" w:type="dxa"/>
@@ -1474,7 +1436,6 @@
         <w:tc>
           <w:tcPr>
             <w:tcW w:w="2160" w:type="dxa"/>
-            <w:shd w:val="clear" w:color="auto" w:fill="FAFAFA"/>
             <w:tcMar>
               <w:top w:w="40" w:type="dxa"/>
               <w:right w:w="120" w:type="dxa"/>
@@ -1503,7 +1464,6 @@
         <w:tc>
           <w:tcPr>
             <w:tcW w:w="1200" w:type="dxa"/>
-            <w:shd w:val="clear" w:color="auto" w:fill="F4F4F5"/>
             <w:tcMar>
               <w:top w:w="40" w:type="dxa"/>
               <w:right w:w="120" w:type="dxa"/>
@@ -1594,7 +1554,6 @@
         <w:tc>
           <w:tcPr>
             <w:tcW w:w="1282" w:type="dxa"/>
-            <w:shd w:val="clear" w:color="auto" w:fill="F4F4F5"/>
             <w:tcMar>
               <w:top w:w="40" w:type="dxa"/>
               <w:right w:w="120" w:type="dxa"/>
@@ -1626,7 +1585,6 @@
         <w:tc>
           <w:tcPr>
             <w:tcW w:w="1282" w:type="dxa"/>
-            <w:shd w:val="clear" w:color="auto" w:fill="F4F4F5"/>
             <w:tcMar>
               <w:top w:w="40" w:type="dxa"/>
               <w:right w:w="120" w:type="dxa"/>
@@ -1658,7 +1616,6 @@
         <w:tc>
           <w:tcPr>
             <w:tcW w:w="1282" w:type="dxa"/>
-            <w:shd w:val="clear" w:color="auto" w:fill="F4F4F5"/>
             <w:tcMar>
               <w:top w:w="40" w:type="dxa"/>
               <w:right w:w="120" w:type="dxa"/>
@@ -1690,7 +1647,6 @@
         <w:tc>
           <w:tcPr>
             <w:tcW w:w="1282" w:type="dxa"/>
-            <w:shd w:val="clear" w:color="auto" w:fill="F4F4F5"/>
             <w:tcMar>
               <w:top w:w="40" w:type="dxa"/>
               <w:right w:w="120" w:type="dxa"/>
@@ -1722,7 +1678,6 @@
         <w:tc>
           <w:tcPr>
             <w:tcW w:w="1282" w:type="dxa"/>
-            <w:shd w:val="clear" w:color="auto" w:fill="F4F4F5"/>
             <w:tcMar>
               <w:top w:w="40" w:type="dxa"/>
               <w:right w:w="120" w:type="dxa"/>
@@ -1754,7 +1709,6 @@
         <w:tc>
           <w:tcPr>
             <w:tcW w:w="1282" w:type="dxa"/>
-            <w:shd w:val="clear" w:color="auto" w:fill="F4F4F5"/>
             <w:tcMar>
               <w:top w:w="40" w:type="dxa"/>
               <w:right w:w="120" w:type="dxa"/>
@@ -1786,7 +1740,6 @@
         <w:tc>
           <w:tcPr>
             <w:tcW w:w="1282" w:type="dxa"/>
-            <w:shd w:val="clear" w:color="auto" w:fill="F4F4F5"/>
             <w:tcMar>
               <w:top w:w="40" w:type="dxa"/>
               <w:right w:w="120" w:type="dxa"/>
@@ -1818,7 +1771,6 @@
         <w:tc>
           <w:tcPr>
             <w:tcW w:w="1100" w:type="dxa"/>
-            <w:shd w:val="clear" w:color="auto" w:fill="18181B"/>
             <w:tcMar>
               <w:top w:w="40" w:type="dxa"/>
               <w:right w:w="120" w:type="dxa"/>
@@ -1841,7 +1793,7 @@
                 <w:rtl/>
                 <w:b/>
                 <w:bCs/>
-                <w:color w:val="FFFFFF"/>
+                <w:color w:val="18181B"/>
               </w:rPr>
               <w:t xml:space="preserve">עין</w:t>
             </w:r>
@@ -1852,7 +1804,6 @@
         <w:tc>
           <w:tcPr>
             <w:tcW w:w="1282" w:type="dxa"/>
-            <w:shd w:val="clear" w:color="auto" w:fill="FAFAFA"/>
             <w:tcMar>
               <w:top w:w="40" w:type="dxa"/>
               <w:right w:w="120" w:type="dxa"/>
@@ -1881,7 +1832,6 @@
         <w:tc>
           <w:tcPr>
             <w:tcW w:w="1282" w:type="dxa"/>
-            <w:shd w:val="clear" w:color="auto" w:fill="FAFAFA"/>
             <w:tcMar>
               <w:top w:w="40" w:type="dxa"/>
               <w:right w:w="120" w:type="dxa"/>
@@ -1910,7 +1860,6 @@
         <w:tc>
           <w:tcPr>
             <w:tcW w:w="1282" w:type="dxa"/>
-            <w:shd w:val="clear" w:color="auto" w:fill="FAFAFA"/>
             <w:tcMar>
               <w:top w:w="40" w:type="dxa"/>
               <w:right w:w="120" w:type="dxa"/>
@@ -1939,7 +1888,6 @@
         <w:tc>
           <w:tcPr>
             <w:tcW w:w="1282" w:type="dxa"/>
-            <w:shd w:val="clear" w:color="auto" w:fill="FAFAFA"/>
             <w:tcMar>
               <w:top w:w="40" w:type="dxa"/>
               <w:right w:w="120" w:type="dxa"/>
@@ -1968,7 +1916,6 @@
         <w:tc>
           <w:tcPr>
             <w:tcW w:w="1282" w:type="dxa"/>
-            <w:shd w:val="clear" w:color="auto" w:fill="FAFAFA"/>
             <w:tcMar>
               <w:top w:w="40" w:type="dxa"/>
               <w:right w:w="120" w:type="dxa"/>
@@ -1997,7 +1944,6 @@
         <w:tc>
           <w:tcPr>
             <w:tcW w:w="1282" w:type="dxa"/>
-            <w:shd w:val="clear" w:color="auto" w:fill="FAFAFA"/>
             <w:tcMar>
               <w:top w:w="40" w:type="dxa"/>
               <w:right w:w="120" w:type="dxa"/>
@@ -2026,7 +1972,6 @@
         <w:tc>
           <w:tcPr>
             <w:tcW w:w="1282" w:type="dxa"/>
-            <w:shd w:val="clear" w:color="auto" w:fill="FAFAFA"/>
             <w:tcMar>
               <w:top w:w="40" w:type="dxa"/>
               <w:right w:w="120" w:type="dxa"/>
@@ -2055,7 +2000,6 @@
         <w:tc>
           <w:tcPr>
             <w:tcW w:w="1100" w:type="dxa"/>
-            <w:shd w:val="clear" w:color="auto" w:fill="F4F4F5"/>
             <w:tcMar>
               <w:top w:w="40" w:type="dxa"/>
               <w:right w:w="120" w:type="dxa"/>
@@ -2088,7 +2032,6 @@
         <w:tc>
           <w:tcPr>
             <w:tcW w:w="1282" w:type="dxa"/>
-            <w:shd w:val="clear" w:color="auto" w:fill="FAFAFA"/>
             <w:tcMar>
               <w:top w:w="40" w:type="dxa"/>
               <w:right w:w="120" w:type="dxa"/>
@@ -2117,7 +2060,6 @@
         <w:tc>
           <w:tcPr>
             <w:tcW w:w="1282" w:type="dxa"/>
-            <w:shd w:val="clear" w:color="auto" w:fill="FAFAFA"/>
             <w:tcMar>
               <w:top w:w="40" w:type="dxa"/>
               <w:right w:w="120" w:type="dxa"/>
@@ -2146,7 +2088,6 @@
         <w:tc>
           <w:tcPr>
             <w:tcW w:w="1282" w:type="dxa"/>
-            <w:shd w:val="clear" w:color="auto" w:fill="FAFAFA"/>
             <w:tcMar>
               <w:top w:w="40" w:type="dxa"/>
               <w:right w:w="120" w:type="dxa"/>
@@ -2175,7 +2116,6 @@
         <w:tc>
           <w:tcPr>
             <w:tcW w:w="1282" w:type="dxa"/>
-            <w:shd w:val="clear" w:color="auto" w:fill="FAFAFA"/>
             <w:tcMar>
               <w:top w:w="40" w:type="dxa"/>
               <w:right w:w="120" w:type="dxa"/>
@@ -2204,7 +2144,6 @@
         <w:tc>
           <w:tcPr>
             <w:tcW w:w="1282" w:type="dxa"/>
-            <w:shd w:val="clear" w:color="auto" w:fill="FAFAFA"/>
             <w:tcMar>
               <w:top w:w="40" w:type="dxa"/>
               <w:right w:w="120" w:type="dxa"/>
@@ -2233,7 +2172,6 @@
         <w:tc>
           <w:tcPr>
             <w:tcW w:w="1282" w:type="dxa"/>
-            <w:shd w:val="clear" w:color="auto" w:fill="FAFAFA"/>
             <w:tcMar>
               <w:top w:w="40" w:type="dxa"/>
               <w:right w:w="120" w:type="dxa"/>
@@ -2262,7 +2200,6 @@
         <w:tc>
           <w:tcPr>
             <w:tcW w:w="1282" w:type="dxa"/>
-            <w:shd w:val="clear" w:color="auto" w:fill="FAFAFA"/>
             <w:tcMar>
               <w:top w:w="40" w:type="dxa"/>
               <w:right w:w="120" w:type="dxa"/>
@@ -2291,7 +2228,6 @@
         <w:tc>
           <w:tcPr>
             <w:tcW w:w="1100" w:type="dxa"/>
-            <w:shd w:val="clear" w:color="auto" w:fill="F4F4F5"/>
             <w:tcMar>
               <w:top w:w="40" w:type="dxa"/>
               <w:right w:w="120" w:type="dxa"/>
@@ -2357,7 +2293,6 @@
         <w:tc>
           <w:tcPr>
             <w:tcW w:w="3840" w:type="dxa"/>
-            <w:shd w:val="clear" w:color="auto" w:fill="FAFAFA"/>
             <w:tcMar>
               <w:top w:w="40" w:type="dxa"/>
               <w:right w:w="120" w:type="dxa"/>
@@ -2386,7 +2321,6 @@
         <w:tc>
           <w:tcPr>
             <w:tcW w:w="1200" w:type="dxa"/>
-            <w:shd w:val="clear" w:color="auto" w:fill="F4F4F5"/>
             <w:tcMar>
               <w:top w:w="40" w:type="dxa"/>
               <w:right w:w="120" w:type="dxa"/>
@@ -2418,7 +2352,6 @@
         <w:tc>
           <w:tcPr>
             <w:tcW w:w="3840" w:type="dxa"/>
-            <w:shd w:val="clear" w:color="auto" w:fill="FAFAFA"/>
             <w:tcMar>
               <w:top w:w="40" w:type="dxa"/>
               <w:right w:w="120" w:type="dxa"/>
@@ -2447,7 +2380,6 @@
         <w:tc>
           <w:tcPr>
             <w:tcW w:w="1200" w:type="dxa"/>
-            <w:shd w:val="clear" w:color="auto" w:fill="F4F4F5"/>
             <w:tcMar>
               <w:top w:w="40" w:type="dxa"/>
               <w:right w:w="120" w:type="dxa"/>
@@ -2537,7 +2469,6 @@
         <w:tc>
           <w:tcPr>
             <w:tcW w:w="1496" w:type="dxa"/>
-            <w:shd w:val="clear" w:color="auto" w:fill="F4F4F5"/>
             <w:tcMar>
               <w:top w:w="40" w:type="dxa"/>
               <w:right w:w="120" w:type="dxa"/>
@@ -2569,7 +2500,6 @@
         <w:tc>
           <w:tcPr>
             <w:tcW w:w="1496" w:type="dxa"/>
-            <w:shd w:val="clear" w:color="auto" w:fill="F4F4F5"/>
             <w:tcMar>
               <w:top w:w="40" w:type="dxa"/>
               <w:right w:w="120" w:type="dxa"/>
@@ -2601,7 +2531,6 @@
         <w:tc>
           <w:tcPr>
             <w:tcW w:w="1496" w:type="dxa"/>
-            <w:shd w:val="clear" w:color="auto" w:fill="F4F4F5"/>
             <w:tcMar>
               <w:top w:w="40" w:type="dxa"/>
               <w:right w:w="120" w:type="dxa"/>
@@ -2633,7 +2562,6 @@
         <w:tc>
           <w:tcPr>
             <w:tcW w:w="1496" w:type="dxa"/>
-            <w:shd w:val="clear" w:color="auto" w:fill="F4F4F5"/>
             <w:tcMar>
               <w:top w:w="40" w:type="dxa"/>
               <w:right w:w="120" w:type="dxa"/>
@@ -2665,7 +2593,6 @@
         <w:tc>
           <w:tcPr>
             <w:tcW w:w="1496" w:type="dxa"/>
-            <w:shd w:val="clear" w:color="auto" w:fill="F4F4F5"/>
             <w:tcMar>
               <w:top w:w="40" w:type="dxa"/>
               <w:right w:w="120" w:type="dxa"/>
@@ -2697,7 +2624,6 @@
         <w:tc>
           <w:tcPr>
             <w:tcW w:w="1496" w:type="dxa"/>
-            <w:shd w:val="clear" w:color="auto" w:fill="F4F4F5"/>
             <w:tcMar>
               <w:top w:w="40" w:type="dxa"/>
               <w:right w:w="120" w:type="dxa"/>
@@ -2729,7 +2655,6 @@
         <w:tc>
           <w:tcPr>
             <w:tcW w:w="1100" w:type="dxa"/>
-            <w:shd w:val="clear" w:color="auto" w:fill="18181B"/>
             <w:tcMar>
               <w:top w:w="40" w:type="dxa"/>
               <w:right w:w="120" w:type="dxa"/>
@@ -2752,7 +2677,7 @@
                 <w:rtl/>
                 <w:b/>
                 <w:bCs/>
-                <w:color w:val="FFFFFF"/>
+                <w:color w:val="18181B"/>
               </w:rPr>
               <w:t xml:space="preserve">עין</w:t>
             </w:r>
@@ -2763,7 +2688,6 @@
         <w:tc>
           <w:tcPr>
             <w:tcW w:w="1496" w:type="dxa"/>
-            <w:shd w:val="clear" w:color="auto" w:fill="FAFAFA"/>
             <w:tcMar>
               <w:top w:w="40" w:type="dxa"/>
               <w:right w:w="120" w:type="dxa"/>
@@ -2792,7 +2716,6 @@
         <w:tc>
           <w:tcPr>
             <w:tcW w:w="1496" w:type="dxa"/>
-            <w:shd w:val="clear" w:color="auto" w:fill="FAFAFA"/>
             <w:tcMar>
               <w:top w:w="40" w:type="dxa"/>
               <w:right w:w="120" w:type="dxa"/>
@@ -2821,7 +2744,6 @@
         <w:tc>
           <w:tcPr>
             <w:tcW w:w="1496" w:type="dxa"/>
-            <w:shd w:val="clear" w:color="auto" w:fill="FAFAFA"/>
             <w:tcMar>
               <w:top w:w="40" w:type="dxa"/>
               <w:right w:w="120" w:type="dxa"/>
@@ -2850,7 +2772,6 @@
         <w:tc>
           <w:tcPr>
             <w:tcW w:w="1496" w:type="dxa"/>
-            <w:shd w:val="clear" w:color="auto" w:fill="FAFAFA"/>
             <w:tcMar>
               <w:top w:w="40" w:type="dxa"/>
               <w:right w:w="120" w:type="dxa"/>
@@ -2879,7 +2800,6 @@
         <w:tc>
           <w:tcPr>
             <w:tcW w:w="1496" w:type="dxa"/>
-            <w:shd w:val="clear" w:color="auto" w:fill="FAFAFA"/>
             <w:tcMar>
               <w:top w:w="40" w:type="dxa"/>
               <w:right w:w="120" w:type="dxa"/>
@@ -2908,7 +2828,6 @@
         <w:tc>
           <w:tcPr>
             <w:tcW w:w="1496" w:type="dxa"/>
-            <w:shd w:val="clear" w:color="auto" w:fill="FAFAFA"/>
             <w:tcMar>
               <w:top w:w="40" w:type="dxa"/>
               <w:right w:w="120" w:type="dxa"/>
@@ -2937,7 +2856,6 @@
         <w:tc>
           <w:tcPr>
             <w:tcW w:w="1100" w:type="dxa"/>
-            <w:shd w:val="clear" w:color="auto" w:fill="F4F4F5"/>
             <w:tcMar>
               <w:top w:w="40" w:type="dxa"/>
               <w:right w:w="120" w:type="dxa"/>
@@ -2970,7 +2888,6 @@
         <w:tc>
           <w:tcPr>
             <w:tcW w:w="1496" w:type="dxa"/>
-            <w:shd w:val="clear" w:color="auto" w:fill="FAFAFA"/>
             <w:tcMar>
               <w:top w:w="40" w:type="dxa"/>
               <w:right w:w="120" w:type="dxa"/>
@@ -2999,7 +2916,6 @@
         <w:tc>
           <w:tcPr>
             <w:tcW w:w="1496" w:type="dxa"/>
-            <w:shd w:val="clear" w:color="auto" w:fill="FAFAFA"/>
             <w:tcMar>
               <w:top w:w="40" w:type="dxa"/>
               <w:right w:w="120" w:type="dxa"/>
@@ -3028,7 +2944,6 @@
         <w:tc>
           <w:tcPr>
             <w:tcW w:w="1496" w:type="dxa"/>
-            <w:shd w:val="clear" w:color="auto" w:fill="FAFAFA"/>
             <w:tcMar>
               <w:top w:w="40" w:type="dxa"/>
               <w:right w:w="120" w:type="dxa"/>
@@ -3057,7 +2972,6 @@
         <w:tc>
           <w:tcPr>
             <w:tcW w:w="1496" w:type="dxa"/>
-            <w:shd w:val="clear" w:color="auto" w:fill="FAFAFA"/>
             <w:tcMar>
               <w:top w:w="40" w:type="dxa"/>
               <w:right w:w="120" w:type="dxa"/>
@@ -3086,7 +3000,6 @@
         <w:tc>
           <w:tcPr>
             <w:tcW w:w="1496" w:type="dxa"/>
-            <w:shd w:val="clear" w:color="auto" w:fill="FAFAFA"/>
             <w:tcMar>
               <w:top w:w="40" w:type="dxa"/>
               <w:right w:w="120" w:type="dxa"/>
@@ -3115,7 +3028,6 @@
         <w:tc>
           <w:tcPr>
             <w:tcW w:w="1496" w:type="dxa"/>
-            <w:shd w:val="clear" w:color="auto" w:fill="FAFAFA"/>
             <w:tcMar>
               <w:top w:w="40" w:type="dxa"/>
               <w:right w:w="120" w:type="dxa"/>
@@ -3144,7 +3056,6 @@
         <w:tc>
           <w:tcPr>
             <w:tcW w:w="1100" w:type="dxa"/>
-            <w:shd w:val="clear" w:color="auto" w:fill="F4F4F5"/>
             <w:tcMar>
               <w:top w:w="40" w:type="dxa"/>
               <w:right w:w="120" w:type="dxa"/>
@@ -3232,7 +3143,6 @@
         <w:tc>
           <w:tcPr>
             <w:tcW w:w="2160" w:type="dxa"/>
-            <w:shd w:val="clear" w:color="auto" w:fill="FAFAFA"/>
             <w:tcMar>
               <w:top w:w="40" w:type="dxa"/>
               <w:right w:w="120" w:type="dxa"/>
@@ -3261,7 +3171,6 @@
         <w:tc>
           <w:tcPr>
             <w:tcW w:w="1200" w:type="dxa"/>
-            <w:shd w:val="clear" w:color="auto" w:fill="F4F4F5"/>
             <w:tcMar>
               <w:top w:w="40" w:type="dxa"/>
               <w:right w:w="120" w:type="dxa"/>
@@ -3293,7 +3202,6 @@
         <w:tc>
           <w:tcPr>
             <w:tcW w:w="2160" w:type="dxa"/>
-            <w:shd w:val="clear" w:color="auto" w:fill="FAFAFA"/>
             <w:tcMar>
               <w:top w:w="40" w:type="dxa"/>
               <w:right w:w="120" w:type="dxa"/>
@@ -3322,7 +3230,6 @@
         <w:tc>
           <w:tcPr>
             <w:tcW w:w="1200" w:type="dxa"/>
-            <w:shd w:val="clear" w:color="auto" w:fill="F4F4F5"/>
             <w:tcMar>
               <w:top w:w="40" w:type="dxa"/>
               <w:right w:w="120" w:type="dxa"/>
@@ -3354,7 +3261,6 @@
         <w:tc>
           <w:tcPr>
             <w:tcW w:w="2160" w:type="dxa"/>
-            <w:shd w:val="clear" w:color="auto" w:fill="FAFAFA"/>
             <w:tcMar>
               <w:top w:w="40" w:type="dxa"/>
               <w:right w:w="120" w:type="dxa"/>
@@ -3383,7 +3289,6 @@
         <w:tc>
           <w:tcPr>
             <w:tcW w:w="1200" w:type="dxa"/>
-            <w:shd w:val="clear" w:color="auto" w:fill="F4F4F5"/>
             <w:tcMar>
               <w:top w:w="40" w:type="dxa"/>
               <w:right w:w="120" w:type="dxa"/>
@@ -3417,7 +3322,6 @@
         <w:tc>
           <w:tcPr>
             <w:tcW w:w="2160" w:type="dxa"/>
-            <w:shd w:val="clear" w:color="auto" w:fill="FAFAFA"/>
             <w:tcMar>
               <w:top w:w="40" w:type="dxa"/>
               <w:right w:w="120" w:type="dxa"/>
@@ -3446,7 +3350,6 @@
         <w:tc>
           <w:tcPr>
             <w:tcW w:w="1200" w:type="dxa"/>
-            <w:shd w:val="clear" w:color="auto" w:fill="F4F4F5"/>
             <w:tcMar>
               <w:top w:w="40" w:type="dxa"/>
               <w:right w:w="120" w:type="dxa"/>
@@ -3478,7 +3381,6 @@
         <w:tc>
           <w:tcPr>
             <w:tcW w:w="2160" w:type="dxa"/>
-            <w:shd w:val="clear" w:color="auto" w:fill="FAFAFA"/>
             <w:tcMar>
               <w:top w:w="40" w:type="dxa"/>
               <w:right w:w="120" w:type="dxa"/>
@@ -3507,7 +3409,6 @@
         <w:tc>
           <w:tcPr>
             <w:tcW w:w="1200" w:type="dxa"/>
-            <w:shd w:val="clear" w:color="auto" w:fill="F4F4F5"/>
             <w:tcMar>
               <w:top w:w="40" w:type="dxa"/>
               <w:right w:w="120" w:type="dxa"/>
@@ -3539,7 +3440,6 @@
         <w:tc>
           <w:tcPr>
             <w:tcW w:w="2160" w:type="dxa"/>
-            <w:shd w:val="clear" w:color="auto" w:fill="FAFAFA"/>
             <w:tcMar>
               <w:top w:w="40" w:type="dxa"/>
               <w:right w:w="120" w:type="dxa"/>
@@ -3568,7 +3468,6 @@
         <w:tc>
           <w:tcPr>
             <w:tcW w:w="1200" w:type="dxa"/>
-            <w:shd w:val="clear" w:color="auto" w:fill="F4F4F5"/>
             <w:tcMar>
               <w:top w:w="40" w:type="dxa"/>
               <w:right w:w="120" w:type="dxa"/>
@@ -3602,7 +3501,6 @@
         <w:tc>
           <w:tcPr>
             <w:tcW w:w="2160" w:type="dxa"/>
-            <w:shd w:val="clear" w:color="auto" w:fill="FAFAFA"/>
             <w:tcMar>
               <w:top w:w="40" w:type="dxa"/>
               <w:right w:w="120" w:type="dxa"/>
@@ -3631,7 +3529,6 @@
         <w:tc>
           <w:tcPr>
             <w:tcW w:w="1200" w:type="dxa"/>
-            <w:shd w:val="clear" w:color="auto" w:fill="F4F4F5"/>
             <w:tcMar>
               <w:top w:w="40" w:type="dxa"/>
               <w:right w:w="120" w:type="dxa"/>
@@ -3663,7 +3560,6 @@
         <w:tc>
           <w:tcPr>
             <w:tcW w:w="2160" w:type="dxa"/>
-            <w:shd w:val="clear" w:color="auto" w:fill="FAFAFA"/>
             <w:tcMar>
               <w:top w:w="40" w:type="dxa"/>
               <w:right w:w="120" w:type="dxa"/>
@@ -3692,7 +3588,6 @@
         <w:tc>
           <w:tcPr>
             <w:tcW w:w="1200" w:type="dxa"/>
-            <w:shd w:val="clear" w:color="auto" w:fill="F4F4F5"/>
             <w:tcMar>
               <w:top w:w="40" w:type="dxa"/>
               <w:right w:w="120" w:type="dxa"/>
@@ -3724,7 +3619,6 @@
         <w:tc>
           <w:tcPr>
             <w:tcW w:w="2160" w:type="dxa"/>
-            <w:shd w:val="clear" w:color="auto" w:fill="FAFAFA"/>
             <w:tcMar>
               <w:top w:w="40" w:type="dxa"/>
               <w:right w:w="120" w:type="dxa"/>
@@ -3753,7 +3647,6 @@
         <w:tc>
           <w:tcPr>
             <w:tcW w:w="1200" w:type="dxa"/>
-            <w:shd w:val="clear" w:color="auto" w:fill="F4F4F5"/>
             <w:tcMar>
               <w:top w:w="40" w:type="dxa"/>
               <w:right w:w="120" w:type="dxa"/>
@@ -3831,47 +3724,47 @@
         </w:tblCellMar>
       </w:tblPr>
       <w:tblGrid>
-        <w:gridCol w:w="2160"/>
+        <w:gridCol w:w="1320"/>
         <w:gridCol w:w="1200"/>
-        <w:gridCol w:w="2160"/>
+        <w:gridCol w:w="1320"/>
         <w:gridCol w:w="1200"/>
-        <w:gridCol w:w="2160"/>
+        <w:gridCol w:w="1320"/>
+        <w:gridCol w:w="1200"/>
+        <w:gridCol w:w="1320"/>
         <w:gridCol w:w="1200"/>
       </w:tblGrid>
       <w:tr>
         <w:tc>
           <w:tcPr>
-            <w:tcW w:w="2160" w:type="dxa"/>
-            <w:shd w:val="clear" w:color="auto" w:fill="FAFAFA"/>
-            <w:tcMar>
-              <w:top w:w="40" w:type="dxa"/>
-              <w:right w:w="120" w:type="dxa"/>
-              <w:bottom w:w="40" w:type="dxa"/>
-              <w:left w:w="120" w:type="dxa"/>
-            </w:tcMar>
-            <w:vAlign w:val="center"/>
-          </w:tcPr>
-          <w:p>
-            <w:pPr>
-              <w:jc w:val="right"/>
-              <w:bidi/>
-              <w:spacing w:before="0" w:after="0"/>
-            </w:pPr>
-            <w:r>
-              <w:rPr>
-                <w:rFonts w:ascii="Assistant" w:hAnsi="Assistant" w:cs="Assistant" w:eastAsia="Assistant"/>
-                <w:sz w:val="20"/>
-                <w:szCs w:val="20"/>
-                <w:rtl/>
-              </w:rPr>
-              <w:t>{balance_due}</w:t>
+            <w:tcW w:w="1320" w:type="dxa"/>
+            <w:tcMar>
+              <w:top w:w="40" w:type="dxa"/>
+              <w:right w:w="120" w:type="dxa"/>
+              <w:bottom w:w="40" w:type="dxa"/>
+              <w:left w:w="120" w:type="dxa"/>
+            </w:tcMar>
+            <w:vAlign w:val="center"/>
+          </w:tcPr>
+          <w:p>
+            <w:pPr>
+              <w:jc w:val="right"/>
+              <w:bidi/>
+              <w:spacing w:before="0" w:after="0"/>
+            </w:pPr>
+            <w:r>
+              <w:rPr>
+                <w:rFonts w:ascii="Assistant" w:hAnsi="Assistant" w:cs="Assistant" w:eastAsia="Assistant"/>
+                <w:sz w:val="20"/>
+                <w:szCs w:val="20"/>
+                <w:rtl/>
+              </w:rPr>
+              <w:t>{payment_status}</w:t>
             </w:r>
           </w:p>
         </w:tc>
         <w:tc>
           <w:tcPr>
             <w:tcW w:w="1200" w:type="dxa"/>
-            <w:shd w:val="clear" w:color="auto" w:fill="F4F4F5"/>
             <w:tcMar>
               <w:top w:w="40" w:type="dxa"/>
               <w:right w:w="120" w:type="dxa"/>
@@ -3896,43 +3789,41 @@
                 <w:bCs/>
                 <w:color w:val="52525B"/>
               </w:rPr>
-              <w:t xml:space="preserve">יתרה</w:t>
-            </w:r>
-          </w:p>
-        </w:tc>
-        <w:tc>
-          <w:tcPr>
-            <w:tcW w:w="2160" w:type="dxa"/>
-            <w:shd w:val="clear" w:color="auto" w:fill="FAFAFA"/>
-            <w:tcMar>
-              <w:top w:w="40" w:type="dxa"/>
-              <w:right w:w="120" w:type="dxa"/>
-              <w:bottom w:w="40" w:type="dxa"/>
-              <w:left w:w="120" w:type="dxa"/>
-            </w:tcMar>
-            <w:vAlign w:val="center"/>
-          </w:tcPr>
-          <w:p>
-            <w:pPr>
-              <w:jc w:val="right"/>
-              <w:bidi/>
-              <w:spacing w:before="0" w:after="0"/>
-            </w:pPr>
-            <w:r>
-              <w:rPr>
-                <w:rFonts w:ascii="Assistant" w:hAnsi="Assistant" w:cs="Assistant" w:eastAsia="Assistant"/>
-                <w:sz w:val="20"/>
-                <w:szCs w:val="20"/>
-                <w:rtl/>
-              </w:rPr>
-              <w:t>{amount_paid}</w:t>
+              <w:t xml:space="preserve">סטטוס תשלום</w:t>
+            </w:r>
+          </w:p>
+        </w:tc>
+        <w:tc>
+          <w:tcPr>
+            <w:tcW w:w="1320" w:type="dxa"/>
+            <w:tcMar>
+              <w:top w:w="40" w:type="dxa"/>
+              <w:right w:w="120" w:type="dxa"/>
+              <w:bottom w:w="40" w:type="dxa"/>
+              <w:left w:w="120" w:type="dxa"/>
+            </w:tcMar>
+            <w:vAlign w:val="center"/>
+          </w:tcPr>
+          <w:p>
+            <w:pPr>
+              <w:jc w:val="right"/>
+              <w:bidi/>
+              <w:spacing w:before="0" w:after="0"/>
+            </w:pPr>
+            <w:r>
+              <w:rPr>
+                <w:rFonts w:ascii="Assistant" w:hAnsi="Assistant" w:cs="Assistant" w:eastAsia="Assistant"/>
+                <w:sz w:val="20"/>
+                <w:szCs w:val="20"/>
+                <w:rtl/>
+              </w:rPr>
+              <w:t>{balance_due}</w:t>
             </w:r>
           </w:p>
         </w:tc>
         <w:tc>
           <w:tcPr>
             <w:tcW w:w="1200" w:type="dxa"/>
-            <w:shd w:val="clear" w:color="auto" w:fill="F4F4F5"/>
             <w:tcMar>
               <w:top w:w="40" w:type="dxa"/>
               <w:right w:w="120" w:type="dxa"/>
@@ -3957,14 +3848,72 @@
                 <w:bCs/>
                 <w:color w:val="52525B"/>
               </w:rPr>
+              <w:t xml:space="preserve">יתרה</w:t>
+            </w:r>
+          </w:p>
+        </w:tc>
+        <w:tc>
+          <w:tcPr>
+            <w:tcW w:w="1320" w:type="dxa"/>
+            <w:tcMar>
+              <w:top w:w="40" w:type="dxa"/>
+              <w:right w:w="120" w:type="dxa"/>
+              <w:bottom w:w="40" w:type="dxa"/>
+              <w:left w:w="120" w:type="dxa"/>
+            </w:tcMar>
+            <w:vAlign w:val="center"/>
+          </w:tcPr>
+          <w:p>
+            <w:pPr>
+              <w:jc w:val="right"/>
+              <w:bidi/>
+              <w:spacing w:before="0" w:after="0"/>
+            </w:pPr>
+            <w:r>
+              <w:rPr>
+                <w:rFonts w:ascii="Assistant" w:hAnsi="Assistant" w:cs="Assistant" w:eastAsia="Assistant"/>
+                <w:sz w:val="20"/>
+                <w:szCs w:val="20"/>
+                <w:rtl/>
+              </w:rPr>
+              <w:t>{amount_paid}</w:t>
+            </w:r>
+          </w:p>
+        </w:tc>
+        <w:tc>
+          <w:tcPr>
+            <w:tcW w:w="1200" w:type="dxa"/>
+            <w:tcMar>
+              <w:top w:w="40" w:type="dxa"/>
+              <w:right w:w="120" w:type="dxa"/>
+              <w:bottom w:w="40" w:type="dxa"/>
+              <w:left w:w="120" w:type="dxa"/>
+            </w:tcMar>
+            <w:vAlign w:val="center"/>
+          </w:tcPr>
+          <w:p>
+            <w:pPr>
+              <w:jc w:val="right"/>
+              <w:bidi/>
+              <w:spacing w:before="0" w:after="0"/>
+            </w:pPr>
+            <w:r>
+              <w:rPr>
+                <w:rFonts w:ascii="Assistant" w:hAnsi="Assistant" w:cs="Assistant" w:eastAsia="Assistant"/>
+                <w:sz w:val="18"/>
+                <w:szCs w:val="18"/>
+                <w:rtl/>
+                <w:b/>
+                <w:bCs/>
+                <w:color w:val="52525B"/>
+              </w:rPr>
               <w:t xml:space="preserve">שולם</w:t>
             </w:r>
           </w:p>
         </w:tc>
         <w:tc>
           <w:tcPr>
-            <w:tcW w:w="2160" w:type="dxa"/>
-            <w:shd w:val="clear" w:color="auto" w:fill="FAFAFA"/>
+            <w:tcW w:w="1320" w:type="dxa"/>
             <w:tcMar>
               <w:top w:w="40" w:type="dxa"/>
               <w:right w:w="120" w:type="dxa"/>
@@ -3993,7 +3942,6 @@
         <w:tc>
           <w:tcPr>
             <w:tcW w:w="1200" w:type="dxa"/>
-            <w:shd w:val="clear" w:color="auto" w:fill="F4F4F5"/>
             <w:tcMar>
               <w:top w:w="40" w:type="dxa"/>
               <w:right w:w="120" w:type="dxa"/>
@@ -4078,7 +4026,6 @@
         <w:tc>
           <w:tcPr>
             <w:tcW w:w="5040" w:type="dxa"/>
-            <w:shd w:val="clear" w:color="auto" w:fill="FAFAFA"/>
             <w:tcMar>
               <w:top w:w="80" w:type="dxa"/>
               <w:right w:w="120" w:type="dxa"/>
@@ -4127,7 +4074,6 @@
         <w:tc>
           <w:tcPr>
             <w:tcW w:w="5040" w:type="dxa"/>
-            <w:shd w:val="clear" w:color="auto" w:fill="FAFAFA"/>
             <w:tcMar>
               <w:top w:w="80" w:type="dxa"/>
               <w:right w:w="120" w:type="dxa"/>

--- a/public/templates/regular-order.docx
+++ b/public/templates/regular-order.docx
@@ -1541,19 +1541,20 @@
         </w:tblCellMar>
       </w:tblPr>
       <w:tblGrid>
-        <w:gridCol w:w="1282"/>
-        <w:gridCol w:w="1282"/>
-        <w:gridCol w:w="1282"/>
-        <w:gridCol w:w="1282"/>
-        <w:gridCol w:w="1282"/>
-        <w:gridCol w:w="1282"/>
-        <w:gridCol w:w="1282"/>
+        <w:gridCol w:w="1122"/>
+        <w:gridCol w:w="1122"/>
+        <w:gridCol w:w="1122"/>
+        <w:gridCol w:w="1122"/>
+        <w:gridCol w:w="1122"/>
+        <w:gridCol w:w="1122"/>
+        <w:gridCol w:w="1122"/>
+        <w:gridCol w:w="1122"/>
         <w:gridCol w:w="1100"/>
       </w:tblGrid>
       <w:tr>
         <w:tc>
           <w:tcPr>
-            <w:tcW w:w="1282" w:type="dxa"/>
+            <w:tcW w:w="1122" w:type="dxa"/>
             <w:tcMar>
               <w:top w:w="40" w:type="dxa"/>
               <w:right w:w="120" w:type="dxa"/>
@@ -1578,13 +1579,13 @@
                 <w:bCs/>
                 <w:color w:val="52525B"/>
               </w:rPr>
-              <w:t xml:space="preserve">PD</w:t>
-            </w:r>
-          </w:p>
-        </w:tc>
-        <w:tc>
-          <w:tcPr>
-            <w:tcW w:w="1282" w:type="dxa"/>
+              <w:t xml:space="preserve">SPH</w:t>
+            </w:r>
+          </w:p>
+        </w:tc>
+        <w:tc>
+          <w:tcPr>
+            <w:tcW w:w="1122" w:type="dxa"/>
             <w:tcMar>
               <w:top w:w="40" w:type="dxa"/>
               <w:right w:w="120" w:type="dxa"/>
@@ -1609,13 +1610,13 @@
                 <w:bCs/>
                 <w:color w:val="52525B"/>
               </w:rPr>
-              <w:t xml:space="preserve">ADD</w:t>
-            </w:r>
-          </w:p>
-        </w:tc>
-        <w:tc>
-          <w:tcPr>
-            <w:tcW w:w="1282" w:type="dxa"/>
+              <w:t xml:space="preserve">CYL</w:t>
+            </w:r>
+          </w:p>
+        </w:tc>
+        <w:tc>
+          <w:tcPr>
+            <w:tcW w:w="1122" w:type="dxa"/>
             <w:tcMar>
               <w:top w:w="40" w:type="dxa"/>
               <w:right w:w="120" w:type="dxa"/>
@@ -1640,13 +1641,13 @@
                 <w:bCs/>
                 <w:color w:val="52525B"/>
               </w:rPr>
-              <w:t xml:space="preserve">BASE</w:t>
-            </w:r>
-          </w:p>
-        </w:tc>
-        <w:tc>
-          <w:tcPr>
-            <w:tcW w:w="1282" w:type="dxa"/>
+              <w:t xml:space="preserve">AX</w:t>
+            </w:r>
+          </w:p>
+        </w:tc>
+        <w:tc>
+          <w:tcPr>
+            <w:tcW w:w="1122" w:type="dxa"/>
             <w:tcMar>
               <w:top w:w="40" w:type="dxa"/>
               <w:right w:w="120" w:type="dxa"/>
@@ -1677,7 +1678,7 @@
         </w:tc>
         <w:tc>
           <w:tcPr>
-            <w:tcW w:w="1282" w:type="dxa"/>
+            <w:tcW w:w="1122" w:type="dxa"/>
             <w:tcMar>
               <w:top w:w="40" w:type="dxa"/>
               <w:right w:w="120" w:type="dxa"/>
@@ -1702,13 +1703,13 @@
                 <w:bCs/>
                 <w:color w:val="52525B"/>
               </w:rPr>
-              <w:t xml:space="preserve">AX</w:t>
-            </w:r>
-          </w:p>
-        </w:tc>
-        <w:tc>
-          <w:tcPr>
-            <w:tcW w:w="1282" w:type="dxa"/>
+              <w:t xml:space="preserve">BASE</w:t>
+            </w:r>
+          </w:p>
+        </w:tc>
+        <w:tc>
+          <w:tcPr>
+            <w:tcW w:w="1122" w:type="dxa"/>
             <w:tcMar>
               <w:top w:w="40" w:type="dxa"/>
               <w:right w:w="120" w:type="dxa"/>
@@ -1733,13 +1734,13 @@
                 <w:bCs/>
                 <w:color w:val="52525B"/>
               </w:rPr>
-              <w:t xml:space="preserve">CYL</w:t>
-            </w:r>
-          </w:p>
-        </w:tc>
-        <w:tc>
-          <w:tcPr>
-            <w:tcW w:w="1282" w:type="dxa"/>
+              <w:t xml:space="preserve">ADD</w:t>
+            </w:r>
+          </w:p>
+        </w:tc>
+        <w:tc>
+          <w:tcPr>
+            <w:tcW w:w="1122" w:type="dxa"/>
             <w:tcMar>
               <w:top w:w="40" w:type="dxa"/>
               <w:right w:w="120" w:type="dxa"/>
@@ -1764,7 +1765,38 @@
                 <w:bCs/>
                 <w:color w:val="52525B"/>
               </w:rPr>
-              <w:t xml:space="preserve">SPH</w:t>
+              <w:t xml:space="preserve">PD</w:t>
+            </w:r>
+          </w:p>
+        </w:tc>
+        <w:tc>
+          <w:tcPr>
+            <w:tcW w:w="1122" w:type="dxa"/>
+            <w:tcMar>
+              <w:top w:w="40" w:type="dxa"/>
+              <w:right w:w="120" w:type="dxa"/>
+              <w:bottom w:w="40" w:type="dxa"/>
+              <w:left w:w="120" w:type="dxa"/>
+            </w:tcMar>
+            <w:vAlign w:val="center"/>
+          </w:tcPr>
+          <w:p>
+            <w:pPr>
+              <w:jc w:val="center"/>
+              <w:bidi/>
+              <w:spacing w:before="0" w:after="0"/>
+            </w:pPr>
+            <w:r>
+              <w:rPr>
+                <w:rFonts w:ascii="Assistant" w:hAnsi="Assistant" w:cs="Assistant" w:eastAsia="Assistant"/>
+                <w:sz w:val="18"/>
+                <w:szCs w:val="18"/>
+                <w:rtl/>
+                <w:b/>
+                <w:bCs/>
+                <w:color w:val="52525B"/>
+              </w:rPr>
+              <w:t xml:space="preserve">גובה</w:t>
             </w:r>
           </w:p>
         </w:tc>
@@ -1803,7 +1835,7 @@
       <w:tr>
         <w:tc>
           <w:tcPr>
-            <w:tcW w:w="1282" w:type="dxa"/>
+            <w:tcW w:w="1122" w:type="dxa"/>
             <w:tcMar>
               <w:top w:w="40" w:type="dxa"/>
               <w:right w:w="120" w:type="dxa"/>
@@ -1825,13 +1857,181 @@
                 <w:szCs w:val="20"/>
                 <w:rtl/>
               </w:rPr>
+              <w:t>{r_sph}</w:t>
+            </w:r>
+          </w:p>
+        </w:tc>
+        <w:tc>
+          <w:tcPr>
+            <w:tcW w:w="1122" w:type="dxa"/>
+            <w:tcMar>
+              <w:top w:w="40" w:type="dxa"/>
+              <w:right w:w="120" w:type="dxa"/>
+              <w:bottom w:w="40" w:type="dxa"/>
+              <w:left w:w="120" w:type="dxa"/>
+            </w:tcMar>
+            <w:vAlign w:val="center"/>
+          </w:tcPr>
+          <w:p>
+            <w:pPr>
+              <w:jc w:val="center"/>
+              <w:bidi/>
+              <w:spacing w:before="0" w:after="0"/>
+            </w:pPr>
+            <w:r>
+              <w:rPr>
+                <w:rFonts w:ascii="Assistant" w:hAnsi="Assistant" w:cs="Assistant" w:eastAsia="Assistant"/>
+                <w:sz w:val="20"/>
+                <w:szCs w:val="20"/>
+                <w:rtl/>
+              </w:rPr>
+              <w:t>{r_cyl}</w:t>
+            </w:r>
+          </w:p>
+        </w:tc>
+        <w:tc>
+          <w:tcPr>
+            <w:tcW w:w="1122" w:type="dxa"/>
+            <w:tcMar>
+              <w:top w:w="40" w:type="dxa"/>
+              <w:right w:w="120" w:type="dxa"/>
+              <w:bottom w:w="40" w:type="dxa"/>
+              <w:left w:w="120" w:type="dxa"/>
+            </w:tcMar>
+            <w:vAlign w:val="center"/>
+          </w:tcPr>
+          <w:p>
+            <w:pPr>
+              <w:jc w:val="center"/>
+              <w:bidi/>
+              <w:spacing w:before="0" w:after="0"/>
+            </w:pPr>
+            <w:r>
+              <w:rPr>
+                <w:rFonts w:ascii="Assistant" w:hAnsi="Assistant" w:cs="Assistant" w:eastAsia="Assistant"/>
+                <w:sz w:val="20"/>
+                <w:szCs w:val="20"/>
+                <w:rtl/>
+              </w:rPr>
+              <w:t>{r_ax}</w:t>
+            </w:r>
+          </w:p>
+        </w:tc>
+        <w:tc>
+          <w:tcPr>
+            <w:tcW w:w="1122" w:type="dxa"/>
+            <w:tcMar>
+              <w:top w:w="40" w:type="dxa"/>
+              <w:right w:w="120" w:type="dxa"/>
+              <w:bottom w:w="40" w:type="dxa"/>
+              <w:left w:w="120" w:type="dxa"/>
+            </w:tcMar>
+            <w:vAlign w:val="center"/>
+          </w:tcPr>
+          <w:p>
+            <w:pPr>
+              <w:jc w:val="center"/>
+              <w:bidi/>
+              <w:spacing w:before="0" w:after="0"/>
+            </w:pPr>
+            <w:r>
+              <w:rPr>
+                <w:rFonts w:ascii="Assistant" w:hAnsi="Assistant" w:cs="Assistant" w:eastAsia="Assistant"/>
+                <w:sz w:val="20"/>
+                <w:szCs w:val="20"/>
+                <w:rtl/>
+              </w:rPr>
+              <w:t>{r_pris}</w:t>
+            </w:r>
+          </w:p>
+        </w:tc>
+        <w:tc>
+          <w:tcPr>
+            <w:tcW w:w="1122" w:type="dxa"/>
+            <w:tcMar>
+              <w:top w:w="40" w:type="dxa"/>
+              <w:right w:w="120" w:type="dxa"/>
+              <w:bottom w:w="40" w:type="dxa"/>
+              <w:left w:w="120" w:type="dxa"/>
+            </w:tcMar>
+            <w:vAlign w:val="center"/>
+          </w:tcPr>
+          <w:p>
+            <w:pPr>
+              <w:jc w:val="center"/>
+              <w:bidi/>
+              <w:spacing w:before="0" w:after="0"/>
+            </w:pPr>
+            <w:r>
+              <w:rPr>
+                <w:rFonts w:ascii="Assistant" w:hAnsi="Assistant" w:cs="Assistant" w:eastAsia="Assistant"/>
+                <w:sz w:val="20"/>
+                <w:szCs w:val="20"/>
+                <w:rtl/>
+              </w:rPr>
+              <w:t>{r_base}</w:t>
+            </w:r>
+          </w:p>
+        </w:tc>
+        <w:tc>
+          <w:tcPr>
+            <w:tcW w:w="1122" w:type="dxa"/>
+            <w:tcMar>
+              <w:top w:w="40" w:type="dxa"/>
+              <w:right w:w="120" w:type="dxa"/>
+              <w:bottom w:w="40" w:type="dxa"/>
+              <w:left w:w="120" w:type="dxa"/>
+            </w:tcMar>
+            <w:vAlign w:val="center"/>
+          </w:tcPr>
+          <w:p>
+            <w:pPr>
+              <w:jc w:val="center"/>
+              <w:bidi/>
+              <w:spacing w:before="0" w:after="0"/>
+            </w:pPr>
+            <w:r>
+              <w:rPr>
+                <w:rFonts w:ascii="Assistant" w:hAnsi="Assistant" w:cs="Assistant" w:eastAsia="Assistant"/>
+                <w:sz w:val="20"/>
+                <w:szCs w:val="20"/>
+                <w:rtl/>
+              </w:rPr>
+              <w:t>{r_add}</w:t>
+            </w:r>
+          </w:p>
+        </w:tc>
+        <w:tc>
+          <w:tcPr>
+            <w:tcW w:w="1122" w:type="dxa"/>
+            <w:tcMar>
+              <w:top w:w="40" w:type="dxa"/>
+              <w:right w:w="120" w:type="dxa"/>
+              <w:bottom w:w="40" w:type="dxa"/>
+              <w:left w:w="120" w:type="dxa"/>
+            </w:tcMar>
+            <w:vAlign w:val="center"/>
+          </w:tcPr>
+          <w:p>
+            <w:pPr>
+              <w:jc w:val="center"/>
+              <w:bidi/>
+              <w:spacing w:before="0" w:after="0"/>
+            </w:pPr>
+            <w:r>
+              <w:rPr>
+                <w:rFonts w:ascii="Assistant" w:hAnsi="Assistant" w:cs="Assistant" w:eastAsia="Assistant"/>
+                <w:sz w:val="20"/>
+                <w:szCs w:val="20"/>
+                <w:rtl/>
+              </w:rPr>
               <w:t>{r_pd}</w:t>
             </w:r>
           </w:p>
         </w:tc>
         <w:tc>
           <w:tcPr>
-            <w:tcW w:w="1282" w:type="dxa"/>
+            <w:tcW w:w="1122" w:type="dxa"/>
             <w:tcMar>
               <w:top w:w="40" w:type="dxa"/>
               <w:right w:w="120" w:type="dxa"/>
@@ -1853,147 +2053,7 @@
                 <w:szCs w:val="20"/>
                 <w:rtl/>
               </w:rPr>
-              <w:t>{r_add}</w:t>
-            </w:r>
-          </w:p>
-        </w:tc>
-        <w:tc>
-          <w:tcPr>
-            <w:tcW w:w="1282" w:type="dxa"/>
-            <w:tcMar>
-              <w:top w:w="40" w:type="dxa"/>
-              <w:right w:w="120" w:type="dxa"/>
-              <w:bottom w:w="40" w:type="dxa"/>
-              <w:left w:w="120" w:type="dxa"/>
-            </w:tcMar>
-            <w:vAlign w:val="center"/>
-          </w:tcPr>
-          <w:p>
-            <w:pPr>
-              <w:jc w:val="center"/>
-              <w:bidi/>
-              <w:spacing w:before="0" w:after="0"/>
-            </w:pPr>
-            <w:r>
-              <w:rPr>
-                <w:rFonts w:ascii="Assistant" w:hAnsi="Assistant" w:cs="Assistant" w:eastAsia="Assistant"/>
-                <w:sz w:val="20"/>
-                <w:szCs w:val="20"/>
-                <w:rtl/>
-              </w:rPr>
-              <w:t>{r_base}</w:t>
-            </w:r>
-          </w:p>
-        </w:tc>
-        <w:tc>
-          <w:tcPr>
-            <w:tcW w:w="1282" w:type="dxa"/>
-            <w:tcMar>
-              <w:top w:w="40" w:type="dxa"/>
-              <w:right w:w="120" w:type="dxa"/>
-              <w:bottom w:w="40" w:type="dxa"/>
-              <w:left w:w="120" w:type="dxa"/>
-            </w:tcMar>
-            <w:vAlign w:val="center"/>
-          </w:tcPr>
-          <w:p>
-            <w:pPr>
-              <w:jc w:val="center"/>
-              <w:bidi/>
-              <w:spacing w:before="0" w:after="0"/>
-            </w:pPr>
-            <w:r>
-              <w:rPr>
-                <w:rFonts w:ascii="Assistant" w:hAnsi="Assistant" w:cs="Assistant" w:eastAsia="Assistant"/>
-                <w:sz w:val="20"/>
-                <w:szCs w:val="20"/>
-                <w:rtl/>
-              </w:rPr>
-              <w:t>{r_pris}</w:t>
-            </w:r>
-          </w:p>
-        </w:tc>
-        <w:tc>
-          <w:tcPr>
-            <w:tcW w:w="1282" w:type="dxa"/>
-            <w:tcMar>
-              <w:top w:w="40" w:type="dxa"/>
-              <w:right w:w="120" w:type="dxa"/>
-              <w:bottom w:w="40" w:type="dxa"/>
-              <w:left w:w="120" w:type="dxa"/>
-            </w:tcMar>
-            <w:vAlign w:val="center"/>
-          </w:tcPr>
-          <w:p>
-            <w:pPr>
-              <w:jc w:val="center"/>
-              <w:bidi/>
-              <w:spacing w:before="0" w:after="0"/>
-            </w:pPr>
-            <w:r>
-              <w:rPr>
-                <w:rFonts w:ascii="Assistant" w:hAnsi="Assistant" w:cs="Assistant" w:eastAsia="Assistant"/>
-                <w:sz w:val="20"/>
-                <w:szCs w:val="20"/>
-                <w:rtl/>
-              </w:rPr>
-              <w:t>{r_ax}</w:t>
-            </w:r>
-          </w:p>
-        </w:tc>
-        <w:tc>
-          <w:tcPr>
-            <w:tcW w:w="1282" w:type="dxa"/>
-            <w:tcMar>
-              <w:top w:w="40" w:type="dxa"/>
-              <w:right w:w="120" w:type="dxa"/>
-              <w:bottom w:w="40" w:type="dxa"/>
-              <w:left w:w="120" w:type="dxa"/>
-            </w:tcMar>
-            <w:vAlign w:val="center"/>
-          </w:tcPr>
-          <w:p>
-            <w:pPr>
-              <w:jc w:val="center"/>
-              <w:bidi/>
-              <w:spacing w:before="0" w:after="0"/>
-            </w:pPr>
-            <w:r>
-              <w:rPr>
-                <w:rFonts w:ascii="Assistant" w:hAnsi="Assistant" w:cs="Assistant" w:eastAsia="Assistant"/>
-                <w:sz w:val="20"/>
-                <w:szCs w:val="20"/>
-                <w:rtl/>
-              </w:rPr>
-              <w:t>{r_cyl}</w:t>
-            </w:r>
-          </w:p>
-        </w:tc>
-        <w:tc>
-          <w:tcPr>
-            <w:tcW w:w="1282" w:type="dxa"/>
-            <w:tcMar>
-              <w:top w:w="40" w:type="dxa"/>
-              <w:right w:w="120" w:type="dxa"/>
-              <w:bottom w:w="40" w:type="dxa"/>
-              <w:left w:w="120" w:type="dxa"/>
-            </w:tcMar>
-            <w:vAlign w:val="center"/>
-          </w:tcPr>
-          <w:p>
-            <w:pPr>
-              <w:jc w:val="center"/>
-              <w:bidi/>
-              <w:spacing w:before="0" w:after="0"/>
-            </w:pPr>
-            <w:r>
-              <w:rPr>
-                <w:rFonts w:ascii="Assistant" w:hAnsi="Assistant" w:cs="Assistant" w:eastAsia="Assistant"/>
-                <w:sz w:val="20"/>
-                <w:szCs w:val="20"/>
-                <w:rtl/>
-              </w:rPr>
-              <w:t>{r_sph}</w:t>
+              <w:t>{r_high}</w:t>
             </w:r>
           </w:p>
         </w:tc>
@@ -2031,7 +2091,7 @@
       <w:tr>
         <w:tc>
           <w:tcPr>
-            <w:tcW w:w="1282" w:type="dxa"/>
+            <w:tcW w:w="1122" w:type="dxa"/>
             <w:tcMar>
               <w:top w:w="40" w:type="dxa"/>
               <w:right w:w="120" w:type="dxa"/>
@@ -2053,13 +2113,181 @@
                 <w:szCs w:val="20"/>
                 <w:rtl/>
               </w:rPr>
+              <w:t>{l_sph}</w:t>
+            </w:r>
+          </w:p>
+        </w:tc>
+        <w:tc>
+          <w:tcPr>
+            <w:tcW w:w="1122" w:type="dxa"/>
+            <w:tcMar>
+              <w:top w:w="40" w:type="dxa"/>
+              <w:right w:w="120" w:type="dxa"/>
+              <w:bottom w:w="40" w:type="dxa"/>
+              <w:left w:w="120" w:type="dxa"/>
+            </w:tcMar>
+            <w:vAlign w:val="center"/>
+          </w:tcPr>
+          <w:p>
+            <w:pPr>
+              <w:jc w:val="center"/>
+              <w:bidi/>
+              <w:spacing w:before="0" w:after="0"/>
+            </w:pPr>
+            <w:r>
+              <w:rPr>
+                <w:rFonts w:ascii="Assistant" w:hAnsi="Assistant" w:cs="Assistant" w:eastAsia="Assistant"/>
+                <w:sz w:val="20"/>
+                <w:szCs w:val="20"/>
+                <w:rtl/>
+              </w:rPr>
+              <w:t>{l_cyl}</w:t>
+            </w:r>
+          </w:p>
+        </w:tc>
+        <w:tc>
+          <w:tcPr>
+            <w:tcW w:w="1122" w:type="dxa"/>
+            <w:tcMar>
+              <w:top w:w="40" w:type="dxa"/>
+              <w:right w:w="120" w:type="dxa"/>
+              <w:bottom w:w="40" w:type="dxa"/>
+              <w:left w:w="120" w:type="dxa"/>
+            </w:tcMar>
+            <w:vAlign w:val="center"/>
+          </w:tcPr>
+          <w:p>
+            <w:pPr>
+              <w:jc w:val="center"/>
+              <w:bidi/>
+              <w:spacing w:before="0" w:after="0"/>
+            </w:pPr>
+            <w:r>
+              <w:rPr>
+                <w:rFonts w:ascii="Assistant" w:hAnsi="Assistant" w:cs="Assistant" w:eastAsia="Assistant"/>
+                <w:sz w:val="20"/>
+                <w:szCs w:val="20"/>
+                <w:rtl/>
+              </w:rPr>
+              <w:t>{l_ax}</w:t>
+            </w:r>
+          </w:p>
+        </w:tc>
+        <w:tc>
+          <w:tcPr>
+            <w:tcW w:w="1122" w:type="dxa"/>
+            <w:tcMar>
+              <w:top w:w="40" w:type="dxa"/>
+              <w:right w:w="120" w:type="dxa"/>
+              <w:bottom w:w="40" w:type="dxa"/>
+              <w:left w:w="120" w:type="dxa"/>
+            </w:tcMar>
+            <w:vAlign w:val="center"/>
+          </w:tcPr>
+          <w:p>
+            <w:pPr>
+              <w:jc w:val="center"/>
+              <w:bidi/>
+              <w:spacing w:before="0" w:after="0"/>
+            </w:pPr>
+            <w:r>
+              <w:rPr>
+                <w:rFonts w:ascii="Assistant" w:hAnsi="Assistant" w:cs="Assistant" w:eastAsia="Assistant"/>
+                <w:sz w:val="20"/>
+                <w:szCs w:val="20"/>
+                <w:rtl/>
+              </w:rPr>
+              <w:t>{l_pris}</w:t>
+            </w:r>
+          </w:p>
+        </w:tc>
+        <w:tc>
+          <w:tcPr>
+            <w:tcW w:w="1122" w:type="dxa"/>
+            <w:tcMar>
+              <w:top w:w="40" w:type="dxa"/>
+              <w:right w:w="120" w:type="dxa"/>
+              <w:bottom w:w="40" w:type="dxa"/>
+              <w:left w:w="120" w:type="dxa"/>
+            </w:tcMar>
+            <w:vAlign w:val="center"/>
+          </w:tcPr>
+          <w:p>
+            <w:pPr>
+              <w:jc w:val="center"/>
+              <w:bidi/>
+              <w:spacing w:before="0" w:after="0"/>
+            </w:pPr>
+            <w:r>
+              <w:rPr>
+                <w:rFonts w:ascii="Assistant" w:hAnsi="Assistant" w:cs="Assistant" w:eastAsia="Assistant"/>
+                <w:sz w:val="20"/>
+                <w:szCs w:val="20"/>
+                <w:rtl/>
+              </w:rPr>
+              <w:t>{l_base}</w:t>
+            </w:r>
+          </w:p>
+        </w:tc>
+        <w:tc>
+          <w:tcPr>
+            <w:tcW w:w="1122" w:type="dxa"/>
+            <w:tcMar>
+              <w:top w:w="40" w:type="dxa"/>
+              <w:right w:w="120" w:type="dxa"/>
+              <w:bottom w:w="40" w:type="dxa"/>
+              <w:left w:w="120" w:type="dxa"/>
+            </w:tcMar>
+            <w:vAlign w:val="center"/>
+          </w:tcPr>
+          <w:p>
+            <w:pPr>
+              <w:jc w:val="center"/>
+              <w:bidi/>
+              <w:spacing w:before="0" w:after="0"/>
+            </w:pPr>
+            <w:r>
+              <w:rPr>
+                <w:rFonts w:ascii="Assistant" w:hAnsi="Assistant" w:cs="Assistant" w:eastAsia="Assistant"/>
+                <w:sz w:val="20"/>
+                <w:szCs w:val="20"/>
+                <w:rtl/>
+              </w:rPr>
+              <w:t>{l_add}</w:t>
+            </w:r>
+          </w:p>
+        </w:tc>
+        <w:tc>
+          <w:tcPr>
+            <w:tcW w:w="1122" w:type="dxa"/>
+            <w:tcMar>
+              <w:top w:w="40" w:type="dxa"/>
+              <w:right w:w="120" w:type="dxa"/>
+              <w:bottom w:w="40" w:type="dxa"/>
+              <w:left w:w="120" w:type="dxa"/>
+            </w:tcMar>
+            <w:vAlign w:val="center"/>
+          </w:tcPr>
+          <w:p>
+            <w:pPr>
+              <w:jc w:val="center"/>
+              <w:bidi/>
+              <w:spacing w:before="0" w:after="0"/>
+            </w:pPr>
+            <w:r>
+              <w:rPr>
+                <w:rFonts w:ascii="Assistant" w:hAnsi="Assistant" w:cs="Assistant" w:eastAsia="Assistant"/>
+                <w:sz w:val="20"/>
+                <w:szCs w:val="20"/>
+                <w:rtl/>
+              </w:rPr>
               <w:t>{l_pd}</w:t>
             </w:r>
           </w:p>
         </w:tc>
         <w:tc>
           <w:tcPr>
-            <w:tcW w:w="1282" w:type="dxa"/>
+            <w:tcW w:w="1122" w:type="dxa"/>
             <w:tcMar>
               <w:top w:w="40" w:type="dxa"/>
               <w:right w:w="120" w:type="dxa"/>
@@ -2081,147 +2309,7 @@
                 <w:szCs w:val="20"/>
                 <w:rtl/>
               </w:rPr>
-              <w:t>{l_add}</w:t>
-            </w:r>
-          </w:p>
-        </w:tc>
-        <w:tc>
-          <w:tcPr>
-            <w:tcW w:w="1282" w:type="dxa"/>
-            <w:tcMar>
-              <w:top w:w="40" w:type="dxa"/>
-              <w:right w:w="120" w:type="dxa"/>
-              <w:bottom w:w="40" w:type="dxa"/>
-              <w:left w:w="120" w:type="dxa"/>
-            </w:tcMar>
-            <w:vAlign w:val="center"/>
-          </w:tcPr>
-          <w:p>
-            <w:pPr>
-              <w:jc w:val="center"/>
-              <w:bidi/>
-              <w:spacing w:before="0" w:after="0"/>
-            </w:pPr>
-            <w:r>
-              <w:rPr>
-                <w:rFonts w:ascii="Assistant" w:hAnsi="Assistant" w:cs="Assistant" w:eastAsia="Assistant"/>
-                <w:sz w:val="20"/>
-                <w:szCs w:val="20"/>
-                <w:rtl/>
-              </w:rPr>
-              <w:t>{l_base}</w:t>
-            </w:r>
-          </w:p>
-        </w:tc>
-        <w:tc>
-          <w:tcPr>
-            <w:tcW w:w="1282" w:type="dxa"/>
-            <w:tcMar>
-              <w:top w:w="40" w:type="dxa"/>
-              <w:right w:w="120" w:type="dxa"/>
-              <w:bottom w:w="40" w:type="dxa"/>
-              <w:left w:w="120" w:type="dxa"/>
-            </w:tcMar>
-            <w:vAlign w:val="center"/>
-          </w:tcPr>
-          <w:p>
-            <w:pPr>
-              <w:jc w:val="center"/>
-              <w:bidi/>
-              <w:spacing w:before="0" w:after="0"/>
-            </w:pPr>
-            <w:r>
-              <w:rPr>
-                <w:rFonts w:ascii="Assistant" w:hAnsi="Assistant" w:cs="Assistant" w:eastAsia="Assistant"/>
-                <w:sz w:val="20"/>
-                <w:szCs w:val="20"/>
-                <w:rtl/>
-              </w:rPr>
-              <w:t>{l_pris}</w:t>
-            </w:r>
-          </w:p>
-        </w:tc>
-        <w:tc>
-          <w:tcPr>
-            <w:tcW w:w="1282" w:type="dxa"/>
-            <w:tcMar>
-              <w:top w:w="40" w:type="dxa"/>
-              <w:right w:w="120" w:type="dxa"/>
-              <w:bottom w:w="40" w:type="dxa"/>
-              <w:left w:w="120" w:type="dxa"/>
-            </w:tcMar>
-            <w:vAlign w:val="center"/>
-          </w:tcPr>
-          <w:p>
-            <w:pPr>
-              <w:jc w:val="center"/>
-              <w:bidi/>
-              <w:spacing w:before="0" w:after="0"/>
-            </w:pPr>
-            <w:r>
-              <w:rPr>
-                <w:rFonts w:ascii="Assistant" w:hAnsi="Assistant" w:cs="Assistant" w:eastAsia="Assistant"/>
-                <w:sz w:val="20"/>
-                <w:szCs w:val="20"/>
-                <w:rtl/>
-              </w:rPr>
-              <w:t>{l_ax}</w:t>
-            </w:r>
-          </w:p>
-        </w:tc>
-        <w:tc>
-          <w:tcPr>
-            <w:tcW w:w="1282" w:type="dxa"/>
-            <w:tcMar>
-              <w:top w:w="40" w:type="dxa"/>
-              <w:right w:w="120" w:type="dxa"/>
-              <w:bottom w:w="40" w:type="dxa"/>
-              <w:left w:w="120" w:type="dxa"/>
-            </w:tcMar>
-            <w:vAlign w:val="center"/>
-          </w:tcPr>
-          <w:p>
-            <w:pPr>
-              <w:jc w:val="center"/>
-              <w:bidi/>
-              <w:spacing w:before="0" w:after="0"/>
-            </w:pPr>
-            <w:r>
-              <w:rPr>
-                <w:rFonts w:ascii="Assistant" w:hAnsi="Assistant" w:cs="Assistant" w:eastAsia="Assistant"/>
-                <w:sz w:val="20"/>
-                <w:szCs w:val="20"/>
-                <w:rtl/>
-              </w:rPr>
-              <w:t>{l_cyl}</w:t>
-            </w:r>
-          </w:p>
-        </w:tc>
-        <w:tc>
-          <w:tcPr>
-            <w:tcW w:w="1282" w:type="dxa"/>
-            <w:tcMar>
-              <w:top w:w="40" w:type="dxa"/>
-              <w:right w:w="120" w:type="dxa"/>
-              <w:bottom w:w="40" w:type="dxa"/>
-              <w:left w:w="120" w:type="dxa"/>
-            </w:tcMar>
-            <w:vAlign w:val="center"/>
-          </w:tcPr>
-          <w:p>
-            <w:pPr>
-              <w:jc w:val="center"/>
-              <w:bidi/>
-              <w:spacing w:before="0" w:after="0"/>
-            </w:pPr>
-            <w:r>
-              <w:rPr>
-                <w:rFonts w:ascii="Assistant" w:hAnsi="Assistant" w:cs="Assistant" w:eastAsia="Assistant"/>
-                <w:sz w:val="20"/>
-                <w:szCs w:val="20"/>
-                <w:rtl/>
-              </w:rPr>
-              <w:t>{l_sph}</w:t>
+              <w:t>{l_high}</w:t>
             </w:r>
           </w:p>
         </w:tc>

--- a/public/templates/regular-order.docx
+++ b/public/templates/regular-order.docx
@@ -7,6 +7,7 @@
         <w:tblW w:w="5000" w:type="pct"/>
         <w:tblLayout w:type="fixed"/>
         <w:jc w:val="right"/>
+        <w:bidiVisual w:val="0"/>
         <w:tblCellMar>
           <w:top w:w="0" w:type="dxa"/>
           <w:right w:w="0" w:type="dxa"/>
@@ -106,7 +107,7 @@
           </w:tcPr>
           <w:p>
             <w:pPr>
-              <w:jc w:val="right"/>
+              <w:jc w:val="left"/>
               <w:bidi/>
               <w:spacing w:before="0" w:after="40"/>
             </w:pPr>
@@ -125,7 +126,7 @@
           </w:p>
           <w:p>
             <w:pPr>
-              <w:jc w:val="right"/>
+              <w:jc w:val="left"/>
               <w:bidi/>
               <w:spacing w:before="0" w:after="0"/>
             </w:pPr>
@@ -158,7 +159,7 @@
     <w:p>
       <w:pPr>
         <w:bidi/>
-        <w:spacing w:after="120"/>
+        <w:spacing w:after="20"/>
       </w:pPr>
     </w:p>
     <w:tbl>
@@ -182,148 +183,92 @@
         </w:tblCellMar>
       </w:tblPr>
       <w:tblGrid>
-        <w:gridCol w:w="1320"/>
-        <w:gridCol w:w="1200"/>
-        <w:gridCol w:w="1320"/>
-        <w:gridCol w:w="1200"/>
-        <w:gridCol w:w="1320"/>
-        <w:gridCol w:w="1200"/>
-        <w:gridCol w:w="1320"/>
-        <w:gridCol w:w="1200"/>
+        <w:gridCol w:w="2520"/>
+        <w:gridCol w:w="2520"/>
+        <w:gridCol w:w="2520"/>
+        <w:gridCol w:w="2520"/>
       </w:tblGrid>
       <w:tr>
         <w:tc>
           <w:tcPr>
-            <w:tcW w:w="1320" w:type="dxa"/>
-            <w:tcMar>
-              <w:top w:w="40" w:type="dxa"/>
-              <w:right w:w="120" w:type="dxa"/>
-              <w:bottom w:w="40" w:type="dxa"/>
-              <w:left w:w="120" w:type="dxa"/>
-            </w:tcMar>
-            <w:vAlign w:val="center"/>
-          </w:tcPr>
-          <w:p>
-            <w:pPr>
-              <w:jc w:val="right"/>
-              <w:bidi/>
-              <w:spacing w:before="0" w:after="0"/>
-            </w:pPr>
-            <w:r>
-              <w:rPr>
-                <w:rFonts w:ascii="Assistant" w:hAnsi="Assistant" w:cs="Assistant" w:eastAsia="Assistant"/>
-                <w:sz w:val="20"/>
-                <w:szCs w:val="20"/>
-                <w:rtl/>
-              </w:rPr>
-              <w:t>{approval_date}</w:t>
-            </w:r>
-          </w:p>
-        </w:tc>
-        <w:tc>
-          <w:tcPr>
-            <w:tcW w:w="1200" w:type="dxa"/>
-            <w:tcMar>
-              <w:top w:w="40" w:type="dxa"/>
-              <w:right w:w="120" w:type="dxa"/>
-              <w:bottom w:w="40" w:type="dxa"/>
-              <w:left w:w="120" w:type="dxa"/>
-            </w:tcMar>
-            <w:vAlign w:val="center"/>
-          </w:tcPr>
-          <w:p>
-            <w:pPr>
-              <w:jc w:val="right"/>
-              <w:bidi/>
-              <w:spacing w:before="0" w:after="0"/>
-            </w:pPr>
-            <w:r>
-              <w:rPr>
-                <w:rFonts w:ascii="Assistant" w:hAnsi="Assistant" w:cs="Assistant" w:eastAsia="Assistant"/>
-                <w:sz w:val="18"/>
-                <w:szCs w:val="18"/>
+            <w:tcW w:w="2520" w:type="dxa"/>
+            <w:tcMar>
+              <w:top w:w="20" w:type="dxa"/>
+              <w:right w:w="95" w:type="dxa"/>
+              <w:bottom w:w="20" w:type="dxa"/>
+              <w:left w:w="95" w:type="dxa"/>
+            </w:tcMar>
+            <w:vAlign w:val="center"/>
+          </w:tcPr>
+          <w:p>
+            <w:pPr>
+              <w:jc w:val="left"/>
+              <w:bidi/>
+              <w:spacing w:before="0" w:after="3"/>
+            </w:pPr>
+            <w:r>
+              <w:rPr>
+                <w:rFonts w:ascii="Assistant" w:hAnsi="Assistant" w:cs="Assistant" w:eastAsia="Assistant"/>
+                <w:sz w:val="14"/>
+                <w:szCs w:val="14"/>
                 <w:rtl/>
                 <w:b/>
                 <w:bCs/>
                 <w:color w:val="52525B"/>
               </w:rPr>
-              <w:t xml:space="preserve">תאריך אישור</w:t>
-            </w:r>
-          </w:p>
-        </w:tc>
-        <w:tc>
-          <w:tcPr>
-            <w:tcW w:w="1320" w:type="dxa"/>
-            <w:tcMar>
-              <w:top w:w="40" w:type="dxa"/>
-              <w:right w:w="120" w:type="dxa"/>
-              <w:bottom w:w="40" w:type="dxa"/>
-              <w:left w:w="120" w:type="dxa"/>
-            </w:tcMar>
-            <w:vAlign w:val="center"/>
-          </w:tcPr>
-          <w:p>
-            <w:pPr>
-              <w:jc w:val="right"/>
-              <w:bidi/>
-              <w:spacing w:before="0" w:after="0"/>
-            </w:pPr>
-            <w:r>
-              <w:rPr>
-                <w:rFonts w:ascii="Assistant" w:hAnsi="Assistant" w:cs="Assistant" w:eastAsia="Assistant"/>
-                <w:sz w:val="20"/>
-                <w:szCs w:val="20"/>
-                <w:rtl/>
-              </w:rPr>
-              <w:t>{order_date}</w:t>
-            </w:r>
-          </w:p>
-        </w:tc>
-        <w:tc>
-          <w:tcPr>
-            <w:tcW w:w="1200" w:type="dxa"/>
-            <w:tcMar>
-              <w:top w:w="40" w:type="dxa"/>
-              <w:right w:w="120" w:type="dxa"/>
-              <w:bottom w:w="40" w:type="dxa"/>
-              <w:left w:w="120" w:type="dxa"/>
-            </w:tcMar>
-            <w:vAlign w:val="center"/>
-          </w:tcPr>
-          <w:p>
-            <w:pPr>
-              <w:jc w:val="right"/>
-              <w:bidi/>
-              <w:spacing w:before="0" w:after="0"/>
-            </w:pPr>
-            <w:r>
-              <w:rPr>
-                <w:rFonts w:ascii="Assistant" w:hAnsi="Assistant" w:cs="Assistant" w:eastAsia="Assistant"/>
-                <w:sz w:val="18"/>
-                <w:szCs w:val="18"/>
+              <w:t xml:space="preserve">מס' הזמנה</w:t>
+            </w:r>
+          </w:p>
+          <w:p>
+            <w:pPr>
+              <w:jc w:val="left"/>
+              <w:bidi/>
+              <w:spacing w:before="0" w:after="0"/>
+            </w:pPr>
+            <w:r>
+              <w:rPr>
+                <w:rFonts w:ascii="Assistant" w:hAnsi="Assistant" w:cs="Assistant" w:eastAsia="Assistant"/>
+                <w:sz w:val="20"/>
+                <w:szCs w:val="20"/>
+                <w:rtl/>
+              </w:rPr>
+              <w:t>{order_number}</w:t>
+            </w:r>
+          </w:p>
+        </w:tc>
+        <w:tc>
+          <w:tcPr>
+            <w:tcW w:w="2520" w:type="dxa"/>
+            <w:tcMar>
+              <w:top w:w="20" w:type="dxa"/>
+              <w:right w:w="95" w:type="dxa"/>
+              <w:bottom w:w="20" w:type="dxa"/>
+              <w:left w:w="95" w:type="dxa"/>
+            </w:tcMar>
+            <w:vAlign w:val="center"/>
+          </w:tcPr>
+          <w:p>
+            <w:pPr>
+              <w:jc w:val="left"/>
+              <w:bidi/>
+              <w:spacing w:before="0" w:after="3"/>
+            </w:pPr>
+            <w:r>
+              <w:rPr>
+                <w:rFonts w:ascii="Assistant" w:hAnsi="Assistant" w:cs="Assistant" w:eastAsia="Assistant"/>
+                <w:sz w:val="14"/>
+                <w:szCs w:val="14"/>
                 <w:rtl/>
                 <w:b/>
                 <w:bCs/>
                 <w:color w:val="52525B"/>
               </w:rPr>
-              <w:t xml:space="preserve">תאריך הזמנה</w:t>
-            </w:r>
-          </w:p>
-        </w:tc>
-        <w:tc>
-          <w:tcPr>
-            <w:tcW w:w="1320" w:type="dxa"/>
-            <w:tcMar>
-              <w:top w:w="40" w:type="dxa"/>
-              <w:right w:w="120" w:type="dxa"/>
-              <w:bottom w:w="40" w:type="dxa"/>
-              <w:left w:w="120" w:type="dxa"/>
-            </w:tcMar>
-            <w:vAlign w:val="center"/>
-          </w:tcPr>
-          <w:p>
-            <w:pPr>
-              <w:jc w:val="right"/>
+              <w:t xml:space="preserve">מס' שקית</w:t>
+            </w:r>
+          </w:p>
+          <w:p>
+            <w:pPr>
+              <w:jc w:val="left"/>
               <w:bidi/>
               <w:spacing w:before="0" w:after="0"/>
             </w:pPr>
@@ -340,91 +285,95 @@
         </w:tc>
         <w:tc>
           <w:tcPr>
-            <w:tcW w:w="1200" w:type="dxa"/>
-            <w:tcMar>
-              <w:top w:w="40" w:type="dxa"/>
-              <w:right w:w="120" w:type="dxa"/>
-              <w:bottom w:w="40" w:type="dxa"/>
-              <w:left w:w="120" w:type="dxa"/>
-            </w:tcMar>
-            <w:vAlign w:val="center"/>
-          </w:tcPr>
-          <w:p>
-            <w:pPr>
-              <w:jc w:val="right"/>
-              <w:bidi/>
-              <w:spacing w:before="0" w:after="0"/>
-            </w:pPr>
-            <w:r>
-              <w:rPr>
-                <w:rFonts w:ascii="Assistant" w:hAnsi="Assistant" w:cs="Assistant" w:eastAsia="Assistant"/>
-                <w:sz w:val="18"/>
-                <w:szCs w:val="18"/>
+            <w:tcW w:w="2520" w:type="dxa"/>
+            <w:tcMar>
+              <w:top w:w="20" w:type="dxa"/>
+              <w:right w:w="95" w:type="dxa"/>
+              <w:bottom w:w="20" w:type="dxa"/>
+              <w:left w:w="95" w:type="dxa"/>
+            </w:tcMar>
+            <w:vAlign w:val="center"/>
+          </w:tcPr>
+          <w:p>
+            <w:pPr>
+              <w:jc w:val="left"/>
+              <w:bidi/>
+              <w:spacing w:before="0" w:after="3"/>
+            </w:pPr>
+            <w:r>
+              <w:rPr>
+                <w:rFonts w:ascii="Assistant" w:hAnsi="Assistant" w:cs="Assistant" w:eastAsia="Assistant"/>
+                <w:sz w:val="14"/>
+                <w:szCs w:val="14"/>
                 <w:rtl/>
                 <w:b/>
                 <w:bCs/>
                 <w:color w:val="52525B"/>
               </w:rPr>
-              <w:t xml:space="preserve">מס' שקית</w:t>
-            </w:r>
-          </w:p>
-        </w:tc>
-        <w:tc>
-          <w:tcPr>
-            <w:tcW w:w="1320" w:type="dxa"/>
-            <w:tcMar>
-              <w:top w:w="40" w:type="dxa"/>
-              <w:right w:w="120" w:type="dxa"/>
-              <w:bottom w:w="40" w:type="dxa"/>
-              <w:left w:w="120" w:type="dxa"/>
-            </w:tcMar>
-            <w:vAlign w:val="center"/>
-          </w:tcPr>
-          <w:p>
-            <w:pPr>
-              <w:jc w:val="right"/>
-              <w:bidi/>
-              <w:spacing w:before="0" w:after="0"/>
-            </w:pPr>
-            <w:r>
-              <w:rPr>
-                <w:rFonts w:ascii="Assistant" w:hAnsi="Assistant" w:cs="Assistant" w:eastAsia="Assistant"/>
-                <w:sz w:val="20"/>
-                <w:szCs w:val="20"/>
-                <w:rtl/>
-              </w:rPr>
-              <w:t>{order_number}</w:t>
-            </w:r>
-          </w:p>
-        </w:tc>
-        <w:tc>
-          <w:tcPr>
-            <w:tcW w:w="1200" w:type="dxa"/>
-            <w:tcMar>
-              <w:top w:w="40" w:type="dxa"/>
-              <w:right w:w="120" w:type="dxa"/>
-              <w:bottom w:w="40" w:type="dxa"/>
-              <w:left w:w="120" w:type="dxa"/>
-            </w:tcMar>
-            <w:vAlign w:val="center"/>
-          </w:tcPr>
-          <w:p>
-            <w:pPr>
-              <w:jc w:val="right"/>
-              <w:bidi/>
-              <w:spacing w:before="0" w:after="0"/>
-            </w:pPr>
-            <w:r>
-              <w:rPr>
-                <w:rFonts w:ascii="Assistant" w:hAnsi="Assistant" w:cs="Assistant" w:eastAsia="Assistant"/>
-                <w:sz w:val="18"/>
-                <w:szCs w:val="18"/>
+              <w:t xml:space="preserve">תאריך הזמנה</w:t>
+            </w:r>
+          </w:p>
+          <w:p>
+            <w:pPr>
+              <w:jc w:val="left"/>
+              <w:bidi/>
+              <w:spacing w:before="0" w:after="0"/>
+            </w:pPr>
+            <w:r>
+              <w:rPr>
+                <w:rFonts w:ascii="Assistant" w:hAnsi="Assistant" w:cs="Assistant" w:eastAsia="Assistant"/>
+                <w:sz w:val="20"/>
+                <w:szCs w:val="20"/>
+                <w:rtl/>
+              </w:rPr>
+              <w:t>{order_date}</w:t>
+            </w:r>
+          </w:p>
+        </w:tc>
+        <w:tc>
+          <w:tcPr>
+            <w:tcW w:w="2520" w:type="dxa"/>
+            <w:tcMar>
+              <w:top w:w="20" w:type="dxa"/>
+              <w:right w:w="95" w:type="dxa"/>
+              <w:bottom w:w="20" w:type="dxa"/>
+              <w:left w:w="95" w:type="dxa"/>
+            </w:tcMar>
+            <w:vAlign w:val="center"/>
+          </w:tcPr>
+          <w:p>
+            <w:pPr>
+              <w:jc w:val="left"/>
+              <w:bidi/>
+              <w:spacing w:before="0" w:after="3"/>
+            </w:pPr>
+            <w:r>
+              <w:rPr>
+                <w:rFonts w:ascii="Assistant" w:hAnsi="Assistant" w:cs="Assistant" w:eastAsia="Assistant"/>
+                <w:sz w:val="14"/>
+                <w:szCs w:val="14"/>
                 <w:rtl/>
                 <w:b/>
                 <w:bCs/>
                 <w:color w:val="52525B"/>
               </w:rPr>
-              <w:t xml:space="preserve">מס' הזמנה</w:t>
+              <w:t xml:space="preserve">תאריך אישור</w:t>
+            </w:r>
+          </w:p>
+          <w:p>
+            <w:pPr>
+              <w:jc w:val="left"/>
+              <w:bidi/>
+              <w:spacing w:before="0" w:after="0"/>
+            </w:pPr>
+            <w:r>
+              <w:rPr>
+                <w:rFonts w:ascii="Assistant" w:hAnsi="Assistant" w:cs="Assistant" w:eastAsia="Assistant"/>
+                <w:sz w:val="20"/>
+                <w:szCs w:val="20"/>
+                <w:rtl/>
+              </w:rPr>
+              <w:t>{approval_date}</w:t>
             </w:r>
           </w:p>
         </w:tc>
@@ -432,136 +381,84 @@
       <w:tr>
         <w:tc>
           <w:tcPr>
-            <w:tcW w:w="1320" w:type="dxa"/>
-            <w:tcMar>
-              <w:top w:w="40" w:type="dxa"/>
-              <w:right w:w="120" w:type="dxa"/>
-              <w:bottom w:w="40" w:type="dxa"/>
-              <w:left w:w="120" w:type="dxa"/>
-            </w:tcMar>
-            <w:vAlign w:val="center"/>
-          </w:tcPr>
-          <w:p>
-            <w:pPr>
-              <w:jc w:val="right"/>
-              <w:bidi/>
-              <w:spacing w:before="0" w:after="0"/>
-            </w:pPr>
-            <w:r>
-              <w:rPr>
-                <w:rFonts w:ascii="Assistant" w:hAnsi="Assistant" w:cs="Assistant" w:eastAsia="Assistant"/>
-                <w:sz w:val="20"/>
-                <w:szCs w:val="20"/>
-                <w:rtl/>
-              </w:rPr>
-              <w:t>{promised_date}</w:t>
-            </w:r>
-          </w:p>
-        </w:tc>
-        <w:tc>
-          <w:tcPr>
-            <w:tcW w:w="1200" w:type="dxa"/>
-            <w:tcMar>
-              <w:top w:w="40" w:type="dxa"/>
-              <w:right w:w="120" w:type="dxa"/>
-              <w:bottom w:w="40" w:type="dxa"/>
-              <w:left w:w="120" w:type="dxa"/>
-            </w:tcMar>
-            <w:vAlign w:val="center"/>
-          </w:tcPr>
-          <w:p>
-            <w:pPr>
-              <w:jc w:val="right"/>
-              <w:bidi/>
-              <w:spacing w:before="0" w:after="0"/>
-            </w:pPr>
-            <w:r>
-              <w:rPr>
-                <w:rFonts w:ascii="Assistant" w:hAnsi="Assistant" w:cs="Assistant" w:eastAsia="Assistant"/>
-                <w:sz w:val="18"/>
-                <w:szCs w:val="18"/>
+            <w:tcW w:w="2520" w:type="dxa"/>
+            <w:tcMar>
+              <w:top w:w="20" w:type="dxa"/>
+              <w:right w:w="95" w:type="dxa"/>
+              <w:bottom w:w="20" w:type="dxa"/>
+              <w:left w:w="95" w:type="dxa"/>
+            </w:tcMar>
+            <w:vAlign w:val="center"/>
+          </w:tcPr>
+          <w:p>
+            <w:pPr>
+              <w:jc w:val="left"/>
+              <w:bidi/>
+              <w:spacing w:before="0" w:after="3"/>
+            </w:pPr>
+            <w:r>
+              <w:rPr>
+                <w:rFonts w:ascii="Assistant" w:hAnsi="Assistant" w:cs="Assistant" w:eastAsia="Assistant"/>
+                <w:sz w:val="14"/>
+                <w:szCs w:val="14"/>
                 <w:rtl/>
                 <w:b/>
                 <w:bCs/>
                 <w:color w:val="52525B"/>
               </w:rPr>
-              <w:t xml:space="preserve">הובטח</w:t>
-            </w:r>
-          </w:p>
-        </w:tc>
-        <w:tc>
-          <w:tcPr>
-            <w:tcW w:w="1320" w:type="dxa"/>
-            <w:tcMar>
-              <w:top w:w="40" w:type="dxa"/>
-              <w:right w:w="120" w:type="dxa"/>
-              <w:bottom w:w="40" w:type="dxa"/>
-              <w:left w:w="120" w:type="dxa"/>
-            </w:tcMar>
-            <w:vAlign w:val="center"/>
-          </w:tcPr>
-          <w:p>
-            <w:pPr>
-              <w:jc w:val="right"/>
-              <w:bidi/>
-              <w:spacing w:before="0" w:after="0"/>
-            </w:pPr>
-            <w:r>
-              <w:rPr>
-                <w:rFonts w:ascii="Assistant" w:hAnsi="Assistant" w:cs="Assistant" w:eastAsia="Assistant"/>
-                <w:sz w:val="20"/>
-                <w:szCs w:val="20"/>
-                <w:rtl/>
-              </w:rPr>
-              <w:t>{delivery_clinic_name}</w:t>
-            </w:r>
-          </w:p>
-        </w:tc>
-        <w:tc>
-          <w:tcPr>
-            <w:tcW w:w="1200" w:type="dxa"/>
-            <w:tcMar>
-              <w:top w:w="40" w:type="dxa"/>
-              <w:right w:w="120" w:type="dxa"/>
-              <w:bottom w:w="40" w:type="dxa"/>
-              <w:left w:w="120" w:type="dxa"/>
-            </w:tcMar>
-            <w:vAlign w:val="center"/>
-          </w:tcPr>
-          <w:p>
-            <w:pPr>
-              <w:jc w:val="right"/>
-              <w:bidi/>
-              <w:spacing w:before="0" w:after="0"/>
-            </w:pPr>
-            <w:r>
-              <w:rPr>
-                <w:rFonts w:ascii="Assistant" w:hAnsi="Assistant" w:cs="Assistant" w:eastAsia="Assistant"/>
-                <w:sz w:val="18"/>
-                <w:szCs w:val="18"/>
+              <w:t xml:space="preserve">סטטוס</w:t>
+            </w:r>
+          </w:p>
+          <w:p>
+            <w:pPr>
+              <w:jc w:val="left"/>
+              <w:bidi/>
+              <w:spacing w:before="0" w:after="0"/>
+            </w:pPr>
+            <w:r>
+              <w:rPr>
+                <w:rFonts w:ascii="Assistant" w:hAnsi="Assistant" w:cs="Assistant" w:eastAsia="Assistant"/>
+                <w:sz w:val="20"/>
+                <w:szCs w:val="20"/>
+                <w:rtl/>
+              </w:rPr>
+              <w:t>{order_status}</w:t>
+            </w:r>
+          </w:p>
+        </w:tc>
+        <w:tc>
+          <w:tcPr>
+            <w:tcW w:w="2520" w:type="dxa"/>
+            <w:tcMar>
+              <w:top w:w="20" w:type="dxa"/>
+              <w:right w:w="95" w:type="dxa"/>
+              <w:bottom w:w="20" w:type="dxa"/>
+              <w:left w:w="95" w:type="dxa"/>
+            </w:tcMar>
+            <w:vAlign w:val="center"/>
+          </w:tcPr>
+          <w:p>
+            <w:pPr>
+              <w:jc w:val="left"/>
+              <w:bidi/>
+              <w:spacing w:before="0" w:after="3"/>
+            </w:pPr>
+            <w:r>
+              <w:rPr>
+                <w:rFonts w:ascii="Assistant" w:hAnsi="Assistant" w:cs="Assistant" w:eastAsia="Assistant"/>
+                <w:sz w:val="14"/>
+                <w:szCs w:val="14"/>
                 <w:rtl/>
                 <w:b/>
                 <w:bCs/>
                 <w:color w:val="52525B"/>
               </w:rPr>
-              <w:t xml:space="preserve">אספקה</w:t>
-            </w:r>
-          </w:p>
-        </w:tc>
-        <w:tc>
-          <w:tcPr>
-            <w:tcW w:w="1320" w:type="dxa"/>
-            <w:tcMar>
-              <w:top w:w="40" w:type="dxa"/>
-              <w:right w:w="120" w:type="dxa"/>
-              <w:bottom w:w="40" w:type="dxa"/>
-              <w:left w:w="120" w:type="dxa"/>
-            </w:tcMar>
-            <w:vAlign w:val="center"/>
-          </w:tcPr>
-          <w:p>
-            <w:pPr>
-              <w:jc w:val="right"/>
+              <w:t xml:space="preserve">עדיפות</w:t>
+            </w:r>
+          </w:p>
+          <w:p>
+            <w:pPr>
+              <w:jc w:val="left"/>
               <w:bidi/>
               <w:spacing w:before="0" w:after="0"/>
             </w:pPr>
@@ -578,91 +475,95 @@
         </w:tc>
         <w:tc>
           <w:tcPr>
-            <w:tcW w:w="1200" w:type="dxa"/>
-            <w:tcMar>
-              <w:top w:w="40" w:type="dxa"/>
-              <w:right w:w="120" w:type="dxa"/>
-              <w:bottom w:w="40" w:type="dxa"/>
-              <w:left w:w="120" w:type="dxa"/>
-            </w:tcMar>
-            <w:vAlign w:val="center"/>
-          </w:tcPr>
-          <w:p>
-            <w:pPr>
-              <w:jc w:val="right"/>
-              <w:bidi/>
-              <w:spacing w:before="0" w:after="0"/>
-            </w:pPr>
-            <w:r>
-              <w:rPr>
-                <w:rFonts w:ascii="Assistant" w:hAnsi="Assistant" w:cs="Assistant" w:eastAsia="Assistant"/>
-                <w:sz w:val="18"/>
-                <w:szCs w:val="18"/>
+            <w:tcW w:w="2520" w:type="dxa"/>
+            <w:tcMar>
+              <w:top w:w="20" w:type="dxa"/>
+              <w:right w:w="95" w:type="dxa"/>
+              <w:bottom w:w="20" w:type="dxa"/>
+              <w:left w:w="95" w:type="dxa"/>
+            </w:tcMar>
+            <w:vAlign w:val="center"/>
+          </w:tcPr>
+          <w:p>
+            <w:pPr>
+              <w:jc w:val="left"/>
+              <w:bidi/>
+              <w:spacing w:before="0" w:after="3"/>
+            </w:pPr>
+            <w:r>
+              <w:rPr>
+                <w:rFonts w:ascii="Assistant" w:hAnsi="Assistant" w:cs="Assistant" w:eastAsia="Assistant"/>
+                <w:sz w:val="14"/>
+                <w:szCs w:val="14"/>
                 <w:rtl/>
                 <w:b/>
                 <w:bCs/>
                 <w:color w:val="52525B"/>
               </w:rPr>
-              <w:t xml:space="preserve">עדיפות</w:t>
-            </w:r>
-          </w:p>
-        </w:tc>
-        <w:tc>
-          <w:tcPr>
-            <w:tcW w:w="1320" w:type="dxa"/>
-            <w:tcMar>
-              <w:top w:w="40" w:type="dxa"/>
-              <w:right w:w="120" w:type="dxa"/>
-              <w:bottom w:w="40" w:type="dxa"/>
-              <w:left w:w="120" w:type="dxa"/>
-            </w:tcMar>
-            <w:vAlign w:val="center"/>
-          </w:tcPr>
-          <w:p>
-            <w:pPr>
-              <w:jc w:val="right"/>
-              <w:bidi/>
-              <w:spacing w:before="0" w:after="0"/>
-            </w:pPr>
-            <w:r>
-              <w:rPr>
-                <w:rFonts w:ascii="Assistant" w:hAnsi="Assistant" w:cs="Assistant" w:eastAsia="Assistant"/>
-                <w:sz w:val="20"/>
-                <w:szCs w:val="20"/>
-                <w:rtl/>
-              </w:rPr>
-              <w:t>{order_status}</w:t>
-            </w:r>
-          </w:p>
-        </w:tc>
-        <w:tc>
-          <w:tcPr>
-            <w:tcW w:w="1200" w:type="dxa"/>
-            <w:tcMar>
-              <w:top w:w="40" w:type="dxa"/>
-              <w:right w:w="120" w:type="dxa"/>
-              <w:bottom w:w="40" w:type="dxa"/>
-              <w:left w:w="120" w:type="dxa"/>
-            </w:tcMar>
-            <w:vAlign w:val="center"/>
-          </w:tcPr>
-          <w:p>
-            <w:pPr>
-              <w:jc w:val="right"/>
-              <w:bidi/>
-              <w:spacing w:before="0" w:after="0"/>
-            </w:pPr>
-            <w:r>
-              <w:rPr>
-                <w:rFonts w:ascii="Assistant" w:hAnsi="Assistant" w:cs="Assistant" w:eastAsia="Assistant"/>
-                <w:sz w:val="18"/>
-                <w:szCs w:val="18"/>
+              <w:t xml:space="preserve">אספקה</w:t>
+            </w:r>
+          </w:p>
+          <w:p>
+            <w:pPr>
+              <w:jc w:val="left"/>
+              <w:bidi/>
+              <w:spacing w:before="0" w:after="0"/>
+            </w:pPr>
+            <w:r>
+              <w:rPr>
+                <w:rFonts w:ascii="Assistant" w:hAnsi="Assistant" w:cs="Assistant" w:eastAsia="Assistant"/>
+                <w:sz w:val="20"/>
+                <w:szCs w:val="20"/>
+                <w:rtl/>
+              </w:rPr>
+              <w:t>{delivery_clinic_name}</w:t>
+            </w:r>
+          </w:p>
+        </w:tc>
+        <w:tc>
+          <w:tcPr>
+            <w:tcW w:w="2520" w:type="dxa"/>
+            <w:tcMar>
+              <w:top w:w="20" w:type="dxa"/>
+              <w:right w:w="95" w:type="dxa"/>
+              <w:bottom w:w="20" w:type="dxa"/>
+              <w:left w:w="95" w:type="dxa"/>
+            </w:tcMar>
+            <w:vAlign w:val="center"/>
+          </w:tcPr>
+          <w:p>
+            <w:pPr>
+              <w:jc w:val="left"/>
+              <w:bidi/>
+              <w:spacing w:before="0" w:after="3"/>
+            </w:pPr>
+            <w:r>
+              <w:rPr>
+                <w:rFonts w:ascii="Assistant" w:hAnsi="Assistant" w:cs="Assistant" w:eastAsia="Assistant"/>
+                <w:sz w:val="14"/>
+                <w:szCs w:val="14"/>
                 <w:rtl/>
                 <w:b/>
                 <w:bCs/>
                 <w:color w:val="52525B"/>
               </w:rPr>
-              <w:t xml:space="preserve">סטטוס</w:t>
+              <w:t xml:space="preserve">הובטח</w:t>
+            </w:r>
+          </w:p>
+          <w:p>
+            <w:pPr>
+              <w:jc w:val="left"/>
+              <w:bidi/>
+              <w:spacing w:before="0" w:after="0"/>
+            </w:pPr>
+            <w:r>
+              <w:rPr>
+                <w:rFonts w:ascii="Assistant" w:hAnsi="Assistant" w:cs="Assistant" w:eastAsia="Assistant"/>
+                <w:sz w:val="20"/>
+                <w:szCs w:val="20"/>
+                <w:rtl/>
+              </w:rPr>
+              <w:t>{promised_date}</w:t>
             </w:r>
           </w:p>
         </w:tc>
@@ -671,21 +572,21 @@
     <w:p>
       <w:pPr>
         <w:bidi/>
-        <w:spacing w:after="60"/>
+        <w:spacing w:after="20"/>
       </w:pPr>
     </w:p>
     <w:p>
       <w:pPr>
-        <w:jc w:val="center"/>
+        <w:jc w:val="left"/>
         <w:bidi/>
-        <w:spacing w:before="120" w:after="40"/>
+        <w:spacing w:before="40" w:after="12"/>
         <w:keepNext/>
       </w:pPr>
       <w:r>
         <w:rPr>
           <w:rFonts w:ascii="Assistant" w:hAnsi="Assistant" w:cs="Assistant" w:eastAsia="Assistant"/>
-          <w:sz w:val="20"/>
-          <w:szCs w:val="20"/>
+          <w:sz w:val="22"/>
+          <w:szCs w:val="22"/>
           <w:rtl/>
           <w:b/>
           <w:bCs/>
@@ -715,123 +616,80 @@
         </w:tblCellMar>
       </w:tblPr>
       <w:tblGrid>
-        <w:gridCol w:w="2160"/>
-        <w:gridCol w:w="1200"/>
-        <w:gridCol w:w="2160"/>
-        <w:gridCol w:w="1200"/>
-        <w:gridCol w:w="2160"/>
-        <w:gridCol w:w="1200"/>
+        <w:gridCol w:w="3360"/>
+        <w:gridCol w:w="3360"/>
+        <w:gridCol w:w="3360"/>
       </w:tblGrid>
       <w:tr>
         <w:tc>
           <w:tcPr>
-            <w:tcW w:w="2160" w:type="dxa"/>
-            <w:tcMar>
-              <w:top w:w="40" w:type="dxa"/>
-              <w:right w:w="120" w:type="dxa"/>
-              <w:bottom w:w="40" w:type="dxa"/>
-              <w:left w:w="120" w:type="dxa"/>
-            </w:tcMar>
-            <w:vAlign w:val="center"/>
-          </w:tcPr>
-          <w:p>
-            <w:pPr>
-              <w:jc w:val="right"/>
-              <w:bidi/>
-              <w:spacing w:before="0" w:after="0"/>
-            </w:pPr>
-            <w:r>
-              <w:rPr>
-                <w:rFonts w:ascii="Assistant" w:hAnsi="Assistant" w:cs="Assistant" w:eastAsia="Assistant"/>
-                <w:sz w:val="20"/>
-                <w:szCs w:val="20"/>
-                <w:rtl/>
-              </w:rPr>
-              <w:t>{phone_mobile}</w:t>
-            </w:r>
-          </w:p>
-        </w:tc>
-        <w:tc>
-          <w:tcPr>
-            <w:tcW w:w="1200" w:type="dxa"/>
-            <w:tcMar>
-              <w:top w:w="40" w:type="dxa"/>
-              <w:right w:w="120" w:type="dxa"/>
-              <w:bottom w:w="40" w:type="dxa"/>
-              <w:left w:w="120" w:type="dxa"/>
-            </w:tcMar>
-            <w:vAlign w:val="center"/>
-          </w:tcPr>
-          <w:p>
-            <w:pPr>
-              <w:jc w:val="right"/>
-              <w:bidi/>
-              <w:spacing w:before="0" w:after="0"/>
-            </w:pPr>
-            <w:r>
-              <w:rPr>
-                <w:rFonts w:ascii="Assistant" w:hAnsi="Assistant" w:cs="Assistant" w:eastAsia="Assistant"/>
-                <w:sz w:val="18"/>
-                <w:szCs w:val="18"/>
+            <w:tcW w:w="3360" w:type="dxa"/>
+            <w:tcMar>
+              <w:top w:w="20" w:type="dxa"/>
+              <w:right w:w="95" w:type="dxa"/>
+              <w:bottom w:w="20" w:type="dxa"/>
+              <w:left w:w="95" w:type="dxa"/>
+            </w:tcMar>
+            <w:vAlign w:val="center"/>
+          </w:tcPr>
+          <w:p>
+            <w:pPr>
+              <w:jc w:val="left"/>
+              <w:bidi/>
+              <w:spacing w:before="0" w:after="3"/>
+            </w:pPr>
+            <w:r>
+              <w:rPr>
+                <w:rFonts w:ascii="Assistant" w:hAnsi="Assistant" w:cs="Assistant" w:eastAsia="Assistant"/>
+                <w:sz w:val="14"/>
+                <w:szCs w:val="14"/>
                 <w:rtl/>
                 <w:b/>
                 <w:bCs/>
                 <w:color w:val="52525B"/>
               </w:rPr>
-              <w:t xml:space="preserve">נייד</w:t>
-            </w:r>
-          </w:p>
-        </w:tc>
-        <w:tc>
-          <w:tcPr>
-            <w:tcW w:w="2160" w:type="dxa"/>
-            <w:tcMar>
-              <w:top w:w="40" w:type="dxa"/>
-              <w:right w:w="120" w:type="dxa"/>
-              <w:bottom w:w="40" w:type="dxa"/>
-              <w:left w:w="120" w:type="dxa"/>
-            </w:tcMar>
-            <w:vAlign w:val="center"/>
-          </w:tcPr>
-          <w:p>
-            <w:pPr>
-              <w:jc w:val="right"/>
-              <w:bidi/>
-              <w:spacing w:before="0" w:after="0"/>
-            </w:pPr>
-            <w:r>
-              <w:rPr>
-                <w:rFonts w:ascii="Assistant" w:hAnsi="Assistant" w:cs="Assistant" w:eastAsia="Assistant"/>
-                <w:sz w:val="20"/>
-                <w:szCs w:val="20"/>
-                <w:rtl/>
-              </w:rPr>
-              <w:t>{client_id}</w:t>
-            </w:r>
-          </w:p>
-        </w:tc>
-        <w:tc>
-          <w:tcPr>
-            <w:tcW w:w="1200" w:type="dxa"/>
-            <w:tcMar>
-              <w:top w:w="40" w:type="dxa"/>
-              <w:right w:w="120" w:type="dxa"/>
-              <w:bottom w:w="40" w:type="dxa"/>
-              <w:left w:w="120" w:type="dxa"/>
-            </w:tcMar>
-            <w:vAlign w:val="center"/>
-          </w:tcPr>
-          <w:p>
-            <w:pPr>
-              <w:jc w:val="right"/>
-              <w:bidi/>
-              <w:spacing w:before="0" w:after="0"/>
-            </w:pPr>
-            <w:r>
-              <w:rPr>
-                <w:rFonts w:ascii="Assistant" w:hAnsi="Assistant" w:cs="Assistant" w:eastAsia="Assistant"/>
-                <w:sz w:val="18"/>
-                <w:szCs w:val="18"/>
+              <w:t xml:space="preserve">שם לקוח</w:t>
+            </w:r>
+          </w:p>
+          <w:p>
+            <w:pPr>
+              <w:jc w:val="left"/>
+              <w:bidi/>
+              <w:spacing w:before="0" w:after="0"/>
+            </w:pPr>
+            <w:r>
+              <w:rPr>
+                <w:rFonts w:ascii="Assistant" w:hAnsi="Assistant" w:cs="Assistant" w:eastAsia="Assistant"/>
+                <w:sz w:val="20"/>
+                <w:szCs w:val="20"/>
+                <w:rtl/>
+              </w:rPr>
+              <w:t>{client_name}</w:t>
+            </w:r>
+          </w:p>
+        </w:tc>
+        <w:tc>
+          <w:tcPr>
+            <w:tcW w:w="3360" w:type="dxa"/>
+            <w:tcMar>
+              <w:top w:w="20" w:type="dxa"/>
+              <w:right w:w="95" w:type="dxa"/>
+              <w:bottom w:w="20" w:type="dxa"/>
+              <w:left w:w="95" w:type="dxa"/>
+            </w:tcMar>
+            <w:vAlign w:val="center"/>
+          </w:tcPr>
+          <w:p>
+            <w:pPr>
+              <w:jc w:val="left"/>
+              <w:bidi/>
+              <w:spacing w:before="0" w:after="3"/>
+            </w:pPr>
+            <w:r>
+              <w:rPr>
+                <w:rFonts w:ascii="Assistant" w:hAnsi="Assistant" w:cs="Assistant" w:eastAsia="Assistant"/>
+                <w:sz w:val="14"/>
+                <w:szCs w:val="14"/>
                 <w:rtl/>
                 <w:b/>
                 <w:bCs/>
@@ -840,63 +698,67 @@
               <w:t xml:space="preserve">ת.ז</w:t>
             </w:r>
           </w:p>
-        </w:tc>
-        <w:tc>
-          <w:tcPr>
-            <w:tcW w:w="2160" w:type="dxa"/>
-            <w:tcMar>
-              <w:top w:w="40" w:type="dxa"/>
-              <w:right w:w="120" w:type="dxa"/>
-              <w:bottom w:w="40" w:type="dxa"/>
-              <w:left w:w="120" w:type="dxa"/>
-            </w:tcMar>
-            <w:vAlign w:val="center"/>
-          </w:tcPr>
-          <w:p>
-            <w:pPr>
-              <w:jc w:val="right"/>
-              <w:bidi/>
-              <w:spacing w:before="0" w:after="0"/>
-            </w:pPr>
-            <w:r>
-              <w:rPr>
-                <w:rFonts w:ascii="Assistant" w:hAnsi="Assistant" w:cs="Assistant" w:eastAsia="Assistant"/>
-                <w:sz w:val="20"/>
-                <w:szCs w:val="20"/>
-                <w:rtl/>
-              </w:rPr>
-              <w:t>{client_name}</w:t>
-            </w:r>
-          </w:p>
-        </w:tc>
-        <w:tc>
-          <w:tcPr>
-            <w:tcW w:w="1200" w:type="dxa"/>
-            <w:tcMar>
-              <w:top w:w="40" w:type="dxa"/>
-              <w:right w:w="120" w:type="dxa"/>
-              <w:bottom w:w="40" w:type="dxa"/>
-              <w:left w:w="120" w:type="dxa"/>
-            </w:tcMar>
-            <w:vAlign w:val="center"/>
-          </w:tcPr>
-          <w:p>
-            <w:pPr>
-              <w:jc w:val="right"/>
-              <w:bidi/>
-              <w:spacing w:before="0" w:after="0"/>
-            </w:pPr>
-            <w:r>
-              <w:rPr>
-                <w:rFonts w:ascii="Assistant" w:hAnsi="Assistant" w:cs="Assistant" w:eastAsia="Assistant"/>
-                <w:sz w:val="18"/>
-                <w:szCs w:val="18"/>
+          <w:p>
+            <w:pPr>
+              <w:jc w:val="left"/>
+              <w:bidi/>
+              <w:spacing w:before="0" w:after="0"/>
+            </w:pPr>
+            <w:r>
+              <w:rPr>
+                <w:rFonts w:ascii="Assistant" w:hAnsi="Assistant" w:cs="Assistant" w:eastAsia="Assistant"/>
+                <w:sz w:val="20"/>
+                <w:szCs w:val="20"/>
+                <w:rtl/>
+              </w:rPr>
+              <w:t>{client_id}</w:t>
+            </w:r>
+          </w:p>
+        </w:tc>
+        <w:tc>
+          <w:tcPr>
+            <w:tcW w:w="3360" w:type="dxa"/>
+            <w:tcMar>
+              <w:top w:w="20" w:type="dxa"/>
+              <w:right w:w="95" w:type="dxa"/>
+              <w:bottom w:w="20" w:type="dxa"/>
+              <w:left w:w="95" w:type="dxa"/>
+            </w:tcMar>
+            <w:vAlign w:val="center"/>
+          </w:tcPr>
+          <w:p>
+            <w:pPr>
+              <w:jc w:val="left"/>
+              <w:bidi/>
+              <w:spacing w:before="0" w:after="3"/>
+            </w:pPr>
+            <w:r>
+              <w:rPr>
+                <w:rFonts w:ascii="Assistant" w:hAnsi="Assistant" w:cs="Assistant" w:eastAsia="Assistant"/>
+                <w:sz w:val="14"/>
+                <w:szCs w:val="14"/>
                 <w:rtl/>
                 <w:b/>
                 <w:bCs/>
                 <w:color w:val="52525B"/>
               </w:rPr>
-              <w:t xml:space="preserve">שם לקוח</w:t>
+              <w:t xml:space="preserve">נייד</w:t>
+            </w:r>
+          </w:p>
+          <w:p>
+            <w:pPr>
+              <w:jc w:val="left"/>
+              <w:bidi/>
+              <w:spacing w:before="0" w:after="0"/>
+            </w:pPr>
+            <w:r>
+              <w:rPr>
+                <w:rFonts w:ascii="Assistant" w:hAnsi="Assistant" w:cs="Assistant" w:eastAsia="Assistant"/>
+                <w:sz w:val="20"/>
+                <w:szCs w:val="20"/>
+                <w:rtl/>
+              </w:rPr>
+              <w:t>{phone_mobile}</w:t>
             </w:r>
           </w:p>
         </w:tc>
@@ -904,113 +766,73 @@
       <w:tr>
         <w:tc>
           <w:tcPr>
-            <w:tcW w:w="2160" w:type="dxa"/>
-            <w:tcMar>
-              <w:top w:w="40" w:type="dxa"/>
-              <w:right w:w="120" w:type="dxa"/>
-              <w:bottom w:w="40" w:type="dxa"/>
-              <w:left w:w="120" w:type="dxa"/>
-            </w:tcMar>
-            <w:vAlign w:val="center"/>
-          </w:tcPr>
-          <w:p>
-            <w:pPr>
-              <w:jc w:val="right"/>
-              <w:bidi/>
-              <w:spacing w:before="0" w:after="0"/>
-            </w:pPr>
-            <w:r>
-              <w:rPr>
-                <w:rFonts w:ascii="Assistant" w:hAnsi="Assistant" w:cs="Assistant" w:eastAsia="Assistant"/>
-                <w:sz w:val="20"/>
-                <w:szCs w:val="20"/>
-                <w:rtl/>
-              </w:rPr>
-              <w:t>{client_address}</w:t>
-            </w:r>
-          </w:p>
-        </w:tc>
-        <w:tc>
-          <w:tcPr>
-            <w:tcW w:w="1200" w:type="dxa"/>
-            <w:tcMar>
-              <w:top w:w="40" w:type="dxa"/>
-              <w:right w:w="120" w:type="dxa"/>
-              <w:bottom w:w="40" w:type="dxa"/>
-              <w:left w:w="120" w:type="dxa"/>
-            </w:tcMar>
-            <w:vAlign w:val="center"/>
-          </w:tcPr>
-          <w:p>
-            <w:pPr>
-              <w:jc w:val="right"/>
-              <w:bidi/>
-              <w:spacing w:before="0" w:after="0"/>
-            </w:pPr>
-            <w:r>
-              <w:rPr>
-                <w:rFonts w:ascii="Assistant" w:hAnsi="Assistant" w:cs="Assistant" w:eastAsia="Assistant"/>
-                <w:sz w:val="18"/>
-                <w:szCs w:val="18"/>
+            <w:tcW w:w="3360" w:type="dxa"/>
+            <w:tcMar>
+              <w:top w:w="20" w:type="dxa"/>
+              <w:right w:w="95" w:type="dxa"/>
+              <w:bottom w:w="20" w:type="dxa"/>
+              <w:left w:w="95" w:type="dxa"/>
+            </w:tcMar>
+            <w:vAlign w:val="center"/>
+          </w:tcPr>
+          <w:p>
+            <w:pPr>
+              <w:jc w:val="left"/>
+              <w:bidi/>
+              <w:spacing w:before="0" w:after="3"/>
+            </w:pPr>
+            <w:r>
+              <w:rPr>
+                <w:rFonts w:ascii="Assistant" w:hAnsi="Assistant" w:cs="Assistant" w:eastAsia="Assistant"/>
+                <w:sz w:val="14"/>
+                <w:szCs w:val="14"/>
                 <w:rtl/>
                 <w:b/>
                 <w:bCs/>
                 <w:color w:val="52525B"/>
               </w:rPr>
-              <w:t xml:space="preserve">כתובת</w:t>
-            </w:r>
-          </w:p>
-        </w:tc>
-        <w:tc>
-          <w:tcPr>
-            <w:tcW w:w="2160" w:type="dxa"/>
-            <w:tcMar>
-              <w:top w:w="40" w:type="dxa"/>
-              <w:right w:w="120" w:type="dxa"/>
-              <w:bottom w:w="40" w:type="dxa"/>
-              <w:left w:w="120" w:type="dxa"/>
-            </w:tcMar>
-            <w:vAlign w:val="center"/>
-          </w:tcPr>
-          <w:p>
-            <w:pPr>
-              <w:jc w:val="right"/>
-              <w:bidi/>
-              <w:spacing w:before="0" w:after="0"/>
-            </w:pPr>
-            <w:r>
-              <w:rPr>
-                <w:rFonts w:ascii="Assistant" w:hAnsi="Assistant" w:cs="Assistant" w:eastAsia="Assistant"/>
-                <w:sz w:val="20"/>
-                <w:szCs w:val="20"/>
-                <w:rtl/>
-              </w:rPr>
-              <w:t>{phone_work}</w:t>
-            </w:r>
-          </w:p>
-        </w:tc>
-        <w:tc>
-          <w:tcPr>
-            <w:tcW w:w="1200" w:type="dxa"/>
-            <w:tcMar>
-              <w:top w:w="40" w:type="dxa"/>
-              <w:right w:w="120" w:type="dxa"/>
-              <w:bottom w:w="40" w:type="dxa"/>
-              <w:left w:w="120" w:type="dxa"/>
-            </w:tcMar>
-            <w:vAlign w:val="center"/>
-          </w:tcPr>
-          <w:p>
-            <w:pPr>
-              <w:jc w:val="right"/>
-              <w:bidi/>
-              <w:spacing w:before="0" w:after="0"/>
-            </w:pPr>
-            <w:r>
-              <w:rPr>
-                <w:rFonts w:ascii="Assistant" w:hAnsi="Assistant" w:cs="Assistant" w:eastAsia="Assistant"/>
-                <w:sz w:val="18"/>
-                <w:szCs w:val="18"/>
+              <w:t xml:space="preserve">טלפון בית</w:t>
+            </w:r>
+          </w:p>
+          <w:p>
+            <w:pPr>
+              <w:jc w:val="left"/>
+              <w:bidi/>
+              <w:spacing w:before="0" w:after="0"/>
+            </w:pPr>
+            <w:r>
+              <w:rPr>
+                <w:rFonts w:ascii="Assistant" w:hAnsi="Assistant" w:cs="Assistant" w:eastAsia="Assistant"/>
+                <w:sz w:val="20"/>
+                <w:szCs w:val="20"/>
+                <w:rtl/>
+              </w:rPr>
+              <w:t>{phone_home}</w:t>
+            </w:r>
+          </w:p>
+        </w:tc>
+        <w:tc>
+          <w:tcPr>
+            <w:tcW w:w="3360" w:type="dxa"/>
+            <w:tcMar>
+              <w:top w:w="20" w:type="dxa"/>
+              <w:right w:w="95" w:type="dxa"/>
+              <w:bottom w:w="20" w:type="dxa"/>
+              <w:left w:w="95" w:type="dxa"/>
+            </w:tcMar>
+            <w:vAlign w:val="center"/>
+          </w:tcPr>
+          <w:p>
+            <w:pPr>
+              <w:jc w:val="left"/>
+              <w:bidi/>
+              <w:spacing w:before="0" w:after="3"/>
+            </w:pPr>
+            <w:r>
+              <w:rPr>
+                <w:rFonts w:ascii="Assistant" w:hAnsi="Assistant" w:cs="Assistant" w:eastAsia="Assistant"/>
+                <w:sz w:val="14"/>
+                <w:szCs w:val="14"/>
                 <w:rtl/>
                 <w:b/>
                 <w:bCs/>
@@ -1019,63 +841,67 @@
               <w:t xml:space="preserve">טלפון עבודה</w:t>
             </w:r>
           </w:p>
-        </w:tc>
-        <w:tc>
-          <w:tcPr>
-            <w:tcW w:w="2160" w:type="dxa"/>
-            <w:tcMar>
-              <w:top w:w="40" w:type="dxa"/>
-              <w:right w:w="120" w:type="dxa"/>
-              <w:bottom w:w="40" w:type="dxa"/>
-              <w:left w:w="120" w:type="dxa"/>
-            </w:tcMar>
-            <w:vAlign w:val="center"/>
-          </w:tcPr>
-          <w:p>
-            <w:pPr>
-              <w:jc w:val="right"/>
-              <w:bidi/>
-              <w:spacing w:before="0" w:after="0"/>
-            </w:pPr>
-            <w:r>
-              <w:rPr>
-                <w:rFonts w:ascii="Assistant" w:hAnsi="Assistant" w:cs="Assistant" w:eastAsia="Assistant"/>
-                <w:sz w:val="20"/>
-                <w:szCs w:val="20"/>
-                <w:rtl/>
-              </w:rPr>
-              <w:t>{phone_home}</w:t>
-            </w:r>
-          </w:p>
-        </w:tc>
-        <w:tc>
-          <w:tcPr>
-            <w:tcW w:w="1200" w:type="dxa"/>
-            <w:tcMar>
-              <w:top w:w="40" w:type="dxa"/>
-              <w:right w:w="120" w:type="dxa"/>
-              <w:bottom w:w="40" w:type="dxa"/>
-              <w:left w:w="120" w:type="dxa"/>
-            </w:tcMar>
-            <w:vAlign w:val="center"/>
-          </w:tcPr>
-          <w:p>
-            <w:pPr>
-              <w:jc w:val="right"/>
-              <w:bidi/>
-              <w:spacing w:before="0" w:after="0"/>
-            </w:pPr>
-            <w:r>
-              <w:rPr>
-                <w:rFonts w:ascii="Assistant" w:hAnsi="Assistant" w:cs="Assistant" w:eastAsia="Assistant"/>
-                <w:sz w:val="18"/>
-                <w:szCs w:val="18"/>
+          <w:p>
+            <w:pPr>
+              <w:jc w:val="left"/>
+              <w:bidi/>
+              <w:spacing w:before="0" w:after="0"/>
+            </w:pPr>
+            <w:r>
+              <w:rPr>
+                <w:rFonts w:ascii="Assistant" w:hAnsi="Assistant" w:cs="Assistant" w:eastAsia="Assistant"/>
+                <w:sz w:val="20"/>
+                <w:szCs w:val="20"/>
+                <w:rtl/>
+              </w:rPr>
+              <w:t>{phone_work}</w:t>
+            </w:r>
+          </w:p>
+        </w:tc>
+        <w:tc>
+          <w:tcPr>
+            <w:tcW w:w="3360" w:type="dxa"/>
+            <w:tcMar>
+              <w:top w:w="20" w:type="dxa"/>
+              <w:right w:w="95" w:type="dxa"/>
+              <w:bottom w:w="20" w:type="dxa"/>
+              <w:left w:w="95" w:type="dxa"/>
+            </w:tcMar>
+            <w:vAlign w:val="center"/>
+          </w:tcPr>
+          <w:p>
+            <w:pPr>
+              <w:jc w:val="left"/>
+              <w:bidi/>
+              <w:spacing w:before="0" w:after="3"/>
+            </w:pPr>
+            <w:r>
+              <w:rPr>
+                <w:rFonts w:ascii="Assistant" w:hAnsi="Assistant" w:cs="Assistant" w:eastAsia="Assistant"/>
+                <w:sz w:val="14"/>
+                <w:szCs w:val="14"/>
                 <w:rtl/>
                 <w:b/>
                 <w:bCs/>
                 <w:color w:val="52525B"/>
               </w:rPr>
-              <w:t xml:space="preserve">טלפון בית</w:t>
+              <w:t xml:space="preserve">כתובת</w:t>
+            </w:r>
+          </w:p>
+          <w:p>
+            <w:pPr>
+              <w:jc w:val="left"/>
+              <w:bidi/>
+              <w:spacing w:before="0" w:after="0"/>
+            </w:pPr>
+            <w:r>
+              <w:rPr>
+                <w:rFonts w:ascii="Assistant" w:hAnsi="Assistant" w:cs="Assistant" w:eastAsia="Assistant"/>
+                <w:sz w:val="20"/>
+                <w:szCs w:val="20"/>
+                <w:rtl/>
+              </w:rPr>
+              <w:t>{client_address}</w:t>
             </w:r>
           </w:p>
         </w:tc>
@@ -1084,21 +910,21 @@
     <w:p>
       <w:pPr>
         <w:bidi/>
-        <w:spacing w:after="60"/>
+        <w:spacing w:after="20"/>
       </w:pPr>
     </w:p>
     <w:p>
       <w:pPr>
-        <w:jc w:val="center"/>
+        <w:jc w:val="left"/>
         <w:bidi/>
-        <w:spacing w:before="120" w:after="40"/>
+        <w:spacing w:before="40" w:after="12"/>
         <w:keepNext/>
       </w:pPr>
       <w:r>
         <w:rPr>
           <w:rFonts w:ascii="Assistant" w:hAnsi="Assistant" w:cs="Assistant" w:eastAsia="Assistant"/>
-          <w:sz w:val="20"/>
-          <w:szCs w:val="20"/>
+          <w:sz w:val="22"/>
+          <w:szCs w:val="22"/>
           <w:rtl/>
           <w:b/>
           <w:bCs/>
@@ -1128,123 +954,80 @@
         </w:tblCellMar>
       </w:tblPr>
       <w:tblGrid>
-        <w:gridCol w:w="2160"/>
-        <w:gridCol w:w="1200"/>
-        <w:gridCol w:w="2160"/>
-        <w:gridCol w:w="1200"/>
-        <w:gridCol w:w="2160"/>
-        <w:gridCol w:w="1200"/>
+        <w:gridCol w:w="3360"/>
+        <w:gridCol w:w="3360"/>
+        <w:gridCol w:w="3360"/>
       </w:tblGrid>
       <w:tr>
         <w:tc>
           <w:tcPr>
-            <w:tcW w:w="2160" w:type="dxa"/>
-            <w:tcMar>
-              <w:top w:w="40" w:type="dxa"/>
-              <w:right w:w="120" w:type="dxa"/>
-              <w:bottom w:w="40" w:type="dxa"/>
-              <w:left w:w="120" w:type="dxa"/>
-            </w:tcMar>
-            <w:vAlign w:val="center"/>
-          </w:tcPr>
-          <w:p>
-            <w:pPr>
-              <w:jc w:val="right"/>
-              <w:bidi/>
-              <w:spacing w:before="0" w:after="0"/>
-            </w:pPr>
-            <w:r>
-              <w:rPr>
-                <w:rFonts w:ascii="Assistant" w:hAnsi="Assistant" w:cs="Assistant" w:eastAsia="Assistant"/>
-                <w:sz w:val="20"/>
-                <w:szCs w:val="20"/>
-                <w:rtl/>
-              </w:rPr>
-              <w:t>{delivered_by}</w:t>
-            </w:r>
-          </w:p>
-        </w:tc>
-        <w:tc>
-          <w:tcPr>
-            <w:tcW w:w="1200" w:type="dxa"/>
-            <w:tcMar>
-              <w:top w:w="40" w:type="dxa"/>
-              <w:right w:w="120" w:type="dxa"/>
-              <w:bottom w:w="40" w:type="dxa"/>
-              <w:left w:w="120" w:type="dxa"/>
-            </w:tcMar>
-            <w:vAlign w:val="center"/>
-          </w:tcPr>
-          <w:p>
-            <w:pPr>
-              <w:jc w:val="right"/>
-              <w:bidi/>
-              <w:spacing w:before="0" w:after="0"/>
-            </w:pPr>
-            <w:r>
-              <w:rPr>
-                <w:rFonts w:ascii="Assistant" w:hAnsi="Assistant" w:cs="Assistant" w:eastAsia="Assistant"/>
-                <w:sz w:val="18"/>
-                <w:szCs w:val="18"/>
+            <w:tcW w:w="3360" w:type="dxa"/>
+            <w:tcMar>
+              <w:top w:w="20" w:type="dxa"/>
+              <w:right w:w="95" w:type="dxa"/>
+              <w:bottom w:w="20" w:type="dxa"/>
+              <w:left w:w="95" w:type="dxa"/>
+            </w:tcMar>
+            <w:vAlign w:val="center"/>
+          </w:tcPr>
+          <w:p>
+            <w:pPr>
+              <w:jc w:val="left"/>
+              <w:bidi/>
+              <w:spacing w:before="0" w:after="3"/>
+            </w:pPr>
+            <w:r>
+              <w:rPr>
+                <w:rFonts w:ascii="Assistant" w:hAnsi="Assistant" w:cs="Assistant" w:eastAsia="Assistant"/>
+                <w:sz w:val="14"/>
+                <w:szCs w:val="14"/>
                 <w:rtl/>
                 <w:b/>
                 <w:bCs/>
                 <w:color w:val="52525B"/>
               </w:rPr>
-              <w:t xml:space="preserve">נמסר על ידי</w:t>
-            </w:r>
-          </w:p>
-        </w:tc>
-        <w:tc>
-          <w:tcPr>
-            <w:tcW w:w="2160" w:type="dxa"/>
-            <w:tcMar>
-              <w:top w:w="40" w:type="dxa"/>
-              <w:right w:w="120" w:type="dxa"/>
-              <w:bottom w:w="40" w:type="dxa"/>
-              <w:left w:w="120" w:type="dxa"/>
-            </w:tcMar>
-            <w:vAlign w:val="center"/>
-          </w:tcPr>
-          <w:p>
-            <w:pPr>
-              <w:jc w:val="right"/>
-              <w:bidi/>
-              <w:spacing w:before="0" w:after="0"/>
-            </w:pPr>
-            <w:r>
-              <w:rPr>
-                <w:rFonts w:ascii="Assistant" w:hAnsi="Assistant" w:cs="Assistant" w:eastAsia="Assistant"/>
-                <w:sz w:val="20"/>
-                <w:szCs w:val="20"/>
-                <w:rtl/>
-              </w:rPr>
-              <w:t>{advisor_name}</w:t>
-            </w:r>
-          </w:p>
-        </w:tc>
-        <w:tc>
-          <w:tcPr>
-            <w:tcW w:w="1200" w:type="dxa"/>
-            <w:tcMar>
-              <w:top w:w="40" w:type="dxa"/>
-              <w:right w:w="120" w:type="dxa"/>
-              <w:bottom w:w="40" w:type="dxa"/>
-              <w:left w:w="120" w:type="dxa"/>
-            </w:tcMar>
-            <w:vAlign w:val="center"/>
-          </w:tcPr>
-          <w:p>
-            <w:pPr>
-              <w:jc w:val="right"/>
-              <w:bidi/>
-              <w:spacing w:before="0" w:after="0"/>
-            </w:pPr>
-            <w:r>
-              <w:rPr>
-                <w:rFonts w:ascii="Assistant" w:hAnsi="Assistant" w:cs="Assistant" w:eastAsia="Assistant"/>
-                <w:sz w:val="18"/>
-                <w:szCs w:val="18"/>
+              <w:t xml:space="preserve">אופטומטריסט</w:t>
+            </w:r>
+          </w:p>
+          <w:p>
+            <w:pPr>
+              <w:jc w:val="left"/>
+              <w:bidi/>
+              <w:spacing w:before="0" w:after="0"/>
+            </w:pPr>
+            <w:r>
+              <w:rPr>
+                <w:rFonts w:ascii="Assistant" w:hAnsi="Assistant" w:cs="Assistant" w:eastAsia="Assistant"/>
+                <w:sz w:val="20"/>
+                <w:szCs w:val="20"/>
+                <w:rtl/>
+              </w:rPr>
+              <w:t>{optician_name}</w:t>
+            </w:r>
+          </w:p>
+        </w:tc>
+        <w:tc>
+          <w:tcPr>
+            <w:tcW w:w="3360" w:type="dxa"/>
+            <w:tcMar>
+              <w:top w:w="20" w:type="dxa"/>
+              <w:right w:w="95" w:type="dxa"/>
+              <w:bottom w:w="20" w:type="dxa"/>
+              <w:left w:w="95" w:type="dxa"/>
+            </w:tcMar>
+            <w:vAlign w:val="center"/>
+          </w:tcPr>
+          <w:p>
+            <w:pPr>
+              <w:jc w:val="left"/>
+              <w:bidi/>
+              <w:spacing w:before="0" w:after="3"/>
+            </w:pPr>
+            <w:r>
+              <w:rPr>
+                <w:rFonts w:ascii="Assistant" w:hAnsi="Assistant" w:cs="Assistant" w:eastAsia="Assistant"/>
+                <w:sz w:val="14"/>
+                <w:szCs w:val="14"/>
                 <w:rtl/>
                 <w:b/>
                 <w:bCs/>
@@ -1253,63 +1036,67 @@
               <w:t xml:space="preserve">יועץ</w:t>
             </w:r>
           </w:p>
-        </w:tc>
-        <w:tc>
-          <w:tcPr>
-            <w:tcW w:w="2160" w:type="dxa"/>
-            <w:tcMar>
-              <w:top w:w="40" w:type="dxa"/>
-              <w:right w:w="120" w:type="dxa"/>
-              <w:bottom w:w="40" w:type="dxa"/>
-              <w:left w:w="120" w:type="dxa"/>
-            </w:tcMar>
-            <w:vAlign w:val="center"/>
-          </w:tcPr>
-          <w:p>
-            <w:pPr>
-              <w:jc w:val="right"/>
-              <w:bidi/>
-              <w:spacing w:before="0" w:after="0"/>
-            </w:pPr>
-            <w:r>
-              <w:rPr>
-                <w:rFonts w:ascii="Assistant" w:hAnsi="Assistant" w:cs="Assistant" w:eastAsia="Assistant"/>
-                <w:sz w:val="20"/>
-                <w:szCs w:val="20"/>
-                <w:rtl/>
-              </w:rPr>
-              <w:t>{optician_name}</w:t>
-            </w:r>
-          </w:p>
-        </w:tc>
-        <w:tc>
-          <w:tcPr>
-            <w:tcW w:w="1200" w:type="dxa"/>
-            <w:tcMar>
-              <w:top w:w="40" w:type="dxa"/>
-              <w:right w:w="120" w:type="dxa"/>
-              <w:bottom w:w="40" w:type="dxa"/>
-              <w:left w:w="120" w:type="dxa"/>
-            </w:tcMar>
-            <w:vAlign w:val="center"/>
-          </w:tcPr>
-          <w:p>
-            <w:pPr>
-              <w:jc w:val="right"/>
-              <w:bidi/>
-              <w:spacing w:before="0" w:after="0"/>
-            </w:pPr>
-            <w:r>
-              <w:rPr>
-                <w:rFonts w:ascii="Assistant" w:hAnsi="Assistant" w:cs="Assistant" w:eastAsia="Assistant"/>
-                <w:sz w:val="18"/>
-                <w:szCs w:val="18"/>
+          <w:p>
+            <w:pPr>
+              <w:jc w:val="left"/>
+              <w:bidi/>
+              <w:spacing w:before="0" w:after="0"/>
+            </w:pPr>
+            <w:r>
+              <w:rPr>
+                <w:rFonts w:ascii="Assistant" w:hAnsi="Assistant" w:cs="Assistant" w:eastAsia="Assistant"/>
+                <w:sz w:val="20"/>
+                <w:szCs w:val="20"/>
+                <w:rtl/>
+              </w:rPr>
+              <w:t>{advisor_name}</w:t>
+            </w:r>
+          </w:p>
+        </w:tc>
+        <w:tc>
+          <w:tcPr>
+            <w:tcW w:w="3360" w:type="dxa"/>
+            <w:tcMar>
+              <w:top w:w="20" w:type="dxa"/>
+              <w:right w:w="95" w:type="dxa"/>
+              <w:bottom w:w="20" w:type="dxa"/>
+              <w:left w:w="95" w:type="dxa"/>
+            </w:tcMar>
+            <w:vAlign w:val="center"/>
+          </w:tcPr>
+          <w:p>
+            <w:pPr>
+              <w:jc w:val="left"/>
+              <w:bidi/>
+              <w:spacing w:before="0" w:after="3"/>
+            </w:pPr>
+            <w:r>
+              <w:rPr>
+                <w:rFonts w:ascii="Assistant" w:hAnsi="Assistant" w:cs="Assistant" w:eastAsia="Assistant"/>
+                <w:sz w:val="14"/>
+                <w:szCs w:val="14"/>
                 <w:rtl/>
                 <w:b/>
                 <w:bCs/>
                 <w:color w:val="52525B"/>
               </w:rPr>
-              <w:t xml:space="preserve">אופטומטריסט</w:t>
+              <w:t xml:space="preserve">נמסר על ידי</w:t>
+            </w:r>
+          </w:p>
+          <w:p>
+            <w:pPr>
+              <w:jc w:val="left"/>
+              <w:bidi/>
+              <w:spacing w:before="0" w:after="0"/>
+            </w:pPr>
+            <w:r>
+              <w:rPr>
+                <w:rFonts w:ascii="Assistant" w:hAnsi="Assistant" w:cs="Assistant" w:eastAsia="Assistant"/>
+                <w:sz w:val="20"/>
+                <w:szCs w:val="20"/>
+                <w:rtl/>
+              </w:rPr>
+              <w:t>{delivered_by}</w:t>
             </w:r>
           </w:p>
         </w:tc>
@@ -1317,113 +1104,73 @@
       <w:tr>
         <w:tc>
           <w:tcPr>
-            <w:tcW w:w="2160" w:type="dxa"/>
-            <w:tcMar>
-              <w:top w:w="40" w:type="dxa"/>
-              <w:right w:w="120" w:type="dxa"/>
-              <w:bottom w:w="40" w:type="dxa"/>
-              <w:left w:w="120" w:type="dxa"/>
-            </w:tcMar>
-            <w:vAlign w:val="center"/>
-          </w:tcPr>
-          <w:p>
-            <w:pPr>
-              <w:jc w:val="right"/>
-              <w:bidi/>
-              <w:spacing w:before="0" w:after="0"/>
-            </w:pPr>
-            <w:r>
-              <w:rPr>
-                <w:rFonts w:ascii="Assistant" w:hAnsi="Assistant" w:cs="Assistant" w:eastAsia="Assistant"/>
-                <w:sz w:val="20"/>
-                <w:szCs w:val="20"/>
-                <w:rtl/>
-              </w:rPr>
-              <w:t>{lens_tab_type}</w:t>
-            </w:r>
-          </w:p>
-        </w:tc>
-        <w:tc>
-          <w:tcPr>
-            <w:tcW w:w="1200" w:type="dxa"/>
-            <w:tcMar>
-              <w:top w:w="40" w:type="dxa"/>
-              <w:right w:w="120" w:type="dxa"/>
-              <w:bottom w:w="40" w:type="dxa"/>
-              <w:left w:w="120" w:type="dxa"/>
-            </w:tcMar>
-            <w:vAlign w:val="center"/>
-          </w:tcPr>
-          <w:p>
-            <w:pPr>
-              <w:jc w:val="right"/>
-              <w:bidi/>
-              <w:spacing w:before="0" w:after="0"/>
-            </w:pPr>
-            <w:r>
-              <w:rPr>
-                <w:rFonts w:ascii="Assistant" w:hAnsi="Assistant" w:cs="Assistant" w:eastAsia="Assistant"/>
-                <w:sz w:val="18"/>
-                <w:szCs w:val="18"/>
+            <w:tcW w:w="3360" w:type="dxa"/>
+            <w:tcMar>
+              <w:top w:w="20" w:type="dxa"/>
+              <w:right w:w="95" w:type="dxa"/>
+              <w:bottom w:w="20" w:type="dxa"/>
+              <w:left w:w="95" w:type="dxa"/>
+            </w:tcMar>
+            <w:vAlign w:val="center"/>
+          </w:tcPr>
+          <w:p>
+            <w:pPr>
+              <w:jc w:val="left"/>
+              <w:bidi/>
+              <w:spacing w:before="0" w:after="3"/>
+            </w:pPr>
+            <w:r>
+              <w:rPr>
+                <w:rFonts w:ascii="Assistant" w:hAnsi="Assistant" w:cs="Assistant" w:eastAsia="Assistant"/>
+                <w:sz w:val="14"/>
+                <w:szCs w:val="14"/>
                 <w:rtl/>
                 <w:b/>
                 <w:bCs/>
                 <w:color w:val="52525B"/>
               </w:rPr>
-              <w:t xml:space="preserve">סוג טאב</w:t>
-            </w:r>
-          </w:p>
-        </w:tc>
-        <w:tc>
-          <w:tcPr>
-            <w:tcW w:w="2160" w:type="dxa"/>
-            <w:tcMar>
-              <w:top w:w="40" w:type="dxa"/>
-              <w:right w:w="120" w:type="dxa"/>
-              <w:bottom w:w="40" w:type="dxa"/>
-              <w:left w:w="120" w:type="dxa"/>
-            </w:tcMar>
-            <w:vAlign w:val="center"/>
-          </w:tcPr>
-          <w:p>
-            <w:pPr>
-              <w:jc w:val="right"/>
-              <w:bidi/>
-              <w:spacing w:before="0" w:after="0"/>
-            </w:pPr>
-            <w:r>
-              <w:rPr>
-                <w:rFonts w:ascii="Assistant" w:hAnsi="Assistant" w:cs="Assistant" w:eastAsia="Assistant"/>
-                <w:sz w:val="20"/>
-                <w:szCs w:val="20"/>
-                <w:rtl/>
-              </w:rPr>
-              <w:t>{manufacturing_lab}</w:t>
-            </w:r>
-          </w:p>
-        </w:tc>
-        <w:tc>
-          <w:tcPr>
-            <w:tcW w:w="1200" w:type="dxa"/>
-            <w:tcMar>
-              <w:top w:w="40" w:type="dxa"/>
-              <w:right w:w="120" w:type="dxa"/>
-              <w:bottom w:w="40" w:type="dxa"/>
-              <w:left w:w="120" w:type="dxa"/>
-            </w:tcMar>
-            <w:vAlign w:val="center"/>
-          </w:tcPr>
-          <w:p>
-            <w:pPr>
-              <w:jc w:val="right"/>
-              <w:bidi/>
-              <w:spacing w:before="0" w:after="0"/>
-            </w:pPr>
-            <w:r>
-              <w:rPr>
-                <w:rFonts w:ascii="Assistant" w:hAnsi="Assistant" w:cs="Assistant" w:eastAsia="Assistant"/>
-                <w:sz w:val="18"/>
-                <w:szCs w:val="18"/>
+              <w:t xml:space="preserve">תאריך מסירה</w:t>
+            </w:r>
+          </w:p>
+          <w:p>
+            <w:pPr>
+              <w:jc w:val="left"/>
+              <w:bidi/>
+              <w:spacing w:before="0" w:after="0"/>
+            </w:pPr>
+            <w:r>
+              <w:rPr>
+                <w:rFonts w:ascii="Assistant" w:hAnsi="Assistant" w:cs="Assistant" w:eastAsia="Assistant"/>
+                <w:sz w:val="20"/>
+                <w:szCs w:val="20"/>
+                <w:rtl/>
+              </w:rPr>
+              <w:t>{delivered_date}</w:t>
+            </w:r>
+          </w:p>
+        </w:tc>
+        <w:tc>
+          <w:tcPr>
+            <w:tcW w:w="3360" w:type="dxa"/>
+            <w:tcMar>
+              <w:top w:w="20" w:type="dxa"/>
+              <w:right w:w="95" w:type="dxa"/>
+              <w:bottom w:w="20" w:type="dxa"/>
+              <w:left w:w="95" w:type="dxa"/>
+            </w:tcMar>
+            <w:vAlign w:val="center"/>
+          </w:tcPr>
+          <w:p>
+            <w:pPr>
+              <w:jc w:val="left"/>
+              <w:bidi/>
+              <w:spacing w:before="0" w:after="3"/>
+            </w:pPr>
+            <w:r>
+              <w:rPr>
+                <w:rFonts w:ascii="Assistant" w:hAnsi="Assistant" w:cs="Assistant" w:eastAsia="Assistant"/>
+                <w:sz w:val="14"/>
+                <w:szCs w:val="14"/>
                 <w:rtl/>
                 <w:b/>
                 <w:bCs/>
@@ -1432,63 +1179,67 @@
               <w:t xml:space="preserve">מעבדה</w:t>
             </w:r>
           </w:p>
-        </w:tc>
-        <w:tc>
-          <w:tcPr>
-            <w:tcW w:w="2160" w:type="dxa"/>
-            <w:tcMar>
-              <w:top w:w="40" w:type="dxa"/>
-              <w:right w:w="120" w:type="dxa"/>
-              <w:bottom w:w="40" w:type="dxa"/>
-              <w:left w:w="120" w:type="dxa"/>
-            </w:tcMar>
-            <w:vAlign w:val="center"/>
-          </w:tcPr>
-          <w:p>
-            <w:pPr>
-              <w:jc w:val="right"/>
-              <w:bidi/>
-              <w:spacing w:before="0" w:after="0"/>
-            </w:pPr>
-            <w:r>
-              <w:rPr>
-                <w:rFonts w:ascii="Assistant" w:hAnsi="Assistant" w:cs="Assistant" w:eastAsia="Assistant"/>
-                <w:sz w:val="20"/>
-                <w:szCs w:val="20"/>
-                <w:rtl/>
-              </w:rPr>
-              <w:t>{delivered_date}</w:t>
-            </w:r>
-          </w:p>
-        </w:tc>
-        <w:tc>
-          <w:tcPr>
-            <w:tcW w:w="1200" w:type="dxa"/>
-            <w:tcMar>
-              <w:top w:w="40" w:type="dxa"/>
-              <w:right w:w="120" w:type="dxa"/>
-              <w:bottom w:w="40" w:type="dxa"/>
-              <w:left w:w="120" w:type="dxa"/>
-            </w:tcMar>
-            <w:vAlign w:val="center"/>
-          </w:tcPr>
-          <w:p>
-            <w:pPr>
-              <w:jc w:val="right"/>
-              <w:bidi/>
-              <w:spacing w:before="0" w:after="0"/>
-            </w:pPr>
-            <w:r>
-              <w:rPr>
-                <w:rFonts w:ascii="Assistant" w:hAnsi="Assistant" w:cs="Assistant" w:eastAsia="Assistant"/>
-                <w:sz w:val="18"/>
-                <w:szCs w:val="18"/>
+          <w:p>
+            <w:pPr>
+              <w:jc w:val="left"/>
+              <w:bidi/>
+              <w:spacing w:before="0" w:after="0"/>
+            </w:pPr>
+            <w:r>
+              <w:rPr>
+                <w:rFonts w:ascii="Assistant" w:hAnsi="Assistant" w:cs="Assistant" w:eastAsia="Assistant"/>
+                <w:sz w:val="20"/>
+                <w:szCs w:val="20"/>
+                <w:rtl/>
+              </w:rPr>
+              <w:t>{manufacturing_lab}</w:t>
+            </w:r>
+          </w:p>
+        </w:tc>
+        <w:tc>
+          <w:tcPr>
+            <w:tcW w:w="3360" w:type="dxa"/>
+            <w:tcMar>
+              <w:top w:w="20" w:type="dxa"/>
+              <w:right w:w="95" w:type="dxa"/>
+              <w:bottom w:w="20" w:type="dxa"/>
+              <w:left w:w="95" w:type="dxa"/>
+            </w:tcMar>
+            <w:vAlign w:val="center"/>
+          </w:tcPr>
+          <w:p>
+            <w:pPr>
+              <w:jc w:val="left"/>
+              <w:bidi/>
+              <w:spacing w:before="0" w:after="3"/>
+            </w:pPr>
+            <w:r>
+              <w:rPr>
+                <w:rFonts w:ascii="Assistant" w:hAnsi="Assistant" w:cs="Assistant" w:eastAsia="Assistant"/>
+                <w:sz w:val="14"/>
+                <w:szCs w:val="14"/>
                 <w:rtl/>
                 <w:b/>
                 <w:bCs/>
                 <w:color w:val="52525B"/>
               </w:rPr>
-              <w:t xml:space="preserve">תאריך מסירה</w:t>
+              <w:t xml:space="preserve">סוג טאב</w:t>
+            </w:r>
+          </w:p>
+          <w:p>
+            <w:pPr>
+              <w:jc w:val="left"/>
+              <w:bidi/>
+              <w:spacing w:before="0" w:after="0"/>
+            </w:pPr>
+            <w:r>
+              <w:rPr>
+                <w:rFonts w:ascii="Assistant" w:hAnsi="Assistant" w:cs="Assistant" w:eastAsia="Assistant"/>
+                <w:sz w:val="20"/>
+                <w:szCs w:val="20"/>
+                <w:rtl/>
+              </w:rPr>
+              <w:t>{lens_tab_type}</w:t>
             </w:r>
           </w:p>
         </w:tc>
@@ -1497,21 +1248,21 @@
     <w:p>
       <w:pPr>
         <w:bidi/>
-        <w:spacing w:after="60"/>
+        <w:spacing w:after="20"/>
       </w:pPr>
     </w:p>
     <w:p>
       <w:pPr>
-        <w:jc w:val="center"/>
+        <w:jc w:val="left"/>
         <w:bidi/>
-        <w:spacing w:before="120" w:after="40"/>
+        <w:spacing w:before="40" w:after="12"/>
         <w:keepNext/>
       </w:pPr>
       <w:r>
         <w:rPr>
           <w:rFonts w:ascii="Assistant" w:hAnsi="Assistant" w:cs="Assistant" w:eastAsia="Assistant"/>
-          <w:sz w:val="20"/>
-          <w:szCs w:val="20"/>
+          <w:sz w:val="22"/>
+          <w:szCs w:val="22"/>
           <w:rtl/>
           <w:b/>
           <w:bCs/>
@@ -1525,6 +1276,7 @@
         <w:tblW w:w="5000" w:type="pct"/>
         <w:tblLayout w:type="fixed"/>
         <w:jc w:val="right"/>
+        <w:bidiVisual w:val="1"/>
         <w:tblBorders>
           <w:top w:val="single" w:sz="4" w:space="0" w:color="E4E4E7"/>
           <w:left w:val="single" w:sz="4" w:space="0" w:color="E4E4E7"/>
@@ -1541,6 +1293,7 @@
         </w:tblCellMar>
       </w:tblPr>
       <w:tblGrid>
+        <w:gridCol w:w="1100"/>
         <w:gridCol w:w="1122"/>
         <w:gridCol w:w="1122"/>
         <w:gridCol w:w="1122"/>
@@ -1549,12 +1302,12 @@
         <w:gridCol w:w="1122"/>
         <w:gridCol w:w="1122"/>
         <w:gridCol w:w="1122"/>
-        <w:gridCol w:w="1100"/>
       </w:tblGrid>
       <w:tr>
         <w:tc>
           <w:tcPr>
-            <w:tcW w:w="1122" w:type="dxa"/>
+            <w:tcW w:w="1100" w:type="dxa"/>
+            <w:shd w:val="clear" w:color="auto" w:fill="F4F4F5"/>
             <w:tcMar>
               <w:top w:w="40" w:type="dxa"/>
               <w:right w:w="120" w:type="dxa"/>
@@ -1577,15 +1330,16 @@
                 <w:rtl/>
                 <w:b/>
                 <w:bCs/>
-                <w:color w:val="52525B"/>
-              </w:rPr>
-              <w:t xml:space="preserve">SPH</w:t>
+                <w:color w:val="18181B"/>
+              </w:rPr>
+              <w:t xml:space="preserve">עין</w:t>
             </w:r>
           </w:p>
         </w:tc>
         <w:tc>
           <w:tcPr>
             <w:tcW w:w="1122" w:type="dxa"/>
+            <w:shd w:val="clear" w:color="auto" w:fill="F4F4F5"/>
             <w:tcMar>
               <w:top w:w="40" w:type="dxa"/>
               <w:right w:w="120" w:type="dxa"/>
@@ -1610,13 +1364,14 @@
                 <w:bCs/>
                 <w:color w:val="52525B"/>
               </w:rPr>
-              <w:t xml:space="preserve">CYL</w:t>
+              <w:t xml:space="preserve">גובה</w:t>
             </w:r>
           </w:p>
         </w:tc>
         <w:tc>
           <w:tcPr>
             <w:tcW w:w="1122" w:type="dxa"/>
+            <w:shd w:val="clear" w:color="auto" w:fill="F4F4F5"/>
             <w:tcMar>
               <w:top w:w="40" w:type="dxa"/>
               <w:right w:w="120" w:type="dxa"/>
@@ -1641,13 +1396,14 @@
                 <w:bCs/>
                 <w:color w:val="52525B"/>
               </w:rPr>
-              <w:t xml:space="preserve">AX</w:t>
+              <w:t xml:space="preserve">PD</w:t>
             </w:r>
           </w:p>
         </w:tc>
         <w:tc>
           <w:tcPr>
             <w:tcW w:w="1122" w:type="dxa"/>
+            <w:shd w:val="clear" w:color="auto" w:fill="F4F4F5"/>
             <w:tcMar>
               <w:top w:w="40" w:type="dxa"/>
               <w:right w:w="120" w:type="dxa"/>
@@ -1672,13 +1428,14 @@
                 <w:bCs/>
                 <w:color w:val="52525B"/>
               </w:rPr>
-              <w:t xml:space="preserve">PRISM</w:t>
+              <w:t xml:space="preserve">ADD</w:t>
             </w:r>
           </w:p>
         </w:tc>
         <w:tc>
           <w:tcPr>
             <w:tcW w:w="1122" w:type="dxa"/>
+            <w:shd w:val="clear" w:color="auto" w:fill="F4F4F5"/>
             <w:tcMar>
               <w:top w:w="40" w:type="dxa"/>
               <w:right w:w="120" w:type="dxa"/>
@@ -1710,6 +1467,7 @@
         <w:tc>
           <w:tcPr>
             <w:tcW w:w="1122" w:type="dxa"/>
+            <w:shd w:val="clear" w:color="auto" w:fill="F4F4F5"/>
             <w:tcMar>
               <w:top w:w="40" w:type="dxa"/>
               <w:right w:w="120" w:type="dxa"/>
@@ -1734,13 +1492,14 @@
                 <w:bCs/>
                 <w:color w:val="52525B"/>
               </w:rPr>
-              <w:t xml:space="preserve">ADD</w:t>
+              <w:t xml:space="preserve">PRISM</w:t>
             </w:r>
           </w:p>
         </w:tc>
         <w:tc>
           <w:tcPr>
             <w:tcW w:w="1122" w:type="dxa"/>
+            <w:shd w:val="clear" w:color="auto" w:fill="F4F4F5"/>
             <w:tcMar>
               <w:top w:w="40" w:type="dxa"/>
               <w:right w:w="120" w:type="dxa"/>
@@ -1765,13 +1524,14 @@
                 <w:bCs/>
                 <w:color w:val="52525B"/>
               </w:rPr>
-              <w:t xml:space="preserve">PD</w:t>
+              <w:t xml:space="preserve">AX</w:t>
             </w:r>
           </w:p>
         </w:tc>
         <w:tc>
           <w:tcPr>
             <w:tcW w:w="1122" w:type="dxa"/>
+            <w:shd w:val="clear" w:color="auto" w:fill="F4F4F5"/>
             <w:tcMar>
               <w:top w:w="40" w:type="dxa"/>
               <w:right w:w="120" w:type="dxa"/>
@@ -1796,13 +1556,14 @@
                 <w:bCs/>
                 <w:color w:val="52525B"/>
               </w:rPr>
-              <w:t xml:space="preserve">גובה</w:t>
-            </w:r>
-          </w:p>
-        </w:tc>
-        <w:tc>
-          <w:tcPr>
-            <w:tcW w:w="1100" w:type="dxa"/>
+              <w:t xml:space="preserve">CYL</w:t>
+            </w:r>
+          </w:p>
+        </w:tc>
+        <w:tc>
+          <w:tcPr>
+            <w:tcW w:w="1122" w:type="dxa"/>
+            <w:shd w:val="clear" w:color="auto" w:fill="F4F4F5"/>
             <w:tcMar>
               <w:top w:w="40" w:type="dxa"/>
               <w:right w:w="120" w:type="dxa"/>
@@ -1825,9 +1586,9 @@
                 <w:rtl/>
                 <w:b/>
                 <w:bCs/>
-                <w:color w:val="18181B"/>
-              </w:rPr>
-              <w:t xml:space="preserve">עין</w:t>
+                <w:color w:val="52525B"/>
+              </w:rPr>
+              <w:t xml:space="preserve">SPH</w:t>
             </w:r>
           </w:p>
         </w:tc>
@@ -1835,7 +1596,8 @@
       <w:tr>
         <w:tc>
           <w:tcPr>
-            <w:tcW w:w="1122" w:type="dxa"/>
+            <w:tcW w:w="1100" w:type="dxa"/>
+            <w:shd w:val="clear" w:color="auto" w:fill="F4F4F5"/>
             <w:tcMar>
               <w:top w:w="40" w:type="dxa"/>
               <w:right w:w="120" w:type="dxa"/>
@@ -1856,8 +1618,10 @@
                 <w:sz w:val="20"/>
                 <w:szCs w:val="20"/>
                 <w:rtl/>
-              </w:rPr>
-              <w:t>{r_sph}</w:t>
+                <w:b/>
+                <w:bCs/>
+              </w:rPr>
+              <w:t xml:space="preserve">ימין</w:t>
             </w:r>
           </w:p>
         </w:tc>
@@ -1885,7 +1649,7 @@
                 <w:szCs w:val="20"/>
                 <w:rtl/>
               </w:rPr>
-              <w:t>{r_cyl}</w:t>
+              <w:t>{r_high}</w:t>
             </w:r>
           </w:p>
         </w:tc>
@@ -1913,7 +1677,7 @@
                 <w:szCs w:val="20"/>
                 <w:rtl/>
               </w:rPr>
-              <w:t>{r_ax}</w:t>
+              <w:t>{r_pd}</w:t>
             </w:r>
           </w:p>
         </w:tc>
@@ -1941,7 +1705,7 @@
                 <w:szCs w:val="20"/>
                 <w:rtl/>
               </w:rPr>
-              <w:t>{r_pris}</w:t>
+              <w:t>{r_add}</w:t>
             </w:r>
           </w:p>
         </w:tc>
@@ -1997,7 +1761,7 @@
                 <w:szCs w:val="20"/>
                 <w:rtl/>
               </w:rPr>
-              <w:t>{r_add}</w:t>
+              <w:t>{r_pris}</w:t>
             </w:r>
           </w:p>
         </w:tc>
@@ -2025,7 +1789,7 @@
                 <w:szCs w:val="20"/>
                 <w:rtl/>
               </w:rPr>
-              <w:t>{r_pd}</w:t>
+              <w:t>{r_ax}</w:t>
             </w:r>
           </w:p>
         </w:tc>
@@ -2053,13 +1817,13 @@
                 <w:szCs w:val="20"/>
                 <w:rtl/>
               </w:rPr>
-              <w:t>{r_high}</w:t>
-            </w:r>
-          </w:p>
-        </w:tc>
-        <w:tc>
-          <w:tcPr>
-            <w:tcW w:w="1100" w:type="dxa"/>
+              <w:t>{r_cyl}</w:t>
+            </w:r>
+          </w:p>
+        </w:tc>
+        <w:tc>
+          <w:tcPr>
+            <w:tcW w:w="1122" w:type="dxa"/>
             <w:tcMar>
               <w:top w:w="40" w:type="dxa"/>
               <w:right w:w="120" w:type="dxa"/>
@@ -2080,10 +1844,8 @@
                 <w:sz w:val="20"/>
                 <w:szCs w:val="20"/>
                 <w:rtl/>
-                <w:b/>
-                <w:bCs/>
-              </w:rPr>
-              <w:t xml:space="preserve">ימין</w:t>
+              </w:rPr>
+              <w:t>{r_sph}</w:t>
             </w:r>
           </w:p>
         </w:tc>
@@ -2091,7 +1853,8 @@
       <w:tr>
         <w:tc>
           <w:tcPr>
-            <w:tcW w:w="1122" w:type="dxa"/>
+            <w:tcW w:w="1100" w:type="dxa"/>
+            <w:shd w:val="clear" w:color="auto" w:fill="F4F4F5"/>
             <w:tcMar>
               <w:top w:w="40" w:type="dxa"/>
               <w:right w:w="120" w:type="dxa"/>
@@ -2112,8 +1875,10 @@
                 <w:sz w:val="20"/>
                 <w:szCs w:val="20"/>
                 <w:rtl/>
-              </w:rPr>
-              <w:t>{l_sph}</w:t>
+                <w:b/>
+                <w:bCs/>
+              </w:rPr>
+              <w:t xml:space="preserve">שמאל</w:t>
             </w:r>
           </w:p>
         </w:tc>
@@ -2141,7 +1906,7 @@
                 <w:szCs w:val="20"/>
                 <w:rtl/>
               </w:rPr>
-              <w:t>{l_cyl}</w:t>
+              <w:t>{l_high}</w:t>
             </w:r>
           </w:p>
         </w:tc>
@@ -2169,7 +1934,7 @@
                 <w:szCs w:val="20"/>
                 <w:rtl/>
               </w:rPr>
-              <w:t>{l_ax}</w:t>
+              <w:t>{l_pd}</w:t>
             </w:r>
           </w:p>
         </w:tc>
@@ -2197,7 +1962,7 @@
                 <w:szCs w:val="20"/>
                 <w:rtl/>
               </w:rPr>
-              <w:t>{l_pris}</w:t>
+              <w:t>{l_add}</w:t>
             </w:r>
           </w:p>
         </w:tc>
@@ -2253,7 +2018,7 @@
                 <w:szCs w:val="20"/>
                 <w:rtl/>
               </w:rPr>
-              <w:t>{l_add}</w:t>
+              <w:t>{l_pris}</w:t>
             </w:r>
           </w:p>
         </w:tc>
@@ -2281,7 +2046,7 @@
                 <w:szCs w:val="20"/>
                 <w:rtl/>
               </w:rPr>
-              <w:t>{l_pd}</w:t>
+              <w:t>{l_ax}</w:t>
             </w:r>
           </w:p>
         </w:tc>
@@ -2309,13 +2074,13 @@
                 <w:szCs w:val="20"/>
                 <w:rtl/>
               </w:rPr>
-              <w:t>{l_high}</w:t>
-            </w:r>
-          </w:p>
-        </w:tc>
-        <w:tc>
-          <w:tcPr>
-            <w:tcW w:w="1100" w:type="dxa"/>
+              <w:t>{l_cyl}</w:t>
+            </w:r>
+          </w:p>
+        </w:tc>
+        <w:tc>
+          <w:tcPr>
+            <w:tcW w:w="1122" w:type="dxa"/>
             <w:tcMar>
               <w:top w:w="40" w:type="dxa"/>
               <w:right w:w="120" w:type="dxa"/>
@@ -2336,10 +2101,8 @@
                 <w:sz w:val="20"/>
                 <w:szCs w:val="20"/>
                 <w:rtl/>
-                <w:b/>
-                <w:bCs/>
-              </w:rPr>
-              <w:t xml:space="preserve">שמאל</w:t>
+              </w:rPr>
+              <w:t>{l_sph}</w:t>
             </w:r>
           </w:p>
         </w:tc>
@@ -2348,7 +2111,7 @@
     <w:p>
       <w:pPr>
         <w:bidi/>
-        <w:spacing w:after="40"/>
+        <w:spacing w:after="20"/>
       </w:pPr>
     </w:p>
     <w:tbl>
@@ -2372,85 +2135,43 @@
         </w:tblCellMar>
       </w:tblPr>
       <w:tblGrid>
-        <w:gridCol w:w="3840"/>
-        <w:gridCol w:w="1200"/>
-        <w:gridCol w:w="3840"/>
-        <w:gridCol w:w="1200"/>
+        <w:gridCol w:w="5040"/>
+        <w:gridCol w:w="5040"/>
       </w:tblGrid>
       <w:tr>
         <w:tc>
           <w:tcPr>
-            <w:tcW w:w="3840" w:type="dxa"/>
-            <w:tcMar>
-              <w:top w:w="40" w:type="dxa"/>
-              <w:right w:w="120" w:type="dxa"/>
-              <w:bottom w:w="40" w:type="dxa"/>
-              <w:left w:w="120" w:type="dxa"/>
-            </w:tcMar>
-            <w:vAlign w:val="center"/>
-          </w:tcPr>
-          <w:p>
-            <w:pPr>
-              <w:jc w:val="right"/>
-              <w:bidi/>
-              <w:spacing w:before="0" w:after="0"/>
-            </w:pPr>
-            <w:r>
-              <w:rPr>
-                <w:rFonts w:ascii="Assistant" w:hAnsi="Assistant" w:cs="Assistant" w:eastAsia="Assistant"/>
-                <w:sz w:val="20"/>
-                <w:szCs w:val="20"/>
-                <w:rtl/>
-              </w:rPr>
-              <w:t>{multifocal_block}</w:t>
-            </w:r>
-          </w:p>
-        </w:tc>
-        <w:tc>
-          <w:tcPr>
-            <w:tcW w:w="1200" w:type="dxa"/>
-            <w:tcMar>
-              <w:top w:w="40" w:type="dxa"/>
-              <w:right w:w="120" w:type="dxa"/>
-              <w:bottom w:w="40" w:type="dxa"/>
-              <w:left w:w="120" w:type="dxa"/>
-            </w:tcMar>
-            <w:vAlign w:val="center"/>
-          </w:tcPr>
-          <w:p>
-            <w:pPr>
-              <w:jc w:val="right"/>
-              <w:bidi/>
-              <w:spacing w:before="0" w:after="0"/>
-            </w:pPr>
-            <w:r>
-              <w:rPr>
-                <w:rFonts w:ascii="Assistant" w:hAnsi="Assistant" w:cs="Assistant" w:eastAsia="Assistant"/>
-                <w:sz w:val="18"/>
-                <w:szCs w:val="18"/>
+            <w:tcW w:w="5040" w:type="dxa"/>
+            <w:tcMar>
+              <w:top w:w="20" w:type="dxa"/>
+              <w:right w:w="95" w:type="dxa"/>
+              <w:bottom w:w="20" w:type="dxa"/>
+              <w:left w:w="95" w:type="dxa"/>
+            </w:tcMar>
+            <w:vAlign w:val="center"/>
+          </w:tcPr>
+          <w:p>
+            <w:pPr>
+              <w:jc w:val="left"/>
+              <w:bidi/>
+              <w:spacing w:before="0" w:after="3"/>
+            </w:pPr>
+            <w:r>
+              <w:rPr>
+                <w:rFonts w:ascii="Assistant" w:hAnsi="Assistant" w:cs="Assistant" w:eastAsia="Assistant"/>
+                <w:sz w:val="14"/>
+                <w:szCs w:val="14"/>
                 <w:rtl/>
                 <w:b/>
                 <w:bCs/>
                 <w:color w:val="52525B"/>
               </w:rPr>
-              <w:t xml:space="preserve">רב מוקדי</w:t>
-            </w:r>
-          </w:p>
-        </w:tc>
-        <w:tc>
-          <w:tcPr>
-            <w:tcW w:w="3840" w:type="dxa"/>
-            <w:tcMar>
-              <w:top w:w="40" w:type="dxa"/>
-              <w:right w:w="120" w:type="dxa"/>
-              <w:bottom w:w="40" w:type="dxa"/>
-              <w:left w:w="120" w:type="dxa"/>
-            </w:tcMar>
-            <w:vAlign w:val="center"/>
-          </w:tcPr>
-          <w:p>
-            <w:pPr>
-              <w:jc w:val="right"/>
+              <w:t xml:space="preserve">PD משולב</w:t>
+            </w:r>
+          </w:p>
+          <w:p>
+            <w:pPr>
+              <w:jc w:val="left"/>
               <w:bidi/>
               <w:spacing w:before="0" w:after="0"/>
             </w:pPr>
@@ -2467,32 +2188,48 @@
         </w:tc>
         <w:tc>
           <w:tcPr>
-            <w:tcW w:w="1200" w:type="dxa"/>
-            <w:tcMar>
-              <w:top w:w="40" w:type="dxa"/>
-              <w:right w:w="120" w:type="dxa"/>
-              <w:bottom w:w="40" w:type="dxa"/>
-              <w:left w:w="120" w:type="dxa"/>
-            </w:tcMar>
-            <w:vAlign w:val="center"/>
-          </w:tcPr>
-          <w:p>
-            <w:pPr>
-              <w:jc w:val="right"/>
-              <w:bidi/>
-              <w:spacing w:before="0" w:after="0"/>
-            </w:pPr>
-            <w:r>
-              <w:rPr>
-                <w:rFonts w:ascii="Assistant" w:hAnsi="Assistant" w:cs="Assistant" w:eastAsia="Assistant"/>
-                <w:sz w:val="18"/>
-                <w:szCs w:val="18"/>
+            <w:tcW w:w="5040" w:type="dxa"/>
+            <w:tcMar>
+              <w:top w:w="20" w:type="dxa"/>
+              <w:right w:w="95" w:type="dxa"/>
+              <w:bottom w:w="20" w:type="dxa"/>
+              <w:left w:w="95" w:type="dxa"/>
+            </w:tcMar>
+            <w:vAlign w:val="center"/>
+          </w:tcPr>
+          <w:p>
+            <w:pPr>
+              <w:jc w:val="left"/>
+              <w:bidi/>
+              <w:spacing w:before="0" w:after="3"/>
+            </w:pPr>
+            <w:r>
+              <w:rPr>
+                <w:rFonts w:ascii="Assistant" w:hAnsi="Assistant" w:cs="Assistant" w:eastAsia="Assistant"/>
+                <w:sz w:val="14"/>
+                <w:szCs w:val="14"/>
                 <w:rtl/>
                 <w:b/>
                 <w:bCs/>
                 <w:color w:val="52525B"/>
               </w:rPr>
-              <w:t xml:space="preserve">PD משולב</w:t>
+              <w:t xml:space="preserve">רב מוקדי</w:t>
+            </w:r>
+          </w:p>
+          <w:p>
+            <w:pPr>
+              <w:jc w:val="left"/>
+              <w:bidi/>
+              <w:spacing w:before="0" w:after="0"/>
+            </w:pPr>
+            <w:r>
+              <w:rPr>
+                <w:rFonts w:ascii="Assistant" w:hAnsi="Assistant" w:cs="Assistant" w:eastAsia="Assistant"/>
+                <w:sz w:val="20"/>
+                <w:szCs w:val="20"/>
+                <w:rtl/>
+              </w:rPr>
+              <w:t>{multifocal_block}</w:t>
             </w:r>
           </w:p>
         </w:tc>
@@ -2501,21 +2238,21 @@
     <w:p>
       <w:pPr>
         <w:bidi/>
-        <w:spacing w:after="60"/>
+        <w:spacing w:after="20"/>
       </w:pPr>
     </w:p>
     <w:p>
       <w:pPr>
-        <w:jc w:val="center"/>
+        <w:jc w:val="left"/>
         <w:bidi/>
-        <w:spacing w:before="120" w:after="40"/>
+        <w:spacing w:before="40" w:after="12"/>
         <w:keepNext/>
       </w:pPr>
       <w:r>
         <w:rPr>
           <w:rFonts w:ascii="Assistant" w:hAnsi="Assistant" w:cs="Assistant" w:eastAsia="Assistant"/>
-          <w:sz w:val="20"/>
-          <w:szCs w:val="20"/>
+          <w:sz w:val="22"/>
+          <w:szCs w:val="22"/>
           <w:rtl/>
           <w:b/>
           <w:bCs/>
@@ -2529,6 +2266,7 @@
         <w:tblW w:w="5000" w:type="pct"/>
         <w:tblLayout w:type="fixed"/>
         <w:jc w:val="right"/>
+        <w:bidiVisual w:val="1"/>
         <w:tblBorders>
           <w:top w:val="single" w:sz="4" w:space="0" w:color="E4E4E7"/>
           <w:left w:val="single" w:sz="4" w:space="0" w:color="E4E4E7"/>
@@ -2545,18 +2283,19 @@
         </w:tblCellMar>
       </w:tblPr>
       <w:tblGrid>
+        <w:gridCol w:w="1100"/>
         <w:gridCol w:w="1496"/>
         <w:gridCol w:w="1496"/>
         <w:gridCol w:w="1496"/>
         <w:gridCol w:w="1496"/>
         <w:gridCol w:w="1496"/>
         <w:gridCol w:w="1496"/>
-        <w:gridCol w:w="1100"/>
       </w:tblGrid>
       <w:tr>
         <w:tc>
           <w:tcPr>
-            <w:tcW w:w="1496" w:type="dxa"/>
+            <w:tcW w:w="1100" w:type="dxa"/>
+            <w:shd w:val="clear" w:color="auto" w:fill="F4F4F5"/>
             <w:tcMar>
               <w:top w:w="40" w:type="dxa"/>
               <w:right w:w="120" w:type="dxa"/>
@@ -2579,15 +2318,16 @@
                 <w:rtl/>
                 <w:b/>
                 <w:bCs/>
-                <w:color w:val="52525B"/>
-              </w:rPr>
-              <w:t xml:space="preserve">קוטר</w:t>
+                <w:color w:val="18181B"/>
+              </w:rPr>
+              <w:t xml:space="preserve">עין</w:t>
             </w:r>
           </w:p>
         </w:tc>
         <w:tc>
           <w:tcPr>
             <w:tcW w:w="1496" w:type="dxa"/>
+            <w:shd w:val="clear" w:color="auto" w:fill="F4F4F5"/>
             <w:tcMar>
               <w:top w:w="40" w:type="dxa"/>
               <w:right w:w="120" w:type="dxa"/>
@@ -2612,13 +2352,14 @@
                 <w:bCs/>
                 <w:color w:val="52525B"/>
               </w:rPr>
-              <w:t xml:space="preserve">צבע</w:t>
+              <w:t xml:space="preserve">דגם</w:t>
             </w:r>
           </w:p>
         </w:tc>
         <w:tc>
           <w:tcPr>
             <w:tcW w:w="1496" w:type="dxa"/>
+            <w:shd w:val="clear" w:color="auto" w:fill="F4F4F5"/>
             <w:tcMar>
               <w:top w:w="40" w:type="dxa"/>
               <w:right w:w="120" w:type="dxa"/>
@@ -2643,13 +2384,14 @@
                 <w:bCs/>
                 <w:color w:val="52525B"/>
               </w:rPr>
-              <w:t xml:space="preserve">ציפוי</w:t>
+              <w:t xml:space="preserve">ספק</w:t>
             </w:r>
           </w:p>
         </w:tc>
         <w:tc>
           <w:tcPr>
             <w:tcW w:w="1496" w:type="dxa"/>
+            <w:shd w:val="clear" w:color="auto" w:fill="F4F4F5"/>
             <w:tcMar>
               <w:top w:w="40" w:type="dxa"/>
               <w:right w:w="120" w:type="dxa"/>
@@ -2681,6 +2423,7 @@
         <w:tc>
           <w:tcPr>
             <w:tcW w:w="1496" w:type="dxa"/>
+            <w:shd w:val="clear" w:color="auto" w:fill="F4F4F5"/>
             <w:tcMar>
               <w:top w:w="40" w:type="dxa"/>
               <w:right w:w="120" w:type="dxa"/>
@@ -2705,13 +2448,14 @@
                 <w:bCs/>
                 <w:color w:val="52525B"/>
               </w:rPr>
-              <w:t xml:space="preserve">ספק</w:t>
+              <w:t xml:space="preserve">ציפוי</w:t>
             </w:r>
           </w:p>
         </w:tc>
         <w:tc>
           <w:tcPr>
             <w:tcW w:w="1496" w:type="dxa"/>
+            <w:shd w:val="clear" w:color="auto" w:fill="F4F4F5"/>
             <w:tcMar>
               <w:top w:w="40" w:type="dxa"/>
               <w:right w:w="120" w:type="dxa"/>
@@ -2736,13 +2480,14 @@
                 <w:bCs/>
                 <w:color w:val="52525B"/>
               </w:rPr>
-              <w:t xml:space="preserve">דגם</w:t>
-            </w:r>
-          </w:p>
-        </w:tc>
-        <w:tc>
-          <w:tcPr>
-            <w:tcW w:w="1100" w:type="dxa"/>
+              <w:t xml:space="preserve">צבע</w:t>
+            </w:r>
+          </w:p>
+        </w:tc>
+        <w:tc>
+          <w:tcPr>
+            <w:tcW w:w="1496" w:type="dxa"/>
+            <w:shd w:val="clear" w:color="auto" w:fill="F4F4F5"/>
             <w:tcMar>
               <w:top w:w="40" w:type="dxa"/>
               <w:right w:w="120" w:type="dxa"/>
@@ -2765,9 +2510,9 @@
                 <w:rtl/>
                 <w:b/>
                 <w:bCs/>
-                <w:color w:val="18181B"/>
-              </w:rPr>
-              <w:t xml:space="preserve">עין</w:t>
+                <w:color w:val="52525B"/>
+              </w:rPr>
+              <w:t xml:space="preserve">קוטר</w:t>
             </w:r>
           </w:p>
         </w:tc>
@@ -2775,7 +2520,8 @@
       <w:tr>
         <w:tc>
           <w:tcPr>
-            <w:tcW w:w="1496" w:type="dxa"/>
+            <w:tcW w:w="1100" w:type="dxa"/>
+            <w:shd w:val="clear" w:color="auto" w:fill="F4F4F5"/>
             <w:tcMar>
               <w:top w:w="40" w:type="dxa"/>
               <w:right w:w="120" w:type="dxa"/>
@@ -2796,8 +2542,10 @@
                 <w:sz w:val="20"/>
                 <w:szCs w:val="20"/>
                 <w:rtl/>
-              </w:rPr>
-              <w:t>{r_lens_diameter}</w:t>
+                <w:b/>
+                <w:bCs/>
+              </w:rPr>
+              <w:t xml:space="preserve">ימין</w:t>
             </w:r>
           </w:p>
         </w:tc>
@@ -2825,7 +2573,7 @@
                 <w:szCs w:val="20"/>
                 <w:rtl/>
               </w:rPr>
-              <w:t>{r_lens_color}</w:t>
+              <w:t>{r_lens_model}</w:t>
             </w:r>
           </w:p>
         </w:tc>
@@ -2853,7 +2601,7 @@
                 <w:szCs w:val="20"/>
                 <w:rtl/>
               </w:rPr>
-              <w:t>{r_lens_coating}</w:t>
+              <w:t>{r_lens_supplier}</w:t>
             </w:r>
           </w:p>
         </w:tc>
@@ -2909,7 +2657,7 @@
                 <w:szCs w:val="20"/>
                 <w:rtl/>
               </w:rPr>
-              <w:t>{r_lens_supplier}</w:t>
+              <w:t>{r_lens_coating}</w:t>
             </w:r>
           </w:p>
         </w:tc>
@@ -2937,13 +2685,13 @@
                 <w:szCs w:val="20"/>
                 <w:rtl/>
               </w:rPr>
-              <w:t>{r_lens_model}</w:t>
-            </w:r>
-          </w:p>
-        </w:tc>
-        <w:tc>
-          <w:tcPr>
-            <w:tcW w:w="1100" w:type="dxa"/>
+              <w:t>{r_lens_color}</w:t>
+            </w:r>
+          </w:p>
+        </w:tc>
+        <w:tc>
+          <w:tcPr>
+            <w:tcW w:w="1496" w:type="dxa"/>
             <w:tcMar>
               <w:top w:w="40" w:type="dxa"/>
               <w:right w:w="120" w:type="dxa"/>
@@ -2964,10 +2712,8 @@
                 <w:sz w:val="20"/>
                 <w:szCs w:val="20"/>
                 <w:rtl/>
-                <w:b/>
-                <w:bCs/>
-              </w:rPr>
-              <w:t xml:space="preserve">ימין</w:t>
+              </w:rPr>
+              <w:t>{r_lens_diameter}</w:t>
             </w:r>
           </w:p>
         </w:tc>
@@ -2975,7 +2721,8 @@
       <w:tr>
         <w:tc>
           <w:tcPr>
-            <w:tcW w:w="1496" w:type="dxa"/>
+            <w:tcW w:w="1100" w:type="dxa"/>
+            <w:shd w:val="clear" w:color="auto" w:fill="F4F4F5"/>
             <w:tcMar>
               <w:top w:w="40" w:type="dxa"/>
               <w:right w:w="120" w:type="dxa"/>
@@ -2996,8 +2743,10 @@
                 <w:sz w:val="20"/>
                 <w:szCs w:val="20"/>
                 <w:rtl/>
-              </w:rPr>
-              <w:t>{l_lens_diameter}</w:t>
+                <w:b/>
+                <w:bCs/>
+              </w:rPr>
+              <w:t xml:space="preserve">שמאל</w:t>
             </w:r>
           </w:p>
         </w:tc>
@@ -3025,7 +2774,7 @@
                 <w:szCs w:val="20"/>
                 <w:rtl/>
               </w:rPr>
-              <w:t>{l_lens_color}</w:t>
+              <w:t>{l_lens_model}</w:t>
             </w:r>
           </w:p>
         </w:tc>
@@ -3053,7 +2802,7 @@
                 <w:szCs w:val="20"/>
                 <w:rtl/>
               </w:rPr>
-              <w:t>{l_lens_coating}</w:t>
+              <w:t>{l_lens_supplier}</w:t>
             </w:r>
           </w:p>
         </w:tc>
@@ -3109,7 +2858,7 @@
                 <w:szCs w:val="20"/>
                 <w:rtl/>
               </w:rPr>
-              <w:t>{l_lens_supplier}</w:t>
+              <w:t>{l_lens_coating}</w:t>
             </w:r>
           </w:p>
         </w:tc>
@@ -3137,13 +2886,13 @@
                 <w:szCs w:val="20"/>
                 <w:rtl/>
               </w:rPr>
-              <w:t>{l_lens_model}</w:t>
-            </w:r>
-          </w:p>
-        </w:tc>
-        <w:tc>
-          <w:tcPr>
-            <w:tcW w:w="1100" w:type="dxa"/>
+              <w:t>{l_lens_color}</w:t>
+            </w:r>
+          </w:p>
+        </w:tc>
+        <w:tc>
+          <w:tcPr>
+            <w:tcW w:w="1496" w:type="dxa"/>
             <w:tcMar>
               <w:top w:w="40" w:type="dxa"/>
               <w:right w:w="120" w:type="dxa"/>
@@ -3164,10 +2913,8 @@
                 <w:sz w:val="20"/>
                 <w:szCs w:val="20"/>
                 <w:rtl/>
-                <w:b/>
-                <w:bCs/>
-              </w:rPr>
-              <w:t xml:space="preserve">שמאל</w:t>
+              </w:rPr>
+              <w:t>{l_lens_diameter}</w:t>
             </w:r>
           </w:p>
         </w:tc>
@@ -3176,21 +2923,21 @@
     <w:p>
       <w:pPr>
         <w:bidi/>
-        <w:spacing w:after="60"/>
+        <w:spacing w:after="20"/>
       </w:pPr>
     </w:p>
     <w:p>
       <w:pPr>
-        <w:jc w:val="center"/>
+        <w:jc w:val="left"/>
         <w:bidi/>
-        <w:spacing w:before="120" w:after="40"/>
+        <w:spacing w:before="40" w:after="12"/>
         <w:keepNext/>
       </w:pPr>
       <w:r>
         <w:rPr>
           <w:rFonts w:ascii="Assistant" w:hAnsi="Assistant" w:cs="Assistant" w:eastAsia="Assistant"/>
-          <w:sz w:val="20"/>
-          <w:szCs w:val="20"/>
+          <w:sz w:val="22"/>
+          <w:szCs w:val="22"/>
           <w:rtl/>
           <w:b/>
           <w:bCs/>
@@ -3220,123 +2967,80 @@
         </w:tblCellMar>
       </w:tblPr>
       <w:tblGrid>
-        <w:gridCol w:w="2160"/>
-        <w:gridCol w:w="1200"/>
-        <w:gridCol w:w="2160"/>
-        <w:gridCol w:w="1200"/>
-        <w:gridCol w:w="2160"/>
-        <w:gridCol w:w="1200"/>
+        <w:gridCol w:w="3360"/>
+        <w:gridCol w:w="3360"/>
+        <w:gridCol w:w="3360"/>
       </w:tblGrid>
       <w:tr>
         <w:tc>
           <w:tcPr>
-            <w:tcW w:w="2160" w:type="dxa"/>
-            <w:tcMar>
-              <w:top w:w="40" w:type="dxa"/>
-              <w:right w:w="120" w:type="dxa"/>
-              <w:bottom w:w="40" w:type="dxa"/>
-              <w:left w:w="120" w:type="dxa"/>
-            </w:tcMar>
-            <w:vAlign w:val="center"/>
-          </w:tcPr>
-          <w:p>
-            <w:pPr>
-              <w:jc w:val="right"/>
-              <w:bidi/>
-              <w:spacing w:before="0" w:after="0"/>
-            </w:pPr>
-            <w:r>
-              <w:rPr>
-                <w:rFonts w:ascii="Assistant" w:hAnsi="Assistant" w:cs="Assistant" w:eastAsia="Assistant"/>
-                <w:sz w:val="20"/>
-                <w:szCs w:val="20"/>
-                <w:rtl/>
-              </w:rPr>
-              <w:t>{frame_model}</w:t>
-            </w:r>
-          </w:p>
-        </w:tc>
-        <w:tc>
-          <w:tcPr>
-            <w:tcW w:w="1200" w:type="dxa"/>
-            <w:tcMar>
-              <w:top w:w="40" w:type="dxa"/>
-              <w:right w:w="120" w:type="dxa"/>
-              <w:bottom w:w="40" w:type="dxa"/>
-              <w:left w:w="120" w:type="dxa"/>
-            </w:tcMar>
-            <w:vAlign w:val="center"/>
-          </w:tcPr>
-          <w:p>
-            <w:pPr>
-              <w:jc w:val="right"/>
-              <w:bidi/>
-              <w:spacing w:before="0" w:after="0"/>
-            </w:pPr>
-            <w:r>
-              <w:rPr>
-                <w:rFonts w:ascii="Assistant" w:hAnsi="Assistant" w:cs="Assistant" w:eastAsia="Assistant"/>
-                <w:sz w:val="18"/>
-                <w:szCs w:val="18"/>
+            <w:tcW w:w="3360" w:type="dxa"/>
+            <w:tcMar>
+              <w:top w:w="20" w:type="dxa"/>
+              <w:right w:w="95" w:type="dxa"/>
+              <w:bottom w:w="20" w:type="dxa"/>
+              <w:left w:w="95" w:type="dxa"/>
+            </w:tcMar>
+            <w:vAlign w:val="center"/>
+          </w:tcPr>
+          <w:p>
+            <w:pPr>
+              <w:jc w:val="left"/>
+              <w:bidi/>
+              <w:spacing w:before="0" w:after="3"/>
+            </w:pPr>
+            <w:r>
+              <w:rPr>
+                <w:rFonts w:ascii="Assistant" w:hAnsi="Assistant" w:cs="Assistant" w:eastAsia="Assistant"/>
+                <w:sz w:val="14"/>
+                <w:szCs w:val="14"/>
                 <w:rtl/>
                 <w:b/>
                 <w:bCs/>
                 <w:color w:val="52525B"/>
               </w:rPr>
-              <w:t xml:space="preserve">דגם</w:t>
-            </w:r>
-          </w:p>
-        </w:tc>
-        <w:tc>
-          <w:tcPr>
-            <w:tcW w:w="2160" w:type="dxa"/>
-            <w:tcMar>
-              <w:top w:w="40" w:type="dxa"/>
-              <w:right w:w="120" w:type="dxa"/>
-              <w:bottom w:w="40" w:type="dxa"/>
-              <w:left w:w="120" w:type="dxa"/>
-            </w:tcMar>
-            <w:vAlign w:val="center"/>
-          </w:tcPr>
-          <w:p>
-            <w:pPr>
-              <w:jc w:val="right"/>
-              <w:bidi/>
-              <w:spacing w:before="0" w:after="0"/>
-            </w:pPr>
-            <w:r>
-              <w:rPr>
-                <w:rFonts w:ascii="Assistant" w:hAnsi="Assistant" w:cs="Assistant" w:eastAsia="Assistant"/>
-                <w:sz w:val="20"/>
-                <w:szCs w:val="20"/>
-                <w:rtl/>
-              </w:rPr>
-              <w:t>{frame_brand}</w:t>
-            </w:r>
-          </w:p>
-        </w:tc>
-        <w:tc>
-          <w:tcPr>
-            <w:tcW w:w="1200" w:type="dxa"/>
-            <w:tcMar>
-              <w:top w:w="40" w:type="dxa"/>
-              <w:right w:w="120" w:type="dxa"/>
-              <w:bottom w:w="40" w:type="dxa"/>
-              <w:left w:w="120" w:type="dxa"/>
-            </w:tcMar>
-            <w:vAlign w:val="center"/>
-          </w:tcPr>
-          <w:p>
-            <w:pPr>
-              <w:jc w:val="right"/>
-              <w:bidi/>
-              <w:spacing w:before="0" w:after="0"/>
-            </w:pPr>
-            <w:r>
-              <w:rPr>
-                <w:rFonts w:ascii="Assistant" w:hAnsi="Assistant" w:cs="Assistant" w:eastAsia="Assistant"/>
-                <w:sz w:val="18"/>
-                <w:szCs w:val="18"/>
+              <w:t xml:space="preserve">ספק</w:t>
+            </w:r>
+          </w:p>
+          <w:p>
+            <w:pPr>
+              <w:jc w:val="left"/>
+              <w:bidi/>
+              <w:spacing w:before="0" w:after="0"/>
+            </w:pPr>
+            <w:r>
+              <w:rPr>
+                <w:rFonts w:ascii="Assistant" w:hAnsi="Assistant" w:cs="Assistant" w:eastAsia="Assistant"/>
+                <w:sz w:val="20"/>
+                <w:szCs w:val="20"/>
+                <w:rtl/>
+              </w:rPr>
+              <w:t>{frame_supplier}</w:t>
+            </w:r>
+          </w:p>
+        </w:tc>
+        <w:tc>
+          <w:tcPr>
+            <w:tcW w:w="3360" w:type="dxa"/>
+            <w:tcMar>
+              <w:top w:w="20" w:type="dxa"/>
+              <w:right w:w="95" w:type="dxa"/>
+              <w:bottom w:w="20" w:type="dxa"/>
+              <w:left w:w="95" w:type="dxa"/>
+            </w:tcMar>
+            <w:vAlign w:val="center"/>
+          </w:tcPr>
+          <w:p>
+            <w:pPr>
+              <w:jc w:val="left"/>
+              <w:bidi/>
+              <w:spacing w:before="0" w:after="3"/>
+            </w:pPr>
+            <w:r>
+              <w:rPr>
+                <w:rFonts w:ascii="Assistant" w:hAnsi="Assistant" w:cs="Assistant" w:eastAsia="Assistant"/>
+                <w:sz w:val="14"/>
+                <w:szCs w:val="14"/>
                 <w:rtl/>
                 <w:b/>
                 <w:bCs/>
@@ -3345,63 +3049,67 @@
               <w:t xml:space="preserve">מותג</w:t>
             </w:r>
           </w:p>
-        </w:tc>
-        <w:tc>
-          <w:tcPr>
-            <w:tcW w:w="2160" w:type="dxa"/>
-            <w:tcMar>
-              <w:top w:w="40" w:type="dxa"/>
-              <w:right w:w="120" w:type="dxa"/>
-              <w:bottom w:w="40" w:type="dxa"/>
-              <w:left w:w="120" w:type="dxa"/>
-            </w:tcMar>
-            <w:vAlign w:val="center"/>
-          </w:tcPr>
-          <w:p>
-            <w:pPr>
-              <w:jc w:val="right"/>
-              <w:bidi/>
-              <w:spacing w:before="0" w:after="0"/>
-            </w:pPr>
-            <w:r>
-              <w:rPr>
-                <w:rFonts w:ascii="Assistant" w:hAnsi="Assistant" w:cs="Assistant" w:eastAsia="Assistant"/>
-                <w:sz w:val="20"/>
-                <w:szCs w:val="20"/>
-                <w:rtl/>
-              </w:rPr>
-              <w:t>{frame_supplier}</w:t>
-            </w:r>
-          </w:p>
-        </w:tc>
-        <w:tc>
-          <w:tcPr>
-            <w:tcW w:w="1200" w:type="dxa"/>
-            <w:tcMar>
-              <w:top w:w="40" w:type="dxa"/>
-              <w:right w:w="120" w:type="dxa"/>
-              <w:bottom w:w="40" w:type="dxa"/>
-              <w:left w:w="120" w:type="dxa"/>
-            </w:tcMar>
-            <w:vAlign w:val="center"/>
-          </w:tcPr>
-          <w:p>
-            <w:pPr>
-              <w:jc w:val="right"/>
-              <w:bidi/>
-              <w:spacing w:before="0" w:after="0"/>
-            </w:pPr>
-            <w:r>
-              <w:rPr>
-                <w:rFonts w:ascii="Assistant" w:hAnsi="Assistant" w:cs="Assistant" w:eastAsia="Assistant"/>
-                <w:sz w:val="18"/>
-                <w:szCs w:val="18"/>
+          <w:p>
+            <w:pPr>
+              <w:jc w:val="left"/>
+              <w:bidi/>
+              <w:spacing w:before="0" w:after="0"/>
+            </w:pPr>
+            <w:r>
+              <w:rPr>
+                <w:rFonts w:ascii="Assistant" w:hAnsi="Assistant" w:cs="Assistant" w:eastAsia="Assistant"/>
+                <w:sz w:val="20"/>
+                <w:szCs w:val="20"/>
+                <w:rtl/>
+              </w:rPr>
+              <w:t>{frame_brand}</w:t>
+            </w:r>
+          </w:p>
+        </w:tc>
+        <w:tc>
+          <w:tcPr>
+            <w:tcW w:w="3360" w:type="dxa"/>
+            <w:tcMar>
+              <w:top w:w="20" w:type="dxa"/>
+              <w:right w:w="95" w:type="dxa"/>
+              <w:bottom w:w="20" w:type="dxa"/>
+              <w:left w:w="95" w:type="dxa"/>
+            </w:tcMar>
+            <w:vAlign w:val="center"/>
+          </w:tcPr>
+          <w:p>
+            <w:pPr>
+              <w:jc w:val="left"/>
+              <w:bidi/>
+              <w:spacing w:before="0" w:after="3"/>
+            </w:pPr>
+            <w:r>
+              <w:rPr>
+                <w:rFonts w:ascii="Assistant" w:hAnsi="Assistant" w:cs="Assistant" w:eastAsia="Assistant"/>
+                <w:sz w:val="14"/>
+                <w:szCs w:val="14"/>
                 <w:rtl/>
                 <w:b/>
                 <w:bCs/>
                 <w:color w:val="52525B"/>
               </w:rPr>
-              <w:t xml:space="preserve">ספק</w:t>
+              <w:t xml:space="preserve">דגם</w:t>
+            </w:r>
+          </w:p>
+          <w:p>
+            <w:pPr>
+              <w:jc w:val="left"/>
+              <w:bidi/>
+              <w:spacing w:before="0" w:after="0"/>
+            </w:pPr>
+            <w:r>
+              <w:rPr>
+                <w:rFonts w:ascii="Assistant" w:hAnsi="Assistant" w:cs="Assistant" w:eastAsia="Assistant"/>
+                <w:sz w:val="20"/>
+                <w:szCs w:val="20"/>
+                <w:rtl/>
+              </w:rPr>
+              <w:t>{frame_model}</w:t>
             </w:r>
           </w:p>
         </w:tc>
@@ -3409,113 +3117,73 @@
       <w:tr>
         <w:tc>
           <w:tcPr>
-            <w:tcW w:w="2160" w:type="dxa"/>
-            <w:tcMar>
-              <w:top w:w="40" w:type="dxa"/>
-              <w:right w:w="120" w:type="dxa"/>
-              <w:bottom w:w="40" w:type="dxa"/>
-              <w:left w:w="120" w:type="dxa"/>
-            </w:tcMar>
-            <w:vAlign w:val="center"/>
-          </w:tcPr>
-          <w:p>
-            <w:pPr>
-              <w:jc w:val="right"/>
-              <w:bidi/>
-              <w:spacing w:before="0" w:after="0"/>
-            </w:pPr>
-            <w:r>
-              <w:rPr>
-                <w:rFonts w:ascii="Assistant" w:hAnsi="Assistant" w:cs="Assistant" w:eastAsia="Assistant"/>
-                <w:sz w:val="20"/>
-                <w:szCs w:val="20"/>
-                <w:rtl/>
-              </w:rPr>
-              <w:t>{frame_bridge}</w:t>
-            </w:r>
-          </w:p>
-        </w:tc>
-        <w:tc>
-          <w:tcPr>
-            <w:tcW w:w="1200" w:type="dxa"/>
-            <w:tcMar>
-              <w:top w:w="40" w:type="dxa"/>
-              <w:right w:w="120" w:type="dxa"/>
-              <w:bottom w:w="40" w:type="dxa"/>
-              <w:left w:w="120" w:type="dxa"/>
-            </w:tcMar>
-            <w:vAlign w:val="center"/>
-          </w:tcPr>
-          <w:p>
-            <w:pPr>
-              <w:jc w:val="right"/>
-              <w:bidi/>
-              <w:spacing w:before="0" w:after="0"/>
-            </w:pPr>
-            <w:r>
-              <w:rPr>
-                <w:rFonts w:ascii="Assistant" w:hAnsi="Assistant" w:cs="Assistant" w:eastAsia="Assistant"/>
-                <w:sz w:val="18"/>
-                <w:szCs w:val="18"/>
+            <w:tcW w:w="3360" w:type="dxa"/>
+            <w:tcMar>
+              <w:top w:w="20" w:type="dxa"/>
+              <w:right w:w="95" w:type="dxa"/>
+              <w:bottom w:w="20" w:type="dxa"/>
+              <w:left w:w="95" w:type="dxa"/>
+            </w:tcMar>
+            <w:vAlign w:val="center"/>
+          </w:tcPr>
+          <w:p>
+            <w:pPr>
+              <w:jc w:val="left"/>
+              <w:bidi/>
+              <w:spacing w:before="0" w:after="3"/>
+            </w:pPr>
+            <w:r>
+              <w:rPr>
+                <w:rFonts w:ascii="Assistant" w:hAnsi="Assistant" w:cs="Assistant" w:eastAsia="Assistant"/>
+                <w:sz w:val="14"/>
+                <w:szCs w:val="14"/>
                 <w:rtl/>
                 <w:b/>
                 <w:bCs/>
                 <w:color w:val="52525B"/>
               </w:rPr>
-              <w:t xml:space="preserve">גשר</w:t>
-            </w:r>
-          </w:p>
-        </w:tc>
-        <w:tc>
-          <w:tcPr>
-            <w:tcW w:w="2160" w:type="dxa"/>
-            <w:tcMar>
-              <w:top w:w="40" w:type="dxa"/>
-              <w:right w:w="120" w:type="dxa"/>
-              <w:bottom w:w="40" w:type="dxa"/>
-              <w:left w:w="120" w:type="dxa"/>
-            </w:tcMar>
-            <w:vAlign w:val="center"/>
-          </w:tcPr>
-          <w:p>
-            <w:pPr>
-              <w:jc w:val="right"/>
-              <w:bidi/>
-              <w:spacing w:before="0" w:after="0"/>
-            </w:pPr>
-            <w:r>
-              <w:rPr>
-                <w:rFonts w:ascii="Assistant" w:hAnsi="Assistant" w:cs="Assistant" w:eastAsia="Assistant"/>
-                <w:sz w:val="20"/>
-                <w:szCs w:val="20"/>
-                <w:rtl/>
-              </w:rPr>
-              <w:t>{frame_width}</w:t>
-            </w:r>
-          </w:p>
-        </w:tc>
-        <w:tc>
-          <w:tcPr>
-            <w:tcW w:w="1200" w:type="dxa"/>
-            <w:tcMar>
-              <w:top w:w="40" w:type="dxa"/>
-              <w:right w:w="120" w:type="dxa"/>
-              <w:bottom w:w="40" w:type="dxa"/>
-              <w:left w:w="120" w:type="dxa"/>
-            </w:tcMar>
-            <w:vAlign w:val="center"/>
-          </w:tcPr>
-          <w:p>
-            <w:pPr>
-              <w:jc w:val="right"/>
-              <w:bidi/>
-              <w:spacing w:before="0" w:after="0"/>
-            </w:pPr>
-            <w:r>
-              <w:rPr>
-                <w:rFonts w:ascii="Assistant" w:hAnsi="Assistant" w:cs="Assistant" w:eastAsia="Assistant"/>
-                <w:sz w:val="18"/>
-                <w:szCs w:val="18"/>
+              <w:t xml:space="preserve">צבע</w:t>
+            </w:r>
+          </w:p>
+          <w:p>
+            <w:pPr>
+              <w:jc w:val="left"/>
+              <w:bidi/>
+              <w:spacing w:before="0" w:after="0"/>
+            </w:pPr>
+            <w:r>
+              <w:rPr>
+                <w:rFonts w:ascii="Assistant" w:hAnsi="Assistant" w:cs="Assistant" w:eastAsia="Assistant"/>
+                <w:sz w:val="20"/>
+                <w:szCs w:val="20"/>
+                <w:rtl/>
+              </w:rPr>
+              <w:t>{frame_color}</w:t>
+            </w:r>
+          </w:p>
+        </w:tc>
+        <w:tc>
+          <w:tcPr>
+            <w:tcW w:w="3360" w:type="dxa"/>
+            <w:tcMar>
+              <w:top w:w="20" w:type="dxa"/>
+              <w:right w:w="95" w:type="dxa"/>
+              <w:bottom w:w="20" w:type="dxa"/>
+              <w:left w:w="95" w:type="dxa"/>
+            </w:tcMar>
+            <w:vAlign w:val="center"/>
+          </w:tcPr>
+          <w:p>
+            <w:pPr>
+              <w:jc w:val="left"/>
+              <w:bidi/>
+              <w:spacing w:before="0" w:after="3"/>
+            </w:pPr>
+            <w:r>
+              <w:rPr>
+                <w:rFonts w:ascii="Assistant" w:hAnsi="Assistant" w:cs="Assistant" w:eastAsia="Assistant"/>
+                <w:sz w:val="14"/>
+                <w:szCs w:val="14"/>
                 <w:rtl/>
                 <w:b/>
                 <w:bCs/>
@@ -3524,63 +3192,67 @@
               <w:t xml:space="preserve">רוחב</w:t>
             </w:r>
           </w:p>
-        </w:tc>
-        <w:tc>
-          <w:tcPr>
-            <w:tcW w:w="2160" w:type="dxa"/>
-            <w:tcMar>
-              <w:top w:w="40" w:type="dxa"/>
-              <w:right w:w="120" w:type="dxa"/>
-              <w:bottom w:w="40" w:type="dxa"/>
-              <w:left w:w="120" w:type="dxa"/>
-            </w:tcMar>
-            <w:vAlign w:val="center"/>
-          </w:tcPr>
-          <w:p>
-            <w:pPr>
-              <w:jc w:val="right"/>
-              <w:bidi/>
-              <w:spacing w:before="0" w:after="0"/>
-            </w:pPr>
-            <w:r>
-              <w:rPr>
-                <w:rFonts w:ascii="Assistant" w:hAnsi="Assistant" w:cs="Assistant" w:eastAsia="Assistant"/>
-                <w:sz w:val="20"/>
-                <w:szCs w:val="20"/>
-                <w:rtl/>
-              </w:rPr>
-              <w:t>{frame_color}</w:t>
-            </w:r>
-          </w:p>
-        </w:tc>
-        <w:tc>
-          <w:tcPr>
-            <w:tcW w:w="1200" w:type="dxa"/>
-            <w:tcMar>
-              <w:top w:w="40" w:type="dxa"/>
-              <w:right w:w="120" w:type="dxa"/>
-              <w:bottom w:w="40" w:type="dxa"/>
-              <w:left w:w="120" w:type="dxa"/>
-            </w:tcMar>
-            <w:vAlign w:val="center"/>
-          </w:tcPr>
-          <w:p>
-            <w:pPr>
-              <w:jc w:val="right"/>
-              <w:bidi/>
-              <w:spacing w:before="0" w:after="0"/>
-            </w:pPr>
-            <w:r>
-              <w:rPr>
-                <w:rFonts w:ascii="Assistant" w:hAnsi="Assistant" w:cs="Assistant" w:eastAsia="Assistant"/>
-                <w:sz w:val="18"/>
-                <w:szCs w:val="18"/>
+          <w:p>
+            <w:pPr>
+              <w:jc w:val="left"/>
+              <w:bidi/>
+              <w:spacing w:before="0" w:after="0"/>
+            </w:pPr>
+            <w:r>
+              <w:rPr>
+                <w:rFonts w:ascii="Assistant" w:hAnsi="Assistant" w:cs="Assistant" w:eastAsia="Assistant"/>
+                <w:sz w:val="20"/>
+                <w:szCs w:val="20"/>
+                <w:rtl/>
+              </w:rPr>
+              <w:t>{frame_width}</w:t>
+            </w:r>
+          </w:p>
+        </w:tc>
+        <w:tc>
+          <w:tcPr>
+            <w:tcW w:w="3360" w:type="dxa"/>
+            <w:tcMar>
+              <w:top w:w="20" w:type="dxa"/>
+              <w:right w:w="95" w:type="dxa"/>
+              <w:bottom w:w="20" w:type="dxa"/>
+              <w:left w:w="95" w:type="dxa"/>
+            </w:tcMar>
+            <w:vAlign w:val="center"/>
+          </w:tcPr>
+          <w:p>
+            <w:pPr>
+              <w:jc w:val="left"/>
+              <w:bidi/>
+              <w:spacing w:before="0" w:after="3"/>
+            </w:pPr>
+            <w:r>
+              <w:rPr>
+                <w:rFonts w:ascii="Assistant" w:hAnsi="Assistant" w:cs="Assistant" w:eastAsia="Assistant"/>
+                <w:sz w:val="14"/>
+                <w:szCs w:val="14"/>
                 <w:rtl/>
                 <w:b/>
                 <w:bCs/>
                 <w:color w:val="52525B"/>
               </w:rPr>
-              <w:t xml:space="preserve">צבע</w:t>
+              <w:t xml:space="preserve">גשר</w:t>
+            </w:r>
+          </w:p>
+          <w:p>
+            <w:pPr>
+              <w:jc w:val="left"/>
+              <w:bidi/>
+              <w:spacing w:before="0" w:after="0"/>
+            </w:pPr>
+            <w:r>
+              <w:rPr>
+                <w:rFonts w:ascii="Assistant" w:hAnsi="Assistant" w:cs="Assistant" w:eastAsia="Assistant"/>
+                <w:sz w:val="20"/>
+                <w:szCs w:val="20"/>
+                <w:rtl/>
+              </w:rPr>
+              <w:t>{frame_bridge}</w:t>
             </w:r>
           </w:p>
         </w:tc>
@@ -3588,113 +3260,73 @@
       <w:tr>
         <w:tc>
           <w:tcPr>
-            <w:tcW w:w="2160" w:type="dxa"/>
-            <w:tcMar>
-              <w:top w:w="40" w:type="dxa"/>
-              <w:right w:w="120" w:type="dxa"/>
-              <w:bottom w:w="40" w:type="dxa"/>
-              <w:left w:w="120" w:type="dxa"/>
-            </w:tcMar>
-            <w:vAlign w:val="center"/>
-          </w:tcPr>
-          <w:p>
-            <w:pPr>
-              <w:jc w:val="right"/>
-              <w:bidi/>
-              <w:spacing w:before="0" w:after="0"/>
-            </w:pPr>
-            <w:r>
-              <w:rPr>
-                <w:rFonts w:ascii="Assistant" w:hAnsi="Assistant" w:cs="Assistant" w:eastAsia="Assistant"/>
-                <w:sz w:val="20"/>
-                <w:szCs w:val="20"/>
-                <w:rtl/>
-              </w:rPr>
-              <w:t>{frame_supplied_by}</w:t>
-            </w:r>
-          </w:p>
-        </w:tc>
-        <w:tc>
-          <w:tcPr>
-            <w:tcW w:w="1200" w:type="dxa"/>
-            <w:tcMar>
-              <w:top w:w="40" w:type="dxa"/>
-              <w:right w:w="120" w:type="dxa"/>
-              <w:bottom w:w="40" w:type="dxa"/>
-              <w:left w:w="120" w:type="dxa"/>
-            </w:tcMar>
-            <w:vAlign w:val="center"/>
-          </w:tcPr>
-          <w:p>
-            <w:pPr>
-              <w:jc w:val="right"/>
-              <w:bidi/>
-              <w:spacing w:before="0" w:after="0"/>
-            </w:pPr>
-            <w:r>
-              <w:rPr>
-                <w:rFonts w:ascii="Assistant" w:hAnsi="Assistant" w:cs="Assistant" w:eastAsia="Assistant"/>
-                <w:sz w:val="18"/>
-                <w:szCs w:val="18"/>
+            <w:tcW w:w="3360" w:type="dxa"/>
+            <w:tcMar>
+              <w:top w:w="20" w:type="dxa"/>
+              <w:right w:w="95" w:type="dxa"/>
+              <w:bottom w:w="20" w:type="dxa"/>
+              <w:left w:w="95" w:type="dxa"/>
+            </w:tcMar>
+            <w:vAlign w:val="center"/>
+          </w:tcPr>
+          <w:p>
+            <w:pPr>
+              <w:jc w:val="left"/>
+              <w:bidi/>
+              <w:spacing w:before="0" w:after="3"/>
+            </w:pPr>
+            <w:r>
+              <w:rPr>
+                <w:rFonts w:ascii="Assistant" w:hAnsi="Assistant" w:cs="Assistant" w:eastAsia="Assistant"/>
+                <w:sz w:val="14"/>
+                <w:szCs w:val="14"/>
                 <w:rtl/>
                 <w:b/>
                 <w:bCs/>
                 <w:color w:val="52525B"/>
               </w:rPr>
-              <w:t xml:space="preserve">סופק על ידי</w:t>
-            </w:r>
-          </w:p>
-        </w:tc>
-        <w:tc>
-          <w:tcPr>
-            <w:tcW w:w="2160" w:type="dxa"/>
-            <w:tcMar>
-              <w:top w:w="40" w:type="dxa"/>
-              <w:right w:w="120" w:type="dxa"/>
-              <w:bottom w:w="40" w:type="dxa"/>
-              <w:left w:w="120" w:type="dxa"/>
-            </w:tcMar>
-            <w:vAlign w:val="center"/>
-          </w:tcPr>
-          <w:p>
-            <w:pPr>
-              <w:jc w:val="right"/>
-              <w:bidi/>
-              <w:spacing w:before="0" w:after="0"/>
-            </w:pPr>
-            <w:r>
-              <w:rPr>
-                <w:rFonts w:ascii="Assistant" w:hAnsi="Assistant" w:cs="Assistant" w:eastAsia="Assistant"/>
-                <w:sz w:val="20"/>
-                <w:szCs w:val="20"/>
-                <w:rtl/>
-              </w:rPr>
-              <w:t>{frame_length}</w:t>
-            </w:r>
-          </w:p>
-        </w:tc>
-        <w:tc>
-          <w:tcPr>
-            <w:tcW w:w="1200" w:type="dxa"/>
-            <w:tcMar>
-              <w:top w:w="40" w:type="dxa"/>
-              <w:right w:w="120" w:type="dxa"/>
-              <w:bottom w:w="40" w:type="dxa"/>
-              <w:left w:w="120" w:type="dxa"/>
-            </w:tcMar>
-            <w:vAlign w:val="center"/>
-          </w:tcPr>
-          <w:p>
-            <w:pPr>
-              <w:jc w:val="right"/>
-              <w:bidi/>
-              <w:spacing w:before="0" w:after="0"/>
-            </w:pPr>
-            <w:r>
-              <w:rPr>
-                <w:rFonts w:ascii="Assistant" w:hAnsi="Assistant" w:cs="Assistant" w:eastAsia="Assistant"/>
-                <w:sz w:val="18"/>
-                <w:szCs w:val="18"/>
+              <w:t xml:space="preserve">גובה</w:t>
+            </w:r>
+          </w:p>
+          <w:p>
+            <w:pPr>
+              <w:jc w:val="left"/>
+              <w:bidi/>
+              <w:spacing w:before="0" w:after="0"/>
+            </w:pPr>
+            <w:r>
+              <w:rPr>
+                <w:rFonts w:ascii="Assistant" w:hAnsi="Assistant" w:cs="Assistant" w:eastAsia="Assistant"/>
+                <w:sz w:val="20"/>
+                <w:szCs w:val="20"/>
+                <w:rtl/>
+              </w:rPr>
+              <w:t>{frame_height}</w:t>
+            </w:r>
+          </w:p>
+        </w:tc>
+        <w:tc>
+          <w:tcPr>
+            <w:tcW w:w="3360" w:type="dxa"/>
+            <w:tcMar>
+              <w:top w:w="20" w:type="dxa"/>
+              <w:right w:w="95" w:type="dxa"/>
+              <w:bottom w:w="20" w:type="dxa"/>
+              <w:left w:w="95" w:type="dxa"/>
+            </w:tcMar>
+            <w:vAlign w:val="center"/>
+          </w:tcPr>
+          <w:p>
+            <w:pPr>
+              <w:jc w:val="left"/>
+              <w:bidi/>
+              <w:spacing w:before="0" w:after="3"/>
+            </w:pPr>
+            <w:r>
+              <w:rPr>
+                <w:rFonts w:ascii="Assistant" w:hAnsi="Assistant" w:cs="Assistant" w:eastAsia="Assistant"/>
+                <w:sz w:val="14"/>
+                <w:szCs w:val="14"/>
                 <w:rtl/>
                 <w:b/>
                 <w:bCs/>
@@ -3703,63 +3335,67 @@
               <w:t xml:space="preserve">אורך זרוע</w:t>
             </w:r>
           </w:p>
-        </w:tc>
-        <w:tc>
-          <w:tcPr>
-            <w:tcW w:w="2160" w:type="dxa"/>
-            <w:tcMar>
-              <w:top w:w="40" w:type="dxa"/>
-              <w:right w:w="120" w:type="dxa"/>
-              <w:bottom w:w="40" w:type="dxa"/>
-              <w:left w:w="120" w:type="dxa"/>
-            </w:tcMar>
-            <w:vAlign w:val="center"/>
-          </w:tcPr>
-          <w:p>
-            <w:pPr>
-              <w:jc w:val="right"/>
-              <w:bidi/>
-              <w:spacing w:before="0" w:after="0"/>
-            </w:pPr>
-            <w:r>
-              <w:rPr>
-                <w:rFonts w:ascii="Assistant" w:hAnsi="Assistant" w:cs="Assistant" w:eastAsia="Assistant"/>
-                <w:sz w:val="20"/>
-                <w:szCs w:val="20"/>
-                <w:rtl/>
-              </w:rPr>
-              <w:t>{frame_height}</w:t>
-            </w:r>
-          </w:p>
-        </w:tc>
-        <w:tc>
-          <w:tcPr>
-            <w:tcW w:w="1200" w:type="dxa"/>
-            <w:tcMar>
-              <w:top w:w="40" w:type="dxa"/>
-              <w:right w:w="120" w:type="dxa"/>
-              <w:bottom w:w="40" w:type="dxa"/>
-              <w:left w:w="120" w:type="dxa"/>
-            </w:tcMar>
-            <w:vAlign w:val="center"/>
-          </w:tcPr>
-          <w:p>
-            <w:pPr>
-              <w:jc w:val="right"/>
-              <w:bidi/>
-              <w:spacing w:before="0" w:after="0"/>
-            </w:pPr>
-            <w:r>
-              <w:rPr>
-                <w:rFonts w:ascii="Assistant" w:hAnsi="Assistant" w:cs="Assistant" w:eastAsia="Assistant"/>
-                <w:sz w:val="18"/>
-                <w:szCs w:val="18"/>
+          <w:p>
+            <w:pPr>
+              <w:jc w:val="left"/>
+              <w:bidi/>
+              <w:spacing w:before="0" w:after="0"/>
+            </w:pPr>
+            <w:r>
+              <w:rPr>
+                <w:rFonts w:ascii="Assistant" w:hAnsi="Assistant" w:cs="Assistant" w:eastAsia="Assistant"/>
+                <w:sz w:val="20"/>
+                <w:szCs w:val="20"/>
+                <w:rtl/>
+              </w:rPr>
+              <w:t>{frame_length}</w:t>
+            </w:r>
+          </w:p>
+        </w:tc>
+        <w:tc>
+          <w:tcPr>
+            <w:tcW w:w="3360" w:type="dxa"/>
+            <w:tcMar>
+              <w:top w:w="20" w:type="dxa"/>
+              <w:right w:w="95" w:type="dxa"/>
+              <w:bottom w:w="20" w:type="dxa"/>
+              <w:left w:w="95" w:type="dxa"/>
+            </w:tcMar>
+            <w:vAlign w:val="center"/>
+          </w:tcPr>
+          <w:p>
+            <w:pPr>
+              <w:jc w:val="left"/>
+              <w:bidi/>
+              <w:spacing w:before="0" w:after="3"/>
+            </w:pPr>
+            <w:r>
+              <w:rPr>
+                <w:rFonts w:ascii="Assistant" w:hAnsi="Assistant" w:cs="Assistant" w:eastAsia="Assistant"/>
+                <w:sz w:val="14"/>
+                <w:szCs w:val="14"/>
                 <w:rtl/>
                 <w:b/>
                 <w:bCs/>
                 <w:color w:val="52525B"/>
               </w:rPr>
-              <w:t xml:space="preserve">גובה</w:t>
+              <w:t xml:space="preserve">סופק על ידי</w:t>
+            </w:r>
+          </w:p>
+          <w:p>
+            <w:pPr>
+              <w:jc w:val="left"/>
+              <w:bidi/>
+              <w:spacing w:before="0" w:after="0"/>
+            </w:pPr>
+            <w:r>
+              <w:rPr>
+                <w:rFonts w:ascii="Assistant" w:hAnsi="Assistant" w:cs="Assistant" w:eastAsia="Assistant"/>
+                <w:sz w:val="20"/>
+                <w:szCs w:val="20"/>
+                <w:rtl/>
+              </w:rPr>
+              <w:t>{frame_supplied_by}</w:t>
             </w:r>
           </w:p>
         </w:tc>
@@ -3768,21 +3404,21 @@
     <w:p>
       <w:pPr>
         <w:bidi/>
-        <w:spacing w:after="60"/>
+        <w:spacing w:after="20"/>
       </w:pPr>
     </w:p>
     <w:p>
       <w:pPr>
-        <w:jc w:val="center"/>
+        <w:jc w:val="left"/>
         <w:bidi/>
-        <w:spacing w:before="120" w:after="40"/>
+        <w:spacing w:before="40" w:after="12"/>
         <w:keepNext/>
       </w:pPr>
       <w:r>
         <w:rPr>
           <w:rFonts w:ascii="Assistant" w:hAnsi="Assistant" w:cs="Assistant" w:eastAsia="Assistant"/>
-          <w:sz w:val="20"/>
-          <w:szCs w:val="20"/>
+          <w:sz w:val="22"/>
+          <w:szCs w:val="22"/>
           <w:rtl/>
           <w:b/>
           <w:bCs/>
@@ -3812,148 +3448,92 @@
         </w:tblCellMar>
       </w:tblPr>
       <w:tblGrid>
-        <w:gridCol w:w="1320"/>
-        <w:gridCol w:w="1200"/>
-        <w:gridCol w:w="1320"/>
-        <w:gridCol w:w="1200"/>
-        <w:gridCol w:w="1320"/>
-        <w:gridCol w:w="1200"/>
-        <w:gridCol w:w="1320"/>
-        <w:gridCol w:w="1200"/>
+        <w:gridCol w:w="2520"/>
+        <w:gridCol w:w="2520"/>
+        <w:gridCol w:w="2520"/>
+        <w:gridCol w:w="2520"/>
       </w:tblGrid>
       <w:tr>
         <w:tc>
           <w:tcPr>
-            <w:tcW w:w="1320" w:type="dxa"/>
-            <w:tcMar>
-              <w:top w:w="40" w:type="dxa"/>
-              <w:right w:w="120" w:type="dxa"/>
-              <w:bottom w:w="40" w:type="dxa"/>
-              <w:left w:w="120" w:type="dxa"/>
-            </w:tcMar>
-            <w:vAlign w:val="center"/>
-          </w:tcPr>
-          <w:p>
-            <w:pPr>
-              <w:jc w:val="right"/>
-              <w:bidi/>
-              <w:spacing w:before="0" w:after="0"/>
-            </w:pPr>
-            <w:r>
-              <w:rPr>
-                <w:rFonts w:ascii="Assistant" w:hAnsi="Assistant" w:cs="Assistant" w:eastAsia="Assistant"/>
-                <w:sz w:val="20"/>
-                <w:szCs w:val="20"/>
-                <w:rtl/>
-              </w:rPr>
-              <w:t>{payment_status}</w:t>
-            </w:r>
-          </w:p>
-        </w:tc>
-        <w:tc>
-          <w:tcPr>
-            <w:tcW w:w="1200" w:type="dxa"/>
-            <w:tcMar>
-              <w:top w:w="40" w:type="dxa"/>
-              <w:right w:w="120" w:type="dxa"/>
-              <w:bottom w:w="40" w:type="dxa"/>
-              <w:left w:w="120" w:type="dxa"/>
-            </w:tcMar>
-            <w:vAlign w:val="center"/>
-          </w:tcPr>
-          <w:p>
-            <w:pPr>
-              <w:jc w:val="right"/>
-              <w:bidi/>
-              <w:spacing w:before="0" w:after="0"/>
-            </w:pPr>
-            <w:r>
-              <w:rPr>
-                <w:rFonts w:ascii="Assistant" w:hAnsi="Assistant" w:cs="Assistant" w:eastAsia="Assistant"/>
-                <w:sz w:val="18"/>
-                <w:szCs w:val="18"/>
+            <w:tcW w:w="2520" w:type="dxa"/>
+            <w:tcMar>
+              <w:top w:w="20" w:type="dxa"/>
+              <w:right w:w="95" w:type="dxa"/>
+              <w:bottom w:w="20" w:type="dxa"/>
+              <w:left w:w="95" w:type="dxa"/>
+            </w:tcMar>
+            <w:vAlign w:val="center"/>
+          </w:tcPr>
+          <w:p>
+            <w:pPr>
+              <w:jc w:val="left"/>
+              <w:bidi/>
+              <w:spacing w:before="0" w:after="3"/>
+            </w:pPr>
+            <w:r>
+              <w:rPr>
+                <w:rFonts w:ascii="Assistant" w:hAnsi="Assistant" w:cs="Assistant" w:eastAsia="Assistant"/>
+                <w:sz w:val="14"/>
+                <w:szCs w:val="14"/>
                 <w:rtl/>
                 <w:b/>
                 <w:bCs/>
                 <w:color w:val="52525B"/>
               </w:rPr>
-              <w:t xml:space="preserve">סטטוס תשלום</w:t>
-            </w:r>
-          </w:p>
-        </w:tc>
-        <w:tc>
-          <w:tcPr>
-            <w:tcW w:w="1320" w:type="dxa"/>
-            <w:tcMar>
-              <w:top w:w="40" w:type="dxa"/>
-              <w:right w:w="120" w:type="dxa"/>
-              <w:bottom w:w="40" w:type="dxa"/>
-              <w:left w:w="120" w:type="dxa"/>
-            </w:tcMar>
-            <w:vAlign w:val="center"/>
-          </w:tcPr>
-          <w:p>
-            <w:pPr>
-              <w:jc w:val="right"/>
-              <w:bidi/>
-              <w:spacing w:before="0" w:after="0"/>
-            </w:pPr>
-            <w:r>
-              <w:rPr>
-                <w:rFonts w:ascii="Assistant" w:hAnsi="Assistant" w:cs="Assistant" w:eastAsia="Assistant"/>
-                <w:sz w:val="20"/>
-                <w:szCs w:val="20"/>
-                <w:rtl/>
-              </w:rPr>
-              <w:t>{balance_due}</w:t>
-            </w:r>
-          </w:p>
-        </w:tc>
-        <w:tc>
-          <w:tcPr>
-            <w:tcW w:w="1200" w:type="dxa"/>
-            <w:tcMar>
-              <w:top w:w="40" w:type="dxa"/>
-              <w:right w:w="120" w:type="dxa"/>
-              <w:bottom w:w="40" w:type="dxa"/>
-              <w:left w:w="120" w:type="dxa"/>
-            </w:tcMar>
-            <w:vAlign w:val="center"/>
-          </w:tcPr>
-          <w:p>
-            <w:pPr>
-              <w:jc w:val="right"/>
-              <w:bidi/>
-              <w:spacing w:before="0" w:after="0"/>
-            </w:pPr>
-            <w:r>
-              <w:rPr>
-                <w:rFonts w:ascii="Assistant" w:hAnsi="Assistant" w:cs="Assistant" w:eastAsia="Assistant"/>
-                <w:sz w:val="18"/>
-                <w:szCs w:val="18"/>
+              <w:t xml:space="preserve">סה"כ</w:t>
+            </w:r>
+          </w:p>
+          <w:p>
+            <w:pPr>
+              <w:jc w:val="left"/>
+              <w:bidi/>
+              <w:spacing w:before="0" w:after="0"/>
+            </w:pPr>
+            <w:r>
+              <w:rPr>
+                <w:rFonts w:ascii="Assistant" w:hAnsi="Assistant" w:cs="Assistant" w:eastAsia="Assistant"/>
+                <w:sz w:val="20"/>
+                <w:szCs w:val="20"/>
+                <w:rtl/>
+              </w:rPr>
+              <w:t>{total_price}</w:t>
+            </w:r>
+          </w:p>
+        </w:tc>
+        <w:tc>
+          <w:tcPr>
+            <w:tcW w:w="2520" w:type="dxa"/>
+            <w:tcMar>
+              <w:top w:w="20" w:type="dxa"/>
+              <w:right w:w="95" w:type="dxa"/>
+              <w:bottom w:w="20" w:type="dxa"/>
+              <w:left w:w="95" w:type="dxa"/>
+            </w:tcMar>
+            <w:vAlign w:val="center"/>
+          </w:tcPr>
+          <w:p>
+            <w:pPr>
+              <w:jc w:val="left"/>
+              <w:bidi/>
+              <w:spacing w:before="0" w:after="3"/>
+            </w:pPr>
+            <w:r>
+              <w:rPr>
+                <w:rFonts w:ascii="Assistant" w:hAnsi="Assistant" w:cs="Assistant" w:eastAsia="Assistant"/>
+                <w:sz w:val="14"/>
+                <w:szCs w:val="14"/>
                 <w:rtl/>
                 <w:b/>
                 <w:bCs/>
                 <w:color w:val="52525B"/>
               </w:rPr>
-              <w:t xml:space="preserve">יתרה</w:t>
-            </w:r>
-          </w:p>
-        </w:tc>
-        <w:tc>
-          <w:tcPr>
-            <w:tcW w:w="1320" w:type="dxa"/>
-            <w:tcMar>
-              <w:top w:w="40" w:type="dxa"/>
-              <w:right w:w="120" w:type="dxa"/>
-              <w:bottom w:w="40" w:type="dxa"/>
-              <w:left w:w="120" w:type="dxa"/>
-            </w:tcMar>
-            <w:vAlign w:val="center"/>
-          </w:tcPr>
-          <w:p>
-            <w:pPr>
-              <w:jc w:val="right"/>
+              <w:t xml:space="preserve">שולם</w:t>
+            </w:r>
+          </w:p>
+          <w:p>
+            <w:pPr>
+              <w:jc w:val="left"/>
               <w:bidi/>
               <w:spacing w:before="0" w:after="0"/>
             </w:pPr>
@@ -3970,91 +3550,95 @@
         </w:tc>
         <w:tc>
           <w:tcPr>
-            <w:tcW w:w="1200" w:type="dxa"/>
-            <w:tcMar>
-              <w:top w:w="40" w:type="dxa"/>
-              <w:right w:w="120" w:type="dxa"/>
-              <w:bottom w:w="40" w:type="dxa"/>
-              <w:left w:w="120" w:type="dxa"/>
-            </w:tcMar>
-            <w:vAlign w:val="center"/>
-          </w:tcPr>
-          <w:p>
-            <w:pPr>
-              <w:jc w:val="right"/>
-              <w:bidi/>
-              <w:spacing w:before="0" w:after="0"/>
-            </w:pPr>
-            <w:r>
-              <w:rPr>
-                <w:rFonts w:ascii="Assistant" w:hAnsi="Assistant" w:cs="Assistant" w:eastAsia="Assistant"/>
-                <w:sz w:val="18"/>
-                <w:szCs w:val="18"/>
+            <w:tcW w:w="2520" w:type="dxa"/>
+            <w:tcMar>
+              <w:top w:w="20" w:type="dxa"/>
+              <w:right w:w="95" w:type="dxa"/>
+              <w:bottom w:w="20" w:type="dxa"/>
+              <w:left w:w="95" w:type="dxa"/>
+            </w:tcMar>
+            <w:vAlign w:val="center"/>
+          </w:tcPr>
+          <w:p>
+            <w:pPr>
+              <w:jc w:val="left"/>
+              <w:bidi/>
+              <w:spacing w:before="0" w:after="3"/>
+            </w:pPr>
+            <w:r>
+              <w:rPr>
+                <w:rFonts w:ascii="Assistant" w:hAnsi="Assistant" w:cs="Assistant" w:eastAsia="Assistant"/>
+                <w:sz w:val="14"/>
+                <w:szCs w:val="14"/>
                 <w:rtl/>
                 <w:b/>
                 <w:bCs/>
                 <w:color w:val="52525B"/>
               </w:rPr>
-              <w:t xml:space="preserve">שולם</w:t>
-            </w:r>
-          </w:p>
-        </w:tc>
-        <w:tc>
-          <w:tcPr>
-            <w:tcW w:w="1320" w:type="dxa"/>
-            <w:tcMar>
-              <w:top w:w="40" w:type="dxa"/>
-              <w:right w:w="120" w:type="dxa"/>
-              <w:bottom w:w="40" w:type="dxa"/>
-              <w:left w:w="120" w:type="dxa"/>
-            </w:tcMar>
-            <w:vAlign w:val="center"/>
-          </w:tcPr>
-          <w:p>
-            <w:pPr>
-              <w:jc w:val="right"/>
-              <w:bidi/>
-              <w:spacing w:before="0" w:after="0"/>
-            </w:pPr>
-            <w:r>
-              <w:rPr>
-                <w:rFonts w:ascii="Assistant" w:hAnsi="Assistant" w:cs="Assistant" w:eastAsia="Assistant"/>
-                <w:sz w:val="20"/>
-                <w:szCs w:val="20"/>
-                <w:rtl/>
-              </w:rPr>
-              <w:t>{total_price}</w:t>
-            </w:r>
-          </w:p>
-        </w:tc>
-        <w:tc>
-          <w:tcPr>
-            <w:tcW w:w="1200" w:type="dxa"/>
-            <w:tcMar>
-              <w:top w:w="40" w:type="dxa"/>
-              <w:right w:w="120" w:type="dxa"/>
-              <w:bottom w:w="40" w:type="dxa"/>
-              <w:left w:w="120" w:type="dxa"/>
-            </w:tcMar>
-            <w:vAlign w:val="center"/>
-          </w:tcPr>
-          <w:p>
-            <w:pPr>
-              <w:jc w:val="right"/>
-              <w:bidi/>
-              <w:spacing w:before="0" w:after="0"/>
-            </w:pPr>
-            <w:r>
-              <w:rPr>
-                <w:rFonts w:ascii="Assistant" w:hAnsi="Assistant" w:cs="Assistant" w:eastAsia="Assistant"/>
-                <w:sz w:val="18"/>
-                <w:szCs w:val="18"/>
+              <w:t xml:space="preserve">יתרה</w:t>
+            </w:r>
+          </w:p>
+          <w:p>
+            <w:pPr>
+              <w:jc w:val="left"/>
+              <w:bidi/>
+              <w:spacing w:before="0" w:after="0"/>
+            </w:pPr>
+            <w:r>
+              <w:rPr>
+                <w:rFonts w:ascii="Assistant" w:hAnsi="Assistant" w:cs="Assistant" w:eastAsia="Assistant"/>
+                <w:sz w:val="20"/>
+                <w:szCs w:val="20"/>
+                <w:rtl/>
+              </w:rPr>
+              <w:t>{balance_due}</w:t>
+            </w:r>
+          </w:p>
+        </w:tc>
+        <w:tc>
+          <w:tcPr>
+            <w:tcW w:w="2520" w:type="dxa"/>
+            <w:tcMar>
+              <w:top w:w="20" w:type="dxa"/>
+              <w:right w:w="95" w:type="dxa"/>
+              <w:bottom w:w="20" w:type="dxa"/>
+              <w:left w:w="95" w:type="dxa"/>
+            </w:tcMar>
+            <w:vAlign w:val="center"/>
+          </w:tcPr>
+          <w:p>
+            <w:pPr>
+              <w:jc w:val="left"/>
+              <w:bidi/>
+              <w:spacing w:before="0" w:after="3"/>
+            </w:pPr>
+            <w:r>
+              <w:rPr>
+                <w:rFonts w:ascii="Assistant" w:hAnsi="Assistant" w:cs="Assistant" w:eastAsia="Assistant"/>
+                <w:sz w:val="14"/>
+                <w:szCs w:val="14"/>
                 <w:rtl/>
                 <w:b/>
                 <w:bCs/>
                 <w:color w:val="52525B"/>
               </w:rPr>
-              <w:t xml:space="preserve">סה"כ</w:t>
+              <w:t xml:space="preserve">סטטוס תשלום</w:t>
+            </w:r>
+          </w:p>
+          <w:p>
+            <w:pPr>
+              <w:jc w:val="left"/>
+              <w:bidi/>
+              <w:spacing w:before="0" w:after="0"/>
+            </w:pPr>
+            <w:r>
+              <w:rPr>
+                <w:rFonts w:ascii="Assistant" w:hAnsi="Assistant" w:cs="Assistant" w:eastAsia="Assistant"/>
+                <w:sz w:val="20"/>
+                <w:szCs w:val="20"/>
+                <w:rtl/>
+              </w:rPr>
+              <w:t>{payment_status}</w:t>
             </w:r>
           </w:p>
         </w:tc>
@@ -4063,28 +3647,8 @@
     <w:p>
       <w:pPr>
         <w:bidi/>
-        <w:spacing w:after="60"/>
+        <w:spacing w:after="20"/>
       </w:pPr>
-    </w:p>
-    <w:p>
-      <w:pPr>
-        <w:jc w:val="center"/>
-        <w:bidi/>
-        <w:spacing w:before="120" w:after="40"/>
-        <w:keepNext/>
-      </w:pPr>
-      <w:r>
-        <w:rPr>
-          <w:rFonts w:ascii="Assistant" w:hAnsi="Assistant" w:cs="Assistant" w:eastAsia="Assistant"/>
-          <w:sz w:val="20"/>
-          <w:szCs w:val="20"/>
-          <w:rtl/>
-          <w:b/>
-          <w:bCs/>
-          <w:color w:val="18181B"/>
-        </w:rPr>
-        <w:t xml:space="preserve">הערות</w:t>
-      </w:r>
     </w:p>
     <w:tbl>
       <w:tblPr>
@@ -4124,7 +3688,7 @@
           </w:tcPr>
           <w:p>
             <w:pPr>
-              <w:jc w:val="right"/>
+              <w:jc w:val="left"/>
               <w:bidi/>
               <w:spacing w:before="0" w:after="40"/>
               <w:keepNext/>
@@ -4144,7 +3708,7 @@
           </w:p>
           <w:p>
             <w:pPr>
-              <w:jc w:val="right"/>
+              <w:jc w:val="left"/>
               <w:bidi/>
               <w:spacing w:before="0" w:after="20"/>
             </w:pPr>
@@ -4172,7 +3736,7 @@
           </w:tcPr>
           <w:p>
             <w:pPr>
-              <w:jc w:val="right"/>
+              <w:jc w:val="left"/>
               <w:bidi/>
               <w:spacing w:before="0" w:after="40"/>
               <w:keepNext/>
@@ -4192,7 +3756,7 @@
           </w:p>
           <w:p>
             <w:pPr>
-              <w:jc w:val="right"/>
+              <w:jc w:val="left"/>
               <w:bidi/>
               <w:spacing w:before="0" w:after="20"/>
             </w:pPr>
